--- a/docs/VSJ_Symp2026_ArtContest_ApplicationGuidelines.docx
+++ b/docs/VSJ_Symp2026_ArtContest_ApplicationGuidelines.docx
@@ -1,11 +1,8 @@
 
 <file path=word/document.xml><?xml version="1.0" encoding="utf-8"?>
-<w:document xmlns:wpc="http://schemas.microsoft.com/office/word/2010/wordprocessingCanvas" xmlns:mc="http://schemas.openxmlformats.org/markup-compatibility/2006" xmlns:o="urn:schemas-microsoft-com:office:office" xmlns:r="http://schemas.openxmlformats.org/officeDocument/2006/relationships" xmlns:m="http://schemas.openxmlformats.org/officeDocument/2006/math" xmlns:v="urn:schemas-microsoft-com:vml" xmlns:wp14="http://schemas.microsoft.com/office/word/2010/wordprocessingDrawing" xmlns:wp="http://schemas.openxmlformats.org/drawingml/2006/wordprocessingDrawing" xmlns:w="http://schemas.openxmlformats.org/wordprocessingml/2006/main" xmlns:w14="http://schemas.microsoft.com/office/word/2010/wordml" xmlns:w10="urn:schemas-microsoft-com:office:word" xmlns:w15="http://schemas.microsoft.com/office/word/2012/wordml" xmlns:wpg="http://schemas.microsoft.com/office/word/2010/wordprocessingGroup" xmlns:wpi="http://schemas.microsoft.com/office/word/2010/wordprocessingInk" xmlns:wne="http://schemas.microsoft.com/office/word/2006/wordml" xmlns:wps="http://schemas.microsoft.com/office/word/2010/wordprocessingShape" xmlns:wpsCustomData="http://www.wps.cn/officeDocument/2013/wpsCustomData" mc:Ignorable="w14 w15 wp14">
+<w:document xmlns:wpc="http://schemas.microsoft.com/office/word/2010/wordprocessingCanvas" xmlns:cx="http://schemas.microsoft.com/office/drawing/2014/chartex" xmlns:cx1="http://schemas.microsoft.com/office/drawing/2015/9/8/chartex" xmlns:cx2="http://schemas.microsoft.com/office/drawing/2015/10/21/chartex" xmlns:cx3="http://schemas.microsoft.com/office/drawing/2016/5/9/chartex" xmlns:cx4="http://schemas.microsoft.com/office/drawing/2016/5/10/chartex" xmlns:cx5="http://schemas.microsoft.com/office/drawing/2016/5/11/chartex" xmlns:cx6="http://schemas.microsoft.com/office/drawing/2016/5/12/chartex" xmlns:cx7="http://schemas.microsoft.com/office/drawing/2016/5/13/chartex" xmlns:cx8="http://schemas.microsoft.com/office/drawing/2016/5/14/chartex" xmlns:mc="http://schemas.openxmlformats.org/markup-compatibility/2006" xmlns:aink="http://schemas.microsoft.com/office/drawing/2016/ink" xmlns:am3d="http://schemas.microsoft.com/office/drawing/2017/model3d" xmlns:o="urn:schemas-microsoft-com:office:office" xmlns:r="http://schemas.openxmlformats.org/officeDocument/2006/relationships" xmlns:m="http://schemas.openxmlformats.org/officeDocument/2006/math" xmlns:v="urn:schemas-microsoft-com:vml" xmlns:wp14="http://schemas.microsoft.com/office/word/2010/wordprocessingDrawing" xmlns:wp="http://schemas.openxmlformats.org/drawingml/2006/wordprocessingDrawing" xmlns:w10="urn:schemas-microsoft-com:office:word" xmlns:w="http://schemas.openxmlformats.org/wordprocessingml/2006/main" xmlns:w14="http://schemas.microsoft.com/office/word/2010/wordml" xmlns:w15="http://schemas.microsoft.com/office/word/2012/wordml" xmlns:w16cex="http://schemas.microsoft.com/office/word/2018/wordml/cex" xmlns:w16cid="http://schemas.microsoft.com/office/word/2016/wordml/cid" xmlns:w16="http://schemas.microsoft.com/office/word/2018/wordml" xmlns:w16sdtdh="http://schemas.microsoft.com/office/word/2020/wordml/sdtdatahash" xmlns:w16se="http://schemas.microsoft.com/office/word/2015/wordml/symex" xmlns:wpg="http://schemas.microsoft.com/office/word/2010/wordprocessingGroup" xmlns:wpi="http://schemas.microsoft.com/office/word/2010/wordprocessingInk" xmlns:wne="http://schemas.microsoft.com/office/word/2006/wordml" xmlns:wps="http://schemas.microsoft.com/office/word/2010/wordprocessingShape" mc:Ignorable="w14 w15 w16se w16cid w16 w16cex w16sdtdh wp14">
   <w:body>
-    <w:p>
-      <w:bookmarkStart w:id="2" w:name="_GoBack"/>
-      <w:bookmarkEnd w:id="2"/>
-    </w:p>
+    <w:p/>
     <w:p/>
     <w:p/>
     <w:p/>
@@ -17,7 +14,7 @@
       <w:pPr>
         <w:spacing w:line="440" w:lineRule="exact"/>
         <w:rPr>
-          <w:rFonts w:ascii="ＭＳ Ｐゴシック" w:hAnsi="ＭＳ Ｐゴシック" w:eastAsia="ＭＳ Ｐゴシック"/>
+          <w:rFonts w:ascii="ＭＳ Ｐゴシック" w:eastAsia="ＭＳ Ｐゴシック" w:hAnsi="ＭＳ Ｐゴシック"/>
           <w:b/>
           <w:sz w:val="32"/>
           <w:szCs w:val="32"/>
@@ -28,7 +25,7 @@
       <w:pPr>
         <w:spacing w:line="440" w:lineRule="exact"/>
         <w:rPr>
-          <w:rFonts w:ascii="ＭＳ Ｐゴシック" w:hAnsi="ＭＳ Ｐゴシック" w:eastAsia="ＭＳ Ｐゴシック"/>
+          <w:rFonts w:ascii="ＭＳ Ｐゴシック" w:eastAsia="ＭＳ Ｐゴシック" w:hAnsi="ＭＳ Ｐゴシック"/>
           <w:b/>
           <w:sz w:val="32"/>
           <w:szCs w:val="32"/>
@@ -39,7 +36,7 @@
       <w:pPr>
         <w:spacing w:line="440" w:lineRule="exact"/>
         <w:rPr>
-          <w:rFonts w:ascii="ＭＳ Ｐゴシック" w:hAnsi="ＭＳ Ｐゴシック" w:eastAsia="ＭＳ Ｐゴシック"/>
+          <w:rFonts w:ascii="ＭＳ Ｐゴシック" w:eastAsia="ＭＳ Ｐゴシック" w:hAnsi="ＭＳ Ｐゴシック"/>
           <w:b/>
           <w:sz w:val="32"/>
           <w:szCs w:val="32"/>
@@ -51,7 +48,7 @@
         <w:spacing w:line="440" w:lineRule="exact"/>
         <w:jc w:val="center"/>
         <w:rPr>
-          <w:rFonts w:ascii="ＭＳ Ｐゴシック" w:hAnsi="ＭＳ Ｐゴシック" w:eastAsia="ＭＳ Ｐゴシック"/>
+          <w:rFonts w:ascii="ＭＳ Ｐゴシック" w:eastAsia="ＭＳ Ｐゴシック" w:hAnsi="ＭＳ Ｐゴシック"/>
           <w:b/>
           <w:sz w:val="32"/>
           <w:szCs w:val="32"/>
@@ -59,7 +56,7 @@
       </w:pPr>
       <w:r>
         <w:rPr>
-          <w:rFonts w:hint="eastAsia" w:ascii="ＭＳ Ｐゴシック" w:hAnsi="ＭＳ Ｐゴシック" w:eastAsia="ＭＳ Ｐゴシック"/>
+          <w:rFonts w:ascii="ＭＳ Ｐゴシック" w:eastAsia="ＭＳ Ｐゴシック" w:hAnsi="ＭＳ Ｐゴシック" w:hint="eastAsia"/>
           <w:b/>
           <w:sz w:val="32"/>
           <w:szCs w:val="32"/>
@@ -68,7 +65,7 @@
       </w:r>
       <w:r>
         <w:rPr>
-          <w:rFonts w:ascii="ＭＳ Ｐゴシック" w:hAnsi="ＭＳ Ｐゴシック" w:eastAsia="ＭＳ Ｐゴシック"/>
+          <w:rFonts w:ascii="ＭＳ Ｐゴシック" w:eastAsia="ＭＳ Ｐゴシック" w:hAnsi="ＭＳ Ｐゴシック"/>
           <w:b/>
           <w:sz w:val="32"/>
           <w:szCs w:val="32"/>
@@ -77,7 +74,7 @@
       </w:r>
       <w:r>
         <w:rPr>
-          <w:rFonts w:hint="eastAsia" w:ascii="ＭＳ Ｐゴシック" w:hAnsi="ＭＳ Ｐゴシック" w:eastAsia="ＭＳ Ｐゴシック"/>
+          <w:rFonts w:ascii="ＭＳ Ｐゴシック" w:eastAsia="ＭＳ Ｐゴシック" w:hAnsi="ＭＳ Ｐゴシック" w:hint="eastAsia"/>
           <w:b/>
           <w:sz w:val="32"/>
           <w:szCs w:val="32"/>
@@ -89,7 +86,7 @@
       <w:pPr>
         <w:spacing w:line="440" w:lineRule="exact"/>
         <w:rPr>
-          <w:rFonts w:ascii="ＭＳ Ｐゴシック" w:hAnsi="ＭＳ Ｐゴシック" w:eastAsia="ＭＳ Ｐゴシック"/>
+          <w:rFonts w:ascii="ＭＳ Ｐゴシック" w:eastAsia="ＭＳ Ｐゴシック" w:hAnsi="ＭＳ Ｐゴシック"/>
           <w:b/>
           <w:sz w:val="32"/>
           <w:szCs w:val="32"/>
@@ -101,7 +98,7 @@
         <w:spacing w:line="440" w:lineRule="exact"/>
         <w:jc w:val="center"/>
         <w:rPr>
-          <w:rFonts w:ascii="ＭＳ Ｐゴシック" w:hAnsi="ＭＳ Ｐゴシック" w:eastAsia="ＭＳ Ｐゴシック"/>
+          <w:rFonts w:ascii="ＭＳ Ｐゴシック" w:eastAsia="ＭＳ Ｐゴシック" w:hAnsi="ＭＳ Ｐゴシック"/>
           <w:b/>
           <w:sz w:val="44"/>
           <w:szCs w:val="44"/>
@@ -110,25 +107,34 @@
       <w:bookmarkStart w:id="0" w:name="_Hlk191169161"/>
       <w:r>
         <w:rPr>
-          <w:rFonts w:hint="eastAsia" w:ascii="ＭＳ Ｐゴシック" w:hAnsi="ＭＳ Ｐゴシック" w:eastAsia="ＭＳ Ｐゴシック"/>
+          <w:rFonts w:ascii="ＭＳ Ｐゴシック" w:eastAsia="ＭＳ Ｐゴシック" w:hAnsi="ＭＳ Ｐゴシック" w:hint="eastAsia"/>
           <w:b/>
           <w:sz w:val="44"/>
           <w:szCs w:val="44"/>
         </w:rPr>
-        <w:t>第5</w:t>
-      </w:r>
-      <w:r>
-        <w:rPr>
-          <w:rFonts w:ascii="ＭＳ Ｐゴシック" w:hAnsi="ＭＳ Ｐゴシック" w:eastAsia="ＭＳ Ｐゴシック"/>
+        <w:t>第</w:t>
+      </w:r>
+      <w:r>
+        <w:rPr>
+          <w:rFonts w:ascii="ＭＳ Ｐゴシック" w:eastAsia="ＭＳ Ｐゴシック" w:hAnsi="ＭＳ Ｐゴシック" w:hint="eastAsia"/>
           <w:b/>
           <w:sz w:val="44"/>
           <w:szCs w:val="44"/>
         </w:rPr>
+        <w:t>5</w:t>
+      </w:r>
+      <w:r>
+        <w:rPr>
+          <w:rFonts w:ascii="ＭＳ Ｐゴシック" w:eastAsia="ＭＳ Ｐゴシック" w:hAnsi="ＭＳ Ｐゴシック"/>
+          <w:b/>
+          <w:sz w:val="44"/>
+          <w:szCs w:val="44"/>
+        </w:rPr>
         <w:t>3</w:t>
       </w:r>
       <w:r>
         <w:rPr>
-          <w:rFonts w:hint="eastAsia" w:ascii="ＭＳ Ｐゴシック" w:hAnsi="ＭＳ Ｐゴシック" w:eastAsia="ＭＳ Ｐゴシック"/>
+          <w:rFonts w:ascii="ＭＳ Ｐゴシック" w:eastAsia="ＭＳ Ｐゴシック" w:hAnsi="ＭＳ Ｐゴシック" w:hint="eastAsia"/>
           <w:b/>
           <w:sz w:val="44"/>
           <w:szCs w:val="44"/>
@@ -140,7 +146,7 @@
       <w:pPr>
         <w:jc w:val="center"/>
         <w:rPr>
-          <w:rFonts w:ascii="ＭＳ Ｐゴシック" w:hAnsi="ＭＳ Ｐゴシック" w:eastAsia="ＭＳ Ｐゴシック"/>
+          <w:rFonts w:ascii="ＭＳ Ｐゴシック" w:eastAsia="ＭＳ Ｐゴシック" w:hAnsi="ＭＳ Ｐゴシック"/>
           <w:b/>
           <w:sz w:val="44"/>
           <w:szCs w:val="44"/>
@@ -148,7 +154,7 @@
       </w:pPr>
       <w:r>
         <w:rPr>
-          <w:rFonts w:hint="eastAsia" w:ascii="ＭＳ Ｐゴシック" w:hAnsi="ＭＳ Ｐゴシック" w:eastAsia="ＭＳ Ｐゴシック"/>
+          <w:rFonts w:ascii="ＭＳ Ｐゴシック" w:eastAsia="ＭＳ Ｐゴシック" w:hAnsi="ＭＳ Ｐゴシック" w:hint="eastAsia"/>
           <w:b/>
           <w:sz w:val="44"/>
           <w:szCs w:val="44"/>
@@ -161,7 +167,7 @@
       <w:pPr>
         <w:jc w:val="center"/>
         <w:rPr>
-          <w:rFonts w:ascii="ＭＳ Ｐゴシック" w:hAnsi="ＭＳ Ｐゴシック" w:eastAsia="ＭＳ Ｐゴシック"/>
+          <w:rFonts w:ascii="ＭＳ Ｐゴシック" w:eastAsia="ＭＳ Ｐゴシック" w:hAnsi="ＭＳ Ｐゴシック"/>
           <w:b/>
           <w:sz w:val="32"/>
           <w:szCs w:val="32"/>
@@ -169,58 +175,63 @@
       </w:pPr>
       <w:r>
         <w:rPr>
-          <w:rFonts w:hint="eastAsia" w:ascii="ＭＳ Ｐゴシック" w:hAnsi="ＭＳ Ｐゴシック" w:eastAsia="ＭＳ Ｐゴシック"/>
+          <w:rFonts w:ascii="ＭＳ Ｐゴシック" w:eastAsia="ＭＳ Ｐゴシック" w:hAnsi="ＭＳ Ｐゴシック" w:hint="eastAsia"/>
           <w:b/>
           <w:sz w:val="32"/>
           <w:szCs w:val="32"/>
         </w:rPr>
-        <w:t>― 募集要項 ―</w:t>
+        <w:t>―</w:t>
+      </w:r>
+      <w:r>
+        <w:rPr>
+          <w:rFonts w:ascii="ＭＳ Ｐゴシック" w:eastAsia="ＭＳ Ｐゴシック" w:hAnsi="ＭＳ Ｐゴシック" w:hint="eastAsia"/>
+          <w:b/>
+          <w:sz w:val="32"/>
+          <w:szCs w:val="32"/>
+        </w:rPr>
+        <w:t xml:space="preserve"> </w:t>
+      </w:r>
+      <w:r>
+        <w:rPr>
+          <w:rFonts w:ascii="ＭＳ Ｐゴシック" w:eastAsia="ＭＳ Ｐゴシック" w:hAnsi="ＭＳ Ｐゴシック" w:hint="eastAsia"/>
+          <w:b/>
+          <w:sz w:val="32"/>
+          <w:szCs w:val="32"/>
+        </w:rPr>
+        <w:t>募集要項</w:t>
+      </w:r>
+      <w:r>
+        <w:rPr>
+          <w:rFonts w:ascii="ＭＳ Ｐゴシック" w:eastAsia="ＭＳ Ｐゴシック" w:hAnsi="ＭＳ Ｐゴシック" w:hint="eastAsia"/>
+          <w:b/>
+          <w:sz w:val="32"/>
+          <w:szCs w:val="32"/>
+        </w:rPr>
+        <w:t xml:space="preserve"> </w:t>
+      </w:r>
+      <w:r>
+        <w:rPr>
+          <w:rFonts w:ascii="ＭＳ Ｐゴシック" w:eastAsia="ＭＳ Ｐゴシック" w:hAnsi="ＭＳ Ｐゴシック" w:hint="eastAsia"/>
+          <w:b/>
+          <w:sz w:val="32"/>
+          <w:szCs w:val="32"/>
+        </w:rPr>
+        <w:t>―</w:t>
       </w:r>
     </w:p>
     <w:tbl>
       <w:tblPr>
-        <w:tblStyle w:val="12"/>
+        <w:tblStyle w:val="af0"/>
         <w:tblpPr w:leftFromText="142" w:rightFromText="142" w:vertAnchor="text" w:horzAnchor="page" w:tblpX="3901" w:tblpY="455"/>
         <w:tblW w:w="4288" w:type="dxa"/>
-        <w:tblInd w:w="0" w:type="dxa"/>
-        <w:tblBorders>
-          <w:top w:val="single" w:color="000000" w:themeColor="text1" w:sz="4" w:space="0"/>
-          <w:left w:val="single" w:color="000000" w:themeColor="text1" w:sz="4" w:space="0"/>
-          <w:bottom w:val="single" w:color="000000" w:themeColor="text1" w:sz="4" w:space="0"/>
-          <w:right w:val="single" w:color="000000" w:themeColor="text1" w:sz="4" w:space="0"/>
-          <w:insideH w:val="single" w:color="000000" w:themeColor="text1" w:sz="4" w:space="0"/>
-          <w:insideV w:val="single" w:color="000000" w:themeColor="text1" w:sz="4" w:space="0"/>
-        </w:tblBorders>
-        <w:tblLayout w:type="autofit"/>
-        <w:tblCellMar>
-          <w:top w:w="0" w:type="dxa"/>
-          <w:left w:w="108" w:type="dxa"/>
-          <w:bottom w:w="0" w:type="dxa"/>
-          <w:right w:w="108" w:type="dxa"/>
-        </w:tblCellMar>
+        <w:tblLook w:val="04A0" w:firstRow="1" w:lastRow="0" w:firstColumn="1" w:lastColumn="0" w:noHBand="0" w:noVBand="1"/>
       </w:tblPr>
       <w:tblGrid>
         <w:gridCol w:w="4288"/>
       </w:tblGrid>
       <w:tr>
-        <w:tblPrEx>
-          <w:tblBorders>
-            <w:top w:val="single" w:color="000000" w:themeColor="text1" w:sz="4" w:space="0"/>
-            <w:left w:val="single" w:color="000000" w:themeColor="text1" w:sz="4" w:space="0"/>
-            <w:bottom w:val="single" w:color="000000" w:themeColor="text1" w:sz="4" w:space="0"/>
-            <w:right w:val="single" w:color="000000" w:themeColor="text1" w:sz="4" w:space="0"/>
-            <w:insideH w:val="single" w:color="000000" w:themeColor="text1" w:sz="4" w:space="0"/>
-            <w:insideV w:val="single" w:color="000000" w:themeColor="text1" w:sz="4" w:space="0"/>
-          </w:tblBorders>
-          <w:tblCellMar>
-            <w:top w:w="0" w:type="dxa"/>
-            <w:left w:w="108" w:type="dxa"/>
-            <w:bottom w:w="0" w:type="dxa"/>
-            <w:right w:w="108" w:type="dxa"/>
-          </w:tblCellMar>
-        </w:tblPrEx>
         <w:trPr>
-          <w:trHeight w:val="1550" w:hRule="atLeast"/>
+          <w:trHeight w:val="1550"/>
         </w:trPr>
         <w:tc>
           <w:tcPr>
@@ -231,13 +242,13 @@
               <w:ind w:left="2"/>
               <w:jc w:val="left"/>
               <w:rPr>
-                <w:rFonts w:ascii="ＭＳ Ｐゴシック" w:hAnsi="ＭＳ Ｐゴシック" w:eastAsia="ＭＳ Ｐゴシック"/>
+                <w:rFonts w:ascii="ＭＳ Ｐゴシック" w:eastAsia="ＭＳ Ｐゴシック" w:hAnsi="ＭＳ Ｐゴシック"/>
                 <w:sz w:val="22"/>
               </w:rPr>
             </w:pPr>
             <w:r>
               <w:rPr>
-                <w:rFonts w:hint="eastAsia" w:ascii="ＭＳ Ｐゴシック" w:hAnsi="ＭＳ Ｐゴシック" w:eastAsia="ＭＳ Ｐゴシック"/>
+                <w:rFonts w:ascii="ＭＳ Ｐゴシック" w:eastAsia="ＭＳ Ｐゴシック" w:hAnsi="ＭＳ Ｐゴシック" w:hint="eastAsia"/>
                 <w:sz w:val="22"/>
               </w:rPr>
               <w:t>目次</w:t>
@@ -246,20 +257,20 @@
           <w:p>
             <w:pPr>
               <w:rPr>
-                <w:rFonts w:ascii="ＭＳ Ｐゴシック" w:hAnsi="ＭＳ Ｐゴシック" w:eastAsia="ＭＳ Ｐゴシック"/>
+                <w:rFonts w:ascii="ＭＳ Ｐゴシック" w:eastAsia="ＭＳ Ｐゴシック" w:hAnsi="ＭＳ Ｐゴシック"/>
                 <w:sz w:val="22"/>
               </w:rPr>
             </w:pPr>
             <w:r>
               <w:rPr>
-                <w:rFonts w:hint="eastAsia" w:ascii="ＭＳ Ｐゴシック" w:hAnsi="ＭＳ Ｐゴシック" w:eastAsia="ＭＳ Ｐゴシック"/>
+                <w:rFonts w:ascii="ＭＳ Ｐゴシック" w:eastAsia="ＭＳ Ｐゴシック" w:hAnsi="ＭＳ Ｐゴシック" w:hint="eastAsia"/>
                 <w:sz w:val="22"/>
               </w:rPr>
               <w:t>アートコンテストとは</w:t>
             </w:r>
             <w:r>
               <w:rPr>
-                <w:rFonts w:ascii="ＭＳ Ｐゴシック" w:hAnsi="ＭＳ Ｐゴシック" w:eastAsia="ＭＳ Ｐゴシック"/>
+                <w:rFonts w:ascii="ＭＳ Ｐゴシック" w:eastAsia="ＭＳ Ｐゴシック" w:hAnsi="ＭＳ Ｐゴシック"/>
                 <w:strike/>
                 <w:sz w:val="22"/>
               </w:rPr>
@@ -267,54 +278,62 @@
             </w:r>
             <w:r>
               <w:rPr>
-                <w:rFonts w:ascii="ＭＳ Ｐゴシック" w:hAnsi="ＭＳ Ｐゴシック" w:eastAsia="ＭＳ Ｐゴシック"/>
+                <w:rFonts w:ascii="ＭＳ Ｐゴシック" w:eastAsia="ＭＳ Ｐゴシック" w:hAnsi="ＭＳ Ｐゴシック"/>
                 <w:strike/>
                 <w:sz w:val="22"/>
               </w:rPr>
               <w:tab/>
-            </w:r>
-            <w:r>
-              <w:rPr>
-                <w:rFonts w:ascii="ＭＳ Ｐゴシック" w:hAnsi="ＭＳ Ｐゴシック" w:eastAsia="ＭＳ Ｐゴシック"/>
+              <w:t xml:space="preserve">    </w:t>
+            </w:r>
+            <w:r>
+              <w:rPr>
+                <w:rFonts w:ascii="ＭＳ Ｐゴシック" w:eastAsia="ＭＳ Ｐゴシック" w:hAnsi="ＭＳ Ｐゴシック"/>
+                <w:sz w:val="22"/>
+              </w:rPr>
+              <w:t xml:space="preserve"> </w:t>
+            </w:r>
+            <w:r>
+              <w:rPr>
+                <w:rFonts w:ascii="ＭＳ Ｐゴシック" w:eastAsia="ＭＳ Ｐゴシック" w:hAnsi="ＭＳ Ｐゴシック" w:hint="eastAsia"/>
+                <w:sz w:val="22"/>
+              </w:rPr>
+              <w:t>2</w:t>
+            </w:r>
+          </w:p>
+          <w:p>
+            <w:pPr>
+              <w:ind w:left="2"/>
+              <w:jc w:val="left"/>
+              <w:rPr>
+                <w:rFonts w:ascii="ＭＳ Ｐゴシック" w:eastAsia="ＭＳ Ｐゴシック" w:hAnsi="ＭＳ Ｐゴシック"/>
+                <w:sz w:val="22"/>
+              </w:rPr>
+            </w:pPr>
+            <w:r>
+              <w:rPr>
+                <w:rFonts w:ascii="ＭＳ Ｐゴシック" w:eastAsia="ＭＳ Ｐゴシック" w:hAnsi="ＭＳ Ｐゴシック" w:hint="eastAsia"/>
+                <w:sz w:val="22"/>
+              </w:rPr>
+              <w:t>応募用紙</w:t>
+            </w:r>
+            <w:r>
+              <w:rPr>
+                <w:rFonts w:ascii="ＭＳ Ｐゴシック" w:eastAsia="ＭＳ Ｐゴシック" w:hAnsi="ＭＳ Ｐゴシック" w:hint="eastAsia"/>
+                <w:sz w:val="22"/>
+              </w:rPr>
+              <w:t xml:space="preserve"> </w:t>
+            </w:r>
+            <w:r>
+              <w:rPr>
+                <w:rFonts w:ascii="ＭＳ Ｐゴシック" w:eastAsia="ＭＳ Ｐゴシック" w:hAnsi="ＭＳ Ｐゴシック"/>
                 <w:strike/>
                 <w:sz w:val="22"/>
               </w:rPr>
-              <w:t xml:space="preserve">    </w:t>
-            </w:r>
-            <w:r>
-              <w:rPr>
-                <w:rFonts w:ascii="ＭＳ Ｐゴシック" w:hAnsi="ＭＳ Ｐゴシック" w:eastAsia="ＭＳ Ｐゴシック"/>
-                <w:sz w:val="22"/>
-              </w:rPr>
-              <w:t xml:space="preserve"> </w:t>
-            </w:r>
-            <w:r>
-              <w:rPr>
-                <w:rFonts w:hint="eastAsia" w:ascii="ＭＳ Ｐゴシック" w:hAnsi="ＭＳ Ｐゴシック" w:eastAsia="ＭＳ Ｐゴシック"/>
-                <w:sz w:val="22"/>
-              </w:rPr>
-              <w:t>2</w:t>
-            </w:r>
-          </w:p>
-          <w:p>
-            <w:pPr>
-              <w:ind w:left="2"/>
-              <w:jc w:val="left"/>
-              <w:rPr>
-                <w:rFonts w:ascii="ＭＳ Ｐゴシック" w:hAnsi="ＭＳ Ｐゴシック" w:eastAsia="ＭＳ Ｐゴシック"/>
-                <w:sz w:val="22"/>
-              </w:rPr>
-            </w:pPr>
-            <w:r>
-              <w:rPr>
-                <w:rFonts w:hint="eastAsia" w:ascii="ＭＳ Ｐゴシック" w:hAnsi="ＭＳ Ｐゴシック" w:eastAsia="ＭＳ Ｐゴシック"/>
-                <w:sz w:val="22"/>
-              </w:rPr>
-              <w:t xml:space="preserve">応募用紙 </w:t>
-            </w:r>
-            <w:r>
-              <w:rPr>
-                <w:rFonts w:ascii="ＭＳ Ｐゴシック" w:hAnsi="ＭＳ Ｐゴシック" w:eastAsia="ＭＳ Ｐゴシック"/>
+              <w:tab/>
+            </w:r>
+            <w:r>
+              <w:rPr>
+                <w:rFonts w:ascii="ＭＳ Ｐゴシック" w:eastAsia="ＭＳ Ｐゴシック" w:hAnsi="ＭＳ Ｐゴシック"/>
                 <w:strike/>
                 <w:sz w:val="22"/>
               </w:rPr>
@@ -322,15 +341,54 @@
             </w:r>
             <w:r>
               <w:rPr>
-                <w:rFonts w:ascii="ＭＳ Ｐゴシック" w:hAnsi="ＭＳ Ｐゴシック" w:eastAsia="ＭＳ Ｐゴシック"/>
+                <w:rFonts w:ascii="ＭＳ Ｐゴシック" w:eastAsia="ＭＳ Ｐゴシック" w:hAnsi="ＭＳ Ｐゴシック"/>
                 <w:strike/>
                 <w:sz w:val="22"/>
               </w:rPr>
               <w:tab/>
-            </w:r>
-            <w:r>
-              <w:rPr>
-                <w:rFonts w:ascii="ＭＳ Ｐゴシック" w:hAnsi="ＭＳ Ｐゴシック" w:eastAsia="ＭＳ Ｐゴシック"/>
+              <w:t xml:space="preserve">    </w:t>
+            </w:r>
+            <w:r>
+              <w:rPr>
+                <w:rFonts w:ascii="ＭＳ Ｐゴシック" w:eastAsia="ＭＳ Ｐゴシック" w:hAnsi="ＭＳ Ｐゴシック"/>
+                <w:sz w:val="22"/>
+              </w:rPr>
+              <w:t xml:space="preserve"> </w:t>
+            </w:r>
+            <w:r>
+              <w:rPr>
+                <w:rFonts w:ascii="ＭＳ Ｐゴシック" w:eastAsia="ＭＳ Ｐゴシック" w:hAnsi="ＭＳ Ｐゴシック" w:hint="eastAsia"/>
+                <w:sz w:val="22"/>
+              </w:rPr>
+              <w:t>3</w:t>
+            </w:r>
+          </w:p>
+          <w:p>
+            <w:pPr>
+              <w:ind w:left="2"/>
+              <w:jc w:val="left"/>
+              <w:rPr>
+                <w:rFonts w:ascii="ＭＳ Ｐゴシック" w:eastAsia="ＭＳ Ｐゴシック" w:hAnsi="ＭＳ Ｐゴシック"/>
+                <w:sz w:val="22"/>
+              </w:rPr>
+            </w:pPr>
+            <w:r>
+              <w:rPr>
+                <w:rFonts w:ascii="ＭＳ Ｐゴシック" w:eastAsia="ＭＳ Ｐゴシック" w:hAnsi="ＭＳ Ｐゴシック" w:hint="eastAsia"/>
+                <w:sz w:val="22"/>
+              </w:rPr>
+              <w:t>応募作品の取扱</w:t>
+            </w:r>
+            <w:r>
+              <w:rPr>
+                <w:rFonts w:ascii="ＭＳ Ｐゴシック" w:eastAsia="ＭＳ Ｐゴシック" w:hAnsi="ＭＳ Ｐゴシック" w:hint="eastAsia"/>
+                <w:sz w:val="22"/>
+              </w:rPr>
+              <w:t xml:space="preserve"> </w:t>
+            </w:r>
+            <w:r>
+              <w:rPr>
+                <w:rFonts w:ascii="ＭＳ Ｐゴシック" w:eastAsia="ＭＳ Ｐゴシック" w:hAnsi="ＭＳ Ｐゴシック"/>
                 <w:strike/>
                 <w:sz w:val="22"/>
               </w:rPr>
@@ -338,85 +396,31 @@
             </w:r>
             <w:r>
               <w:rPr>
-                <w:rFonts w:ascii="ＭＳ Ｐゴシック" w:hAnsi="ＭＳ Ｐゴシック" w:eastAsia="ＭＳ Ｐゴシック"/>
+                <w:rFonts w:ascii="ＭＳ Ｐゴシック" w:eastAsia="ＭＳ Ｐゴシック" w:hAnsi="ＭＳ Ｐゴシック"/>
                 <w:strike/>
                 <w:sz w:val="22"/>
               </w:rPr>
-              <w:t xml:space="preserve">    </w:t>
-            </w:r>
-            <w:r>
-              <w:rPr>
-                <w:rFonts w:ascii="ＭＳ Ｐゴシック" w:hAnsi="ＭＳ Ｐゴシック" w:eastAsia="ＭＳ Ｐゴシック"/>
-                <w:sz w:val="22"/>
-              </w:rPr>
-              <w:t xml:space="preserve"> </w:t>
-            </w:r>
-            <w:r>
-              <w:rPr>
-                <w:rFonts w:hint="eastAsia" w:ascii="ＭＳ Ｐゴシック" w:hAnsi="ＭＳ Ｐゴシック" w:eastAsia="ＭＳ Ｐゴシック"/>
-                <w:sz w:val="22"/>
-              </w:rPr>
-              <w:t>3</w:t>
-            </w:r>
-          </w:p>
-          <w:p>
-            <w:pPr>
-              <w:ind w:left="2"/>
-              <w:jc w:val="left"/>
-              <w:rPr>
-                <w:rFonts w:ascii="ＭＳ Ｐゴシック" w:hAnsi="ＭＳ Ｐゴシック" w:eastAsia="ＭＳ Ｐゴシック"/>
-                <w:sz w:val="22"/>
-              </w:rPr>
-            </w:pPr>
-            <w:r>
-              <w:rPr>
-                <w:rFonts w:hint="eastAsia" w:ascii="ＭＳ Ｐゴシック" w:hAnsi="ＭＳ Ｐゴシック" w:eastAsia="ＭＳ Ｐゴシック"/>
-                <w:sz w:val="22"/>
-              </w:rPr>
-              <w:t xml:space="preserve">応募作品の取扱 </w:t>
-            </w:r>
-            <w:r>
-              <w:rPr>
-                <w:rFonts w:ascii="ＭＳ Ｐゴシック" w:hAnsi="ＭＳ Ｐゴシック" w:eastAsia="ＭＳ Ｐゴシック"/>
+              <w:tab/>
+            </w:r>
+            <w:r>
+              <w:rPr>
+                <w:rFonts w:ascii="ＭＳ Ｐゴシック" w:eastAsia="ＭＳ Ｐゴシック" w:hAnsi="ＭＳ Ｐゴシック"/>
                 <w:strike/>
                 <w:sz w:val="22"/>
               </w:rPr>
               <w:tab/>
-            </w:r>
-            <w:r>
-              <w:rPr>
-                <w:rFonts w:ascii="ＭＳ Ｐゴシック" w:hAnsi="ＭＳ Ｐゴシック" w:eastAsia="ＭＳ Ｐゴシック"/>
-                <w:strike/>
+              <w:t xml:space="preserve">    </w:t>
+            </w:r>
+            <w:r>
+              <w:rPr>
+                <w:rFonts w:ascii="ＭＳ Ｐゴシック" w:eastAsia="ＭＳ Ｐゴシック" w:hAnsi="ＭＳ Ｐゴシック"/>
                 <w:sz w:val="22"/>
               </w:rPr>
-              <w:tab/>
-            </w:r>
-            <w:r>
-              <w:rPr>
-                <w:rFonts w:ascii="ＭＳ Ｐゴシック" w:hAnsi="ＭＳ Ｐゴシック" w:eastAsia="ＭＳ Ｐゴシック"/>
-                <w:strike/>
-                <w:sz w:val="22"/>
-              </w:rPr>
-              <w:tab/>
-            </w:r>
-            <w:r>
-              <w:rPr>
-                <w:rFonts w:ascii="ＭＳ Ｐゴシック" w:hAnsi="ＭＳ Ｐゴシック" w:eastAsia="ＭＳ Ｐゴシック"/>
-                <w:strike/>
-                <w:sz w:val="22"/>
-              </w:rPr>
-              <w:t xml:space="preserve">    </w:t>
-            </w:r>
-            <w:r>
-              <w:rPr>
-                <w:rFonts w:ascii="ＭＳ Ｐゴシック" w:hAnsi="ＭＳ Ｐゴシック" w:eastAsia="ＭＳ Ｐゴシック"/>
-                <w:sz w:val="22"/>
-              </w:rPr>
               <w:t xml:space="preserve"> </w:t>
             </w:r>
             <w:r>
               <w:rPr>
-                <w:rFonts w:hint="eastAsia" w:ascii="ＭＳ Ｐゴシック" w:hAnsi="ＭＳ Ｐゴシック" w:eastAsia="ＭＳ Ｐゴシック"/>
+                <w:rFonts w:ascii="ＭＳ Ｐゴシック" w:eastAsia="ＭＳ Ｐゴシック" w:hAnsi="ＭＳ Ｐゴシック" w:hint="eastAsia"/>
                 <w:sz w:val="22"/>
               </w:rPr>
               <w:t>4</w:t>
@@ -430,14 +434,14 @@
         <w:widowControl/>
         <w:jc w:val="left"/>
         <w:rPr>
-          <w:rFonts w:ascii="ＭＳ Ｐゴシック" w:hAnsi="ＭＳ Ｐゴシック" w:eastAsia="ＭＳ Ｐゴシック"/>
+          <w:rFonts w:ascii="ＭＳ Ｐゴシック" w:eastAsia="ＭＳ Ｐゴシック" w:hAnsi="ＭＳ Ｐゴシック"/>
           <w:sz w:val="24"/>
           <w:szCs w:val="24"/>
         </w:rPr>
       </w:pPr>
       <w:r>
         <w:rPr>
-          <w:rFonts w:ascii="ＭＳ Ｐゴシック" w:hAnsi="ＭＳ Ｐゴシック" w:eastAsia="ＭＳ Ｐゴシック"/>
+          <w:rFonts w:ascii="ＭＳ Ｐゴシック" w:eastAsia="ＭＳ Ｐゴシック" w:hAnsi="ＭＳ Ｐゴシック"/>
           <w:sz w:val="24"/>
           <w:szCs w:val="24"/>
         </w:rPr>
@@ -448,7 +452,7 @@
       <w:pPr>
         <w:jc w:val="center"/>
         <w:rPr>
-          <w:rFonts w:ascii="ＭＳ Ｐゴシック" w:hAnsi="ＭＳ Ｐゴシック" w:eastAsia="ＭＳ Ｐゴシック"/>
+          <w:rFonts w:ascii="ＭＳ Ｐゴシック" w:eastAsia="ＭＳ Ｐゴシック" w:hAnsi="ＭＳ Ｐゴシック"/>
           <w:b/>
           <w:sz w:val="32"/>
           <w:szCs w:val="32"/>
@@ -457,18 +461,19 @@
       </w:pPr>
       <w:r>
         <w:rPr>
-          <w:rFonts w:hint="eastAsia" w:ascii="ＭＳ Ｐゴシック" w:hAnsi="ＭＳ Ｐゴシック" w:eastAsia="ＭＳ Ｐゴシック"/>
+          <w:rFonts w:ascii="ＭＳ Ｐゴシック" w:eastAsia="ＭＳ Ｐゴシック" w:hAnsi="ＭＳ Ｐゴシック" w:hint="eastAsia"/>
           <w:b/>
           <w:sz w:val="32"/>
           <w:szCs w:val="32"/>
           <w:u w:val="single"/>
         </w:rPr>
+        <w:lastRenderedPageBreak/>
         <w:t>芸術的に優れた可視化作品を顕彰する「アートコンテスト」</w:t>
       </w:r>
     </w:p>
     <w:p>
       <w:pPr>
-        <w:ind w:firstLine="200" w:firstLineChars="100"/>
+        <w:ind w:firstLineChars="100" w:firstLine="200"/>
         <w:jc w:val="left"/>
         <w:rPr>
           <w:rFonts w:ascii="Verdana" w:hAnsi="Verdana"/>
@@ -480,7 +485,7 @@
       </w:pPr>
       <w:r>
         <w:rPr>
-          <w:rFonts w:hint="eastAsia" w:ascii="Verdana" w:hAnsi="Verdana"/>
+          <w:rFonts w:ascii="Verdana" w:hAnsi="Verdana" w:hint="eastAsia"/>
           <w:color w:val="000000"/>
           <w:sz w:val="20"/>
           <w:szCs w:val="20"/>
@@ -491,7 +496,7 @@
     </w:p>
     <w:p>
       <w:pPr>
-        <w:ind w:firstLine="240" w:firstLineChars="100"/>
+        <w:ind w:firstLineChars="100" w:firstLine="240"/>
         <w:jc w:val="left"/>
         <w:rPr>
           <w:rFonts w:ascii="Verdana" w:hAnsi="Verdana"/>
@@ -516,7 +521,7 @@
       </w:pPr>
       <w:r>
         <w:rPr>
-          <w:rFonts w:hint="eastAsia" w:ascii="Verdana" w:hAnsi="Verdana"/>
+          <w:rFonts w:ascii="Verdana" w:hAnsi="Verdana" w:hint="eastAsia"/>
           <w:b/>
           <w:color w:val="000000"/>
           <w:sz w:val="24"/>
@@ -528,49 +533,18 @@
     </w:p>
     <w:tbl>
       <w:tblPr>
-        <w:tblStyle w:val="12"/>
+        <w:tblStyle w:val="af0"/>
         <w:tblpPr w:leftFromText="142" w:rightFromText="142" w:vertAnchor="text" w:horzAnchor="margin" w:tblpX="-33" w:tblpY="42"/>
         <w:tblW w:w="9498" w:type="dxa"/>
-        <w:tblInd w:w="0" w:type="dxa"/>
-        <w:tblBorders>
-          <w:top w:val="single" w:color="000000" w:themeColor="text1" w:sz="4" w:space="0"/>
-          <w:left w:val="single" w:color="000000" w:themeColor="text1" w:sz="4" w:space="0"/>
-          <w:bottom w:val="single" w:color="000000" w:themeColor="text1" w:sz="4" w:space="0"/>
-          <w:right w:val="single" w:color="000000" w:themeColor="text1" w:sz="4" w:space="0"/>
-          <w:insideH w:val="single" w:color="000000" w:themeColor="text1" w:sz="4" w:space="0"/>
-          <w:insideV w:val="single" w:color="000000" w:themeColor="text1" w:sz="4" w:space="0"/>
-        </w:tblBorders>
-        <w:tblLayout w:type="autofit"/>
-        <w:tblCellMar>
-          <w:top w:w="0" w:type="dxa"/>
-          <w:left w:w="108" w:type="dxa"/>
-          <w:bottom w:w="0" w:type="dxa"/>
-          <w:right w:w="108" w:type="dxa"/>
-        </w:tblCellMar>
+        <w:tblLook w:val="04A0" w:firstRow="1" w:lastRow="0" w:firstColumn="1" w:lastColumn="0" w:noHBand="0" w:noVBand="1"/>
       </w:tblPr>
       <w:tblGrid>
         <w:gridCol w:w="1838"/>
         <w:gridCol w:w="7660"/>
       </w:tblGrid>
       <w:tr>
-        <w:tblPrEx>
-          <w:tblBorders>
-            <w:top w:val="single" w:color="000000" w:themeColor="text1" w:sz="4" w:space="0"/>
-            <w:left w:val="single" w:color="000000" w:themeColor="text1" w:sz="4" w:space="0"/>
-            <w:bottom w:val="single" w:color="000000" w:themeColor="text1" w:sz="4" w:space="0"/>
-            <w:right w:val="single" w:color="000000" w:themeColor="text1" w:sz="4" w:space="0"/>
-            <w:insideH w:val="single" w:color="000000" w:themeColor="text1" w:sz="4" w:space="0"/>
-            <w:insideV w:val="single" w:color="000000" w:themeColor="text1" w:sz="4" w:space="0"/>
-          </w:tblBorders>
-          <w:tblCellMar>
-            <w:top w:w="0" w:type="dxa"/>
-            <w:left w:w="108" w:type="dxa"/>
-            <w:bottom w:w="0" w:type="dxa"/>
-            <w:right w:w="108" w:type="dxa"/>
-          </w:tblCellMar>
-        </w:tblPrEx>
         <w:trPr>
-          <w:trHeight w:val="290" w:hRule="atLeast"/>
+          <w:trHeight w:val="290"/>
         </w:trPr>
         <w:tc>
           <w:tcPr>
@@ -590,7 +564,7 @@
             </w:pPr>
             <w:r>
               <w:rPr>
-                <w:rFonts w:hint="eastAsia" w:asciiTheme="minorEastAsia" w:hAnsiTheme="minorEastAsia"/>
+                <w:rFonts w:asciiTheme="minorEastAsia" w:hAnsiTheme="minorEastAsia" w:hint="eastAsia"/>
                 <w:color w:val="000000"/>
                 <w:sz w:val="20"/>
                 <w:szCs w:val="20"/>
@@ -618,7 +592,7 @@
             </w:pPr>
             <w:r>
               <w:rPr>
-                <w:rFonts w:hint="eastAsia" w:asciiTheme="minorEastAsia" w:hAnsiTheme="minorEastAsia"/>
+                <w:rFonts w:asciiTheme="minorEastAsia" w:hAnsiTheme="minorEastAsia" w:hint="eastAsia"/>
                 <w:color w:val="000000"/>
                 <w:sz w:val="20"/>
                 <w:szCs w:val="20"/>
@@ -630,24 +604,8 @@
         </w:tc>
       </w:tr>
       <w:tr>
-        <w:tblPrEx>
-          <w:tblBorders>
-            <w:top w:val="single" w:color="000000" w:themeColor="text1" w:sz="4" w:space="0"/>
-            <w:left w:val="single" w:color="000000" w:themeColor="text1" w:sz="4" w:space="0"/>
-            <w:bottom w:val="single" w:color="000000" w:themeColor="text1" w:sz="4" w:space="0"/>
-            <w:right w:val="single" w:color="000000" w:themeColor="text1" w:sz="4" w:space="0"/>
-            <w:insideH w:val="single" w:color="000000" w:themeColor="text1" w:sz="4" w:space="0"/>
-            <w:insideV w:val="single" w:color="000000" w:themeColor="text1" w:sz="4" w:space="0"/>
-          </w:tblBorders>
-          <w:tblCellMar>
-            <w:top w:w="0" w:type="dxa"/>
-            <w:left w:w="108" w:type="dxa"/>
-            <w:bottom w:w="0" w:type="dxa"/>
-            <w:right w:w="108" w:type="dxa"/>
-          </w:tblCellMar>
-        </w:tblPrEx>
         <w:trPr>
-          <w:trHeight w:val="305" w:hRule="atLeast"/>
+          <w:trHeight w:val="305"/>
         </w:trPr>
         <w:tc>
           <w:tcPr>
@@ -667,7 +625,7 @@
             </w:pPr>
             <w:r>
               <w:rPr>
-                <w:rFonts w:hint="eastAsia" w:asciiTheme="minorEastAsia" w:hAnsiTheme="minorEastAsia"/>
+                <w:rFonts w:asciiTheme="minorEastAsia" w:hAnsiTheme="minorEastAsia" w:hint="eastAsia"/>
                 <w:color w:val="000000"/>
                 <w:sz w:val="20"/>
                 <w:szCs w:val="20"/>
@@ -695,36 +653,40 @@
             </w:pPr>
             <w:r>
               <w:rPr>
-                <w:rFonts w:hint="eastAsia" w:asciiTheme="minorEastAsia" w:hAnsiTheme="minorEastAsia"/>
-                <w:color w:val="000000"/>
-                <w:sz w:val="20"/>
-                <w:szCs w:val="20"/>
-                <w:shd w:val="clear" w:color="auto" w:fill="FFFFFF"/>
-              </w:rPr>
-              <w:t>表現形態は自由（画像、動画、立体、WEBコンテンツ等）</w:t>
+                <w:rFonts w:asciiTheme="minorEastAsia" w:hAnsiTheme="minorEastAsia" w:hint="eastAsia"/>
+                <w:color w:val="000000"/>
+                <w:sz w:val="20"/>
+                <w:szCs w:val="20"/>
+                <w:shd w:val="clear" w:color="auto" w:fill="FFFFFF"/>
+              </w:rPr>
+              <w:t>表現形態は自由（画像、動画、立体、</w:t>
+            </w:r>
+            <w:r>
+              <w:rPr>
+                <w:rFonts w:asciiTheme="minorEastAsia" w:hAnsiTheme="minorEastAsia" w:hint="eastAsia"/>
+                <w:color w:val="000000"/>
+                <w:sz w:val="20"/>
+                <w:szCs w:val="20"/>
+                <w:shd w:val="clear" w:color="auto" w:fill="FFFFFF"/>
+              </w:rPr>
+              <w:t>WEB</w:t>
+            </w:r>
+            <w:r>
+              <w:rPr>
+                <w:rFonts w:asciiTheme="minorEastAsia" w:hAnsiTheme="minorEastAsia" w:hint="eastAsia"/>
+                <w:color w:val="000000"/>
+                <w:sz w:val="20"/>
+                <w:szCs w:val="20"/>
+                <w:shd w:val="clear" w:color="auto" w:fill="FFFFFF"/>
+              </w:rPr>
+              <w:t>コンテンツ等）</w:t>
             </w:r>
           </w:p>
         </w:tc>
       </w:tr>
       <w:tr>
-        <w:tblPrEx>
-          <w:tblBorders>
-            <w:top w:val="single" w:color="000000" w:themeColor="text1" w:sz="4" w:space="0"/>
-            <w:left w:val="single" w:color="000000" w:themeColor="text1" w:sz="4" w:space="0"/>
-            <w:bottom w:val="single" w:color="000000" w:themeColor="text1" w:sz="4" w:space="0"/>
-            <w:right w:val="single" w:color="000000" w:themeColor="text1" w:sz="4" w:space="0"/>
-            <w:insideH w:val="single" w:color="000000" w:themeColor="text1" w:sz="4" w:space="0"/>
-            <w:insideV w:val="single" w:color="000000" w:themeColor="text1" w:sz="4" w:space="0"/>
-          </w:tblBorders>
-          <w:tblCellMar>
-            <w:top w:w="0" w:type="dxa"/>
-            <w:left w:w="108" w:type="dxa"/>
-            <w:bottom w:w="0" w:type="dxa"/>
-            <w:right w:w="108" w:type="dxa"/>
-          </w:tblCellMar>
-        </w:tblPrEx>
         <w:trPr>
-          <w:trHeight w:val="305" w:hRule="atLeast"/>
+          <w:trHeight w:val="305"/>
         </w:trPr>
         <w:tc>
           <w:tcPr>
@@ -744,7 +706,7 @@
             </w:pPr>
             <w:r>
               <w:rPr>
-                <w:rFonts w:hint="eastAsia" w:asciiTheme="minorEastAsia" w:hAnsiTheme="minorEastAsia"/>
+                <w:rFonts w:asciiTheme="minorEastAsia" w:hAnsiTheme="minorEastAsia" w:hint="eastAsia"/>
                 <w:color w:val="000000"/>
                 <w:sz w:val="20"/>
                 <w:szCs w:val="20"/>
@@ -772,7 +734,7 @@
             </w:pPr>
             <w:r>
               <w:rPr>
-                <w:rFonts w:hint="eastAsia" w:asciiTheme="minorEastAsia" w:hAnsiTheme="minorEastAsia"/>
+                <w:rFonts w:asciiTheme="minorEastAsia" w:hAnsiTheme="minorEastAsia" w:hint="eastAsia"/>
                 <w:color w:val="000000"/>
                 <w:sz w:val="20"/>
                 <w:szCs w:val="20"/>
@@ -784,24 +746,8 @@
         </w:tc>
       </w:tr>
       <w:tr>
-        <w:tblPrEx>
-          <w:tblBorders>
-            <w:top w:val="single" w:color="000000" w:themeColor="text1" w:sz="4" w:space="0"/>
-            <w:left w:val="single" w:color="000000" w:themeColor="text1" w:sz="4" w:space="0"/>
-            <w:bottom w:val="single" w:color="000000" w:themeColor="text1" w:sz="4" w:space="0"/>
-            <w:right w:val="single" w:color="000000" w:themeColor="text1" w:sz="4" w:space="0"/>
-            <w:insideH w:val="single" w:color="000000" w:themeColor="text1" w:sz="4" w:space="0"/>
-            <w:insideV w:val="single" w:color="000000" w:themeColor="text1" w:sz="4" w:space="0"/>
-          </w:tblBorders>
-          <w:tblCellMar>
-            <w:top w:w="0" w:type="dxa"/>
-            <w:left w:w="108" w:type="dxa"/>
-            <w:bottom w:w="0" w:type="dxa"/>
-            <w:right w:w="108" w:type="dxa"/>
-          </w:tblCellMar>
-        </w:tblPrEx>
         <w:trPr>
-          <w:trHeight w:val="1880" w:hRule="atLeast"/>
+          <w:trHeight w:val="1880"/>
         </w:trPr>
         <w:tc>
           <w:tcPr>
@@ -821,7 +767,7 @@
             </w:pPr>
             <w:r>
               <w:rPr>
-                <w:rFonts w:hint="eastAsia" w:asciiTheme="minorEastAsia" w:hAnsiTheme="minorEastAsia"/>
+                <w:rFonts w:asciiTheme="minorEastAsia" w:hAnsiTheme="minorEastAsia" w:hint="eastAsia"/>
                 <w:color w:val="000000"/>
                 <w:sz w:val="20"/>
                 <w:szCs w:val="20"/>
@@ -838,7 +784,7 @@
           <w:p>
             <w:pPr>
               <w:spacing w:line="300" w:lineRule="exact"/>
-              <w:ind w:firstLine="200" w:firstLineChars="100"/>
+              <w:ind w:firstLineChars="100" w:firstLine="200"/>
               <w:jc w:val="left"/>
               <w:rPr>
                 <w:rFonts w:asciiTheme="minorEastAsia" w:hAnsiTheme="minorEastAsia"/>
@@ -850,7 +796,7 @@
             </w:pPr>
             <w:r>
               <w:rPr>
-                <w:rFonts w:hint="eastAsia" w:asciiTheme="minorEastAsia" w:hAnsiTheme="minorEastAsia"/>
+                <w:rFonts w:asciiTheme="minorEastAsia" w:hAnsiTheme="minorEastAsia" w:hint="eastAsia"/>
                 <w:color w:val="000000"/>
                 <w:sz w:val="20"/>
                 <w:szCs w:val="20"/>
@@ -862,7 +808,7 @@
           <w:p>
             <w:pPr>
               <w:spacing w:line="300" w:lineRule="exact"/>
-              <w:ind w:firstLine="200" w:firstLineChars="100"/>
+              <w:ind w:firstLineChars="100" w:firstLine="200"/>
               <w:jc w:val="left"/>
               <w:rPr>
                 <w:rFonts w:asciiTheme="minorEastAsia" w:hAnsiTheme="minorEastAsia"/>
@@ -874,7 +820,7 @@
             </w:pPr>
             <w:r>
               <w:rPr>
-                <w:rFonts w:hint="eastAsia" w:asciiTheme="minorEastAsia" w:hAnsiTheme="minorEastAsia"/>
+                <w:rFonts w:asciiTheme="minorEastAsia" w:hAnsiTheme="minorEastAsia" w:hint="eastAsia"/>
                 <w:color w:val="000000"/>
                 <w:sz w:val="20"/>
                 <w:szCs w:val="20"/>
@@ -894,7 +840,7 @@
             </w:r>
             <w:r>
               <w:rPr>
-                <w:rFonts w:hint="eastAsia" w:asciiTheme="minorEastAsia" w:hAnsiTheme="minorEastAsia"/>
+                <w:rFonts w:asciiTheme="minorEastAsia" w:hAnsiTheme="minorEastAsia" w:hint="eastAsia"/>
                 <w:color w:val="000000"/>
                 <w:sz w:val="20"/>
                 <w:szCs w:val="20"/>
@@ -914,7 +860,7 @@
             </w:r>
             <w:r>
               <w:rPr>
-                <w:rFonts w:hint="eastAsia" w:asciiTheme="minorEastAsia" w:hAnsiTheme="minorEastAsia"/>
+                <w:rFonts w:asciiTheme="minorEastAsia" w:hAnsiTheme="minorEastAsia" w:hint="eastAsia"/>
                 <w:color w:val="000000"/>
                 <w:sz w:val="20"/>
                 <w:szCs w:val="20"/>
@@ -931,7 +877,7 @@
             </w:r>
             <w:r>
               <w:rPr>
-                <w:rFonts w:hint="eastAsia" w:asciiTheme="minorEastAsia" w:hAnsiTheme="minorEastAsia"/>
+                <w:rFonts w:asciiTheme="minorEastAsia" w:hAnsiTheme="minorEastAsia" w:hint="eastAsia"/>
                 <w:color w:val="000000"/>
                 <w:sz w:val="20"/>
                 <w:szCs w:val="20"/>
@@ -943,7 +889,7 @@
           <w:p>
             <w:pPr>
               <w:spacing w:line="300" w:lineRule="exact"/>
-              <w:ind w:firstLine="200" w:firstLineChars="100"/>
+              <w:ind w:firstLineChars="100" w:firstLine="200"/>
               <w:jc w:val="left"/>
               <w:rPr>
                 <w:rFonts w:asciiTheme="minorEastAsia" w:hAnsiTheme="minorEastAsia"/>
@@ -955,7 +901,7 @@
             </w:pPr>
             <w:r>
               <w:rPr>
-                <w:rFonts w:hint="eastAsia" w:asciiTheme="minorEastAsia" w:hAnsiTheme="minorEastAsia"/>
+                <w:rFonts w:asciiTheme="minorEastAsia" w:hAnsiTheme="minorEastAsia" w:hint="eastAsia"/>
                 <w:color w:val="000000"/>
                 <w:sz w:val="20"/>
                 <w:szCs w:val="20"/>
@@ -967,24 +913,8 @@
         </w:tc>
       </w:tr>
       <w:tr>
-        <w:tblPrEx>
-          <w:tblBorders>
-            <w:top w:val="single" w:color="000000" w:themeColor="text1" w:sz="4" w:space="0"/>
-            <w:left w:val="single" w:color="000000" w:themeColor="text1" w:sz="4" w:space="0"/>
-            <w:bottom w:val="single" w:color="000000" w:themeColor="text1" w:sz="4" w:space="0"/>
-            <w:right w:val="single" w:color="000000" w:themeColor="text1" w:sz="4" w:space="0"/>
-            <w:insideH w:val="single" w:color="000000" w:themeColor="text1" w:sz="4" w:space="0"/>
-            <w:insideV w:val="single" w:color="000000" w:themeColor="text1" w:sz="4" w:space="0"/>
-          </w:tblBorders>
-          <w:tblCellMar>
-            <w:top w:w="0" w:type="dxa"/>
-            <w:left w:w="108" w:type="dxa"/>
-            <w:bottom w:w="0" w:type="dxa"/>
-            <w:right w:w="108" w:type="dxa"/>
-          </w:tblCellMar>
-        </w:tblPrEx>
         <w:trPr>
-          <w:trHeight w:val="1315" w:hRule="atLeast"/>
+          <w:trHeight w:val="1315"/>
         </w:trPr>
         <w:tc>
           <w:tcPr>
@@ -1004,7 +934,7 @@
             </w:pPr>
             <w:r>
               <w:rPr>
-                <w:rFonts w:hint="eastAsia" w:asciiTheme="minorEastAsia" w:hAnsiTheme="minorEastAsia"/>
+                <w:rFonts w:asciiTheme="minorEastAsia" w:hAnsiTheme="minorEastAsia" w:hint="eastAsia"/>
                 <w:color w:val="000000"/>
                 <w:sz w:val="20"/>
                 <w:szCs w:val="20"/>
@@ -1021,7 +951,7 @@
           <w:p>
             <w:pPr>
               <w:spacing w:line="300" w:lineRule="exact"/>
-              <w:ind w:left="1400" w:hanging="1400" w:hangingChars="700"/>
+              <w:ind w:left="1400" w:hangingChars="700" w:hanging="1400"/>
               <w:jc w:val="left"/>
               <w:rPr>
                 <w:rFonts w:asciiTheme="minorEastAsia" w:hAnsiTheme="minorEastAsia"/>
@@ -1032,12 +962,21 @@
             </w:pPr>
             <w:r>
               <w:rPr>
-                <w:rFonts w:hint="eastAsia" w:asciiTheme="minorEastAsia" w:hAnsiTheme="minorEastAsia"/>
-                <w:sz w:val="20"/>
-                <w:szCs w:val="20"/>
-                <w:shd w:val="clear" w:color="auto" w:fill="FFFFFF"/>
-              </w:rPr>
-              <w:t>応募締切：20</w:t>
+                <w:rFonts w:asciiTheme="minorEastAsia" w:hAnsiTheme="minorEastAsia" w:hint="eastAsia"/>
+                <w:sz w:val="20"/>
+                <w:szCs w:val="20"/>
+                <w:shd w:val="clear" w:color="auto" w:fill="FFFFFF"/>
+              </w:rPr>
+              <w:t>応募締切：</w:t>
+            </w:r>
+            <w:r>
+              <w:rPr>
+                <w:rFonts w:asciiTheme="minorEastAsia" w:hAnsiTheme="minorEastAsia" w:hint="eastAsia"/>
+                <w:sz w:val="20"/>
+                <w:szCs w:val="20"/>
+                <w:shd w:val="clear" w:color="auto" w:fill="FFFFFF"/>
+              </w:rPr>
+              <w:t>20</w:t>
             </w:r>
             <w:r>
               <w:rPr>
@@ -1050,18 +989,81 @@
             </w:r>
             <w:r>
               <w:rPr>
-                <w:rFonts w:hint="eastAsia" w:asciiTheme="minorEastAsia" w:hAnsiTheme="minorEastAsia"/>
-                <w:sz w:val="20"/>
-                <w:szCs w:val="20"/>
-                <w:shd w:val="clear" w:color="auto" w:fill="FFFFFF"/>
-              </w:rPr>
-              <w:t>年6月5日(金)</w:t>
+                <w:rFonts w:asciiTheme="minorEastAsia" w:hAnsiTheme="minorEastAsia" w:hint="eastAsia"/>
+                <w:sz w:val="20"/>
+                <w:szCs w:val="20"/>
+                <w:shd w:val="clear" w:color="auto" w:fill="FFFFFF"/>
+              </w:rPr>
+              <w:t>年</w:t>
+            </w:r>
+            <w:r>
+              <w:rPr>
+                <w:rFonts w:asciiTheme="minorEastAsia" w:hAnsiTheme="minorEastAsia" w:hint="eastAsia"/>
+                <w:sz w:val="20"/>
+                <w:szCs w:val="20"/>
+                <w:shd w:val="clear" w:color="auto" w:fill="FFFFFF"/>
+              </w:rPr>
+              <w:t>6</w:t>
+            </w:r>
+            <w:r>
+              <w:rPr>
+                <w:rFonts w:asciiTheme="minorEastAsia" w:hAnsiTheme="minorEastAsia" w:hint="eastAsia"/>
+                <w:sz w:val="20"/>
+                <w:szCs w:val="20"/>
+                <w:shd w:val="clear" w:color="auto" w:fill="FFFFFF"/>
+              </w:rPr>
+              <w:t>月</w:t>
+            </w:r>
+            <w:r>
+              <w:rPr>
+                <w:rFonts w:asciiTheme="minorEastAsia" w:hAnsiTheme="minorEastAsia" w:hint="eastAsia"/>
+                <w:sz w:val="20"/>
+                <w:szCs w:val="20"/>
+                <w:shd w:val="clear" w:color="auto" w:fill="FFFFFF"/>
+              </w:rPr>
+              <w:t>5</w:t>
+            </w:r>
+            <w:r>
+              <w:rPr>
+                <w:rFonts w:asciiTheme="minorEastAsia" w:hAnsiTheme="minorEastAsia" w:hint="eastAsia"/>
+                <w:sz w:val="20"/>
+                <w:szCs w:val="20"/>
+                <w:shd w:val="clear" w:color="auto" w:fill="FFFFFF"/>
+              </w:rPr>
+              <w:t>日</w:t>
+            </w:r>
+            <w:r>
+              <w:rPr>
+                <w:rFonts w:asciiTheme="minorEastAsia" w:hAnsiTheme="minorEastAsia" w:hint="eastAsia"/>
+                <w:sz w:val="20"/>
+                <w:szCs w:val="20"/>
+                <w:shd w:val="clear" w:color="auto" w:fill="FFFFFF"/>
+              </w:rPr>
+              <w:t>(</w:t>
+            </w:r>
+            <w:r>
+              <w:rPr>
+                <w:rFonts w:asciiTheme="minorEastAsia" w:hAnsiTheme="minorEastAsia" w:hint="eastAsia"/>
+                <w:sz w:val="20"/>
+                <w:szCs w:val="20"/>
+                <w:shd w:val="clear" w:color="auto" w:fill="FFFFFF"/>
+              </w:rPr>
+              <w:t>金</w:t>
+            </w:r>
+            <w:r>
+              <w:rPr>
+                <w:rFonts w:asciiTheme="minorEastAsia" w:hAnsiTheme="minorEastAsia" w:hint="eastAsia"/>
+                <w:sz w:val="20"/>
+                <w:szCs w:val="20"/>
+                <w:shd w:val="clear" w:color="auto" w:fill="FFFFFF"/>
+              </w:rPr>
+              <w:t>)</w:t>
             </w:r>
           </w:p>
           <w:p>
             <w:pPr>
               <w:spacing w:line="300" w:lineRule="exact"/>
-              <w:ind w:left="1400" w:hanging="1400" w:hangingChars="700"/>
+              <w:ind w:left="1400" w:hangingChars="700" w:hanging="1400"/>
               <w:jc w:val="left"/>
               <w:rPr>
                 <w:rFonts w:asciiTheme="minorEastAsia" w:hAnsiTheme="minorEastAsia"/>
@@ -1072,12 +1074,21 @@
             </w:pPr>
             <w:r>
               <w:rPr>
-                <w:rFonts w:hint="eastAsia" w:asciiTheme="minorEastAsia" w:hAnsiTheme="minorEastAsia"/>
-                <w:sz w:val="20"/>
-                <w:szCs w:val="20"/>
-                <w:shd w:val="clear" w:color="auto" w:fill="FFFFFF"/>
-              </w:rPr>
-              <w:t>作品提出締切：20</w:t>
+                <w:rFonts w:asciiTheme="minorEastAsia" w:hAnsiTheme="minorEastAsia" w:hint="eastAsia"/>
+                <w:sz w:val="20"/>
+                <w:szCs w:val="20"/>
+                <w:shd w:val="clear" w:color="auto" w:fill="FFFFFF"/>
+              </w:rPr>
+              <w:t>作品提出締切：</w:t>
+            </w:r>
+            <w:r>
+              <w:rPr>
+                <w:rFonts w:asciiTheme="minorEastAsia" w:hAnsiTheme="minorEastAsia" w:hint="eastAsia"/>
+                <w:sz w:val="20"/>
+                <w:szCs w:val="20"/>
+                <w:shd w:val="clear" w:color="auto" w:fill="FFFFFF"/>
+              </w:rPr>
+              <w:t>20</w:t>
             </w:r>
             <w:r>
               <w:rPr>
@@ -1090,7 +1101,7 @@
             </w:r>
             <w:r>
               <w:rPr>
-                <w:rFonts w:hint="eastAsia" w:asciiTheme="minorEastAsia" w:hAnsiTheme="minorEastAsia"/>
+                <w:rFonts w:asciiTheme="minorEastAsia" w:hAnsiTheme="minorEastAsia" w:hint="eastAsia"/>
                 <w:sz w:val="20"/>
                 <w:szCs w:val="20"/>
                 <w:shd w:val="clear" w:color="auto" w:fill="FFFFFF"/>
@@ -1108,7 +1119,7 @@
             </w:r>
             <w:r>
               <w:rPr>
-                <w:rFonts w:hint="eastAsia" w:asciiTheme="minorEastAsia" w:hAnsiTheme="minorEastAsia"/>
+                <w:rFonts w:asciiTheme="minorEastAsia" w:hAnsiTheme="minorEastAsia" w:hint="eastAsia"/>
                 <w:sz w:val="20"/>
                 <w:szCs w:val="20"/>
                 <w:shd w:val="clear" w:color="auto" w:fill="FFFFFF"/>
@@ -1126,18 +1137,45 @@
             </w:r>
             <w:r>
               <w:rPr>
-                <w:rFonts w:hint="eastAsia" w:asciiTheme="minorEastAsia" w:hAnsiTheme="minorEastAsia"/>
-                <w:sz w:val="20"/>
-                <w:szCs w:val="20"/>
-                <w:shd w:val="clear" w:color="auto" w:fill="FFFFFF"/>
-              </w:rPr>
-              <w:t>日(火)</w:t>
+                <w:rFonts w:asciiTheme="minorEastAsia" w:hAnsiTheme="minorEastAsia" w:hint="eastAsia"/>
+                <w:sz w:val="20"/>
+                <w:szCs w:val="20"/>
+                <w:shd w:val="clear" w:color="auto" w:fill="FFFFFF"/>
+              </w:rPr>
+              <w:t>日</w:t>
+            </w:r>
+            <w:r>
+              <w:rPr>
+                <w:rFonts w:asciiTheme="minorEastAsia" w:hAnsiTheme="minorEastAsia" w:hint="eastAsia"/>
+                <w:sz w:val="20"/>
+                <w:szCs w:val="20"/>
+                <w:shd w:val="clear" w:color="auto" w:fill="FFFFFF"/>
+              </w:rPr>
+              <w:t>(</w:t>
+            </w:r>
+            <w:r>
+              <w:rPr>
+                <w:rFonts w:asciiTheme="minorEastAsia" w:hAnsiTheme="minorEastAsia" w:hint="eastAsia"/>
+                <w:sz w:val="20"/>
+                <w:szCs w:val="20"/>
+                <w:shd w:val="clear" w:color="auto" w:fill="FFFFFF"/>
+              </w:rPr>
+              <w:t>火</w:t>
+            </w:r>
+            <w:r>
+              <w:rPr>
+                <w:rFonts w:asciiTheme="minorEastAsia" w:hAnsiTheme="minorEastAsia" w:hint="eastAsia"/>
+                <w:sz w:val="20"/>
+                <w:szCs w:val="20"/>
+                <w:shd w:val="clear" w:color="auto" w:fill="FFFFFF"/>
+              </w:rPr>
+              <w:t>)</w:t>
             </w:r>
           </w:p>
           <w:p>
             <w:pPr>
               <w:spacing w:line="300" w:lineRule="exact"/>
-              <w:ind w:firstLine="200" w:firstLineChars="100"/>
+              <w:ind w:firstLineChars="100" w:firstLine="200"/>
               <w:jc w:val="left"/>
               <w:rPr>
                 <w:rFonts w:asciiTheme="minorEastAsia" w:hAnsiTheme="minorEastAsia"/>
@@ -1149,7 +1187,7 @@
             </w:pPr>
             <w:r>
               <w:rPr>
-                <w:rFonts w:hint="eastAsia" w:asciiTheme="minorEastAsia" w:hAnsiTheme="minorEastAsia"/>
+                <w:rFonts w:asciiTheme="minorEastAsia" w:hAnsiTheme="minorEastAsia" w:hint="eastAsia"/>
                 <w:color w:val="000000"/>
                 <w:sz w:val="20"/>
                 <w:szCs w:val="20"/>
@@ -1161,7 +1199,7 @@
           <w:p>
             <w:pPr>
               <w:spacing w:line="300" w:lineRule="exact"/>
-              <w:ind w:left="1400" w:hanging="1400" w:hangingChars="700"/>
+              <w:ind w:left="1400" w:hangingChars="700" w:hanging="1400"/>
               <w:jc w:val="left"/>
               <w:rPr>
                 <w:rFonts w:asciiTheme="minorEastAsia" w:hAnsiTheme="minorEastAsia"/>
@@ -1173,13 +1211,23 @@
             </w:pPr>
             <w:r>
               <w:rPr>
-                <w:rFonts w:hint="eastAsia" w:asciiTheme="minorEastAsia" w:hAnsiTheme="minorEastAsia"/>
-                <w:color w:val="000000"/>
-                <w:sz w:val="20"/>
-                <w:szCs w:val="20"/>
-                <w:shd w:val="clear" w:color="auto" w:fill="FFFFFF"/>
-              </w:rPr>
-              <w:t>一次審査結果通知：2</w:t>
+                <w:rFonts w:asciiTheme="minorEastAsia" w:hAnsiTheme="minorEastAsia" w:hint="eastAsia"/>
+                <w:color w:val="000000"/>
+                <w:sz w:val="20"/>
+                <w:szCs w:val="20"/>
+                <w:shd w:val="clear" w:color="auto" w:fill="FFFFFF"/>
+              </w:rPr>
+              <w:t>一次審査結果通知：</w:t>
+            </w:r>
+            <w:r>
+              <w:rPr>
+                <w:rFonts w:asciiTheme="minorEastAsia" w:hAnsiTheme="minorEastAsia" w:hint="eastAsia"/>
+                <w:color w:val="000000"/>
+                <w:sz w:val="20"/>
+                <w:szCs w:val="20"/>
+                <w:shd w:val="clear" w:color="auto" w:fill="FFFFFF"/>
+              </w:rPr>
+              <w:t>2</w:t>
             </w:r>
             <w:r>
               <w:rPr>
@@ -1193,13 +1241,43 @@
             </w:r>
             <w:r>
               <w:rPr>
-                <w:rFonts w:hint="eastAsia" w:asciiTheme="minorEastAsia" w:hAnsiTheme="minorEastAsia"/>
-                <w:color w:val="000000"/>
-                <w:sz w:val="20"/>
-                <w:szCs w:val="20"/>
-                <w:shd w:val="clear" w:color="auto" w:fill="FFFFFF"/>
-              </w:rPr>
-              <w:t>年6月3</w:t>
+                <w:rFonts w:asciiTheme="minorEastAsia" w:hAnsiTheme="minorEastAsia" w:hint="eastAsia"/>
+                <w:color w:val="000000"/>
+                <w:sz w:val="20"/>
+                <w:szCs w:val="20"/>
+                <w:shd w:val="clear" w:color="auto" w:fill="FFFFFF"/>
+              </w:rPr>
+              <w:t>年</w:t>
+            </w:r>
+            <w:r>
+              <w:rPr>
+                <w:rFonts w:asciiTheme="minorEastAsia" w:hAnsiTheme="minorEastAsia" w:hint="eastAsia"/>
+                <w:color w:val="000000"/>
+                <w:sz w:val="20"/>
+                <w:szCs w:val="20"/>
+                <w:shd w:val="clear" w:color="auto" w:fill="FFFFFF"/>
+              </w:rPr>
+              <w:t>6</w:t>
+            </w:r>
+            <w:r>
+              <w:rPr>
+                <w:rFonts w:asciiTheme="minorEastAsia" w:hAnsiTheme="minorEastAsia" w:hint="eastAsia"/>
+                <w:color w:val="000000"/>
+                <w:sz w:val="20"/>
+                <w:szCs w:val="20"/>
+                <w:shd w:val="clear" w:color="auto" w:fill="FFFFFF"/>
+              </w:rPr>
+              <w:t>月</w:t>
+            </w:r>
+            <w:r>
+              <w:rPr>
+                <w:rFonts w:asciiTheme="minorEastAsia" w:hAnsiTheme="minorEastAsia" w:hint="eastAsia"/>
+                <w:color w:val="000000"/>
+                <w:sz w:val="20"/>
+                <w:szCs w:val="20"/>
+                <w:shd w:val="clear" w:color="auto" w:fill="FFFFFF"/>
+              </w:rPr>
+              <w:t>3</w:t>
             </w:r>
             <w:r>
               <w:rPr>
@@ -1213,13 +1291,33 @@
             </w:r>
             <w:r>
               <w:rPr>
-                <w:rFonts w:hint="eastAsia" w:asciiTheme="minorEastAsia" w:hAnsiTheme="minorEastAsia"/>
-                <w:color w:val="000000"/>
-                <w:sz w:val="20"/>
-                <w:szCs w:val="20"/>
-                <w:shd w:val="clear" w:color="auto" w:fill="FFFFFF"/>
-              </w:rPr>
-              <w:t>日(火</w:t>
+                <w:rFonts w:asciiTheme="minorEastAsia" w:hAnsiTheme="minorEastAsia" w:hint="eastAsia"/>
+                <w:color w:val="000000"/>
+                <w:sz w:val="20"/>
+                <w:szCs w:val="20"/>
+                <w:shd w:val="clear" w:color="auto" w:fill="FFFFFF"/>
+              </w:rPr>
+              <w:t>日</w:t>
+            </w:r>
+            <w:r>
+              <w:rPr>
+                <w:rFonts w:asciiTheme="minorEastAsia" w:hAnsiTheme="minorEastAsia" w:hint="eastAsia"/>
+                <w:color w:val="000000"/>
+                <w:sz w:val="20"/>
+                <w:szCs w:val="20"/>
+                <w:shd w:val="clear" w:color="auto" w:fill="FFFFFF"/>
+              </w:rPr>
+              <w:t>(</w:t>
+            </w:r>
+            <w:r>
+              <w:rPr>
+                <w:rFonts w:asciiTheme="minorEastAsia" w:hAnsiTheme="minorEastAsia" w:hint="eastAsia"/>
+                <w:color w:val="000000"/>
+                <w:sz w:val="20"/>
+                <w:szCs w:val="20"/>
+                <w:shd w:val="clear" w:color="auto" w:fill="FFFFFF"/>
+              </w:rPr>
+              <w:t>火</w:t>
             </w:r>
             <w:r>
               <w:rPr>
@@ -1235,7 +1333,7 @@
           <w:p>
             <w:pPr>
               <w:spacing w:line="300" w:lineRule="exact"/>
-              <w:ind w:left="2200" w:hanging="2200" w:hangingChars="1100"/>
+              <w:ind w:left="2200" w:hangingChars="1100" w:hanging="2200"/>
               <w:jc w:val="left"/>
               <w:rPr>
                 <w:rFonts w:asciiTheme="minorEastAsia" w:hAnsiTheme="minorEastAsia"/>
@@ -1245,17 +1343,17 @@
             </w:pPr>
             <w:r>
               <w:rPr>
-                <w:rFonts w:hint="eastAsia" w:asciiTheme="minorEastAsia" w:hAnsiTheme="minorEastAsia"/>
-                <w:sz w:val="20"/>
-                <w:szCs w:val="20"/>
-              </w:rPr>
-              <w:t>　・入選者はコンテスト開催期間中に会場で直接作品をご紹介いただきます。</w:t>
+                <w:rFonts w:asciiTheme="minorEastAsia" w:hAnsiTheme="minorEastAsia" w:hint="eastAsia"/>
+                <w:sz w:val="20"/>
+                <w:szCs w:val="20"/>
+              </w:rPr>
+              <w:t xml:space="preserve">　・入選者はコンテスト開催期間中に会場で直接作品をご紹介いただきます。</w:t>
             </w:r>
           </w:p>
           <w:p>
             <w:pPr>
               <w:spacing w:line="300" w:lineRule="exact"/>
-              <w:ind w:left="2200" w:hanging="2200" w:hangingChars="1100"/>
+              <w:ind w:left="2200" w:hangingChars="1100" w:hanging="2200"/>
               <w:jc w:val="left"/>
               <w:rPr>
                 <w:rFonts w:asciiTheme="minorEastAsia" w:hAnsiTheme="minorEastAsia"/>
@@ -1265,17 +1363,17 @@
             </w:pPr>
             <w:r>
               <w:rPr>
-                <w:rFonts w:hint="eastAsia" w:asciiTheme="minorEastAsia" w:hAnsiTheme="minorEastAsia"/>
-                <w:sz w:val="20"/>
-                <w:szCs w:val="20"/>
-              </w:rPr>
-              <w:t>　・入選者はシンポジウムへの参加登録をお願いいたします。懇親会</w:t>
+                <w:rFonts w:asciiTheme="minorEastAsia" w:hAnsiTheme="minorEastAsia" w:hint="eastAsia"/>
+                <w:sz w:val="20"/>
+                <w:szCs w:val="20"/>
+              </w:rPr>
+              <w:t xml:space="preserve">　・入選者はシンポジウムへの参加登録をお願いいたします。懇親会</w:t>
             </w:r>
           </w:p>
           <w:p>
             <w:pPr>
               <w:spacing w:line="300" w:lineRule="exact"/>
-              <w:ind w:left="2200" w:hanging="2200" w:hangingChars="1100"/>
+              <w:ind w:left="2200" w:hangingChars="1100" w:hanging="2200"/>
               <w:jc w:val="left"/>
               <w:rPr>
                 <w:rFonts w:asciiTheme="minorEastAsia" w:hAnsiTheme="minorEastAsia"/>
@@ -1285,11 +1383,19 @@
             </w:pPr>
             <w:r>
               <w:rPr>
-                <w:rFonts w:hint="eastAsia" w:asciiTheme="minorEastAsia" w:hAnsiTheme="minorEastAsia"/>
-                <w:sz w:val="20"/>
-                <w:szCs w:val="20"/>
-              </w:rPr>
-              <w:t>コンテスト開催日程：2</w:t>
+                <w:rFonts w:asciiTheme="minorEastAsia" w:hAnsiTheme="minorEastAsia" w:hint="eastAsia"/>
+                <w:sz w:val="20"/>
+                <w:szCs w:val="20"/>
+              </w:rPr>
+              <w:t>コンテスト開催日程：</w:t>
+            </w:r>
+            <w:r>
+              <w:rPr>
+                <w:rFonts w:asciiTheme="minorEastAsia" w:hAnsiTheme="minorEastAsia" w:hint="eastAsia"/>
+                <w:sz w:val="20"/>
+                <w:szCs w:val="20"/>
+              </w:rPr>
+              <w:t>2</w:t>
             </w:r>
             <w:r>
               <w:rPr>
@@ -1301,11 +1407,59 @@
             </w:r>
             <w:r>
               <w:rPr>
-                <w:rFonts w:hint="eastAsia" w:asciiTheme="minorEastAsia" w:hAnsiTheme="minorEastAsia"/>
-                <w:sz w:val="20"/>
-                <w:szCs w:val="20"/>
-              </w:rPr>
-              <w:t>年8月7日(金</w:t>
+                <w:rFonts w:asciiTheme="minorEastAsia" w:hAnsiTheme="minorEastAsia" w:hint="eastAsia"/>
+                <w:sz w:val="20"/>
+                <w:szCs w:val="20"/>
+              </w:rPr>
+              <w:t>年</w:t>
+            </w:r>
+            <w:r>
+              <w:rPr>
+                <w:rFonts w:asciiTheme="minorEastAsia" w:hAnsiTheme="minorEastAsia" w:hint="eastAsia"/>
+                <w:sz w:val="20"/>
+                <w:szCs w:val="20"/>
+              </w:rPr>
+              <w:t>8</w:t>
+            </w:r>
+            <w:r>
+              <w:rPr>
+                <w:rFonts w:asciiTheme="minorEastAsia" w:hAnsiTheme="minorEastAsia" w:hint="eastAsia"/>
+                <w:sz w:val="20"/>
+                <w:szCs w:val="20"/>
+              </w:rPr>
+              <w:t>月</w:t>
+            </w:r>
+            <w:r>
+              <w:rPr>
+                <w:rFonts w:asciiTheme="minorEastAsia" w:hAnsiTheme="minorEastAsia" w:hint="eastAsia"/>
+                <w:sz w:val="20"/>
+                <w:szCs w:val="20"/>
+              </w:rPr>
+              <w:t>7</w:t>
+            </w:r>
+            <w:r>
+              <w:rPr>
+                <w:rFonts w:asciiTheme="minorEastAsia" w:hAnsiTheme="minorEastAsia" w:hint="eastAsia"/>
+                <w:sz w:val="20"/>
+                <w:szCs w:val="20"/>
+              </w:rPr>
+              <w:t>日</w:t>
+            </w:r>
+            <w:r>
+              <w:rPr>
+                <w:rFonts w:asciiTheme="minorEastAsia" w:hAnsiTheme="minorEastAsia" w:hint="eastAsia"/>
+                <w:sz w:val="20"/>
+                <w:szCs w:val="20"/>
+              </w:rPr>
+              <w:t>(</w:t>
+            </w:r>
+            <w:r>
+              <w:rPr>
+                <w:rFonts w:asciiTheme="minorEastAsia" w:hAnsiTheme="minorEastAsia" w:hint="eastAsia"/>
+                <w:sz w:val="20"/>
+                <w:szCs w:val="20"/>
+              </w:rPr>
+              <w:t>金</w:t>
             </w:r>
             <w:r>
               <w:rPr>
@@ -1317,11 +1471,59 @@
             </w:r>
             <w:r>
               <w:rPr>
-                <w:rFonts w:hint="eastAsia" w:asciiTheme="minorEastAsia" w:hAnsiTheme="minorEastAsia"/>
-                <w:sz w:val="20"/>
-                <w:szCs w:val="20"/>
-              </w:rPr>
-              <w:t>～8月9日(日</w:t>
+                <w:rFonts w:asciiTheme="minorEastAsia" w:hAnsiTheme="minorEastAsia" w:hint="eastAsia"/>
+                <w:sz w:val="20"/>
+                <w:szCs w:val="20"/>
+              </w:rPr>
+              <w:t>～</w:t>
+            </w:r>
+            <w:r>
+              <w:rPr>
+                <w:rFonts w:asciiTheme="minorEastAsia" w:hAnsiTheme="minorEastAsia" w:hint="eastAsia"/>
+                <w:sz w:val="20"/>
+                <w:szCs w:val="20"/>
+              </w:rPr>
+              <w:t>8</w:t>
+            </w:r>
+            <w:r>
+              <w:rPr>
+                <w:rFonts w:asciiTheme="minorEastAsia" w:hAnsiTheme="minorEastAsia" w:hint="eastAsia"/>
+                <w:sz w:val="20"/>
+                <w:szCs w:val="20"/>
+              </w:rPr>
+              <w:t>月</w:t>
+            </w:r>
+            <w:r>
+              <w:rPr>
+                <w:rFonts w:asciiTheme="minorEastAsia" w:hAnsiTheme="minorEastAsia" w:hint="eastAsia"/>
+                <w:sz w:val="20"/>
+                <w:szCs w:val="20"/>
+              </w:rPr>
+              <w:t>9</w:t>
+            </w:r>
+            <w:r>
+              <w:rPr>
+                <w:rFonts w:asciiTheme="minorEastAsia" w:hAnsiTheme="minorEastAsia" w:hint="eastAsia"/>
+                <w:sz w:val="20"/>
+                <w:szCs w:val="20"/>
+              </w:rPr>
+              <w:t>日</w:t>
+            </w:r>
+            <w:r>
+              <w:rPr>
+                <w:rFonts w:asciiTheme="minorEastAsia" w:hAnsiTheme="minorEastAsia" w:hint="eastAsia"/>
+                <w:sz w:val="20"/>
+                <w:szCs w:val="20"/>
+              </w:rPr>
+              <w:t>(</w:t>
+            </w:r>
+            <w:r>
+              <w:rPr>
+                <w:rFonts w:asciiTheme="minorEastAsia" w:hAnsiTheme="minorEastAsia" w:hint="eastAsia"/>
+                <w:sz w:val="20"/>
+                <w:szCs w:val="20"/>
+              </w:rPr>
+              <w:t>日</w:t>
             </w:r>
             <w:r>
               <w:rPr>
@@ -1335,7 +1537,7 @@
           <w:p>
             <w:pPr>
               <w:spacing w:line="300" w:lineRule="exact"/>
-              <w:ind w:left="2210" w:leftChars="100" w:hanging="2000" w:hangingChars="1000"/>
+              <w:ind w:leftChars="100" w:left="2210" w:hangingChars="1000" w:hanging="2000"/>
               <w:jc w:val="left"/>
               <w:rPr>
                 <w:rFonts w:asciiTheme="minorEastAsia" w:hAnsiTheme="minorEastAsia"/>
@@ -1343,16 +1545,11 @@
                 <w:sz w:val="20"/>
                 <w:szCs w:val="20"/>
                 <w:shd w:val="clear" w:color="auto" w:fill="FFFFFF"/>
-                <w14:textFill>
-                  <w14:solidFill>
-                    <w14:schemeClr w14:val="tx1"/>
-                  </w14:solidFill>
-                </w14:textFill>
-              </w:rPr>
-            </w:pPr>
-            <w:r>
-              <w:rPr>
-                <w:rFonts w:hint="eastAsia" w:asciiTheme="minorEastAsia" w:hAnsiTheme="minorEastAsia"/>
+              </w:rPr>
+            </w:pPr>
+            <w:r>
+              <w:rPr>
+                <w:rFonts w:asciiTheme="minorEastAsia" w:hAnsiTheme="minorEastAsia" w:hint="eastAsia"/>
                 <w:sz w:val="20"/>
                 <w:szCs w:val="20"/>
               </w:rPr>
@@ -1360,16 +1557,11 @@
             </w:r>
             <w:r>
               <w:rPr>
-                <w:rFonts w:hint="eastAsia" w:asciiTheme="minorEastAsia" w:hAnsiTheme="minorEastAsia"/>
+                <w:rFonts w:asciiTheme="minorEastAsia" w:hAnsiTheme="minorEastAsia" w:hint="eastAsia"/>
                 <w:color w:val="000000" w:themeColor="text1"/>
                 <w:sz w:val="20"/>
                 <w:szCs w:val="20"/>
                 <w:shd w:val="clear" w:color="auto" w:fill="FFFFFF"/>
-                <w14:textFill>
-                  <w14:solidFill>
-                    <w14:schemeClr w14:val="tx1"/>
-                  </w14:solidFill>
-                </w14:textFill>
               </w:rPr>
               <w:t>入賞作品の発表と表彰を行います。</w:t>
             </w:r>
@@ -1377,7 +1569,7 @@
           <w:p>
             <w:pPr>
               <w:spacing w:line="300" w:lineRule="exact"/>
-              <w:ind w:left="2210" w:leftChars="100" w:hanging="2000" w:hangingChars="1000"/>
+              <w:ind w:leftChars="100" w:left="2210" w:hangingChars="1000" w:hanging="2000"/>
               <w:jc w:val="left"/>
               <w:rPr>
                 <w:rFonts w:asciiTheme="minorEastAsia" w:hAnsiTheme="minorEastAsia"/>
@@ -1385,25 +1577,15 @@
                 <w:sz w:val="20"/>
                 <w:szCs w:val="20"/>
                 <w:shd w:val="clear" w:color="auto" w:fill="FFFFFF"/>
-                <w14:textFill>
-                  <w14:solidFill>
-                    <w14:schemeClr w14:val="tx1"/>
-                  </w14:solidFill>
-                </w14:textFill>
-              </w:rPr>
-            </w:pPr>
-            <w:r>
-              <w:rPr>
-                <w:rFonts w:hint="eastAsia" w:asciiTheme="minorEastAsia" w:hAnsiTheme="minorEastAsia"/>
+              </w:rPr>
+            </w:pPr>
+            <w:r>
+              <w:rPr>
+                <w:rFonts w:asciiTheme="minorEastAsia" w:hAnsiTheme="minorEastAsia" w:hint="eastAsia"/>
                 <w:color w:val="000000" w:themeColor="text1"/>
                 <w:sz w:val="20"/>
                 <w:szCs w:val="20"/>
                 <w:shd w:val="clear" w:color="auto" w:fill="FFFFFF"/>
-                <w14:textFill>
-                  <w14:solidFill>
-                    <w14:schemeClr w14:val="tx1"/>
-                  </w14:solidFill>
-                </w14:textFill>
               </w:rPr>
               <w:t>・立体物等は応募者が搬入してください。</w:t>
             </w:r>
@@ -1411,7 +1593,7 @@
           <w:p>
             <w:pPr>
               <w:spacing w:line="300" w:lineRule="exact"/>
-              <w:ind w:firstLine="200" w:firstLineChars="100"/>
+              <w:ind w:firstLineChars="100" w:firstLine="200"/>
               <w:rPr>
                 <w:sz w:val="20"/>
                 <w:szCs w:val="20"/>
@@ -1425,13 +1607,31 @@
                 <w:szCs w:val="20"/>
                 <w:shd w:val="clear" w:color="auto" w:fill="FFFFFF"/>
               </w:rPr>
-              <w:t>・ディスプレイ、HDMIケーブル、電源タップは会場で用意します。</w:t>
+              <w:t>・ディスプレイ、</w:t>
+            </w:r>
+            <w:r>
+              <w:rPr>
+                <w:rFonts w:hint="eastAsia"/>
+                <w:sz w:val="20"/>
+                <w:szCs w:val="20"/>
+                <w:shd w:val="clear" w:color="auto" w:fill="FFFFFF"/>
+              </w:rPr>
+              <w:t>HDMI</w:t>
+            </w:r>
+            <w:r>
+              <w:rPr>
+                <w:rFonts w:hint="eastAsia"/>
+                <w:sz w:val="20"/>
+                <w:szCs w:val="20"/>
+                <w:shd w:val="clear" w:color="auto" w:fill="FFFFFF"/>
+              </w:rPr>
+              <w:t>ケーブル、電源タップは会場で用意します。</w:t>
             </w:r>
           </w:p>
           <w:p>
             <w:pPr>
               <w:spacing w:line="300" w:lineRule="exact"/>
-              <w:ind w:firstLine="200" w:firstLineChars="100"/>
+              <w:ind w:firstLineChars="100" w:firstLine="200"/>
               <w:rPr>
                 <w:sz w:val="20"/>
                 <w:szCs w:val="20"/>
@@ -1445,30 +1645,50 @@
                 <w:szCs w:val="20"/>
                 <w:shd w:val="clear" w:color="auto" w:fill="FFFFFF"/>
               </w:rPr>
-              <w:t>・HDMI–USB Type-C変換ケーブル等は応募者が持参してください。</w:t>
+              <w:t>・</w:t>
+            </w:r>
+            <w:r>
+              <w:rPr>
+                <w:rFonts w:hint="eastAsia"/>
+                <w:sz w:val="20"/>
+                <w:szCs w:val="20"/>
+                <w:shd w:val="clear" w:color="auto" w:fill="FFFFFF"/>
+              </w:rPr>
+              <w:t>HDMI</w:t>
+            </w:r>
+            <w:r>
+              <w:rPr>
+                <w:rFonts w:hint="eastAsia"/>
+                <w:sz w:val="20"/>
+                <w:szCs w:val="20"/>
+                <w:shd w:val="clear" w:color="auto" w:fill="FFFFFF"/>
+              </w:rPr>
+              <w:t>–</w:t>
+            </w:r>
+            <w:r>
+              <w:rPr>
+                <w:rFonts w:hint="eastAsia"/>
+                <w:sz w:val="20"/>
+                <w:szCs w:val="20"/>
+                <w:shd w:val="clear" w:color="auto" w:fill="FFFFFF"/>
+              </w:rPr>
+              <w:t>USB Type-C</w:t>
+            </w:r>
+            <w:r>
+              <w:rPr>
+                <w:rFonts w:hint="eastAsia"/>
+                <w:sz w:val="20"/>
+                <w:szCs w:val="20"/>
+                <w:shd w:val="clear" w:color="auto" w:fill="FFFFFF"/>
+              </w:rPr>
+              <w:t>変換ケーブル等は応募者が持参してください。</w:t>
             </w:r>
           </w:p>
         </w:tc>
       </w:tr>
       <w:tr>
-        <w:tblPrEx>
-          <w:tblBorders>
-            <w:top w:val="single" w:color="000000" w:themeColor="text1" w:sz="4" w:space="0"/>
-            <w:left w:val="single" w:color="000000" w:themeColor="text1" w:sz="4" w:space="0"/>
-            <w:bottom w:val="single" w:color="000000" w:themeColor="text1" w:sz="4" w:space="0"/>
-            <w:right w:val="single" w:color="000000" w:themeColor="text1" w:sz="4" w:space="0"/>
-            <w:insideH w:val="single" w:color="000000" w:themeColor="text1" w:sz="4" w:space="0"/>
-            <w:insideV w:val="single" w:color="000000" w:themeColor="text1" w:sz="4" w:space="0"/>
-          </w:tblBorders>
-          <w:tblCellMar>
-            <w:top w:w="0" w:type="dxa"/>
-            <w:left w:w="108" w:type="dxa"/>
-            <w:bottom w:w="0" w:type="dxa"/>
-            <w:right w:w="108" w:type="dxa"/>
-          </w:tblCellMar>
-        </w:tblPrEx>
         <w:trPr>
-          <w:trHeight w:val="305" w:hRule="atLeast"/>
+          <w:trHeight w:val="305"/>
         </w:trPr>
         <w:tc>
           <w:tcPr>
@@ -1488,7 +1708,7 @@
             </w:pPr>
             <w:r>
               <w:rPr>
-                <w:rFonts w:hint="eastAsia" w:asciiTheme="minorEastAsia" w:hAnsiTheme="minorEastAsia"/>
+                <w:rFonts w:asciiTheme="minorEastAsia" w:hAnsiTheme="minorEastAsia" w:hint="eastAsia"/>
                 <w:color w:val="000000"/>
                 <w:sz w:val="20"/>
                 <w:szCs w:val="20"/>
@@ -1516,28 +1736,107 @@
             </w:pPr>
             <w:r>
               <w:rPr>
-                <w:rFonts w:hint="eastAsia" w:asciiTheme="minorEastAsia" w:hAnsiTheme="minorEastAsia"/>
-                <w:color w:val="000000"/>
-                <w:sz w:val="20"/>
-                <w:szCs w:val="20"/>
-                <w:shd w:val="clear" w:color="auto" w:fill="FFFFFF"/>
-              </w:rPr>
-              <w:t>大賞1点、金賞1点、銀賞1点、</w:t>
-            </w:r>
-            <w:r>
-              <w:rPr>
-                <w:rFonts w:hint="eastAsia" w:asciiTheme="minorEastAsia" w:hAnsiTheme="minorEastAsia"/>
-                <w:color w:val="000000"/>
-                <w:sz w:val="20"/>
-                <w:szCs w:val="20"/>
-                <w:highlight w:val="yellow"/>
-                <w:shd w:val="clear" w:color="auto" w:fill="FFFFFF"/>
-              </w:rPr>
-              <w:t>銅賞3点</w:t>
-            </w:r>
-            <w:r>
-              <w:rPr>
-                <w:rFonts w:hint="eastAsia" w:asciiTheme="minorEastAsia" w:hAnsiTheme="minorEastAsia"/>
+                <w:rFonts w:asciiTheme="minorEastAsia" w:hAnsiTheme="minorEastAsia" w:hint="eastAsia"/>
+                <w:color w:val="000000"/>
+                <w:sz w:val="20"/>
+                <w:szCs w:val="20"/>
+                <w:shd w:val="clear" w:color="auto" w:fill="FFFFFF"/>
+              </w:rPr>
+              <w:t>大賞</w:t>
+            </w:r>
+            <w:r>
+              <w:rPr>
+                <w:rFonts w:asciiTheme="minorEastAsia" w:hAnsiTheme="minorEastAsia" w:hint="eastAsia"/>
+                <w:color w:val="000000"/>
+                <w:sz w:val="20"/>
+                <w:szCs w:val="20"/>
+                <w:shd w:val="clear" w:color="auto" w:fill="FFFFFF"/>
+              </w:rPr>
+              <w:t>1</w:t>
+            </w:r>
+            <w:r>
+              <w:rPr>
+                <w:rFonts w:asciiTheme="minorEastAsia" w:hAnsiTheme="minorEastAsia" w:hint="eastAsia"/>
+                <w:color w:val="000000"/>
+                <w:sz w:val="20"/>
+                <w:szCs w:val="20"/>
+                <w:shd w:val="clear" w:color="auto" w:fill="FFFFFF"/>
+              </w:rPr>
+              <w:t>点、金賞</w:t>
+            </w:r>
+            <w:r>
+              <w:rPr>
+                <w:rFonts w:asciiTheme="minorEastAsia" w:hAnsiTheme="minorEastAsia" w:hint="eastAsia"/>
+                <w:color w:val="000000"/>
+                <w:sz w:val="20"/>
+                <w:szCs w:val="20"/>
+                <w:shd w:val="clear" w:color="auto" w:fill="FFFFFF"/>
+              </w:rPr>
+              <w:t>1</w:t>
+            </w:r>
+            <w:r>
+              <w:rPr>
+                <w:rFonts w:asciiTheme="minorEastAsia" w:hAnsiTheme="minorEastAsia" w:hint="eastAsia"/>
+                <w:color w:val="000000"/>
+                <w:sz w:val="20"/>
+                <w:szCs w:val="20"/>
+                <w:shd w:val="clear" w:color="auto" w:fill="FFFFFF"/>
+              </w:rPr>
+              <w:t>点、銀賞</w:t>
+            </w:r>
+            <w:r>
+              <w:rPr>
+                <w:rFonts w:asciiTheme="minorEastAsia" w:hAnsiTheme="minorEastAsia" w:hint="eastAsia"/>
+                <w:color w:val="000000"/>
+                <w:sz w:val="20"/>
+                <w:szCs w:val="20"/>
+                <w:shd w:val="clear" w:color="auto" w:fill="FFFFFF"/>
+              </w:rPr>
+              <w:t>1</w:t>
+            </w:r>
+            <w:r>
+              <w:rPr>
+                <w:rFonts w:asciiTheme="minorEastAsia" w:hAnsiTheme="minorEastAsia" w:hint="eastAsia"/>
+                <w:color w:val="000000"/>
+                <w:sz w:val="20"/>
+                <w:szCs w:val="20"/>
+                <w:shd w:val="clear" w:color="auto" w:fill="FFFFFF"/>
+              </w:rPr>
+              <w:t>点、</w:t>
+            </w:r>
+            <w:r>
+              <w:rPr>
+                <w:rFonts w:asciiTheme="minorEastAsia" w:hAnsiTheme="minorEastAsia" w:hint="eastAsia"/>
+                <w:color w:val="000000"/>
+                <w:sz w:val="20"/>
+                <w:szCs w:val="20"/>
+                <w:shd w:val="clear" w:color="auto" w:fill="FFFFFF"/>
+              </w:rPr>
+              <w:t>銅賞</w:t>
+            </w:r>
+            <w:r>
+              <w:rPr>
+                <w:rFonts w:asciiTheme="minorEastAsia" w:hAnsiTheme="minorEastAsia" w:hint="eastAsia"/>
+                <w:color w:val="000000"/>
+                <w:sz w:val="20"/>
+                <w:szCs w:val="20"/>
+                <w:shd w:val="clear" w:color="auto" w:fill="FFFFFF"/>
+              </w:rPr>
+              <w:t>3</w:t>
+            </w:r>
+            <w:r>
+              <w:rPr>
+                <w:rFonts w:asciiTheme="minorEastAsia" w:hAnsiTheme="minorEastAsia" w:hint="eastAsia"/>
+                <w:color w:val="000000"/>
+                <w:sz w:val="20"/>
+                <w:szCs w:val="20"/>
+                <w:shd w:val="clear" w:color="auto" w:fill="FFFFFF"/>
+              </w:rPr>
+              <w:t>点</w:t>
+            </w:r>
+            <w:r>
+              <w:rPr>
+                <w:rFonts w:asciiTheme="minorEastAsia" w:hAnsiTheme="minorEastAsia" w:hint="eastAsia"/>
                 <w:color w:val="000000"/>
                 <w:sz w:val="20"/>
                 <w:szCs w:val="20"/>
@@ -1549,24 +1848,8 @@
         </w:tc>
       </w:tr>
       <w:tr>
-        <w:tblPrEx>
-          <w:tblBorders>
-            <w:top w:val="single" w:color="000000" w:themeColor="text1" w:sz="4" w:space="0"/>
-            <w:left w:val="single" w:color="000000" w:themeColor="text1" w:sz="4" w:space="0"/>
-            <w:bottom w:val="single" w:color="000000" w:themeColor="text1" w:sz="4" w:space="0"/>
-            <w:right w:val="single" w:color="000000" w:themeColor="text1" w:sz="4" w:space="0"/>
-            <w:insideH w:val="single" w:color="000000" w:themeColor="text1" w:sz="4" w:space="0"/>
-            <w:insideV w:val="single" w:color="000000" w:themeColor="text1" w:sz="4" w:space="0"/>
-          </w:tblBorders>
-          <w:tblCellMar>
-            <w:top w:w="0" w:type="dxa"/>
-            <w:left w:w="108" w:type="dxa"/>
-            <w:bottom w:w="0" w:type="dxa"/>
-            <w:right w:w="108" w:type="dxa"/>
-          </w:tblCellMar>
-        </w:tblPrEx>
         <w:trPr>
-          <w:trHeight w:val="682" w:hRule="atLeast"/>
+          <w:trHeight w:val="682"/>
         </w:trPr>
         <w:tc>
           <w:tcPr>
@@ -1586,7 +1869,7 @@
             </w:pPr>
             <w:r>
               <w:rPr>
-                <w:rFonts w:hint="eastAsia" w:asciiTheme="minorEastAsia" w:hAnsiTheme="minorEastAsia"/>
+                <w:rFonts w:asciiTheme="minorEastAsia" w:hAnsiTheme="minorEastAsia" w:hint="eastAsia"/>
                 <w:color w:val="000000"/>
                 <w:sz w:val="20"/>
                 <w:szCs w:val="20"/>
@@ -1614,13 +1897,23 @@
             </w:pPr>
             <w:r>
               <w:rPr>
-                <w:rFonts w:hint="eastAsia" w:ascii="Verdana" w:hAnsi="Verdana"/>
-                <w:color w:val="000000"/>
-                <w:sz w:val="18"/>
-                <w:szCs w:val="18"/>
-                <w:shd w:val="clear" w:color="auto" w:fill="FFFFFF"/>
-              </w:rPr>
-              <w:t>可視化情報シンポジウム「アートコンテスト」規定第７条（本資料p</w:t>
+                <w:rFonts w:ascii="Verdana" w:hAnsi="Verdana" w:hint="eastAsia"/>
+                <w:color w:val="000000"/>
+                <w:sz w:val="18"/>
+                <w:szCs w:val="18"/>
+                <w:shd w:val="clear" w:color="auto" w:fill="FFFFFF"/>
+              </w:rPr>
+              <w:t>可視化情報シンポジウム「アートコンテスト」規定第７条（本資料</w:t>
+            </w:r>
+            <w:r>
+              <w:rPr>
+                <w:rFonts w:ascii="Verdana" w:hAnsi="Verdana" w:hint="eastAsia"/>
+                <w:color w:val="000000"/>
+                <w:sz w:val="18"/>
+                <w:szCs w:val="18"/>
+                <w:shd w:val="clear" w:color="auto" w:fill="FFFFFF"/>
+              </w:rPr>
+              <w:t>p</w:t>
             </w:r>
             <w:r>
               <w:rPr>
@@ -1634,7 +1927,7 @@
             </w:r>
             <w:r>
               <w:rPr>
-                <w:rFonts w:hint="eastAsia" w:ascii="Verdana" w:hAnsi="Verdana"/>
+                <w:rFonts w:ascii="Verdana" w:hAnsi="Verdana" w:hint="eastAsia"/>
                 <w:color w:val="000000"/>
                 <w:sz w:val="18"/>
                 <w:szCs w:val="18"/>
@@ -1644,7 +1937,7 @@
             </w:r>
             <w:r>
               <w:rPr>
-                <w:rFonts w:hint="eastAsia" w:asciiTheme="minorEastAsia" w:hAnsiTheme="minorEastAsia"/>
+                <w:rFonts w:asciiTheme="minorEastAsia" w:hAnsiTheme="minorEastAsia" w:hint="eastAsia"/>
                 <w:color w:val="000000"/>
                 <w:sz w:val="20"/>
                 <w:szCs w:val="20"/>
@@ -1656,24 +1949,8 @@
         </w:tc>
       </w:tr>
       <w:tr>
-        <w:tblPrEx>
-          <w:tblBorders>
-            <w:top w:val="single" w:color="000000" w:themeColor="text1" w:sz="4" w:space="0"/>
-            <w:left w:val="single" w:color="000000" w:themeColor="text1" w:sz="4" w:space="0"/>
-            <w:bottom w:val="single" w:color="000000" w:themeColor="text1" w:sz="4" w:space="0"/>
-            <w:right w:val="single" w:color="000000" w:themeColor="text1" w:sz="4" w:space="0"/>
-            <w:insideH w:val="single" w:color="000000" w:themeColor="text1" w:sz="4" w:space="0"/>
-            <w:insideV w:val="single" w:color="000000" w:themeColor="text1" w:sz="4" w:space="0"/>
-          </w:tblBorders>
-          <w:tblCellMar>
-            <w:top w:w="0" w:type="dxa"/>
-            <w:left w:w="108" w:type="dxa"/>
-            <w:bottom w:w="0" w:type="dxa"/>
-            <w:right w:w="108" w:type="dxa"/>
-          </w:tblCellMar>
-        </w:tblPrEx>
         <w:trPr>
-          <w:trHeight w:val="1219" w:hRule="atLeast"/>
+          <w:trHeight w:val="1219"/>
         </w:trPr>
         <w:tc>
           <w:tcPr>
@@ -1708,7 +1985,7 @@
           <w:p>
             <w:pPr>
               <w:spacing w:line="300" w:lineRule="exact"/>
-              <w:ind w:left="34" w:hanging="34" w:hangingChars="17"/>
+              <w:ind w:left="34" w:hangingChars="17" w:hanging="34"/>
               <w:jc w:val="left"/>
               <w:rPr>
                 <w:sz w:val="20"/>
@@ -1721,13 +1998,29 @@
                 <w:sz w:val="20"/>
                 <w:szCs w:val="20"/>
               </w:rPr>
-              <w:t>東洋大学総合情報学部　加藤 千恵子</w:t>
+              <w:t>東洋大学総合情報学部　加藤</w:t>
+            </w:r>
+            <w:r>
+              <w:rPr>
+                <w:rFonts w:hint="eastAsia"/>
+                <w:sz w:val="20"/>
+                <w:szCs w:val="20"/>
+              </w:rPr>
+              <w:t xml:space="preserve"> </w:t>
+            </w:r>
+            <w:r>
+              <w:rPr>
+                <w:rFonts w:hint="eastAsia"/>
+                <w:sz w:val="20"/>
+                <w:szCs w:val="20"/>
+              </w:rPr>
+              <w:t>千恵子</w:t>
             </w:r>
           </w:p>
           <w:p>
             <w:pPr>
               <w:spacing w:line="300" w:lineRule="exact"/>
-              <w:ind w:left="34" w:hanging="34" w:hangingChars="17"/>
+              <w:ind w:left="34" w:hangingChars="17" w:hanging="34"/>
               <w:jc w:val="left"/>
               <w:rPr>
                 <w:sz w:val="20"/>
@@ -1740,13 +2033,45 @@
                 <w:sz w:val="20"/>
                 <w:szCs w:val="20"/>
               </w:rPr>
-              <w:t>立命館大学情報理工学部  田中 覚</w:t>
+              <w:t>立命館大学情報理工学部</w:t>
+            </w:r>
+            <w:r>
+              <w:rPr>
+                <w:rFonts w:hint="eastAsia"/>
+                <w:sz w:val="20"/>
+                <w:szCs w:val="20"/>
+              </w:rPr>
+              <w:t xml:space="preserve">  </w:t>
+            </w:r>
+            <w:r>
+              <w:rPr>
+                <w:rFonts w:hint="eastAsia"/>
+                <w:sz w:val="20"/>
+                <w:szCs w:val="20"/>
+              </w:rPr>
+              <w:t>田中</w:t>
+            </w:r>
+            <w:r>
+              <w:rPr>
+                <w:rFonts w:hint="eastAsia"/>
+                <w:sz w:val="20"/>
+                <w:szCs w:val="20"/>
+              </w:rPr>
+              <w:t xml:space="preserve"> </w:t>
+            </w:r>
+            <w:r>
+              <w:rPr>
+                <w:rFonts w:hint="eastAsia"/>
+                <w:sz w:val="20"/>
+                <w:szCs w:val="20"/>
+              </w:rPr>
+              <w:t>覚</w:t>
             </w:r>
           </w:p>
           <w:p>
             <w:pPr>
               <w:spacing w:line="300" w:lineRule="exact"/>
-              <w:ind w:left="34" w:hanging="34" w:hangingChars="17"/>
+              <w:ind w:left="34" w:hangingChars="17" w:hanging="34"/>
               <w:jc w:val="left"/>
               <w:rPr>
                 <w:sz w:val="20"/>
@@ -1766,13 +2091,37 @@
                 <w:sz w:val="20"/>
                 <w:szCs w:val="20"/>
               </w:rPr>
-              <w:t xml:space="preserve">  宮地 英生</w:t>
+              <w:t xml:space="preserve">  </w:t>
+            </w:r>
+            <w:r>
+              <w:rPr>
+                <w:rFonts w:hint="eastAsia"/>
+                <w:sz w:val="20"/>
+                <w:szCs w:val="20"/>
+              </w:rPr>
+              <w:t>宮地</w:t>
+            </w:r>
+            <w:r>
+              <w:rPr>
+                <w:rFonts w:hint="eastAsia"/>
+                <w:sz w:val="20"/>
+                <w:szCs w:val="20"/>
+              </w:rPr>
+              <w:t xml:space="preserve"> </w:t>
+            </w:r>
+            <w:r>
+              <w:rPr>
+                <w:rFonts w:hint="eastAsia"/>
+                <w:sz w:val="20"/>
+                <w:szCs w:val="20"/>
+              </w:rPr>
+              <w:t>英生</w:t>
             </w:r>
           </w:p>
           <w:p>
             <w:pPr>
               <w:spacing w:line="300" w:lineRule="exact"/>
-              <w:ind w:left="34" w:hanging="34" w:hangingChars="17"/>
+              <w:ind w:left="34" w:hangingChars="17" w:hanging="34"/>
               <w:jc w:val="left"/>
               <w:rPr>
                 <w:sz w:val="20"/>
@@ -1785,13 +2134,29 @@
                 <w:sz w:val="20"/>
                 <w:szCs w:val="20"/>
               </w:rPr>
-              <w:t>東京理科大工学部　元祐 昌廣</w:t>
+              <w:t>東京理科大工学部　元祐</w:t>
+            </w:r>
+            <w:r>
+              <w:rPr>
+                <w:rFonts w:hint="eastAsia"/>
+                <w:sz w:val="20"/>
+                <w:szCs w:val="20"/>
+              </w:rPr>
+              <w:t xml:space="preserve"> </w:t>
+            </w:r>
+            <w:r>
+              <w:rPr>
+                <w:rFonts w:hint="eastAsia"/>
+                <w:sz w:val="20"/>
+                <w:szCs w:val="20"/>
+              </w:rPr>
+              <w:t>昌廣</w:t>
             </w:r>
           </w:p>
           <w:p>
             <w:pPr>
               <w:spacing w:line="300" w:lineRule="exact"/>
-              <w:ind w:left="34" w:hanging="34" w:hangingChars="17"/>
+              <w:ind w:left="34" w:hangingChars="17" w:hanging="34"/>
               <w:jc w:val="left"/>
               <w:rPr>
                 <w:sz w:val="20"/>
@@ -1804,13 +2169,29 @@
                 <w:sz w:val="20"/>
                 <w:szCs w:val="20"/>
               </w:rPr>
-              <w:t>東北大学工学研究科　菊地 謙次</w:t>
+              <w:t>東北大学工学研究科　菊地</w:t>
+            </w:r>
+            <w:r>
+              <w:rPr>
+                <w:rFonts w:hint="eastAsia"/>
+                <w:sz w:val="20"/>
+                <w:szCs w:val="20"/>
+              </w:rPr>
+              <w:t xml:space="preserve"> </w:t>
+            </w:r>
+            <w:r>
+              <w:rPr>
+                <w:rFonts w:hint="eastAsia"/>
+                <w:sz w:val="20"/>
+                <w:szCs w:val="20"/>
+              </w:rPr>
+              <w:t>謙次</w:t>
             </w:r>
           </w:p>
           <w:p>
             <w:pPr>
               <w:spacing w:line="300" w:lineRule="exact"/>
-              <w:ind w:left="34" w:hanging="34" w:hangingChars="17"/>
+              <w:ind w:left="34" w:hangingChars="17" w:hanging="34"/>
               <w:jc w:val="left"/>
               <w:rPr>
                 <w:sz w:val="20"/>
@@ -1838,7 +2219,7 @@
                 <w:sz w:val="20"/>
                 <w:szCs w:val="20"/>
               </w:rPr>
-              <w:t>　</w:t>
+              <w:t xml:space="preserve">　</w:t>
             </w:r>
             <w:r>
               <w:rPr>
@@ -1866,7 +2247,7 @@
           <w:p>
             <w:pPr>
               <w:spacing w:line="300" w:lineRule="exact"/>
-              <w:ind w:left="34" w:hanging="34" w:hangingChars="17"/>
+              <w:ind w:left="34" w:hangingChars="17" w:hanging="34"/>
               <w:jc w:val="left"/>
               <w:rPr>
                 <w:sz w:val="20"/>
@@ -1879,13 +2260,29 @@
                 <w:sz w:val="20"/>
                 <w:szCs w:val="20"/>
               </w:rPr>
-              <w:t>早稲田大学人間総合研究センター　菅原 徹</w:t>
+              <w:t>早稲田大学人間総合研究センター　菅原</w:t>
+            </w:r>
+            <w:r>
+              <w:rPr>
+                <w:rFonts w:hint="eastAsia"/>
+                <w:sz w:val="20"/>
+                <w:szCs w:val="20"/>
+              </w:rPr>
+              <w:t xml:space="preserve"> </w:t>
+            </w:r>
+            <w:r>
+              <w:rPr>
+                <w:rFonts w:hint="eastAsia"/>
+                <w:sz w:val="20"/>
+                <w:szCs w:val="20"/>
+              </w:rPr>
+              <w:t>徹</w:t>
             </w:r>
           </w:p>
           <w:p>
             <w:pPr>
               <w:spacing w:line="300" w:lineRule="exact"/>
-              <w:ind w:left="34" w:hanging="34" w:hangingChars="17"/>
+              <w:ind w:left="34" w:hangingChars="17" w:hanging="34"/>
               <w:jc w:val="left"/>
               <w:rPr>
                 <w:sz w:val="20"/>
@@ -1898,13 +2295,29 @@
                 <w:sz w:val="20"/>
                 <w:szCs w:val="20"/>
               </w:rPr>
-              <w:t>東洋大学理工学部　前田 聡</w:t>
+              <w:t>東洋大学理工学部　前田</w:t>
+            </w:r>
+            <w:r>
+              <w:rPr>
+                <w:rFonts w:hint="eastAsia"/>
+                <w:sz w:val="20"/>
+                <w:szCs w:val="20"/>
+              </w:rPr>
+              <w:t xml:space="preserve"> </w:t>
+            </w:r>
+            <w:r>
+              <w:rPr>
+                <w:rFonts w:hint="eastAsia"/>
+                <w:sz w:val="20"/>
+                <w:szCs w:val="20"/>
+              </w:rPr>
+              <w:t>聡</w:t>
             </w:r>
           </w:p>
           <w:p>
             <w:pPr>
               <w:spacing w:line="300" w:lineRule="exact"/>
-              <w:ind w:left="34" w:hanging="34" w:hangingChars="17"/>
+              <w:ind w:left="34" w:hangingChars="17" w:hanging="34"/>
               <w:jc w:val="left"/>
               <w:rPr>
                 <w:sz w:val="20"/>
@@ -1917,30 +2330,30 @@
                 <w:sz w:val="20"/>
                 <w:szCs w:val="20"/>
               </w:rPr>
-              <w:t>東洋大学総合情報学研究科　沖田 京子</w:t>
+              <w:t>東洋大学総合情報学研究科　沖田</w:t>
+            </w:r>
+            <w:r>
+              <w:rPr>
+                <w:rFonts w:hint="eastAsia"/>
+                <w:sz w:val="20"/>
+                <w:szCs w:val="20"/>
+              </w:rPr>
+              <w:t xml:space="preserve"> </w:t>
+            </w:r>
+            <w:r>
+              <w:rPr>
+                <w:rFonts w:hint="eastAsia"/>
+                <w:sz w:val="20"/>
+                <w:szCs w:val="20"/>
+              </w:rPr>
+              <w:t>京子</w:t>
             </w:r>
           </w:p>
         </w:tc>
       </w:tr>
       <w:tr>
-        <w:tblPrEx>
-          <w:tblBorders>
-            <w:top w:val="single" w:color="000000" w:themeColor="text1" w:sz="4" w:space="0"/>
-            <w:left w:val="single" w:color="000000" w:themeColor="text1" w:sz="4" w:space="0"/>
-            <w:bottom w:val="single" w:color="000000" w:themeColor="text1" w:sz="4" w:space="0"/>
-            <w:right w:val="single" w:color="000000" w:themeColor="text1" w:sz="4" w:space="0"/>
-            <w:insideH w:val="single" w:color="000000" w:themeColor="text1" w:sz="4" w:space="0"/>
-            <w:insideV w:val="single" w:color="000000" w:themeColor="text1" w:sz="4" w:space="0"/>
-          </w:tblBorders>
-          <w:tblCellMar>
-            <w:top w:w="0" w:type="dxa"/>
-            <w:left w:w="108" w:type="dxa"/>
-            <w:bottom w:w="0" w:type="dxa"/>
-            <w:right w:w="108" w:type="dxa"/>
-          </w:tblCellMar>
-        </w:tblPrEx>
         <w:trPr>
-          <w:trHeight w:val="1844" w:hRule="atLeast"/>
+          <w:trHeight w:val="1844"/>
         </w:trPr>
         <w:tc>
           <w:tcPr>
@@ -1960,7 +2373,7 @@
             </w:pPr>
             <w:r>
               <w:rPr>
-                <w:rFonts w:hint="eastAsia" w:asciiTheme="minorEastAsia" w:hAnsiTheme="minorEastAsia"/>
+                <w:rFonts w:asciiTheme="minorEastAsia" w:hAnsiTheme="minorEastAsia" w:hint="eastAsia"/>
                 <w:color w:val="000000"/>
                 <w:sz w:val="20"/>
                 <w:szCs w:val="20"/>
@@ -1988,7 +2401,7 @@
             </w:pPr>
             <w:r>
               <w:rPr>
-                <w:rFonts w:hint="eastAsia" w:asciiTheme="minorEastAsia" w:hAnsiTheme="minorEastAsia"/>
+                <w:rFonts w:asciiTheme="minorEastAsia" w:hAnsiTheme="minorEastAsia" w:hint="eastAsia"/>
                 <w:color w:val="000000"/>
                 <w:sz w:val="20"/>
                 <w:szCs w:val="20"/>
@@ -2013,14 +2426,47 @@
             </w:pPr>
             <w:r>
               <w:rPr>
-                <w:rFonts w:hint="eastAsia" w:asciiTheme="minorEastAsia" w:hAnsiTheme="minorEastAsia"/>
+                <w:rFonts w:asciiTheme="minorEastAsia" w:hAnsiTheme="minorEastAsia" w:hint="eastAsia"/>
                 <w:color w:val="000000"/>
                 <w:sz w:val="20"/>
                 <w:szCs w:val="20"/>
                 <w:shd w:val="clear" w:color="auto" w:fill="FFFFFF"/>
                 <w:lang w:eastAsia="zh-CN"/>
               </w:rPr>
-              <w:t>〒350-8585　埼玉県川越市鯨井2100</w:t>
+              <w:t>〒</w:t>
+            </w:r>
+            <w:r>
+              <w:rPr>
+                <w:rFonts w:asciiTheme="minorEastAsia" w:hAnsiTheme="minorEastAsia" w:hint="eastAsia"/>
+                <w:color w:val="000000"/>
+                <w:sz w:val="20"/>
+                <w:szCs w:val="20"/>
+                <w:shd w:val="clear" w:color="auto" w:fill="FFFFFF"/>
+                <w:lang w:eastAsia="zh-CN"/>
+              </w:rPr>
+              <w:t>350-8585</w:t>
+            </w:r>
+            <w:r>
+              <w:rPr>
+                <w:rFonts w:asciiTheme="minorEastAsia" w:hAnsiTheme="minorEastAsia" w:hint="eastAsia"/>
+                <w:color w:val="000000"/>
+                <w:sz w:val="20"/>
+                <w:szCs w:val="20"/>
+                <w:shd w:val="clear" w:color="auto" w:fill="FFFFFF"/>
+                <w:lang w:eastAsia="zh-CN"/>
+              </w:rPr>
+              <w:t xml:space="preserve">　埼玉県川越市鯨井</w:t>
+            </w:r>
+            <w:r>
+              <w:rPr>
+                <w:rFonts w:asciiTheme="minorEastAsia" w:hAnsiTheme="minorEastAsia" w:hint="eastAsia"/>
+                <w:color w:val="000000"/>
+                <w:sz w:val="20"/>
+                <w:szCs w:val="20"/>
+                <w:shd w:val="clear" w:color="auto" w:fill="FFFFFF"/>
+                <w:lang w:eastAsia="zh-CN"/>
+              </w:rPr>
+              <w:t>2100</w:t>
             </w:r>
           </w:p>
           <w:p>
@@ -2037,13 +2483,33 @@
             </w:pPr>
             <w:r>
               <w:rPr>
-                <w:rFonts w:hint="eastAsia" w:asciiTheme="minorEastAsia" w:hAnsiTheme="minorEastAsia"/>
-                <w:color w:val="000000"/>
-                <w:sz w:val="20"/>
-                <w:szCs w:val="20"/>
-                <w:shd w:val="clear" w:color="auto" w:fill="FFFFFF"/>
-              </w:rPr>
-              <w:t>東洋大学総合情報学研究科 アートコンテスト受付係</w:t>
+                <w:rFonts w:asciiTheme="minorEastAsia" w:hAnsiTheme="minorEastAsia" w:hint="eastAsia"/>
+                <w:color w:val="000000"/>
+                <w:sz w:val="20"/>
+                <w:szCs w:val="20"/>
+                <w:shd w:val="clear" w:color="auto" w:fill="FFFFFF"/>
+              </w:rPr>
+              <w:t>東洋大学総合情報学研究科</w:t>
+            </w:r>
+            <w:r>
+              <w:rPr>
+                <w:rFonts w:asciiTheme="minorEastAsia" w:hAnsiTheme="minorEastAsia" w:hint="eastAsia"/>
+                <w:color w:val="000000"/>
+                <w:sz w:val="20"/>
+                <w:szCs w:val="20"/>
+                <w:shd w:val="clear" w:color="auto" w:fill="FFFFFF"/>
+              </w:rPr>
+              <w:t xml:space="preserve"> </w:t>
+            </w:r>
+            <w:r>
+              <w:rPr>
+                <w:rFonts w:asciiTheme="minorEastAsia" w:hAnsiTheme="minorEastAsia" w:hint="eastAsia"/>
+                <w:color w:val="000000"/>
+                <w:sz w:val="20"/>
+                <w:szCs w:val="20"/>
+                <w:shd w:val="clear" w:color="auto" w:fill="FFFFFF"/>
+              </w:rPr>
+              <w:t>アートコンテスト受付係</w:t>
             </w:r>
           </w:p>
           <w:p>
@@ -2068,7 +2534,7 @@
             </w:r>
             <w:r>
               <w:rPr>
-                <w:rFonts w:hint="eastAsia" w:asciiTheme="minorEastAsia" w:hAnsiTheme="minorEastAsia"/>
+                <w:rFonts w:asciiTheme="minorEastAsia" w:hAnsiTheme="minorEastAsia" w:hint="eastAsia"/>
                 <w:sz w:val="20"/>
                 <w:szCs w:val="20"/>
                 <w:shd w:val="clear" w:color="auto" w:fill="FFFFFF"/>
@@ -2111,7 +2577,7 @@
             </w:pPr>
             <w:r>
               <w:rPr>
-                <w:rFonts w:hint="eastAsia" w:asciiTheme="minorEastAsia" w:hAnsiTheme="minorEastAsia"/>
+                <w:rFonts w:asciiTheme="minorEastAsia" w:hAnsiTheme="minorEastAsia" w:hint="eastAsia"/>
                 <w:color w:val="000000"/>
                 <w:sz w:val="20"/>
                 <w:szCs w:val="20"/>
@@ -2136,7 +2602,7 @@
       </w:pPr>
       <w:r>
         <w:rPr>
-          <w:rFonts w:hint="eastAsia" w:ascii="Verdana" w:hAnsi="Verdana"/>
+          <w:rFonts w:ascii="Verdana" w:hAnsi="Verdana" w:hint="eastAsia"/>
           <w:color w:val="000000"/>
           <w:sz w:val="20"/>
           <w:szCs w:val="20"/>
@@ -2156,7 +2622,7 @@
       </w:r>
       <w:r>
         <w:rPr>
-          <w:rFonts w:hint="eastAsia" w:ascii="Verdana" w:hAnsi="Verdana"/>
+          <w:rFonts w:ascii="Verdana" w:hAnsi="Verdana" w:hint="eastAsia"/>
           <w:color w:val="000000"/>
           <w:sz w:val="20"/>
           <w:szCs w:val="20"/>
@@ -2167,45 +2633,14 @@
     </w:p>
     <w:tbl>
       <w:tblPr>
-        <w:tblStyle w:val="12"/>
+        <w:tblStyle w:val="af0"/>
         <w:tblW w:w="0" w:type="auto"/>
-        <w:tblInd w:w="0" w:type="dxa"/>
-        <w:tblBorders>
-          <w:top w:val="single" w:color="000000" w:themeColor="text1" w:sz="4" w:space="0"/>
-          <w:left w:val="single" w:color="000000" w:themeColor="text1" w:sz="4" w:space="0"/>
-          <w:bottom w:val="single" w:color="000000" w:themeColor="text1" w:sz="4" w:space="0"/>
-          <w:right w:val="single" w:color="000000" w:themeColor="text1" w:sz="4" w:space="0"/>
-          <w:insideH w:val="single" w:color="000000" w:themeColor="text1" w:sz="4" w:space="0"/>
-          <w:insideV w:val="single" w:color="000000" w:themeColor="text1" w:sz="4" w:space="0"/>
-        </w:tblBorders>
-        <w:tblLayout w:type="autofit"/>
-        <w:tblCellMar>
-          <w:top w:w="0" w:type="dxa"/>
-          <w:left w:w="108" w:type="dxa"/>
-          <w:bottom w:w="0" w:type="dxa"/>
-          <w:right w:w="108" w:type="dxa"/>
-        </w:tblCellMar>
+        <w:tblLook w:val="04A0" w:firstRow="1" w:lastRow="0" w:firstColumn="1" w:lastColumn="0" w:noHBand="0" w:noVBand="1"/>
       </w:tblPr>
       <w:tblGrid>
         <w:gridCol w:w="9487"/>
       </w:tblGrid>
       <w:tr>
-        <w:tblPrEx>
-          <w:tblBorders>
-            <w:top w:val="single" w:color="000000" w:themeColor="text1" w:sz="4" w:space="0"/>
-            <w:left w:val="single" w:color="000000" w:themeColor="text1" w:sz="4" w:space="0"/>
-            <w:bottom w:val="single" w:color="000000" w:themeColor="text1" w:sz="4" w:space="0"/>
-            <w:right w:val="single" w:color="000000" w:themeColor="text1" w:sz="4" w:space="0"/>
-            <w:insideH w:val="single" w:color="000000" w:themeColor="text1" w:sz="4" w:space="0"/>
-            <w:insideV w:val="single" w:color="000000" w:themeColor="text1" w:sz="4" w:space="0"/>
-          </w:tblBorders>
-          <w:tblCellMar>
-            <w:top w:w="0" w:type="dxa"/>
-            <w:left w:w="108" w:type="dxa"/>
-            <w:bottom w:w="0" w:type="dxa"/>
-            <w:right w:w="108" w:type="dxa"/>
-          </w:tblCellMar>
-        </w:tblPrEx>
         <w:tc>
           <w:tcPr>
             <w:tcW w:w="9487" w:type="dxa"/>
@@ -2216,7 +2651,7 @@
               <w:spacing w:line="440" w:lineRule="exact"/>
               <w:jc w:val="center"/>
               <w:rPr>
-                <w:rFonts w:ascii="ＭＳ Ｐゴシック" w:hAnsi="ＭＳ Ｐゴシック" w:eastAsia="ＭＳ Ｐゴシック"/>
+                <w:rFonts w:ascii="ＭＳ Ｐゴシック" w:eastAsia="ＭＳ Ｐゴシック" w:hAnsi="ＭＳ Ｐゴシック"/>
                 <w:b/>
                 <w:sz w:val="28"/>
                 <w:szCs w:val="28"/>
@@ -2224,64 +2659,83 @@
             </w:pPr>
             <w:r>
               <w:rPr>
-                <w:rFonts w:hint="eastAsia" w:ascii="ＭＳ Ｐゴシック" w:hAnsi="ＭＳ Ｐゴシック" w:eastAsia="ＭＳ Ｐゴシック"/>
+                <w:rFonts w:ascii="ＭＳ Ｐゴシック" w:eastAsia="ＭＳ Ｐゴシック" w:hAnsi="ＭＳ Ｐゴシック" w:hint="eastAsia"/>
                 <w:b/>
                 <w:color w:val="FFFFFF" w:themeColor="background1"/>
                 <w:sz w:val="28"/>
                 <w:szCs w:val="28"/>
-                <w14:textFill>
-                  <w14:solidFill>
-                    <w14:schemeClr w14:val="bg1"/>
-                  </w14:solidFill>
-                </w14:textFill>
-              </w:rPr>
+              </w:rPr>
+              <w:lastRenderedPageBreak/>
               <w:t>応募用</w:t>
             </w:r>
             <w:r>
               <w:rPr>
-                <w:rFonts w:hint="eastAsia" w:ascii="ＭＳ Ｐゴシック" w:hAnsi="ＭＳ Ｐゴシック" w:eastAsia="ＭＳ Ｐゴシック"/>
+                <w:rFonts w:ascii="ＭＳ Ｐゴシック" w:eastAsia="ＭＳ Ｐゴシック" w:hAnsi="ＭＳ Ｐゴシック" w:hint="eastAsia"/>
                 <w:b/>
                 <w:sz w:val="28"/>
                 <w:szCs w:val="28"/>
               </w:rPr>
-              <w:t>紙　第5</w:t>
-            </w:r>
-            <w:r>
-              <w:rPr>
-                <w:rFonts w:ascii="ＭＳ Ｐゴシック" w:hAnsi="ＭＳ Ｐゴシック" w:eastAsia="ＭＳ Ｐゴシック"/>
+              <w:t>紙　第</w:t>
+            </w:r>
+            <w:r>
+              <w:rPr>
+                <w:rFonts w:ascii="ＭＳ Ｐゴシック" w:eastAsia="ＭＳ Ｐゴシック" w:hAnsi="ＭＳ Ｐゴシック" w:hint="eastAsia"/>
                 <w:b/>
                 <w:sz w:val="28"/>
                 <w:szCs w:val="28"/>
               </w:rPr>
-              <w:t>3</w:t>
-            </w:r>
-            <w:r>
-              <w:rPr>
-                <w:rFonts w:hint="eastAsia" w:ascii="ＭＳ Ｐゴシック" w:hAnsi="ＭＳ Ｐゴシック" w:eastAsia="ＭＳ Ｐゴシック"/>
+              <w:t>5</w:t>
+            </w:r>
+            <w:r>
+              <w:rPr>
+                <w:rFonts w:ascii="ＭＳ Ｐゴシック" w:eastAsia="ＭＳ Ｐゴシック" w:hAnsi="ＭＳ Ｐゴシック"/>
                 <w:b/>
                 <w:sz w:val="28"/>
                 <w:szCs w:val="28"/>
               </w:rPr>
-              <w:t xml:space="preserve">回 </w:t>
-            </w:r>
-            <w:r>
-              <w:rPr>
-                <w:rFonts w:hint="eastAsia" w:ascii="ＭＳ Ｐゴシック" w:hAnsi="ＭＳ Ｐゴシック" w:eastAsia="ＭＳ Ｐゴシック"/>
+              <w:t>3</w:t>
+            </w:r>
+            <w:r>
+              <w:rPr>
+                <w:rFonts w:ascii="ＭＳ Ｐゴシック" w:eastAsia="ＭＳ Ｐゴシック" w:hAnsi="ＭＳ Ｐゴシック" w:hint="eastAsia"/>
+                <w:b/>
+                <w:sz w:val="28"/>
+                <w:szCs w:val="28"/>
+              </w:rPr>
+              <w:t>回</w:t>
+            </w:r>
+            <w:r>
+              <w:rPr>
+                <w:rFonts w:ascii="ＭＳ Ｐゴシック" w:eastAsia="ＭＳ Ｐゴシック" w:hAnsi="ＭＳ Ｐゴシック" w:hint="eastAsia"/>
+                <w:b/>
+                <w:sz w:val="28"/>
+                <w:szCs w:val="28"/>
+              </w:rPr>
+              <w:t xml:space="preserve"> </w:t>
+            </w:r>
+            <w:r>
+              <w:rPr>
+                <w:rFonts w:ascii="ＭＳ Ｐゴシック" w:eastAsia="ＭＳ Ｐゴシック" w:hAnsi="ＭＳ Ｐゴシック" w:hint="eastAsia"/>
                 <w:b/>
                 <w:color w:val="FFFFFF" w:themeColor="background1"/>
                 <w:sz w:val="28"/>
                 <w:szCs w:val="28"/>
-                <w14:textFill>
-                  <w14:solidFill>
-                    <w14:schemeClr w14:val="bg1"/>
-                  </w14:solidFill>
-                </w14:textFill>
-              </w:rPr>
-              <w:t xml:space="preserve">可視化情報シンポジウム </w:t>
-            </w:r>
-            <w:r>
-              <w:rPr>
-                <w:rFonts w:hint="eastAsia" w:ascii="ＭＳ Ｐゴシック" w:hAnsi="ＭＳ Ｐゴシック" w:eastAsia="ＭＳ Ｐゴシック"/>
+              </w:rPr>
+              <w:t>可視化情報シンポジウム</w:t>
+            </w:r>
+            <w:r>
+              <w:rPr>
+                <w:rFonts w:ascii="ＭＳ Ｐゴシック" w:eastAsia="ＭＳ Ｐゴシック" w:hAnsi="ＭＳ Ｐゴシック" w:hint="eastAsia"/>
+                <w:b/>
+                <w:color w:val="FFFFFF" w:themeColor="background1"/>
+                <w:sz w:val="28"/>
+                <w:szCs w:val="28"/>
+              </w:rPr>
+              <w:t xml:space="preserve"> </w:t>
+            </w:r>
+            <w:r>
+              <w:rPr>
+                <w:rFonts w:ascii="ＭＳ Ｐゴシック" w:eastAsia="ＭＳ Ｐゴシック" w:hAnsi="ＭＳ Ｐゴシック" w:hint="eastAsia"/>
                 <w:b/>
                 <w:sz w:val="28"/>
                 <w:szCs w:val="28"/>
@@ -2294,25 +2748,10 @@
     </w:tbl>
     <w:tbl>
       <w:tblPr>
-        <w:tblStyle w:val="12"/>
+        <w:tblStyle w:val="af0"/>
         <w:tblpPr w:leftFromText="142" w:rightFromText="142" w:vertAnchor="text" w:horzAnchor="margin" w:tblpY="1"/>
         <w:tblW w:w="9493" w:type="dxa"/>
-        <w:tblInd w:w="0" w:type="dxa"/>
-        <w:tblBorders>
-          <w:top w:val="single" w:color="000000" w:themeColor="text1" w:sz="4" w:space="0"/>
-          <w:left w:val="single" w:color="000000" w:themeColor="text1" w:sz="4" w:space="0"/>
-          <w:bottom w:val="single" w:color="000000" w:themeColor="text1" w:sz="4" w:space="0"/>
-          <w:right w:val="single" w:color="000000" w:themeColor="text1" w:sz="4" w:space="0"/>
-          <w:insideH w:val="single" w:color="000000" w:themeColor="text1" w:sz="4" w:space="0"/>
-          <w:insideV w:val="single" w:color="000000" w:themeColor="text1" w:sz="4" w:space="0"/>
-        </w:tblBorders>
-        <w:tblLayout w:type="autofit"/>
-        <w:tblCellMar>
-          <w:top w:w="0" w:type="dxa"/>
-          <w:left w:w="108" w:type="dxa"/>
-          <w:bottom w:w="0" w:type="dxa"/>
-          <w:right w:w="108" w:type="dxa"/>
-        </w:tblCellMar>
+        <w:tblLook w:val="04A0" w:firstRow="1" w:lastRow="0" w:firstColumn="1" w:lastColumn="0" w:noHBand="0" w:noVBand="1"/>
       </w:tblPr>
       <w:tblGrid>
         <w:gridCol w:w="4531"/>
@@ -2320,26 +2759,10 @@
         <w:gridCol w:w="6"/>
       </w:tblGrid>
       <w:tr>
-        <w:tblPrEx>
-          <w:tblBorders>
-            <w:top w:val="single" w:color="000000" w:themeColor="text1" w:sz="4" w:space="0"/>
-            <w:left w:val="single" w:color="000000" w:themeColor="text1" w:sz="4" w:space="0"/>
-            <w:bottom w:val="single" w:color="000000" w:themeColor="text1" w:sz="4" w:space="0"/>
-            <w:right w:val="single" w:color="000000" w:themeColor="text1" w:sz="4" w:space="0"/>
-            <w:insideH w:val="single" w:color="000000" w:themeColor="text1" w:sz="4" w:space="0"/>
-            <w:insideV w:val="single" w:color="000000" w:themeColor="text1" w:sz="4" w:space="0"/>
-          </w:tblBorders>
-          <w:tblCellMar>
-            <w:top w:w="0" w:type="dxa"/>
-            <w:left w:w="108" w:type="dxa"/>
-            <w:bottom w:w="0" w:type="dxa"/>
-            <w:right w:w="108" w:type="dxa"/>
-          </w:tblCellMar>
-        </w:tblPrEx>
         <w:trPr>
           <w:gridAfter w:val="1"/>
           <w:wAfter w:w="6" w:type="dxa"/>
-          <w:trHeight w:val="278" w:hRule="atLeast"/>
+          <w:trHeight w:val="278"/>
         </w:trPr>
         <w:tc>
           <w:tcPr>
@@ -2359,13 +2782,33 @@
             </w:pPr>
             <w:r>
               <w:rPr>
-                <w:rFonts w:hint="eastAsia" w:ascii="Verdana" w:hAnsi="Verdana"/>
-                <w:color w:val="000000"/>
-                <w:sz w:val="18"/>
-                <w:szCs w:val="18"/>
-                <w:shd w:val="clear" w:color="auto" w:fill="FFFFFF"/>
-              </w:rPr>
-              <w:t>代表者 氏名：</w:t>
+                <w:rFonts w:ascii="Verdana" w:hAnsi="Verdana" w:hint="eastAsia"/>
+                <w:color w:val="000000"/>
+                <w:sz w:val="18"/>
+                <w:szCs w:val="18"/>
+                <w:shd w:val="clear" w:color="auto" w:fill="FFFFFF"/>
+              </w:rPr>
+              <w:t>代表者</w:t>
+            </w:r>
+            <w:r>
+              <w:rPr>
+                <w:rFonts w:ascii="Verdana" w:hAnsi="Verdana" w:hint="eastAsia"/>
+                <w:color w:val="000000"/>
+                <w:sz w:val="18"/>
+                <w:szCs w:val="18"/>
+                <w:shd w:val="clear" w:color="auto" w:fill="FFFFFF"/>
+              </w:rPr>
+              <w:t xml:space="preserve"> </w:t>
+            </w:r>
+            <w:r>
+              <w:rPr>
+                <w:rFonts w:ascii="Verdana" w:hAnsi="Verdana" w:hint="eastAsia"/>
+                <w:color w:val="000000"/>
+                <w:sz w:val="18"/>
+                <w:szCs w:val="18"/>
+                <w:shd w:val="clear" w:color="auto" w:fill="FFFFFF"/>
+              </w:rPr>
+              <w:t>氏名：</w:t>
             </w:r>
             <w:r>
               <w:rPr>
@@ -2396,13 +2839,33 @@
             </w:pPr>
             <w:r>
               <w:rPr>
-                <w:rFonts w:hint="eastAsia" w:ascii="Verdana" w:hAnsi="Verdana"/>
-                <w:color w:val="000000"/>
-                <w:sz w:val="18"/>
-                <w:szCs w:val="18"/>
-                <w:shd w:val="clear" w:color="auto" w:fill="FFFFFF"/>
-              </w:rPr>
-              <w:t>代表者 フリガナ：</w:t>
+                <w:rFonts w:ascii="Verdana" w:hAnsi="Verdana" w:hint="eastAsia"/>
+                <w:color w:val="000000"/>
+                <w:sz w:val="18"/>
+                <w:szCs w:val="18"/>
+                <w:shd w:val="clear" w:color="auto" w:fill="FFFFFF"/>
+              </w:rPr>
+              <w:t>代表者</w:t>
+            </w:r>
+            <w:r>
+              <w:rPr>
+                <w:rFonts w:ascii="Verdana" w:hAnsi="Verdana" w:hint="eastAsia"/>
+                <w:color w:val="000000"/>
+                <w:sz w:val="18"/>
+                <w:szCs w:val="18"/>
+                <w:shd w:val="clear" w:color="auto" w:fill="FFFFFF"/>
+              </w:rPr>
+              <w:t xml:space="preserve"> </w:t>
+            </w:r>
+            <w:r>
+              <w:rPr>
+                <w:rFonts w:ascii="Verdana" w:hAnsi="Verdana" w:hint="eastAsia"/>
+                <w:color w:val="000000"/>
+                <w:sz w:val="18"/>
+                <w:szCs w:val="18"/>
+                <w:shd w:val="clear" w:color="auto" w:fill="FFFFFF"/>
+              </w:rPr>
+              <w:t>フリガナ：</w:t>
             </w:r>
             <w:r>
               <w:rPr>
@@ -2418,22 +2881,6 @@
         </w:tc>
       </w:tr>
       <w:tr>
-        <w:tblPrEx>
-          <w:tblBorders>
-            <w:top w:val="single" w:color="000000" w:themeColor="text1" w:sz="4" w:space="0"/>
-            <w:left w:val="single" w:color="000000" w:themeColor="text1" w:sz="4" w:space="0"/>
-            <w:bottom w:val="single" w:color="000000" w:themeColor="text1" w:sz="4" w:space="0"/>
-            <w:right w:val="single" w:color="000000" w:themeColor="text1" w:sz="4" w:space="0"/>
-            <w:insideH w:val="single" w:color="000000" w:themeColor="text1" w:sz="4" w:space="0"/>
-            <w:insideV w:val="single" w:color="000000" w:themeColor="text1" w:sz="4" w:space="0"/>
-          </w:tblBorders>
-          <w:tblCellMar>
-            <w:top w:w="0" w:type="dxa"/>
-            <w:left w:w="108" w:type="dxa"/>
-            <w:bottom w:w="0" w:type="dxa"/>
-            <w:right w:w="108" w:type="dxa"/>
-          </w:tblCellMar>
-        </w:tblPrEx>
         <w:trPr>
           <w:gridAfter w:val="1"/>
           <w:wAfter w:w="6" w:type="dxa"/>
@@ -2457,13 +2904,33 @@
             </w:pPr>
             <w:r>
               <w:rPr>
-                <w:rFonts w:hint="eastAsia" w:ascii="Verdana" w:hAnsi="Verdana"/>
-                <w:color w:val="000000"/>
-                <w:sz w:val="18"/>
-                <w:szCs w:val="18"/>
-                <w:shd w:val="clear" w:color="auto" w:fill="FFFFFF"/>
-              </w:rPr>
-              <w:t>代表者 住所（賞状送付先）〒</w:t>
+                <w:rFonts w:ascii="Verdana" w:hAnsi="Verdana" w:hint="eastAsia"/>
+                <w:color w:val="000000"/>
+                <w:sz w:val="18"/>
+                <w:szCs w:val="18"/>
+                <w:shd w:val="clear" w:color="auto" w:fill="FFFFFF"/>
+              </w:rPr>
+              <w:t>代表者</w:t>
+            </w:r>
+            <w:r>
+              <w:rPr>
+                <w:rFonts w:ascii="Verdana" w:hAnsi="Verdana" w:hint="eastAsia"/>
+                <w:color w:val="000000"/>
+                <w:sz w:val="18"/>
+                <w:szCs w:val="18"/>
+                <w:shd w:val="clear" w:color="auto" w:fill="FFFFFF"/>
+              </w:rPr>
+              <w:t xml:space="preserve"> </w:t>
+            </w:r>
+            <w:r>
+              <w:rPr>
+                <w:rFonts w:ascii="Verdana" w:hAnsi="Verdana" w:hint="eastAsia"/>
+                <w:color w:val="000000"/>
+                <w:sz w:val="18"/>
+                <w:szCs w:val="18"/>
+                <w:shd w:val="clear" w:color="auto" w:fill="FFFFFF"/>
+              </w:rPr>
+              <w:t>住所（賞状送付先）〒</w:t>
             </w:r>
             <w:r>
               <w:rPr>
@@ -2473,28 +2940,12 @@
                 <w:szCs w:val="18"/>
                 <w:shd w:val="clear" w:color="auto" w:fill="FFFFFF"/>
               </w:rPr>
-              <w:br w:type="textWrapping"/>
+              <w:br/>
             </w:r>
           </w:p>
         </w:tc>
       </w:tr>
       <w:tr>
-        <w:tblPrEx>
-          <w:tblBorders>
-            <w:top w:val="single" w:color="000000" w:themeColor="text1" w:sz="4" w:space="0"/>
-            <w:left w:val="single" w:color="000000" w:themeColor="text1" w:sz="4" w:space="0"/>
-            <w:bottom w:val="single" w:color="000000" w:themeColor="text1" w:sz="4" w:space="0"/>
-            <w:right w:val="single" w:color="000000" w:themeColor="text1" w:sz="4" w:space="0"/>
-            <w:insideH w:val="single" w:color="000000" w:themeColor="text1" w:sz="4" w:space="0"/>
-            <w:insideV w:val="single" w:color="000000" w:themeColor="text1" w:sz="4" w:space="0"/>
-          </w:tblBorders>
-          <w:tblCellMar>
-            <w:top w:w="0" w:type="dxa"/>
-            <w:left w:w="108" w:type="dxa"/>
-            <w:bottom w:w="0" w:type="dxa"/>
-            <w:right w:w="108" w:type="dxa"/>
-          </w:tblCellMar>
-        </w:tblPrEx>
         <w:trPr>
           <w:gridAfter w:val="1"/>
           <w:wAfter w:w="6" w:type="dxa"/>
@@ -2517,13 +2968,33 @@
             </w:pPr>
             <w:r>
               <w:rPr>
-                <w:rFonts w:hint="eastAsia" w:ascii="Verdana" w:hAnsi="Verdana"/>
-                <w:color w:val="000000"/>
-                <w:sz w:val="18"/>
-                <w:szCs w:val="18"/>
-                <w:shd w:val="clear" w:color="auto" w:fill="FFFFFF"/>
-              </w:rPr>
-              <w:t>代表者 メールアドレス：</w:t>
+                <w:rFonts w:ascii="Verdana" w:hAnsi="Verdana" w:hint="eastAsia"/>
+                <w:color w:val="000000"/>
+                <w:sz w:val="18"/>
+                <w:szCs w:val="18"/>
+                <w:shd w:val="clear" w:color="auto" w:fill="FFFFFF"/>
+              </w:rPr>
+              <w:t>代表者</w:t>
+            </w:r>
+            <w:r>
+              <w:rPr>
+                <w:rFonts w:ascii="Verdana" w:hAnsi="Verdana" w:hint="eastAsia"/>
+                <w:color w:val="000000"/>
+                <w:sz w:val="18"/>
+                <w:szCs w:val="18"/>
+                <w:shd w:val="clear" w:color="auto" w:fill="FFFFFF"/>
+              </w:rPr>
+              <w:t xml:space="preserve"> </w:t>
+            </w:r>
+            <w:r>
+              <w:rPr>
+                <w:rFonts w:ascii="Verdana" w:hAnsi="Verdana" w:hint="eastAsia"/>
+                <w:color w:val="000000"/>
+                <w:sz w:val="18"/>
+                <w:szCs w:val="18"/>
+                <w:shd w:val="clear" w:color="auto" w:fill="FFFFFF"/>
+              </w:rPr>
+              <w:t>メールアドレス：</w:t>
             </w:r>
           </w:p>
         </w:tc>
@@ -2545,34 +3016,38 @@
             </w:pPr>
             <w:r>
               <w:rPr>
-                <w:rFonts w:hint="eastAsia" w:ascii="Verdana" w:hAnsi="Verdana"/>
-                <w:color w:val="000000"/>
-                <w:sz w:val="18"/>
-                <w:szCs w:val="18"/>
-                <w:shd w:val="clear" w:color="auto" w:fill="FFFFFF"/>
-              </w:rPr>
-              <w:t>代表者 電話番号：</w:t>
+                <w:rFonts w:ascii="Verdana" w:hAnsi="Verdana" w:hint="eastAsia"/>
+                <w:color w:val="000000"/>
+                <w:sz w:val="18"/>
+                <w:szCs w:val="18"/>
+                <w:shd w:val="clear" w:color="auto" w:fill="FFFFFF"/>
+              </w:rPr>
+              <w:t>代表者</w:t>
+            </w:r>
+            <w:r>
+              <w:rPr>
+                <w:rFonts w:ascii="Verdana" w:hAnsi="Verdana" w:hint="eastAsia"/>
+                <w:color w:val="000000"/>
+                <w:sz w:val="18"/>
+                <w:szCs w:val="18"/>
+                <w:shd w:val="clear" w:color="auto" w:fill="FFFFFF"/>
+              </w:rPr>
+              <w:t xml:space="preserve"> </w:t>
+            </w:r>
+            <w:r>
+              <w:rPr>
+                <w:rFonts w:ascii="Verdana" w:hAnsi="Verdana" w:hint="eastAsia"/>
+                <w:color w:val="000000"/>
+                <w:sz w:val="18"/>
+                <w:szCs w:val="18"/>
+                <w:shd w:val="clear" w:color="auto" w:fill="FFFFFF"/>
+              </w:rPr>
+              <w:t>電話番号：</w:t>
             </w:r>
           </w:p>
         </w:tc>
       </w:tr>
       <w:tr>
-        <w:tblPrEx>
-          <w:tblBorders>
-            <w:top w:val="single" w:color="000000" w:themeColor="text1" w:sz="4" w:space="0"/>
-            <w:left w:val="single" w:color="000000" w:themeColor="text1" w:sz="4" w:space="0"/>
-            <w:bottom w:val="single" w:color="000000" w:themeColor="text1" w:sz="4" w:space="0"/>
-            <w:right w:val="single" w:color="000000" w:themeColor="text1" w:sz="4" w:space="0"/>
-            <w:insideH w:val="single" w:color="000000" w:themeColor="text1" w:sz="4" w:space="0"/>
-            <w:insideV w:val="single" w:color="000000" w:themeColor="text1" w:sz="4" w:space="0"/>
-          </w:tblBorders>
-          <w:tblCellMar>
-            <w:top w:w="0" w:type="dxa"/>
-            <w:left w:w="108" w:type="dxa"/>
-            <w:bottom w:w="0" w:type="dxa"/>
-            <w:right w:w="108" w:type="dxa"/>
-          </w:tblCellMar>
-        </w:tblPrEx>
         <w:trPr>
           <w:gridAfter w:val="1"/>
           <w:wAfter w:w="6" w:type="dxa"/>
@@ -2595,7 +3070,7 @@
             </w:pPr>
             <w:r>
               <w:rPr>
-                <w:rFonts w:hint="eastAsia" w:ascii="Verdana" w:hAnsi="Verdana"/>
+                <w:rFonts w:ascii="Verdana" w:hAnsi="Verdana" w:hint="eastAsia"/>
                 <w:color w:val="000000"/>
                 <w:sz w:val="18"/>
                 <w:szCs w:val="18"/>
@@ -2623,7 +3098,7 @@
             </w:pPr>
             <w:r>
               <w:rPr>
-                <w:rFonts w:hint="eastAsia" w:ascii="Verdana" w:hAnsi="Verdana"/>
+                <w:rFonts w:ascii="Verdana" w:hAnsi="Verdana" w:hint="eastAsia"/>
                 <w:color w:val="000000"/>
                 <w:sz w:val="18"/>
                 <w:szCs w:val="18"/>
@@ -2635,22 +3110,6 @@
         </w:tc>
       </w:tr>
       <w:tr>
-        <w:tblPrEx>
-          <w:tblBorders>
-            <w:top w:val="single" w:color="000000" w:themeColor="text1" w:sz="4" w:space="0"/>
-            <w:left w:val="single" w:color="000000" w:themeColor="text1" w:sz="4" w:space="0"/>
-            <w:bottom w:val="single" w:color="000000" w:themeColor="text1" w:sz="4" w:space="0"/>
-            <w:right w:val="single" w:color="000000" w:themeColor="text1" w:sz="4" w:space="0"/>
-            <w:insideH w:val="single" w:color="000000" w:themeColor="text1" w:sz="4" w:space="0"/>
-            <w:insideV w:val="single" w:color="000000" w:themeColor="text1" w:sz="4" w:space="0"/>
-          </w:tblBorders>
-          <w:tblCellMar>
-            <w:top w:w="0" w:type="dxa"/>
-            <w:left w:w="108" w:type="dxa"/>
-            <w:bottom w:w="0" w:type="dxa"/>
-            <w:right w:w="108" w:type="dxa"/>
-          </w:tblCellMar>
-        </w:tblPrEx>
         <w:trPr>
           <w:gridAfter w:val="1"/>
           <w:wAfter w:w="6" w:type="dxa"/>
@@ -2669,16 +3128,11 @@
                 <w:sz w:val="18"/>
                 <w:szCs w:val="18"/>
                 <w:shd w:val="clear" w:color="auto" w:fill="FFFFFF"/>
-                <w14:textFill>
-                  <w14:solidFill>
-                    <w14:schemeClr w14:val="tx1"/>
-                  </w14:solidFill>
-                </w14:textFill>
-              </w:rPr>
-            </w:pPr>
-            <w:r>
-              <w:rPr>
-                <w:rFonts w:hint="eastAsia" w:ascii="Verdana" w:hAnsi="Verdana"/>
+              </w:rPr>
+            </w:pPr>
+            <w:r>
+              <w:rPr>
+                <w:rFonts w:ascii="Verdana" w:hAnsi="Verdana" w:hint="eastAsia"/>
                 <w:color w:val="000000"/>
                 <w:sz w:val="18"/>
                 <w:szCs w:val="18"/>
@@ -2702,16 +3156,11 @@
                 <w:sz w:val="18"/>
                 <w:szCs w:val="18"/>
                 <w:shd w:val="clear" w:color="auto" w:fill="FFFFFF"/>
-                <w14:textFill>
-                  <w14:solidFill>
-                    <w14:schemeClr w14:val="tx1"/>
-                  </w14:solidFill>
-                </w14:textFill>
-              </w:rPr>
-            </w:pPr>
-            <w:r>
-              <w:rPr>
-                <w:rFonts w:hint="eastAsia" w:ascii="Verdana" w:hAnsi="Verdana"/>
+              </w:rPr>
+            </w:pPr>
+            <w:r>
+              <w:rPr>
+                <w:rFonts w:ascii="Verdana" w:hAnsi="Verdana" w:hint="eastAsia"/>
                 <w:color w:val="000000"/>
                 <w:sz w:val="18"/>
                 <w:szCs w:val="18"/>
@@ -2723,22 +3172,6 @@
         </w:tc>
       </w:tr>
       <w:tr>
-        <w:tblPrEx>
-          <w:tblBorders>
-            <w:top w:val="single" w:color="000000" w:themeColor="text1" w:sz="4" w:space="0"/>
-            <w:left w:val="single" w:color="000000" w:themeColor="text1" w:sz="4" w:space="0"/>
-            <w:bottom w:val="single" w:color="000000" w:themeColor="text1" w:sz="4" w:space="0"/>
-            <w:right w:val="single" w:color="000000" w:themeColor="text1" w:sz="4" w:space="0"/>
-            <w:insideH w:val="single" w:color="000000" w:themeColor="text1" w:sz="4" w:space="0"/>
-            <w:insideV w:val="single" w:color="000000" w:themeColor="text1" w:sz="4" w:space="0"/>
-          </w:tblBorders>
-          <w:tblCellMar>
-            <w:top w:w="0" w:type="dxa"/>
-            <w:left w:w="108" w:type="dxa"/>
-            <w:bottom w:w="0" w:type="dxa"/>
-            <w:right w:w="108" w:type="dxa"/>
-          </w:tblCellMar>
-        </w:tblPrEx>
         <w:tc>
           <w:tcPr>
             <w:tcW w:w="4531" w:type="dxa"/>
@@ -2753,16 +3186,11 @@
                 <w:sz w:val="18"/>
                 <w:szCs w:val="18"/>
                 <w:shd w:val="clear" w:color="auto" w:fill="FFFFFF"/>
-                <w14:textFill>
-                  <w14:solidFill>
-                    <w14:schemeClr w14:val="tx1"/>
-                  </w14:solidFill>
-                </w14:textFill>
-              </w:rPr>
-            </w:pPr>
-            <w:r>
-              <w:rPr>
-                <w:rFonts w:hint="eastAsia" w:ascii="Verdana" w:hAnsi="Verdana"/>
+              </w:rPr>
+            </w:pPr>
+            <w:r>
+              <w:rPr>
+                <w:rFonts w:ascii="Verdana" w:hAnsi="Verdana" w:hint="eastAsia"/>
                 <w:color w:val="000000"/>
                 <w:sz w:val="18"/>
                 <w:szCs w:val="18"/>
@@ -2787,16 +3215,11 @@
                 <w:sz w:val="18"/>
                 <w:szCs w:val="18"/>
                 <w:shd w:val="clear" w:color="auto" w:fill="FFFFFF"/>
-                <w14:textFill>
-                  <w14:solidFill>
-                    <w14:schemeClr w14:val="tx1"/>
-                  </w14:solidFill>
-                </w14:textFill>
-              </w:rPr>
-            </w:pPr>
-            <w:r>
-              <w:rPr>
-                <w:rFonts w:hint="eastAsia" w:ascii="Verdana" w:hAnsi="Verdana"/>
+              </w:rPr>
+            </w:pPr>
+            <w:r>
+              <w:rPr>
+                <w:rFonts w:ascii="Verdana" w:hAnsi="Verdana" w:hint="eastAsia"/>
                 <w:color w:val="000000"/>
                 <w:sz w:val="18"/>
                 <w:szCs w:val="18"/>
@@ -2808,22 +3231,6 @@
         </w:tc>
       </w:tr>
       <w:tr>
-        <w:tblPrEx>
-          <w:tblBorders>
-            <w:top w:val="single" w:color="000000" w:themeColor="text1" w:sz="4" w:space="0"/>
-            <w:left w:val="single" w:color="000000" w:themeColor="text1" w:sz="4" w:space="0"/>
-            <w:bottom w:val="single" w:color="000000" w:themeColor="text1" w:sz="4" w:space="0"/>
-            <w:right w:val="single" w:color="000000" w:themeColor="text1" w:sz="4" w:space="0"/>
-            <w:insideH w:val="single" w:color="000000" w:themeColor="text1" w:sz="4" w:space="0"/>
-            <w:insideV w:val="single" w:color="000000" w:themeColor="text1" w:sz="4" w:space="0"/>
-          </w:tblBorders>
-          <w:tblCellMar>
-            <w:top w:w="0" w:type="dxa"/>
-            <w:left w:w="108" w:type="dxa"/>
-            <w:bottom w:w="0" w:type="dxa"/>
-            <w:right w:w="108" w:type="dxa"/>
-          </w:tblCellMar>
-        </w:tblPrEx>
         <w:tc>
           <w:tcPr>
             <w:tcW w:w="4531" w:type="dxa"/>
@@ -2838,16 +3245,11 @@
                 <w:sz w:val="18"/>
                 <w:szCs w:val="18"/>
                 <w:shd w:val="clear" w:color="auto" w:fill="FFFFFF"/>
-                <w14:textFill>
-                  <w14:solidFill>
-                    <w14:schemeClr w14:val="tx1"/>
-                  </w14:solidFill>
-                </w14:textFill>
-              </w:rPr>
-            </w:pPr>
-            <w:r>
-              <w:rPr>
-                <w:rFonts w:hint="eastAsia" w:ascii="Verdana" w:hAnsi="Verdana"/>
+              </w:rPr>
+            </w:pPr>
+            <w:r>
+              <w:rPr>
+                <w:rFonts w:ascii="Verdana" w:hAnsi="Verdana" w:hint="eastAsia"/>
                 <w:color w:val="000000"/>
                 <w:sz w:val="18"/>
                 <w:szCs w:val="18"/>
@@ -2872,16 +3274,11 @@
                 <w:sz w:val="18"/>
                 <w:szCs w:val="18"/>
                 <w:shd w:val="clear" w:color="auto" w:fill="FFFFFF"/>
-                <w14:textFill>
-                  <w14:solidFill>
-                    <w14:schemeClr w14:val="tx1"/>
-                  </w14:solidFill>
-                </w14:textFill>
-              </w:rPr>
-            </w:pPr>
-            <w:r>
-              <w:rPr>
-                <w:rFonts w:hint="eastAsia" w:ascii="Verdana" w:hAnsi="Verdana"/>
+              </w:rPr>
+            </w:pPr>
+            <w:r>
+              <w:rPr>
+                <w:rFonts w:ascii="Verdana" w:hAnsi="Verdana" w:hint="eastAsia"/>
                 <w:color w:val="000000"/>
                 <w:sz w:val="18"/>
                 <w:szCs w:val="18"/>
@@ -2898,7 +3295,7 @@
         <w:spacing w:after="240"/>
         <w:jc w:val="right"/>
         <w:rPr>
-          <w:rFonts w:hint="eastAsia" w:ascii="Verdana" w:hAnsi="Verdana"/>
+          <w:rFonts w:ascii="Verdana" w:hAnsi="Verdana"/>
           <w:color w:val="000000"/>
           <w:sz w:val="20"/>
           <w:szCs w:val="18"/>
@@ -2907,7 +3304,7 @@
       </w:pPr>
       <w:r>
         <w:rPr>
-          <w:rFonts w:hint="eastAsia" w:ascii="Verdana" w:hAnsi="Verdana"/>
+          <w:rFonts w:ascii="Verdana" w:hAnsi="Verdana" w:hint="eastAsia"/>
           <w:color w:val="000000"/>
           <w:sz w:val="20"/>
           <w:szCs w:val="18"/>
@@ -2918,45 +3315,15 @@
     </w:p>
     <w:tbl>
       <w:tblPr>
-        <w:tblStyle w:val="12"/>
+        <w:tblStyle w:val="af0"/>
         <w:tblW w:w="0" w:type="auto"/>
         <w:jc w:val="center"/>
-        <w:tblBorders>
-          <w:top w:val="single" w:color="000000" w:themeColor="text1" w:sz="4" w:space="0"/>
-          <w:left w:val="single" w:color="000000" w:themeColor="text1" w:sz="4" w:space="0"/>
-          <w:bottom w:val="single" w:color="000000" w:themeColor="text1" w:sz="4" w:space="0"/>
-          <w:right w:val="single" w:color="000000" w:themeColor="text1" w:sz="4" w:space="0"/>
-          <w:insideH w:val="single" w:color="000000" w:themeColor="text1" w:sz="4" w:space="0"/>
-          <w:insideV w:val="single" w:color="000000" w:themeColor="text1" w:sz="4" w:space="0"/>
-        </w:tblBorders>
-        <w:tblLayout w:type="autofit"/>
-        <w:tblCellMar>
-          <w:top w:w="0" w:type="dxa"/>
-          <w:left w:w="108" w:type="dxa"/>
-          <w:bottom w:w="0" w:type="dxa"/>
-          <w:right w:w="108" w:type="dxa"/>
-        </w:tblCellMar>
+        <w:tblLook w:val="04A0" w:firstRow="1" w:lastRow="0" w:firstColumn="1" w:lastColumn="0" w:noHBand="0" w:noVBand="1"/>
       </w:tblPr>
       <w:tblGrid>
         <w:gridCol w:w="9487"/>
       </w:tblGrid>
       <w:tr>
-        <w:tblPrEx>
-          <w:tblBorders>
-            <w:top w:val="single" w:color="000000" w:themeColor="text1" w:sz="4" w:space="0"/>
-            <w:left w:val="single" w:color="000000" w:themeColor="text1" w:sz="4" w:space="0"/>
-            <w:bottom w:val="single" w:color="000000" w:themeColor="text1" w:sz="4" w:space="0"/>
-            <w:right w:val="single" w:color="000000" w:themeColor="text1" w:sz="4" w:space="0"/>
-            <w:insideH w:val="single" w:color="000000" w:themeColor="text1" w:sz="4" w:space="0"/>
-            <w:insideV w:val="single" w:color="000000" w:themeColor="text1" w:sz="4" w:space="0"/>
-          </w:tblBorders>
-          <w:tblCellMar>
-            <w:top w:w="0" w:type="dxa"/>
-            <w:left w:w="108" w:type="dxa"/>
-            <w:bottom w:w="0" w:type="dxa"/>
-            <w:right w:w="108" w:type="dxa"/>
-          </w:tblCellMar>
-        </w:tblPrEx>
         <w:trPr>
           <w:jc w:val="center"/>
         </w:trPr>
@@ -2969,31 +3336,21 @@
             <w:pPr>
               <w:jc w:val="left"/>
               <w:rPr>
-                <w:rFonts w:ascii="ＭＳ Ｐゴシック" w:hAnsi="ＭＳ Ｐゴシック" w:eastAsia="ＭＳ Ｐゴシック"/>
+                <w:rFonts w:ascii="ＭＳ Ｐゴシック" w:eastAsia="ＭＳ Ｐゴシック" w:hAnsi="ＭＳ Ｐゴシック"/>
                 <w:b/>
                 <w:color w:val="FFFFFF" w:themeColor="background1"/>
                 <w:sz w:val="24"/>
                 <w:szCs w:val="24"/>
                 <w:shd w:val="clear" w:color="auto" w:fill="FFFFFF"/>
-                <w14:textFill>
-                  <w14:solidFill>
-                    <w14:schemeClr w14:val="bg1"/>
-                  </w14:solidFill>
-                </w14:textFill>
-              </w:rPr>
-            </w:pPr>
-            <w:r>
-              <w:rPr>
-                <w:rFonts w:hint="eastAsia" w:ascii="ＭＳ Ｐゴシック" w:hAnsi="ＭＳ Ｐゴシック" w:eastAsia="ＭＳ Ｐゴシック"/>
+              </w:rPr>
+            </w:pPr>
+            <w:r>
+              <w:rPr>
+                <w:rFonts w:ascii="ＭＳ Ｐゴシック" w:eastAsia="ＭＳ Ｐゴシック" w:hAnsi="ＭＳ Ｐゴシック" w:hint="eastAsia"/>
                 <w:b/>
                 <w:color w:val="FFFFFF" w:themeColor="background1"/>
                 <w:sz w:val="24"/>
                 <w:szCs w:val="24"/>
-                <w14:textFill>
-                  <w14:solidFill>
-                    <w14:schemeClr w14:val="bg1"/>
-                  </w14:solidFill>
-                </w14:textFill>
               </w:rPr>
               <w:t>応募作品内容</w:t>
             </w:r>
@@ -3001,24 +3358,9 @@
         </w:tc>
       </w:tr>
       <w:tr>
-        <w:tblPrEx>
-          <w:tblBorders>
-            <w:top w:val="single" w:color="000000" w:themeColor="text1" w:sz="4" w:space="0"/>
-            <w:left w:val="single" w:color="000000" w:themeColor="text1" w:sz="4" w:space="0"/>
-            <w:bottom w:val="single" w:color="000000" w:themeColor="text1" w:sz="4" w:space="0"/>
-            <w:right w:val="single" w:color="000000" w:themeColor="text1" w:sz="4" w:space="0"/>
-            <w:insideH w:val="single" w:color="000000" w:themeColor="text1" w:sz="4" w:space="0"/>
-            <w:insideV w:val="single" w:color="000000" w:themeColor="text1" w:sz="4" w:space="0"/>
-          </w:tblBorders>
-          <w:tblCellMar>
-            <w:top w:w="0" w:type="dxa"/>
-            <w:left w:w="108" w:type="dxa"/>
-            <w:bottom w:w="0" w:type="dxa"/>
-            <w:right w:w="108" w:type="dxa"/>
-          </w:tblCellMar>
-        </w:tblPrEx>
         <w:trPr>
-          <w:trHeight w:val="446" w:hRule="atLeast"/>
+          <w:trHeight w:val="446"/>
+          <w:jc w:val="center"/>
         </w:trPr>
         <w:tc>
           <w:tcPr>
@@ -3038,7 +3380,7 @@
             </w:pPr>
             <w:r>
               <w:rPr>
-                <w:rFonts w:hint="eastAsia" w:ascii="Verdana" w:hAnsi="Verdana"/>
+                <w:rFonts w:ascii="Verdana" w:hAnsi="Verdana" w:hint="eastAsia"/>
                 <w:color w:val="000000"/>
                 <w:sz w:val="18"/>
                 <w:szCs w:val="18"/>
@@ -3060,30 +3402,15 @@
         </w:tc>
       </w:tr>
       <w:tr>
-        <w:tblPrEx>
-          <w:tblBorders>
-            <w:top w:val="single" w:color="000000" w:themeColor="text1" w:sz="4" w:space="0"/>
-            <w:left w:val="single" w:color="000000" w:themeColor="text1" w:sz="4" w:space="0"/>
-            <w:bottom w:val="single" w:color="000000" w:themeColor="text1" w:sz="4" w:space="0"/>
-            <w:right w:val="single" w:color="000000" w:themeColor="text1" w:sz="4" w:space="0"/>
-            <w:insideH w:val="single" w:color="000000" w:themeColor="text1" w:sz="4" w:space="0"/>
-            <w:insideV w:val="single" w:color="000000" w:themeColor="text1" w:sz="4" w:space="0"/>
-          </w:tblBorders>
-          <w:tblCellMar>
-            <w:top w:w="0" w:type="dxa"/>
-            <w:left w:w="108" w:type="dxa"/>
-            <w:bottom w:w="0" w:type="dxa"/>
-            <w:right w:w="108" w:type="dxa"/>
-          </w:tblCellMar>
-        </w:tblPrEx>
         <w:trPr>
-          <w:trHeight w:val="3303" w:hRule="atLeast"/>
+          <w:trHeight w:val="3303"/>
+          <w:jc w:val="center"/>
         </w:trPr>
         <w:tc>
           <w:tcPr>
             <w:tcW w:w="9487" w:type="dxa"/>
             <w:tcBorders>
-              <w:bottom w:val="single" w:color="auto" w:sz="4" w:space="0"/>
+              <w:bottom w:val="single" w:sz="4" w:space="0" w:color="auto"/>
             </w:tcBorders>
           </w:tcPr>
           <w:p>
@@ -3100,7 +3427,7 @@
             </w:pPr>
             <w:r>
               <w:rPr>
-                <w:rFonts w:hint="eastAsia" w:ascii="Verdana" w:hAnsi="Verdana"/>
+                <w:rFonts w:ascii="Verdana" w:hAnsi="Verdana" w:hint="eastAsia"/>
                 <w:color w:val="000000"/>
                 <w:sz w:val="18"/>
                 <w:szCs w:val="18"/>
@@ -3125,31 +3452,16 @@
         </w:tc>
       </w:tr>
       <w:tr>
-        <w:tblPrEx>
-          <w:tblBorders>
-            <w:top w:val="single" w:color="000000" w:themeColor="text1" w:sz="4" w:space="0"/>
-            <w:left w:val="single" w:color="000000" w:themeColor="text1" w:sz="4" w:space="0"/>
-            <w:bottom w:val="single" w:color="000000" w:themeColor="text1" w:sz="4" w:space="0"/>
-            <w:right w:val="single" w:color="000000" w:themeColor="text1" w:sz="4" w:space="0"/>
-            <w:insideH w:val="single" w:color="000000" w:themeColor="text1" w:sz="4" w:space="0"/>
-            <w:insideV w:val="single" w:color="000000" w:themeColor="text1" w:sz="4" w:space="0"/>
-          </w:tblBorders>
-          <w:tblCellMar>
-            <w:top w:w="0" w:type="dxa"/>
-            <w:left w:w="108" w:type="dxa"/>
-            <w:bottom w:w="0" w:type="dxa"/>
-            <w:right w:w="108" w:type="dxa"/>
-          </w:tblCellMar>
-        </w:tblPrEx>
         <w:trPr>
-          <w:trHeight w:val="708" w:hRule="atLeast"/>
+          <w:trHeight w:val="708"/>
+          <w:jc w:val="center"/>
         </w:trPr>
         <w:tc>
           <w:tcPr>
             <w:tcW w:w="9487" w:type="dxa"/>
             <w:tcBorders>
-              <w:top w:val="single" w:color="auto" w:sz="4" w:space="0"/>
-              <w:bottom w:val="single" w:color="auto" w:sz="4" w:space="0"/>
+              <w:top w:val="single" w:sz="4" w:space="0" w:color="auto"/>
+              <w:bottom w:val="single" w:sz="4" w:space="0" w:color="auto"/>
             </w:tcBorders>
           </w:tcPr>
           <w:p>
@@ -3166,7 +3478,7 @@
             </w:pPr>
             <w:r>
               <w:rPr>
-                <w:rFonts w:hint="eastAsia" w:ascii="Verdana" w:hAnsi="Verdana"/>
+                <w:rFonts w:ascii="Verdana" w:hAnsi="Verdana" w:hint="eastAsia"/>
                 <w:color w:val="000000"/>
                 <w:sz w:val="18"/>
                 <w:szCs w:val="18"/>
@@ -3176,22 +3488,17 @@
             </w:r>
             <w:r>
               <w:rPr>
-                <w:rFonts w:hint="eastAsia" w:ascii="Verdana" w:hAnsi="Verdana"/>
+                <w:rFonts w:ascii="Verdana" w:hAnsi="Verdana" w:hint="eastAsia"/>
                 <w:color w:val="000000" w:themeColor="text1"/>
                 <w:sz w:val="18"/>
                 <w:szCs w:val="18"/>
                 <w:shd w:val="clear" w:color="auto" w:fill="FFFFFF"/>
-                <w14:textFill>
-                  <w14:solidFill>
-                    <w14:schemeClr w14:val="tx1"/>
-                  </w14:solidFill>
-                </w14:textFill>
               </w:rPr>
               <w:t>（作品サイズは応募者が搬入可能な範囲）</w:t>
             </w:r>
             <w:r>
               <w:rPr>
-                <w:rFonts w:hint="eastAsia" w:ascii="Verdana" w:hAnsi="Verdana"/>
+                <w:rFonts w:ascii="Verdana" w:hAnsi="Verdana" w:hint="eastAsia"/>
                 <w:color w:val="000000"/>
                 <w:sz w:val="18"/>
                 <w:szCs w:val="18"/>
@@ -3216,30 +3523,15 @@
         </w:tc>
       </w:tr>
       <w:tr>
-        <w:tblPrEx>
-          <w:tblBorders>
-            <w:top w:val="single" w:color="000000" w:themeColor="text1" w:sz="4" w:space="0"/>
-            <w:left w:val="single" w:color="000000" w:themeColor="text1" w:sz="4" w:space="0"/>
-            <w:bottom w:val="single" w:color="000000" w:themeColor="text1" w:sz="4" w:space="0"/>
-            <w:right w:val="single" w:color="000000" w:themeColor="text1" w:sz="4" w:space="0"/>
-            <w:insideH w:val="single" w:color="000000" w:themeColor="text1" w:sz="4" w:space="0"/>
-            <w:insideV w:val="single" w:color="000000" w:themeColor="text1" w:sz="4" w:space="0"/>
-          </w:tblBorders>
-          <w:tblCellMar>
-            <w:top w:w="0" w:type="dxa"/>
-            <w:left w:w="108" w:type="dxa"/>
-            <w:bottom w:w="0" w:type="dxa"/>
-            <w:right w:w="108" w:type="dxa"/>
-          </w:tblCellMar>
-        </w:tblPrEx>
         <w:trPr>
-          <w:trHeight w:val="1183" w:hRule="atLeast"/>
+          <w:trHeight w:val="1183"/>
+          <w:jc w:val="center"/>
         </w:trPr>
         <w:tc>
           <w:tcPr>
             <w:tcW w:w="9487" w:type="dxa"/>
             <w:tcBorders>
-              <w:top w:val="single" w:color="auto" w:sz="4" w:space="0"/>
+              <w:top w:val="single" w:sz="4" w:space="0" w:color="auto"/>
             </w:tcBorders>
           </w:tcPr>
           <w:p>
@@ -3256,7 +3548,7 @@
             </w:pPr>
             <w:r>
               <w:rPr>
-                <w:rFonts w:hint="eastAsia" w:ascii="Verdana" w:hAnsi="Verdana"/>
+                <w:rFonts w:ascii="Verdana" w:hAnsi="Verdana" w:hint="eastAsia"/>
                 <w:color w:val="000000"/>
                 <w:sz w:val="18"/>
                 <w:szCs w:val="18"/>
@@ -3305,47 +3597,16 @@
     </w:p>
     <w:tbl>
       <w:tblPr>
-        <w:tblStyle w:val="12"/>
+        <w:tblStyle w:val="af0"/>
         <w:tblpPr w:leftFromText="142" w:rightFromText="142" w:vertAnchor="text" w:horzAnchor="margin" w:tblpY="58"/>
         <w:tblOverlap w:val="never"/>
         <w:tblW w:w="9493" w:type="dxa"/>
-        <w:tblInd w:w="0" w:type="dxa"/>
-        <w:tblBorders>
-          <w:top w:val="single" w:color="000000" w:themeColor="text1" w:sz="4" w:space="0"/>
-          <w:left w:val="single" w:color="000000" w:themeColor="text1" w:sz="4" w:space="0"/>
-          <w:bottom w:val="single" w:color="000000" w:themeColor="text1" w:sz="4" w:space="0"/>
-          <w:right w:val="single" w:color="000000" w:themeColor="text1" w:sz="4" w:space="0"/>
-          <w:insideH w:val="single" w:color="000000" w:themeColor="text1" w:sz="4" w:space="0"/>
-          <w:insideV w:val="single" w:color="000000" w:themeColor="text1" w:sz="4" w:space="0"/>
-        </w:tblBorders>
-        <w:tblLayout w:type="autofit"/>
-        <w:tblCellMar>
-          <w:top w:w="0" w:type="dxa"/>
-          <w:left w:w="108" w:type="dxa"/>
-          <w:bottom w:w="0" w:type="dxa"/>
-          <w:right w:w="108" w:type="dxa"/>
-        </w:tblCellMar>
+        <w:tblLook w:val="04A0" w:firstRow="1" w:lastRow="0" w:firstColumn="1" w:lastColumn="0" w:noHBand="0" w:noVBand="1"/>
       </w:tblPr>
       <w:tblGrid>
         <w:gridCol w:w="9493"/>
       </w:tblGrid>
       <w:tr>
-        <w:tblPrEx>
-          <w:tblBorders>
-            <w:top w:val="single" w:color="000000" w:themeColor="text1" w:sz="4" w:space="0"/>
-            <w:left w:val="single" w:color="000000" w:themeColor="text1" w:sz="4" w:space="0"/>
-            <w:bottom w:val="single" w:color="000000" w:themeColor="text1" w:sz="4" w:space="0"/>
-            <w:right w:val="single" w:color="000000" w:themeColor="text1" w:sz="4" w:space="0"/>
-            <w:insideH w:val="single" w:color="000000" w:themeColor="text1" w:sz="4" w:space="0"/>
-            <w:insideV w:val="single" w:color="000000" w:themeColor="text1" w:sz="4" w:space="0"/>
-          </w:tblBorders>
-          <w:tblCellMar>
-            <w:top w:w="0" w:type="dxa"/>
-            <w:left w:w="108" w:type="dxa"/>
-            <w:bottom w:w="0" w:type="dxa"/>
-            <w:right w:w="108" w:type="dxa"/>
-          </w:tblCellMar>
-        </w:tblPrEx>
         <w:tc>
           <w:tcPr>
             <w:tcW w:w="9493" w:type="dxa"/>
@@ -3354,33 +3615,63 @@
           <w:p>
             <w:pPr>
               <w:rPr>
-                <w:rFonts w:ascii="ＭＳ Ｐゴシック" w:hAnsi="ＭＳ Ｐゴシック" w:eastAsia="ＭＳ Ｐゴシック"/>
+                <w:rFonts w:ascii="ＭＳ Ｐゴシック" w:eastAsia="ＭＳ Ｐゴシック" w:hAnsi="ＭＳ Ｐゴシック"/>
                 <w:b/>
                 <w:color w:val="FFFFFF" w:themeColor="background1"/>
                 <w:sz w:val="24"/>
                 <w:szCs w:val="24"/>
                 <w:shd w:val="clear" w:color="auto" w:fill="FFFFFF"/>
-                <w14:textFill>
-                  <w14:solidFill>
-                    <w14:schemeClr w14:val="bg1"/>
-                  </w14:solidFill>
-                </w14:textFill>
-              </w:rPr>
-            </w:pPr>
-            <w:r>
-              <w:rPr>
-                <w:rFonts w:hint="eastAsia" w:ascii="ＭＳ Ｐゴシック" w:hAnsi="ＭＳ Ｐゴシック" w:eastAsia="ＭＳ Ｐゴシック"/>
+              </w:rPr>
+            </w:pPr>
+            <w:r>
+              <w:rPr>
+                <w:rFonts w:ascii="ＭＳ Ｐゴシック" w:eastAsia="ＭＳ Ｐゴシック" w:hAnsi="ＭＳ Ｐゴシック" w:hint="eastAsia"/>
                 <w:b/>
                 <w:color w:val="FFFFFF" w:themeColor="background1"/>
                 <w:sz w:val="24"/>
                 <w:szCs w:val="24"/>
-                <w14:textFill>
-                  <w14:solidFill>
-                    <w14:schemeClr w14:val="bg1"/>
-                  </w14:solidFill>
-                </w14:textFill>
-              </w:rPr>
-              <w:t>作品提出方法：メールに添付（10M以下）、 URL（写真・動画共有サイト含）など</w:t>
+              </w:rPr>
+              <w:t>作品提出方法：メールに添付（</w:t>
+            </w:r>
+            <w:r>
+              <w:rPr>
+                <w:rFonts w:ascii="ＭＳ Ｐゴシック" w:eastAsia="ＭＳ Ｐゴシック" w:hAnsi="ＭＳ Ｐゴシック" w:hint="eastAsia"/>
+                <w:b/>
+                <w:color w:val="FFFFFF" w:themeColor="background1"/>
+                <w:sz w:val="24"/>
+                <w:szCs w:val="24"/>
+              </w:rPr>
+              <w:t>10M</w:t>
+            </w:r>
+            <w:r>
+              <w:rPr>
+                <w:rFonts w:ascii="ＭＳ Ｐゴシック" w:eastAsia="ＭＳ Ｐゴシック" w:hAnsi="ＭＳ Ｐゴシック" w:hint="eastAsia"/>
+                <w:b/>
+                <w:color w:val="FFFFFF" w:themeColor="background1"/>
+                <w:sz w:val="24"/>
+                <w:szCs w:val="24"/>
+              </w:rPr>
+              <w:t>以下）、</w:t>
+            </w:r>
+            <w:r>
+              <w:rPr>
+                <w:rFonts w:ascii="ＭＳ Ｐゴシック" w:eastAsia="ＭＳ Ｐゴシック" w:hAnsi="ＭＳ Ｐゴシック" w:hint="eastAsia"/>
+                <w:b/>
+                <w:color w:val="FFFFFF" w:themeColor="background1"/>
+                <w:sz w:val="24"/>
+                <w:szCs w:val="24"/>
+              </w:rPr>
+              <w:t xml:space="preserve"> URL</w:t>
+            </w:r>
+            <w:r>
+              <w:rPr>
+                <w:rFonts w:ascii="ＭＳ Ｐゴシック" w:eastAsia="ＭＳ Ｐゴシック" w:hAnsi="ＭＳ Ｐゴシック" w:hint="eastAsia"/>
+                <w:b/>
+                <w:color w:val="FFFFFF" w:themeColor="background1"/>
+                <w:sz w:val="24"/>
+                <w:szCs w:val="24"/>
+              </w:rPr>
+              <w:t>（写真・動画共有サイト含）など</w:t>
             </w:r>
           </w:p>
         </w:tc>
@@ -3388,46 +3679,15 @@
     </w:tbl>
     <w:tbl>
       <w:tblPr>
-        <w:tblStyle w:val="12"/>
+        <w:tblStyle w:val="af0"/>
         <w:tblpPr w:leftFromText="142" w:rightFromText="142" w:vertAnchor="text" w:horzAnchor="margin" w:tblpY="-36"/>
         <w:tblW w:w="0" w:type="auto"/>
-        <w:tblInd w:w="0" w:type="dxa"/>
-        <w:tblBorders>
-          <w:top w:val="single" w:color="000000" w:themeColor="text1" w:sz="4" w:space="0"/>
-          <w:left w:val="single" w:color="000000" w:themeColor="text1" w:sz="4" w:space="0"/>
-          <w:bottom w:val="single" w:color="000000" w:themeColor="text1" w:sz="4" w:space="0"/>
-          <w:right w:val="single" w:color="000000" w:themeColor="text1" w:sz="4" w:space="0"/>
-          <w:insideH w:val="single" w:color="000000" w:themeColor="text1" w:sz="4" w:space="0"/>
-          <w:insideV w:val="single" w:color="000000" w:themeColor="text1" w:sz="4" w:space="0"/>
-        </w:tblBorders>
-        <w:tblLayout w:type="autofit"/>
-        <w:tblCellMar>
-          <w:top w:w="0" w:type="dxa"/>
-          <w:left w:w="108" w:type="dxa"/>
-          <w:bottom w:w="0" w:type="dxa"/>
-          <w:right w:w="108" w:type="dxa"/>
-        </w:tblCellMar>
+        <w:tblLook w:val="04A0" w:firstRow="1" w:lastRow="0" w:firstColumn="1" w:lastColumn="0" w:noHBand="0" w:noVBand="1"/>
       </w:tblPr>
       <w:tblGrid>
-        <w:gridCol w:w="9695"/>
+        <w:gridCol w:w="9487"/>
       </w:tblGrid>
       <w:tr>
-        <w:tblPrEx>
-          <w:tblBorders>
-            <w:top w:val="single" w:color="000000" w:themeColor="text1" w:sz="4" w:space="0"/>
-            <w:left w:val="single" w:color="000000" w:themeColor="text1" w:sz="4" w:space="0"/>
-            <w:bottom w:val="single" w:color="000000" w:themeColor="text1" w:sz="4" w:space="0"/>
-            <w:right w:val="single" w:color="000000" w:themeColor="text1" w:sz="4" w:space="0"/>
-            <w:insideH w:val="single" w:color="000000" w:themeColor="text1" w:sz="4" w:space="0"/>
-            <w:insideV w:val="single" w:color="000000" w:themeColor="text1" w:sz="4" w:space="0"/>
-          </w:tblBorders>
-          <w:tblCellMar>
-            <w:top w:w="0" w:type="dxa"/>
-            <w:left w:w="108" w:type="dxa"/>
-            <w:bottom w:w="0" w:type="dxa"/>
-            <w:right w:w="108" w:type="dxa"/>
-          </w:tblCellMar>
-        </w:tblPrEx>
         <w:tc>
           <w:tcPr>
             <w:tcW w:w="9695" w:type="dxa"/>
@@ -3483,6 +3743,15 @@
                 <w:szCs w:val="18"/>
                 <w:shd w:val="clear" w:color="auto" w:fill="FFFFFF"/>
               </w:rPr>
+            </w:r>
+            <w:r>
+              <w:rPr>
+                <w:rFonts w:ascii="Verdana" w:hAnsi="Verdana"/>
+                <w:color w:val="000000"/>
+                <w:sz w:val="18"/>
+                <w:szCs w:val="18"/>
+                <w:shd w:val="clear" w:color="auto" w:fill="FFFFFF"/>
+              </w:rPr>
               <w:fldChar w:fldCharType="separate"/>
             </w:r>
             <w:r>
@@ -3497,34 +3766,28 @@
             </w:r>
             <w:r>
               <w:rPr>
-                <w:rFonts w:hint="eastAsia" w:ascii="Verdana" w:hAnsi="Verdana"/>
-                <w:color w:val="000000"/>
-                <w:sz w:val="18"/>
-                <w:szCs w:val="18"/>
-                <w:shd w:val="clear" w:color="auto" w:fill="FFFFFF"/>
-              </w:rPr>
-              <w:t xml:space="preserve"> メールに添付</w:t>
+                <w:rFonts w:ascii="Verdana" w:hAnsi="Verdana" w:hint="eastAsia"/>
+                <w:color w:val="000000"/>
+                <w:sz w:val="18"/>
+                <w:szCs w:val="18"/>
+                <w:shd w:val="clear" w:color="auto" w:fill="FFFFFF"/>
+              </w:rPr>
+              <w:t xml:space="preserve"> </w:t>
+            </w:r>
+            <w:r>
+              <w:rPr>
+                <w:rFonts w:ascii="Verdana" w:hAnsi="Verdana" w:hint="eastAsia"/>
+                <w:color w:val="000000"/>
+                <w:sz w:val="18"/>
+                <w:szCs w:val="18"/>
+                <w:shd w:val="clear" w:color="auto" w:fill="FFFFFF"/>
+              </w:rPr>
+              <w:t>メールに添付</w:t>
             </w:r>
           </w:p>
         </w:tc>
       </w:tr>
       <w:tr>
-        <w:tblPrEx>
-          <w:tblBorders>
-            <w:top w:val="single" w:color="000000" w:themeColor="text1" w:sz="4" w:space="0"/>
-            <w:left w:val="single" w:color="000000" w:themeColor="text1" w:sz="4" w:space="0"/>
-            <w:bottom w:val="single" w:color="000000" w:themeColor="text1" w:sz="4" w:space="0"/>
-            <w:right w:val="single" w:color="000000" w:themeColor="text1" w:sz="4" w:space="0"/>
-            <w:insideH w:val="single" w:color="000000" w:themeColor="text1" w:sz="4" w:space="0"/>
-            <w:insideV w:val="single" w:color="000000" w:themeColor="text1" w:sz="4" w:space="0"/>
-          </w:tblBorders>
-          <w:tblCellMar>
-            <w:top w:w="0" w:type="dxa"/>
-            <w:left w:w="108" w:type="dxa"/>
-            <w:bottom w:w="0" w:type="dxa"/>
-            <w:right w:w="108" w:type="dxa"/>
-          </w:tblCellMar>
-        </w:tblPrEx>
         <w:tc>
           <w:tcPr>
             <w:tcW w:w="9695" w:type="dxa"/>
@@ -3581,6 +3844,15 @@
                 <w:szCs w:val="18"/>
                 <w:shd w:val="clear" w:color="auto" w:fill="FFFFFF"/>
               </w:rPr>
+            </w:r>
+            <w:r>
+              <w:rPr>
+                <w:rFonts w:ascii="Verdana" w:hAnsi="Verdana"/>
+                <w:color w:val="000000"/>
+                <w:sz w:val="18"/>
+                <w:szCs w:val="18"/>
+                <w:shd w:val="clear" w:color="auto" w:fill="FFFFFF"/>
+              </w:rPr>
               <w:fldChar w:fldCharType="separate"/>
             </w:r>
             <w:r>
@@ -3596,7 +3868,7 @@
             <w:bookmarkEnd w:id="1"/>
             <w:r>
               <w:rPr>
-                <w:rFonts w:hint="eastAsia" w:ascii="Verdana" w:hAnsi="Verdana"/>
+                <w:rFonts w:ascii="Verdana" w:hAnsi="Verdana" w:hint="eastAsia"/>
                 <w:color w:val="000000"/>
                 <w:sz w:val="18"/>
                 <w:szCs w:val="18"/>
@@ -3618,22 +3890,6 @@
         </w:tc>
       </w:tr>
       <w:tr>
-        <w:tblPrEx>
-          <w:tblBorders>
-            <w:top w:val="single" w:color="000000" w:themeColor="text1" w:sz="4" w:space="0"/>
-            <w:left w:val="single" w:color="000000" w:themeColor="text1" w:sz="4" w:space="0"/>
-            <w:bottom w:val="single" w:color="000000" w:themeColor="text1" w:sz="4" w:space="0"/>
-            <w:right w:val="single" w:color="000000" w:themeColor="text1" w:sz="4" w:space="0"/>
-            <w:insideH w:val="single" w:color="000000" w:themeColor="text1" w:sz="4" w:space="0"/>
-            <w:insideV w:val="single" w:color="000000" w:themeColor="text1" w:sz="4" w:space="0"/>
-          </w:tblBorders>
-          <w:tblCellMar>
-            <w:top w:w="0" w:type="dxa"/>
-            <w:left w:w="108" w:type="dxa"/>
-            <w:bottom w:w="0" w:type="dxa"/>
-            <w:right w:w="108" w:type="dxa"/>
-          </w:tblCellMar>
-        </w:tblPrEx>
         <w:tc>
           <w:tcPr>
             <w:tcW w:w="9695" w:type="dxa"/>
@@ -3689,6 +3945,15 @@
                 <w:szCs w:val="18"/>
                 <w:shd w:val="clear" w:color="auto" w:fill="FFFFFF"/>
               </w:rPr>
+            </w:r>
+            <w:r>
+              <w:rPr>
+                <w:rFonts w:ascii="Verdana" w:hAnsi="Verdana"/>
+                <w:color w:val="000000"/>
+                <w:sz w:val="18"/>
+                <w:szCs w:val="18"/>
+                <w:shd w:val="clear" w:color="auto" w:fill="FFFFFF"/>
+              </w:rPr>
               <w:fldChar w:fldCharType="separate"/>
             </w:r>
             <w:r>
@@ -3703,34 +3968,28 @@
             </w:r>
             <w:r>
               <w:rPr>
-                <w:rFonts w:hint="eastAsia" w:ascii="Verdana" w:hAnsi="Verdana"/>
-                <w:color w:val="000000"/>
-                <w:sz w:val="18"/>
-                <w:szCs w:val="18"/>
-                <w:shd w:val="clear" w:color="auto" w:fill="FFFFFF"/>
-              </w:rPr>
-              <w:t xml:space="preserve"> その他：</w:t>
+                <w:rFonts w:ascii="Verdana" w:hAnsi="Verdana" w:hint="eastAsia"/>
+                <w:color w:val="000000"/>
+                <w:sz w:val="18"/>
+                <w:szCs w:val="18"/>
+                <w:shd w:val="clear" w:color="auto" w:fill="FFFFFF"/>
+              </w:rPr>
+              <w:t xml:space="preserve"> </w:t>
+            </w:r>
+            <w:r>
+              <w:rPr>
+                <w:rFonts w:ascii="Verdana" w:hAnsi="Verdana" w:hint="eastAsia"/>
+                <w:color w:val="000000"/>
+                <w:sz w:val="18"/>
+                <w:szCs w:val="18"/>
+                <w:shd w:val="clear" w:color="auto" w:fill="FFFFFF"/>
+              </w:rPr>
+              <w:t>その他：</w:t>
             </w:r>
           </w:p>
         </w:tc>
       </w:tr>
       <w:tr>
-        <w:tblPrEx>
-          <w:tblBorders>
-            <w:top w:val="single" w:color="000000" w:themeColor="text1" w:sz="4" w:space="0"/>
-            <w:left w:val="single" w:color="000000" w:themeColor="text1" w:sz="4" w:space="0"/>
-            <w:bottom w:val="single" w:color="000000" w:themeColor="text1" w:sz="4" w:space="0"/>
-            <w:right w:val="single" w:color="000000" w:themeColor="text1" w:sz="4" w:space="0"/>
-            <w:insideH w:val="single" w:color="000000" w:themeColor="text1" w:sz="4" w:space="0"/>
-            <w:insideV w:val="single" w:color="000000" w:themeColor="text1" w:sz="4" w:space="0"/>
-          </w:tblBorders>
-          <w:tblCellMar>
-            <w:top w:w="0" w:type="dxa"/>
-            <w:left w:w="108" w:type="dxa"/>
-            <w:bottom w:w="0" w:type="dxa"/>
-            <w:right w:w="108" w:type="dxa"/>
-          </w:tblCellMar>
-        </w:tblPrEx>
         <w:tc>
           <w:tcPr>
             <w:tcW w:w="9695" w:type="dxa"/>
@@ -3749,7 +4008,7 @@
             </w:pPr>
             <w:r>
               <w:rPr>
-                <w:rFonts w:hint="eastAsia" w:ascii="Verdana" w:hAnsi="Verdana"/>
+                <w:rFonts w:ascii="Verdana" w:hAnsi="Verdana" w:hint="eastAsia"/>
                 <w:color w:val="000000"/>
                 <w:sz w:val="18"/>
                 <w:szCs w:val="18"/>
@@ -3772,13 +4031,23 @@
             </w:pPr>
             <w:r>
               <w:rPr>
-                <w:rFonts w:hint="eastAsia" w:ascii="Verdana" w:hAnsi="Verdana"/>
-                <w:color w:val="000000"/>
-                <w:sz w:val="18"/>
-                <w:szCs w:val="18"/>
-                <w:shd w:val="clear" w:color="auto" w:fill="FFFFFF"/>
-              </w:rPr>
-              <w:t>各オーガナイザー、又は下記連絡先にご提出ください。</w:t>
+                <w:rFonts w:ascii="Verdana" w:hAnsi="Verdana" w:hint="eastAsia"/>
+                <w:color w:val="000000"/>
+                <w:sz w:val="18"/>
+                <w:szCs w:val="18"/>
+                <w:shd w:val="clear" w:color="auto" w:fill="FFFFFF"/>
+              </w:rPr>
+              <w:t>各オーガナイザー、又は下記連絡先にご提</w:t>
+            </w:r>
+            <w:r>
+              <w:rPr>
+                <w:rFonts w:ascii="Verdana" w:hAnsi="Verdana" w:hint="eastAsia"/>
+                <w:color w:val="000000"/>
+                <w:sz w:val="18"/>
+                <w:szCs w:val="18"/>
+                <w:shd w:val="clear" w:color="auto" w:fill="FFFFFF"/>
+              </w:rPr>
+              <w:t>出ください。</w:t>
             </w:r>
           </w:p>
           <w:p>
@@ -3794,18 +4063,51 @@
             </w:pPr>
             <w:r>
               <w:rPr>
-                <w:rFonts w:hint="eastAsia" w:asciiTheme="minorEastAsia" w:hAnsiTheme="minorEastAsia"/>
+                <w:rFonts w:asciiTheme="minorEastAsia" w:hAnsiTheme="minorEastAsia" w:hint="eastAsia"/>
                 <w:color w:val="000000"/>
                 <w:sz w:val="18"/>
                 <w:szCs w:val="18"/>
                 <w:shd w:val="clear" w:color="auto" w:fill="FFFFFF"/>
                 <w:lang w:eastAsia="zh-CN"/>
               </w:rPr>
-              <w:t>〒350-8585　埼玉県川越市鯨井2100</w:t>
-            </w:r>
-            <w:r>
-              <w:rPr>
-                <w:rFonts w:hint="eastAsia" w:asciiTheme="minorEastAsia" w:hAnsiTheme="minorEastAsia"/>
+              <w:t>〒</w:t>
+            </w:r>
+            <w:r>
+              <w:rPr>
+                <w:rFonts w:asciiTheme="minorEastAsia" w:hAnsiTheme="minorEastAsia" w:hint="eastAsia"/>
+                <w:color w:val="000000"/>
+                <w:sz w:val="18"/>
+                <w:szCs w:val="18"/>
+                <w:shd w:val="clear" w:color="auto" w:fill="FFFFFF"/>
+                <w:lang w:eastAsia="zh-CN"/>
+              </w:rPr>
+              <w:t>350-8585</w:t>
+            </w:r>
+            <w:r>
+              <w:rPr>
+                <w:rFonts w:asciiTheme="minorEastAsia" w:hAnsiTheme="minorEastAsia" w:hint="eastAsia"/>
+                <w:color w:val="000000"/>
+                <w:sz w:val="18"/>
+                <w:szCs w:val="18"/>
+                <w:shd w:val="clear" w:color="auto" w:fill="FFFFFF"/>
+                <w:lang w:eastAsia="zh-CN"/>
+              </w:rPr>
+              <w:t xml:space="preserve">　埼玉県川越市鯨井</w:t>
+            </w:r>
+            <w:r>
+              <w:rPr>
+                <w:rFonts w:asciiTheme="minorEastAsia" w:hAnsiTheme="minorEastAsia" w:hint="eastAsia"/>
+                <w:color w:val="000000"/>
+                <w:sz w:val="18"/>
+                <w:szCs w:val="18"/>
+                <w:shd w:val="clear" w:color="auto" w:fill="FFFFFF"/>
+                <w:lang w:eastAsia="zh-CN"/>
+              </w:rPr>
+              <w:t>2100</w:t>
+            </w:r>
+            <w:r>
+              <w:rPr>
+                <w:rFonts w:asciiTheme="minorEastAsia" w:hAnsiTheme="minorEastAsia" w:hint="eastAsia"/>
                 <w:color w:val="000000"/>
                 <w:sz w:val="18"/>
                 <w:szCs w:val="18"/>
@@ -3815,7 +4117,7 @@
             </w:r>
             <w:r>
               <w:rPr>
-                <w:rFonts w:hint="eastAsia" w:asciiTheme="minorEastAsia" w:hAnsiTheme="minorEastAsia"/>
+                <w:rFonts w:asciiTheme="minorEastAsia" w:hAnsiTheme="minorEastAsia" w:hint="eastAsia"/>
                 <w:color w:val="000000"/>
                 <w:sz w:val="18"/>
                 <w:szCs w:val="18"/>
@@ -3826,12 +4128,30 @@
             </w:r>
             <w:r>
               <w:rPr>
-                <w:rFonts w:hint="eastAsia" w:asciiTheme="minorEastAsia" w:hAnsiTheme="minorEastAsia"/>
-                <w:sz w:val="18"/>
-                <w:szCs w:val="18"/>
-                <w:shd w:val="clear" w:color="auto" w:fill="FFFFFF"/>
-              </w:rPr>
-              <w:t>研究科 アートコンテスト受付係</w:t>
+                <w:rFonts w:asciiTheme="minorEastAsia" w:hAnsiTheme="minorEastAsia" w:hint="eastAsia"/>
+                <w:sz w:val="18"/>
+                <w:szCs w:val="18"/>
+                <w:shd w:val="clear" w:color="auto" w:fill="FFFFFF"/>
+              </w:rPr>
+              <w:t>研究科</w:t>
+            </w:r>
+            <w:r>
+              <w:rPr>
+                <w:rFonts w:asciiTheme="minorEastAsia" w:hAnsiTheme="minorEastAsia" w:hint="eastAsia"/>
+                <w:sz w:val="18"/>
+                <w:szCs w:val="18"/>
+                <w:shd w:val="clear" w:color="auto" w:fill="FFFFFF"/>
+              </w:rPr>
+              <w:t xml:space="preserve"> </w:t>
+            </w:r>
+            <w:r>
+              <w:rPr>
+                <w:rFonts w:asciiTheme="minorEastAsia" w:hAnsiTheme="minorEastAsia" w:hint="eastAsia"/>
+                <w:sz w:val="18"/>
+                <w:szCs w:val="18"/>
+                <w:shd w:val="clear" w:color="auto" w:fill="FFFFFF"/>
+              </w:rPr>
+              <w:t>アートコンテスト受付係</w:t>
             </w:r>
           </w:p>
           <w:p>
@@ -3858,7 +4178,7 @@
             </w:r>
             <w:r>
               <w:rPr>
-                <w:rFonts w:hint="eastAsia" w:asciiTheme="minorEastAsia" w:hAnsiTheme="minorEastAsia"/>
+                <w:rFonts w:asciiTheme="minorEastAsia" w:hAnsiTheme="minorEastAsia" w:hint="eastAsia"/>
                 <w:sz w:val="18"/>
                 <w:szCs w:val="18"/>
                 <w:shd w:val="clear" w:color="auto" w:fill="FFFFFF"/>
@@ -3888,7 +4208,7 @@
             </w:r>
             <w:r>
               <w:rPr>
-                <w:rFonts w:hint="eastAsia" w:asciiTheme="minorEastAsia" w:hAnsiTheme="minorEastAsia"/>
+                <w:rFonts w:asciiTheme="minorEastAsia" w:hAnsiTheme="minorEastAsia" w:hint="eastAsia"/>
                 <w:sz w:val="18"/>
                 <w:szCs w:val="18"/>
                 <w:shd w:val="clear" w:color="auto" w:fill="FFFFFF"/>
@@ -3909,22 +4229,6 @@
         </w:tc>
       </w:tr>
       <w:tr>
-        <w:tblPrEx>
-          <w:tblBorders>
-            <w:top w:val="single" w:color="000000" w:themeColor="text1" w:sz="4" w:space="0"/>
-            <w:left w:val="single" w:color="000000" w:themeColor="text1" w:sz="4" w:space="0"/>
-            <w:bottom w:val="single" w:color="000000" w:themeColor="text1" w:sz="4" w:space="0"/>
-            <w:right w:val="single" w:color="000000" w:themeColor="text1" w:sz="4" w:space="0"/>
-            <w:insideH w:val="single" w:color="000000" w:themeColor="text1" w:sz="4" w:space="0"/>
-            <w:insideV w:val="single" w:color="000000" w:themeColor="text1" w:sz="4" w:space="0"/>
-          </w:tblBorders>
-          <w:tblCellMar>
-            <w:top w:w="0" w:type="dxa"/>
-            <w:left w:w="108" w:type="dxa"/>
-            <w:bottom w:w="0" w:type="dxa"/>
-            <w:right w:w="108" w:type="dxa"/>
-          </w:tblCellMar>
-        </w:tblPrEx>
         <w:tc>
           <w:tcPr>
             <w:tcW w:w="9695" w:type="dxa"/>
@@ -3943,7 +4247,7 @@
             </w:pPr>
             <w:r>
               <w:rPr>
-                <w:rFonts w:hint="eastAsia" w:ascii="Verdana" w:hAnsi="Verdana"/>
+                <w:rFonts w:ascii="Verdana" w:hAnsi="Verdana" w:hint="eastAsia"/>
                 <w:color w:val="000000"/>
                 <w:sz w:val="18"/>
                 <w:szCs w:val="18"/>
@@ -3990,6 +4294,15 @@
                 <w:szCs w:val="18"/>
                 <w:shd w:val="clear" w:color="auto" w:fill="FFFFFF"/>
               </w:rPr>
+            </w:r>
+            <w:r>
+              <w:rPr>
+                <w:rFonts w:ascii="Verdana" w:hAnsi="Verdana"/>
+                <w:color w:val="000000"/>
+                <w:sz w:val="18"/>
+                <w:szCs w:val="18"/>
+                <w:shd w:val="clear" w:color="auto" w:fill="FFFFFF"/>
+              </w:rPr>
               <w:fldChar w:fldCharType="separate"/>
             </w:r>
             <w:r>
@@ -4004,13 +4317,13 @@
             </w:r>
             <w:r>
               <w:rPr>
-                <w:rFonts w:hint="eastAsia" w:ascii="Verdana" w:hAnsi="Verdana"/>
-                <w:color w:val="000000"/>
-                <w:sz w:val="18"/>
-                <w:szCs w:val="18"/>
-                <w:shd w:val="clear" w:color="auto" w:fill="FFFFFF"/>
-              </w:rPr>
-              <w:t>提出する（メールに添付）　</w:t>
+                <w:rFonts w:ascii="Verdana" w:hAnsi="Verdana" w:hint="eastAsia"/>
+                <w:color w:val="000000"/>
+                <w:sz w:val="18"/>
+                <w:szCs w:val="18"/>
+                <w:shd w:val="clear" w:color="auto" w:fill="FFFFFF"/>
+              </w:rPr>
+              <w:t xml:space="preserve">提出する（メールに添付）　</w:t>
             </w:r>
             <w:r>
               <w:rPr>
@@ -4051,6 +4364,15 @@
                 <w:szCs w:val="18"/>
                 <w:shd w:val="clear" w:color="auto" w:fill="FFFFFF"/>
               </w:rPr>
+            </w:r>
+            <w:r>
+              <w:rPr>
+                <w:rFonts w:ascii="Verdana" w:hAnsi="Verdana"/>
+                <w:color w:val="000000"/>
+                <w:sz w:val="18"/>
+                <w:szCs w:val="18"/>
+                <w:shd w:val="clear" w:color="auto" w:fill="FFFFFF"/>
+              </w:rPr>
               <w:fldChar w:fldCharType="separate"/>
             </w:r>
             <w:r>
@@ -4065,7 +4387,7 @@
             </w:r>
             <w:r>
               <w:rPr>
-                <w:rFonts w:hint="eastAsia" w:ascii="Verdana" w:hAnsi="Verdana"/>
+                <w:rFonts w:ascii="Verdana" w:hAnsi="Verdana" w:hint="eastAsia"/>
                 <w:color w:val="000000"/>
                 <w:sz w:val="18"/>
                 <w:szCs w:val="18"/>
@@ -4082,7 +4404,7 @@
         <w:widowControl/>
         <w:jc w:val="left"/>
         <w:rPr>
-          <w:rFonts w:ascii="ＭＳ Ｐゴシック" w:hAnsi="ＭＳ Ｐゴシック" w:eastAsia="ＭＳ Ｐゴシック"/>
+          <w:rFonts w:ascii="ＭＳ Ｐゴシック" w:eastAsia="ＭＳ Ｐゴシック" w:hAnsi="ＭＳ Ｐゴシック"/>
           <w:b/>
           <w:bCs/>
           <w:color w:val="000000"/>
@@ -4106,7 +4428,7 @@
       </w:pPr>
       <w:r>
         <w:rPr>
-          <w:rFonts w:hint="eastAsia" w:ascii="ＭＳ Ｐゴシック" w:hAnsi="ＭＳ Ｐゴシック" w:eastAsia="ＭＳ Ｐゴシック"/>
+          <w:rFonts w:ascii="ＭＳ Ｐゴシック" w:eastAsia="ＭＳ Ｐゴシック" w:hAnsi="ＭＳ Ｐゴシック" w:hint="eastAsia"/>
           <w:b/>
           <w:bCs/>
           <w:color w:val="000000"/>
@@ -4114,7 +4436,31 @@
           <w:szCs w:val="24"/>
           <w:shd w:val="clear" w:color="auto" w:fill="FFFFFF"/>
         </w:rPr>
-        <w:t>&lt;作品取り扱いに関して&gt;</w:t>
+        <w:t>&lt;</w:t>
+      </w:r>
+      <w:r>
+        <w:rPr>
+          <w:rFonts w:ascii="ＭＳ Ｐゴシック" w:eastAsia="ＭＳ Ｐゴシック" w:hAnsi="ＭＳ Ｐゴシック" w:hint="eastAsia"/>
+          <w:b/>
+          <w:bCs/>
+          <w:color w:val="000000"/>
+          <w:sz w:val="24"/>
+          <w:szCs w:val="24"/>
+          <w:shd w:val="clear" w:color="auto" w:fill="FFFFFF"/>
+        </w:rPr>
+        <w:t>作品取り扱いに関して</w:t>
+      </w:r>
+      <w:r>
+        <w:rPr>
+          <w:rFonts w:ascii="ＭＳ Ｐゴシック" w:eastAsia="ＭＳ Ｐゴシック" w:hAnsi="ＭＳ Ｐゴシック" w:hint="eastAsia"/>
+          <w:b/>
+          <w:bCs/>
+          <w:color w:val="000000"/>
+          <w:sz w:val="24"/>
+          <w:szCs w:val="24"/>
+          <w:shd w:val="clear" w:color="auto" w:fill="FFFFFF"/>
+        </w:rPr>
+        <w:t>&gt;</w:t>
       </w:r>
     </w:p>
     <w:p>
@@ -4122,42 +4468,92 @@
         <w:spacing w:after="240"/>
         <w:jc w:val="left"/>
         <w:rPr>
-          <w:rFonts w:hint="eastAsia" w:asciiTheme="minorEastAsia" w:hAnsiTheme="minorEastAsia"/>
-          <w:color w:val="000000"/>
-          <w:sz w:val="20"/>
-          <w:szCs w:val="20"/>
-          <w:shd w:val="clear" w:color="auto" w:fill="FFFFFF"/>
-        </w:rPr>
-      </w:pPr>
-      <w:r>
-        <w:rPr>
-          <w:rFonts w:hint="eastAsia" w:asciiTheme="minorEastAsia" w:hAnsiTheme="minorEastAsia"/>
-          <w:color w:val="000000"/>
-          <w:sz w:val="20"/>
-          <w:szCs w:val="20"/>
-          <w:shd w:val="clear" w:color="auto" w:fill="FFFFFF"/>
-        </w:rPr>
-        <w:t>第5</w:t>
-      </w:r>
-      <w:r>
-        <w:rPr>
           <w:rFonts w:asciiTheme="minorEastAsia" w:hAnsiTheme="minorEastAsia"/>
           <w:color w:val="000000"/>
           <w:sz w:val="20"/>
           <w:szCs w:val="20"/>
           <w:shd w:val="clear" w:color="auto" w:fill="FFFFFF"/>
         </w:rPr>
-        <w:t>3</w:t>
-      </w:r>
-      <w:r>
-        <w:rPr>
-          <w:rFonts w:hint="eastAsia" w:asciiTheme="minorEastAsia" w:hAnsiTheme="minorEastAsia"/>
+      </w:pPr>
+      <w:r>
+        <w:rPr>
+          <w:rFonts w:asciiTheme="minorEastAsia" w:hAnsiTheme="minorEastAsia" w:hint="eastAsia"/>
           <w:color w:val="000000"/>
           <w:sz w:val="20"/>
           <w:szCs w:val="20"/>
           <w:shd w:val="clear" w:color="auto" w:fill="FFFFFF"/>
         </w:rPr>
-        <w:t>回 可視化情報シンポジウム アートコンテストでは、可視化情報シンポジウム「アートコンテスト」規定第７条が適用されます。この内容を承諾致します。</w:t>
+        <w:t>第</w:t>
+      </w:r>
+      <w:r>
+        <w:rPr>
+          <w:rFonts w:asciiTheme="minorEastAsia" w:hAnsiTheme="minorEastAsia" w:hint="eastAsia"/>
+          <w:color w:val="000000"/>
+          <w:sz w:val="20"/>
+          <w:szCs w:val="20"/>
+          <w:shd w:val="clear" w:color="auto" w:fill="FFFFFF"/>
+        </w:rPr>
+        <w:t>5</w:t>
+      </w:r>
+      <w:r>
+        <w:rPr>
+          <w:rFonts w:asciiTheme="minorEastAsia" w:hAnsiTheme="minorEastAsia"/>
+          <w:color w:val="000000"/>
+          <w:sz w:val="20"/>
+          <w:szCs w:val="20"/>
+          <w:shd w:val="clear" w:color="auto" w:fill="FFFFFF"/>
+        </w:rPr>
+        <w:t>3</w:t>
+      </w:r>
+      <w:r>
+        <w:rPr>
+          <w:rFonts w:asciiTheme="minorEastAsia" w:hAnsiTheme="minorEastAsia" w:hint="eastAsia"/>
+          <w:color w:val="000000"/>
+          <w:sz w:val="20"/>
+          <w:szCs w:val="20"/>
+          <w:shd w:val="clear" w:color="auto" w:fill="FFFFFF"/>
+        </w:rPr>
+        <w:t>回</w:t>
+      </w:r>
+      <w:r>
+        <w:rPr>
+          <w:rFonts w:asciiTheme="minorEastAsia" w:hAnsiTheme="minorEastAsia" w:hint="eastAsia"/>
+          <w:color w:val="000000"/>
+          <w:sz w:val="20"/>
+          <w:szCs w:val="20"/>
+          <w:shd w:val="clear" w:color="auto" w:fill="FFFFFF"/>
+        </w:rPr>
+        <w:t xml:space="preserve"> </w:t>
+      </w:r>
+      <w:r>
+        <w:rPr>
+          <w:rFonts w:asciiTheme="minorEastAsia" w:hAnsiTheme="minorEastAsia" w:hint="eastAsia"/>
+          <w:color w:val="000000"/>
+          <w:sz w:val="20"/>
+          <w:szCs w:val="20"/>
+          <w:shd w:val="clear" w:color="auto" w:fill="FFFFFF"/>
+        </w:rPr>
+        <w:t>可視化情報シンポジウム</w:t>
+      </w:r>
+      <w:r>
+        <w:rPr>
+          <w:rFonts w:asciiTheme="minorEastAsia" w:hAnsiTheme="minorEastAsia" w:hint="eastAsia"/>
+          <w:color w:val="000000"/>
+          <w:sz w:val="20"/>
+          <w:szCs w:val="20"/>
+          <w:shd w:val="clear" w:color="auto" w:fill="FFFFFF"/>
+        </w:rPr>
+        <w:t xml:space="preserve"> </w:t>
+      </w:r>
+      <w:r>
+        <w:rPr>
+          <w:rFonts w:asciiTheme="minorEastAsia" w:hAnsiTheme="minorEastAsia" w:hint="eastAsia"/>
+          <w:color w:val="000000"/>
+          <w:sz w:val="20"/>
+          <w:szCs w:val="20"/>
+          <w:shd w:val="clear" w:color="auto" w:fill="FFFFFF"/>
+        </w:rPr>
+        <w:t>アートコンテストでは、可視化情報シンポジウム「アートコンテスト」規定第７条が適用されます。この内容を承諾致します。</w:t>
       </w:r>
     </w:p>
     <w:p>
@@ -4170,22 +4566,27 @@
           <w:szCs w:val="20"/>
           <w:u w:val="single"/>
           <w:shd w:val="clear" w:color="auto" w:fill="FFFFFF"/>
-          <w14:textFill>
-            <w14:solidFill>
-              <w14:schemeClr w14:val="bg1"/>
-            </w14:solidFill>
-          </w14:textFill>
         </w:rPr>
       </w:pPr>
       <w:r>
         <w:rPr>
-          <w:rFonts w:hint="eastAsia" w:asciiTheme="minorEastAsia" w:hAnsiTheme="minorEastAsia"/>
+          <w:rFonts w:asciiTheme="minorEastAsia" w:hAnsiTheme="minorEastAsia" w:hint="eastAsia"/>
           <w:color w:val="000000"/>
           <w:sz w:val="20"/>
           <w:szCs w:val="20"/>
           <w:shd w:val="clear" w:color="auto" w:fill="FFFFFF"/>
         </w:rPr>
-        <w:t xml:space="preserve">年　  </w:t>
+        <w:t xml:space="preserve">年　</w:t>
+      </w:r>
+      <w:r>
+        <w:rPr>
+          <w:rFonts w:asciiTheme="minorEastAsia" w:hAnsiTheme="minorEastAsia" w:hint="eastAsia"/>
+          <w:color w:val="000000"/>
+          <w:sz w:val="20"/>
+          <w:szCs w:val="20"/>
+          <w:shd w:val="clear" w:color="auto" w:fill="FFFFFF"/>
+        </w:rPr>
+        <w:t xml:space="preserve">  </w:t>
       </w:r>
       <w:r>
         <w:rPr>
@@ -4199,13 +4600,23 @@
       </w:r>
       <w:r>
         <w:rPr>
-          <w:rFonts w:hint="eastAsia" w:asciiTheme="minorEastAsia" w:hAnsiTheme="minorEastAsia"/>
+          <w:rFonts w:asciiTheme="minorEastAsia" w:hAnsiTheme="minorEastAsia" w:hint="eastAsia"/>
           <w:color w:val="000000"/>
           <w:sz w:val="20"/>
           <w:szCs w:val="20"/>
           <w:shd w:val="clear" w:color="auto" w:fill="FFFFFF"/>
         </w:rPr>
-        <w:t xml:space="preserve">月　  </w:t>
+        <w:t xml:space="preserve">月　</w:t>
+      </w:r>
+      <w:r>
+        <w:rPr>
+          <w:rFonts w:asciiTheme="minorEastAsia" w:hAnsiTheme="minorEastAsia" w:hint="eastAsia"/>
+          <w:color w:val="000000"/>
+          <w:sz w:val="20"/>
+          <w:szCs w:val="20"/>
+          <w:shd w:val="clear" w:color="auto" w:fill="FFFFFF"/>
+        </w:rPr>
+        <w:t xml:space="preserve">  </w:t>
       </w:r>
       <w:r>
         <w:rPr>
@@ -4219,24 +4630,35 @@
       </w:r>
       <w:r>
         <w:rPr>
-          <w:rFonts w:hint="eastAsia" w:asciiTheme="minorEastAsia" w:hAnsiTheme="minorEastAsia"/>
+          <w:rFonts w:asciiTheme="minorEastAsia" w:hAnsiTheme="minorEastAsia" w:hint="eastAsia"/>
           <w:color w:val="000000"/>
           <w:sz w:val="20"/>
           <w:szCs w:val="20"/>
           <w:shd w:val="clear" w:color="auto" w:fill="FFFFFF"/>
         </w:rPr>
-        <w:t>日　　</w:t>
-      </w:r>
-      <w:r>
-        <w:rPr>
-          <w:rFonts w:hint="eastAsia" w:asciiTheme="minorEastAsia" w:hAnsiTheme="minorEastAsia"/>
+        <w:t xml:space="preserve">日　　</w:t>
+      </w:r>
+      <w:r>
+        <w:rPr>
+          <w:rFonts w:asciiTheme="minorEastAsia" w:hAnsiTheme="minorEastAsia" w:hint="eastAsia"/>
           <w:color w:val="000000"/>
           <w:sz w:val="20"/>
           <w:szCs w:val="20"/>
           <w:u w:val="single"/>
           <w:shd w:val="clear" w:color="auto" w:fill="FFFFFF"/>
         </w:rPr>
-        <w:t xml:space="preserve">応募代表者　　　                 </w:t>
+        <w:t xml:space="preserve">応募代表者　　　</w:t>
+      </w:r>
+      <w:r>
+        <w:rPr>
+          <w:rFonts w:asciiTheme="minorEastAsia" w:hAnsiTheme="minorEastAsia" w:hint="eastAsia"/>
+          <w:color w:val="000000"/>
+          <w:sz w:val="20"/>
+          <w:szCs w:val="20"/>
+          <w:u w:val="single"/>
+          <w:shd w:val="clear" w:color="auto" w:fill="FFFFFF"/>
+        </w:rPr>
+        <w:t xml:space="preserve">                 </w:t>
       </w:r>
       <w:r>
         <w:rPr>
@@ -4246,11 +4668,6 @@
           <w:szCs w:val="20"/>
           <w:u w:val="single"/>
           <w:shd w:val="clear" w:color="auto" w:fill="FFFFFF"/>
-          <w14:textFill>
-            <w14:solidFill>
-              <w14:schemeClr w14:val="bg1"/>
-            </w14:solidFill>
-          </w14:textFill>
         </w:rPr>
         <w:t>_</w:t>
       </w:r>
@@ -4269,21 +4686,44 @@
       </w:pPr>
       <w:r>
         <w:rPr>
-          <w:rFonts w:hint="eastAsia" w:ascii="Verdana" w:hAnsi="Verdana"/>
+          <w:rFonts w:ascii="Verdana" w:hAnsi="Verdana" w:hint="eastAsia"/>
           <w:b/>
           <w:bCs/>
           <w:color w:val="000000"/>
           <w:szCs w:val="21"/>
           <w:shd w:val="clear" w:color="auto" w:fill="FFFFFF"/>
         </w:rPr>
-        <w:t>[規定]</w:t>
+        <w:lastRenderedPageBreak/>
+        <w:t>[</w:t>
+      </w:r>
+      <w:r>
+        <w:rPr>
+          <w:rFonts w:ascii="Verdana" w:hAnsi="Verdana" w:hint="eastAsia"/>
+          <w:b/>
+          <w:bCs/>
+          <w:color w:val="000000"/>
+          <w:szCs w:val="21"/>
+          <w:shd w:val="clear" w:color="auto" w:fill="FFFFFF"/>
+        </w:rPr>
+        <w:t>規定</w:t>
+      </w:r>
+      <w:r>
+        <w:rPr>
+          <w:rFonts w:ascii="Verdana" w:hAnsi="Verdana" w:hint="eastAsia"/>
+          <w:b/>
+          <w:bCs/>
+          <w:color w:val="000000"/>
+          <w:szCs w:val="21"/>
+          <w:shd w:val="clear" w:color="auto" w:fill="FFFFFF"/>
+        </w:rPr>
+        <w:t>]</w:t>
       </w:r>
     </w:p>
     <w:p>
       <w:pPr>
         <w:spacing w:line="320" w:lineRule="exact"/>
         <w:rPr>
-          <w:rFonts w:cs="ＭＳ Ｐゴシック" w:asciiTheme="minorEastAsia" w:hAnsiTheme="minorEastAsia"/>
+          <w:rFonts w:asciiTheme="minorEastAsia" w:hAnsiTheme="minorEastAsia" w:cs="ＭＳ Ｐゴシック"/>
           <w:kern w:val="0"/>
           <w:sz w:val="18"/>
           <w:szCs w:val="18"/>
@@ -4291,7 +4731,7 @@
       </w:pPr>
       <w:r>
         <w:rPr>
-          <w:rFonts w:hint="eastAsia" w:asciiTheme="minorEastAsia" w:hAnsiTheme="minorEastAsia"/>
+          <w:rFonts w:asciiTheme="minorEastAsia" w:hAnsiTheme="minorEastAsia" w:hint="eastAsia"/>
           <w:sz w:val="18"/>
           <w:szCs w:val="18"/>
         </w:rPr>
@@ -4299,7 +4739,7 @@
       </w:r>
       <w:r>
         <w:rPr>
-          <w:rFonts w:hint="eastAsia" w:cs="ＭＳ Ｐゴシック" w:asciiTheme="minorEastAsia" w:hAnsiTheme="minorEastAsia"/>
+          <w:rFonts w:asciiTheme="minorEastAsia" w:hAnsiTheme="minorEastAsia" w:cs="ＭＳ Ｐゴシック" w:hint="eastAsia"/>
           <w:kern w:val="0"/>
           <w:sz w:val="18"/>
           <w:szCs w:val="18"/>
@@ -4311,10 +4751,10 @@
       <w:pPr>
         <w:widowControl/>
         <w:spacing w:line="320" w:lineRule="exact"/>
-        <w:ind w:left="360" w:hanging="360" w:hangingChars="200"/>
+        <w:ind w:left="360" w:hangingChars="200" w:hanging="360"/>
         <w:jc w:val="left"/>
         <w:rPr>
-          <w:rFonts w:cs="ＭＳ Ｐゴシック" w:asciiTheme="minorEastAsia" w:hAnsiTheme="minorEastAsia"/>
+          <w:rFonts w:asciiTheme="minorEastAsia" w:hAnsiTheme="minorEastAsia" w:cs="ＭＳ Ｐゴシック"/>
           <w:kern w:val="0"/>
           <w:sz w:val="18"/>
           <w:szCs w:val="18"/>
@@ -4322,7 +4762,7 @@
       </w:pPr>
       <w:r>
         <w:rPr>
-          <w:rFonts w:hint="eastAsia" w:cs="ＭＳ Ｐゴシック" w:asciiTheme="minorEastAsia" w:hAnsiTheme="minorEastAsia"/>
+          <w:rFonts w:asciiTheme="minorEastAsia" w:hAnsiTheme="minorEastAsia" w:cs="ＭＳ Ｐゴシック" w:hint="eastAsia"/>
           <w:kern w:val="0"/>
           <w:sz w:val="18"/>
           <w:szCs w:val="18"/>
@@ -4334,10 +4774,10 @@
       <w:pPr>
         <w:widowControl/>
         <w:spacing w:line="320" w:lineRule="exact"/>
-        <w:ind w:left="364" w:hanging="363" w:hangingChars="202"/>
+        <w:ind w:left="364" w:hangingChars="202" w:hanging="364"/>
         <w:jc w:val="left"/>
         <w:rPr>
-          <w:rFonts w:cs="ＭＳ Ｐゴシック" w:asciiTheme="minorEastAsia" w:hAnsiTheme="minorEastAsia"/>
+          <w:rFonts w:asciiTheme="minorEastAsia" w:hAnsiTheme="minorEastAsia" w:cs="ＭＳ Ｐゴシック"/>
           <w:kern w:val="0"/>
           <w:sz w:val="18"/>
           <w:szCs w:val="18"/>
@@ -4345,22 +4785,58 @@
       </w:pPr>
       <w:r>
         <w:rPr>
-          <w:rFonts w:hint="eastAsia" w:cs="ＭＳ Ｐゴシック" w:asciiTheme="minorEastAsia" w:hAnsiTheme="minorEastAsia"/>
+          <w:rFonts w:asciiTheme="minorEastAsia" w:hAnsiTheme="minorEastAsia" w:cs="ＭＳ Ｐゴシック" w:hint="eastAsia"/>
           <w:kern w:val="0"/>
           <w:sz w:val="18"/>
           <w:szCs w:val="18"/>
         </w:rPr>
-        <w:t>２．応募された作品の知的財産権（産業財産権、特許権、実用新案権、意匠権、商標権を受ける権利、および著作権）は応募者に帰属する。ただし、本コンテストの応募により、応募作品を主催者がWebサイト・展示イベント・紙媒体等での宣伝活動等に使用することに、応募者が同意したものとする。</w:t>
+        <w:t>２．応募された作品の知的財産権（産業財産権、特許権、実用新案権、意匠権、商標権を受ける権利、および著作権）は応募者に帰属する。ただし、本コンテストの応募により、応募作品を主催者が</w:t>
+      </w:r>
+      <w:r>
+        <w:rPr>
+          <w:rFonts w:asciiTheme="minorEastAsia" w:hAnsiTheme="minorEastAsia" w:cs="ＭＳ Ｐゴシック" w:hint="eastAsia"/>
+          <w:kern w:val="0"/>
+          <w:sz w:val="18"/>
+          <w:szCs w:val="18"/>
+        </w:rPr>
+        <w:t>Web</w:t>
+      </w:r>
+      <w:r>
+        <w:rPr>
+          <w:rFonts w:asciiTheme="minorEastAsia" w:hAnsiTheme="minorEastAsia" w:cs="ＭＳ Ｐゴシック" w:hint="eastAsia"/>
+          <w:kern w:val="0"/>
+          <w:sz w:val="18"/>
+          <w:szCs w:val="18"/>
+        </w:rPr>
+        <w:t>サイト・展示イベント・紙媒体等での宣伝活動等に使用</w:t>
+      </w:r>
+      <w:r>
+        <w:rPr>
+          <w:rFonts w:asciiTheme="minorEastAsia" w:hAnsiTheme="minorEastAsia" w:cs="ＭＳ Ｐゴシック" w:hint="eastAsia"/>
+          <w:kern w:val="0"/>
+          <w:sz w:val="18"/>
+          <w:szCs w:val="18"/>
+        </w:rPr>
+        <w:t>することに、応募者が同意したものとする</w:t>
+      </w:r>
+      <w:r>
+        <w:rPr>
+          <w:rFonts w:asciiTheme="minorEastAsia" w:hAnsiTheme="minorEastAsia" w:cs="ＭＳ Ｐゴシック" w:hint="eastAsia"/>
+          <w:kern w:val="0"/>
+          <w:sz w:val="18"/>
+          <w:szCs w:val="18"/>
+        </w:rPr>
+        <w:t>。</w:t>
       </w:r>
     </w:p>
     <w:p>
       <w:pPr>
         <w:widowControl/>
         <w:spacing w:after="240" w:line="320" w:lineRule="exact"/>
-        <w:ind w:left="364" w:hanging="363" w:hangingChars="202"/>
+        <w:ind w:left="364" w:hangingChars="202" w:hanging="364"/>
         <w:jc w:val="left"/>
         <w:rPr>
-          <w:rFonts w:hint="eastAsia" w:cs="ＭＳ Ｐゴシック" w:asciiTheme="minorEastAsia" w:hAnsiTheme="minorEastAsia"/>
+          <w:rFonts w:asciiTheme="minorEastAsia" w:hAnsiTheme="minorEastAsia" w:cs="ＭＳ Ｐゴシック"/>
           <w:kern w:val="0"/>
           <w:sz w:val="18"/>
           <w:szCs w:val="18"/>
@@ -4368,7 +4844,7 @@
       </w:pPr>
       <w:r>
         <w:rPr>
-          <w:rFonts w:hint="eastAsia" w:cs="ＭＳ Ｐゴシック" w:asciiTheme="minorEastAsia" w:hAnsiTheme="minorEastAsia"/>
+          <w:rFonts w:asciiTheme="minorEastAsia" w:hAnsiTheme="minorEastAsia" w:cs="ＭＳ Ｐゴシック" w:hint="eastAsia"/>
           <w:kern w:val="0"/>
           <w:sz w:val="18"/>
           <w:szCs w:val="18"/>
@@ -4380,150 +4856,275 @@
       <w:pPr>
         <w:widowControl/>
         <w:spacing w:before="240" w:line="320" w:lineRule="exact"/>
-        <w:ind w:left="426" w:hanging="426" w:hangingChars="202"/>
+        <w:ind w:left="426" w:hangingChars="202" w:hanging="426"/>
         <w:jc w:val="left"/>
         <w:rPr>
-          <w:rFonts w:cs="ＭＳ Ｐゴシック" w:asciiTheme="minorEastAsia" w:hAnsiTheme="minorEastAsia"/>
+          <w:rFonts w:asciiTheme="minorEastAsia" w:hAnsiTheme="minorEastAsia" w:cs="ＭＳ Ｐゴシック"/>
           <w:b/>
           <w:bCs/>
           <w:kern w:val="0"/>
           <w:szCs w:val="21"/>
-          <w:highlight w:val="yellow"/>
         </w:rPr>
       </w:pPr>
       <w:r>
         <w:rPr>
-          <w:rFonts w:hint="eastAsia" w:cs="ＭＳ Ｐゴシック" w:asciiTheme="minorEastAsia" w:hAnsiTheme="minorEastAsia"/>
+          <w:rFonts w:asciiTheme="minorEastAsia" w:hAnsiTheme="minorEastAsia" w:cs="ＭＳ Ｐゴシック" w:hint="eastAsia"/>
           <w:b/>
           <w:bCs/>
           <w:kern w:val="0"/>
           <w:szCs w:val="21"/>
-          <w:highlight w:val="yellow"/>
-        </w:rPr>
-        <w:t>[審査方法]</w:t>
+        </w:rPr>
+        <w:t>[</w:t>
+      </w:r>
+      <w:r>
+        <w:rPr>
+          <w:rFonts w:asciiTheme="minorEastAsia" w:hAnsiTheme="minorEastAsia" w:cs="ＭＳ Ｐゴシック" w:hint="eastAsia"/>
+          <w:b/>
+          <w:bCs/>
+          <w:kern w:val="0"/>
+          <w:szCs w:val="21"/>
+        </w:rPr>
+        <w:t>審査方法</w:t>
+      </w:r>
+      <w:r>
+        <w:rPr>
+          <w:rFonts w:asciiTheme="minorEastAsia" w:hAnsiTheme="minorEastAsia" w:cs="ＭＳ Ｐゴシック" w:hint="eastAsia"/>
+          <w:b/>
+          <w:bCs/>
+          <w:kern w:val="0"/>
+          <w:szCs w:val="21"/>
+        </w:rPr>
+        <w:t>]</w:t>
       </w:r>
     </w:p>
     <w:p>
       <w:pPr>
         <w:widowControl/>
         <w:spacing w:line="320" w:lineRule="exact"/>
-        <w:ind w:left="364" w:hanging="363" w:hangingChars="202"/>
+        <w:ind w:left="364" w:hangingChars="202" w:hanging="364"/>
         <w:jc w:val="left"/>
         <w:rPr>
-          <w:rFonts w:hint="eastAsia" w:cs="ＭＳ Ｐゴシック" w:asciiTheme="minorEastAsia" w:hAnsiTheme="minorEastAsia"/>
+          <w:rFonts w:asciiTheme="minorEastAsia" w:hAnsiTheme="minorEastAsia" w:cs="ＭＳ Ｐゴシック"/>
           <w:kern w:val="0"/>
           <w:sz w:val="18"/>
           <w:szCs w:val="18"/>
-          <w:highlight w:val="yellow"/>
         </w:rPr>
       </w:pPr>
       <w:r>
         <w:rPr>
-          <w:rFonts w:hint="eastAsia" w:cs="ＭＳ Ｐゴシック" w:asciiTheme="minorEastAsia" w:hAnsiTheme="minorEastAsia"/>
+          <w:rFonts w:asciiTheme="minorEastAsia" w:hAnsiTheme="minorEastAsia" w:cs="ＭＳ Ｐゴシック" w:hint="eastAsia"/>
           <w:kern w:val="0"/>
           <w:sz w:val="18"/>
           <w:szCs w:val="18"/>
-          <w:highlight w:val="yellow"/>
-        </w:rPr>
-        <w:t>１．応募作品に対して、オーガナイザーによる一次審査を行い、入選作品6点を選出します。</w:t>
+        </w:rPr>
+        <w:t>１．応募作品に対して、オーガナイザーによる一次審査を行い、入選作品</w:t>
+      </w:r>
+      <w:r>
+        <w:rPr>
+          <w:rFonts w:asciiTheme="minorEastAsia" w:hAnsiTheme="minorEastAsia" w:cs="ＭＳ Ｐゴシック" w:hint="eastAsia"/>
+          <w:kern w:val="0"/>
+          <w:sz w:val="18"/>
+          <w:szCs w:val="18"/>
+        </w:rPr>
+        <w:t>6</w:t>
+      </w:r>
+      <w:r>
+        <w:rPr>
+          <w:rFonts w:asciiTheme="minorEastAsia" w:hAnsiTheme="minorEastAsia" w:cs="ＭＳ Ｐゴシック" w:hint="eastAsia"/>
+          <w:kern w:val="0"/>
+          <w:sz w:val="18"/>
+          <w:szCs w:val="18"/>
+        </w:rPr>
+        <w:t>点を選出します。</w:t>
       </w:r>
     </w:p>
     <w:p>
       <w:pPr>
         <w:widowControl/>
         <w:spacing w:line="320" w:lineRule="exact"/>
-        <w:ind w:left="364" w:hanging="363" w:hangingChars="202"/>
+        <w:ind w:left="364" w:hangingChars="202" w:hanging="364"/>
         <w:jc w:val="left"/>
         <w:rPr>
-          <w:rFonts w:hint="eastAsia" w:cs="ＭＳ Ｐゴシック" w:asciiTheme="minorEastAsia" w:hAnsiTheme="minorEastAsia"/>
+          <w:rFonts w:asciiTheme="minorEastAsia" w:hAnsiTheme="minorEastAsia" w:cs="ＭＳ Ｐゴシック"/>
           <w:kern w:val="0"/>
           <w:sz w:val="18"/>
           <w:szCs w:val="18"/>
-          <w:highlight w:val="yellow"/>
         </w:rPr>
       </w:pPr>
       <w:r>
         <w:rPr>
-          <w:rFonts w:hint="eastAsia" w:cs="ＭＳ Ｐゴシック" w:asciiTheme="minorEastAsia" w:hAnsiTheme="minorEastAsia"/>
+          <w:rFonts w:asciiTheme="minorEastAsia" w:hAnsiTheme="minorEastAsia" w:cs="ＭＳ Ｐゴシック" w:hint="eastAsia"/>
           <w:kern w:val="0"/>
           <w:sz w:val="18"/>
           <w:szCs w:val="18"/>
-          <w:highlight w:val="yellow"/>
-        </w:rPr>
-        <w:t>２．シンポジウム当日、入選作品6点に対して、来場者による投票（一般審査）を実施します。</w:t>
+        </w:rPr>
+        <w:t>２．シンポジウム当日、入選作品</w:t>
+      </w:r>
+      <w:r>
+        <w:rPr>
+          <w:rFonts w:asciiTheme="minorEastAsia" w:hAnsiTheme="minorEastAsia" w:cs="ＭＳ Ｐゴシック" w:hint="eastAsia"/>
+          <w:kern w:val="0"/>
+          <w:sz w:val="18"/>
+          <w:szCs w:val="18"/>
+        </w:rPr>
+        <w:t>6</w:t>
+      </w:r>
+      <w:r>
+        <w:rPr>
+          <w:rFonts w:asciiTheme="minorEastAsia" w:hAnsiTheme="minorEastAsia" w:cs="ＭＳ Ｐゴシック" w:hint="eastAsia"/>
+          <w:kern w:val="0"/>
+          <w:sz w:val="18"/>
+          <w:szCs w:val="18"/>
+        </w:rPr>
+        <w:t>点に対して、来場者による投票（一般審査）を実施します。</w:t>
       </w:r>
     </w:p>
     <w:p>
       <w:pPr>
         <w:widowControl/>
         <w:spacing w:line="320" w:lineRule="exact"/>
-        <w:ind w:left="364" w:hanging="363" w:hangingChars="202"/>
+        <w:ind w:left="364" w:hangingChars="202" w:hanging="364"/>
         <w:jc w:val="left"/>
         <w:rPr>
-          <w:rFonts w:hint="eastAsia" w:cs="ＭＳ Ｐゴシック" w:asciiTheme="minorEastAsia" w:hAnsiTheme="minorEastAsia"/>
+          <w:rFonts w:asciiTheme="minorEastAsia" w:hAnsiTheme="minorEastAsia" w:cs="ＭＳ Ｐゴシック"/>
           <w:kern w:val="0"/>
           <w:sz w:val="18"/>
           <w:szCs w:val="18"/>
-          <w:highlight w:val="yellow"/>
         </w:rPr>
       </w:pPr>
       <w:r>
         <w:rPr>
-          <w:rFonts w:hint="eastAsia" w:cs="ＭＳ Ｐゴシック" w:asciiTheme="minorEastAsia" w:hAnsiTheme="minorEastAsia"/>
+          <w:rFonts w:asciiTheme="minorEastAsia" w:hAnsiTheme="minorEastAsia" w:cs="ＭＳ Ｐゴシック" w:hint="eastAsia"/>
           <w:kern w:val="0"/>
           <w:sz w:val="18"/>
           <w:szCs w:val="18"/>
-          <w:highlight w:val="yellow"/>
-        </w:rPr>
-        <w:t xml:space="preserve">３．一般審査の結果に基づき、最終審査を行います。 </w:t>
+        </w:rPr>
+        <w:t>３．一般審査の結果に基づき、最終審査を行います。</w:t>
+      </w:r>
+      <w:r>
+        <w:rPr>
+          <w:rFonts w:asciiTheme="minorEastAsia" w:hAnsiTheme="minorEastAsia" w:cs="ＭＳ Ｐゴシック" w:hint="eastAsia"/>
+          <w:kern w:val="0"/>
+          <w:sz w:val="18"/>
+          <w:szCs w:val="18"/>
+        </w:rPr>
+        <w:t xml:space="preserve"> </w:t>
       </w:r>
     </w:p>
     <w:p>
       <w:pPr>
         <w:widowControl/>
         <w:spacing w:after="240" w:line="320" w:lineRule="exact"/>
-        <w:ind w:left="364" w:hanging="363" w:hangingChars="202"/>
+        <w:ind w:left="364" w:hangingChars="202" w:hanging="364"/>
         <w:jc w:val="left"/>
         <w:rPr>
-          <w:rFonts w:hint="eastAsia" w:cs="ＭＳ Ｐゴシック" w:asciiTheme="minorEastAsia" w:hAnsiTheme="minorEastAsia"/>
+          <w:rFonts w:asciiTheme="minorEastAsia" w:hAnsiTheme="minorEastAsia" w:cs="ＭＳ Ｐゴシック"/>
           <w:kern w:val="0"/>
           <w:sz w:val="18"/>
           <w:szCs w:val="18"/>
-          <w:highlight w:val="yellow"/>
         </w:rPr>
       </w:pPr>
       <w:r>
         <w:rPr>
-          <w:rFonts w:hint="eastAsia" w:cs="ＭＳ Ｐゴシック" w:asciiTheme="minorEastAsia" w:hAnsiTheme="minorEastAsia"/>
+          <w:rFonts w:asciiTheme="minorEastAsia" w:hAnsiTheme="minorEastAsia" w:cs="ＭＳ Ｐゴシック" w:hint="eastAsia"/>
           <w:kern w:val="0"/>
           <w:sz w:val="18"/>
           <w:szCs w:val="18"/>
-          <w:highlight w:val="yellow"/>
-        </w:rPr>
-        <w:t>４．最終審査により、大賞1点、金賞1点、銀賞1点、銅賞3点を決定します。</w:t>
+        </w:rPr>
+        <w:t>４．最終審査により、大賞</w:t>
+      </w:r>
+      <w:r>
+        <w:rPr>
+          <w:rFonts w:asciiTheme="minorEastAsia" w:hAnsiTheme="minorEastAsia" w:cs="ＭＳ Ｐゴシック" w:hint="eastAsia"/>
+          <w:kern w:val="0"/>
+          <w:sz w:val="18"/>
+          <w:szCs w:val="18"/>
+        </w:rPr>
+        <w:t>1</w:t>
+      </w:r>
+      <w:r>
+        <w:rPr>
+          <w:rFonts w:asciiTheme="minorEastAsia" w:hAnsiTheme="minorEastAsia" w:cs="ＭＳ Ｐゴシック" w:hint="eastAsia"/>
+          <w:kern w:val="0"/>
+          <w:sz w:val="18"/>
+          <w:szCs w:val="18"/>
+        </w:rPr>
+        <w:t>点、金賞</w:t>
+      </w:r>
+      <w:r>
+        <w:rPr>
+          <w:rFonts w:asciiTheme="minorEastAsia" w:hAnsiTheme="minorEastAsia" w:cs="ＭＳ Ｐゴシック" w:hint="eastAsia"/>
+          <w:kern w:val="0"/>
+          <w:sz w:val="18"/>
+          <w:szCs w:val="18"/>
+        </w:rPr>
+        <w:t>1</w:t>
+      </w:r>
+      <w:r>
+        <w:rPr>
+          <w:rFonts w:asciiTheme="minorEastAsia" w:hAnsiTheme="minorEastAsia" w:cs="ＭＳ Ｐゴシック" w:hint="eastAsia"/>
+          <w:kern w:val="0"/>
+          <w:sz w:val="18"/>
+          <w:szCs w:val="18"/>
+        </w:rPr>
+        <w:t>点、銀賞</w:t>
+      </w:r>
+      <w:r>
+        <w:rPr>
+          <w:rFonts w:asciiTheme="minorEastAsia" w:hAnsiTheme="minorEastAsia" w:cs="ＭＳ Ｐゴシック" w:hint="eastAsia"/>
+          <w:kern w:val="0"/>
+          <w:sz w:val="18"/>
+          <w:szCs w:val="18"/>
+        </w:rPr>
+        <w:t>1</w:t>
+      </w:r>
+      <w:r>
+        <w:rPr>
+          <w:rFonts w:asciiTheme="minorEastAsia" w:hAnsiTheme="minorEastAsia" w:cs="ＭＳ Ｐゴシック" w:hint="eastAsia"/>
+          <w:kern w:val="0"/>
+          <w:sz w:val="18"/>
+          <w:szCs w:val="18"/>
+        </w:rPr>
+        <w:t>点、銅賞</w:t>
+      </w:r>
+      <w:r>
+        <w:rPr>
+          <w:rFonts w:asciiTheme="minorEastAsia" w:hAnsiTheme="minorEastAsia" w:cs="ＭＳ Ｐゴシック" w:hint="eastAsia"/>
+          <w:kern w:val="0"/>
+          <w:sz w:val="18"/>
+          <w:szCs w:val="18"/>
+        </w:rPr>
+        <w:t>3</w:t>
+      </w:r>
+      <w:r>
+        <w:rPr>
+          <w:rFonts w:asciiTheme="minorEastAsia" w:hAnsiTheme="minorEastAsia" w:cs="ＭＳ Ｐゴシック" w:hint="eastAsia"/>
+          <w:kern w:val="0"/>
+          <w:sz w:val="18"/>
+          <w:szCs w:val="18"/>
+        </w:rPr>
+        <w:t>点を決定します。</w:t>
       </w:r>
     </w:p>
     <w:p>
       <w:pPr>
         <w:widowControl/>
         <w:spacing w:line="320" w:lineRule="exact"/>
-        <w:ind w:left="364" w:hanging="363" w:hangingChars="202"/>
+        <w:ind w:left="364" w:hangingChars="202" w:hanging="364"/>
         <w:jc w:val="left"/>
         <w:rPr>
-          <w:rFonts w:hint="eastAsia" w:cs="ＭＳ Ｐゴシック" w:asciiTheme="minorEastAsia" w:hAnsiTheme="minorEastAsia"/>
+          <w:rFonts w:asciiTheme="minorEastAsia" w:hAnsiTheme="minorEastAsia" w:cs="ＭＳ Ｐゴシック"/>
           <w:kern w:val="0"/>
           <w:sz w:val="18"/>
           <w:szCs w:val="18"/>
-          <w:highlight w:val="yellow"/>
         </w:rPr>
       </w:pPr>
       <w:r>
         <w:rPr>
-          <w:rFonts w:hint="eastAsia" w:cs="ＭＳ Ｐゴシック" w:asciiTheme="minorEastAsia" w:hAnsiTheme="minorEastAsia"/>
+          <w:rFonts w:asciiTheme="minorEastAsia" w:hAnsiTheme="minorEastAsia" w:cs="ＭＳ Ｐゴシック" w:hint="eastAsia"/>
           <w:kern w:val="0"/>
           <w:sz w:val="18"/>
           <w:szCs w:val="18"/>
-          <w:highlight w:val="yellow"/>
         </w:rPr>
         <w:t>（注）</w:t>
       </w:r>
@@ -4532,48 +5133,53 @@
       <w:pPr>
         <w:widowControl/>
         <w:spacing w:line="320" w:lineRule="exact"/>
-        <w:ind w:left="364" w:hanging="363" w:hangingChars="202"/>
+        <w:ind w:left="364" w:hangingChars="202" w:hanging="364"/>
         <w:jc w:val="left"/>
         <w:rPr>
-          <w:rFonts w:hint="eastAsia" w:cs="ＭＳ Ｐゴシック" w:asciiTheme="minorEastAsia" w:hAnsiTheme="minorEastAsia"/>
+          <w:rFonts w:asciiTheme="minorEastAsia" w:hAnsiTheme="minorEastAsia" w:cs="ＭＳ Ｐゴシック"/>
           <w:kern w:val="0"/>
           <w:sz w:val="18"/>
           <w:szCs w:val="18"/>
-          <w:highlight w:val="yellow"/>
         </w:rPr>
       </w:pPr>
       <w:r>
         <w:rPr>
-          <w:rFonts w:hint="eastAsia" w:cs="ＭＳ Ｐゴシック" w:asciiTheme="minorEastAsia" w:hAnsiTheme="minorEastAsia"/>
+          <w:rFonts w:asciiTheme="minorEastAsia" w:hAnsiTheme="minorEastAsia" w:cs="ＭＳ Ｐゴシック" w:hint="eastAsia"/>
           <w:kern w:val="0"/>
           <w:sz w:val="18"/>
           <w:szCs w:val="18"/>
-          <w:highlight w:val="yellow"/>
-        </w:rPr>
-        <w:t>・オーガナイザーによる一次審査は、応募作品の画像・映像等のデジタル資料に基づいて行います。</w:t>
+        </w:rPr>
+        <w:t>・オーガナイザーによる一次審査は、応募作品の画像・映像等のデジタル資料に基づいて</w:t>
+      </w:r>
+      <w:r>
+        <w:rPr>
+          <w:rFonts w:asciiTheme="minorEastAsia" w:hAnsiTheme="minorEastAsia" w:cs="ＭＳ Ｐゴシック" w:hint="eastAsia"/>
+          <w:kern w:val="0"/>
+          <w:sz w:val="18"/>
+          <w:szCs w:val="18"/>
+        </w:rPr>
+        <w:t>行います。</w:t>
       </w:r>
     </w:p>
     <w:p>
       <w:pPr>
         <w:widowControl/>
         <w:spacing w:line="320" w:lineRule="exact"/>
-        <w:ind w:left="364" w:hanging="363" w:hangingChars="202"/>
+        <w:ind w:left="364" w:hangingChars="202" w:hanging="364"/>
         <w:jc w:val="left"/>
         <w:rPr>
-          <w:rFonts w:hint="eastAsia" w:cs="ＭＳ Ｐゴシック" w:asciiTheme="minorEastAsia" w:hAnsiTheme="minorEastAsia"/>
+          <w:rFonts w:asciiTheme="minorEastAsia" w:hAnsiTheme="minorEastAsia" w:cs="ＭＳ Ｐゴシック"/>
           <w:kern w:val="0"/>
           <w:sz w:val="18"/>
           <w:szCs w:val="18"/>
-          <w:highlight w:val="yellow"/>
         </w:rPr>
       </w:pPr>
       <w:r>
         <w:rPr>
-          <w:rFonts w:hint="eastAsia" w:cs="ＭＳ Ｐゴシック" w:asciiTheme="minorEastAsia" w:hAnsiTheme="minorEastAsia"/>
+          <w:rFonts w:asciiTheme="minorEastAsia" w:hAnsiTheme="minorEastAsia" w:cs="ＭＳ Ｐゴシック" w:hint="eastAsia"/>
           <w:kern w:val="0"/>
           <w:sz w:val="18"/>
           <w:szCs w:val="18"/>
-          <w:highlight w:val="yellow"/>
         </w:rPr>
         <w:t>・一般審査では、当日の展示作品を対象に投票を行います。</w:t>
       </w:r>
@@ -4582,10 +5188,10 @@
       <w:pPr>
         <w:widowControl/>
         <w:spacing w:line="320" w:lineRule="exact"/>
-        <w:ind w:left="364" w:hanging="363" w:hangingChars="202"/>
+        <w:ind w:left="364" w:hangingChars="202" w:hanging="364"/>
         <w:jc w:val="left"/>
         <w:rPr>
-          <w:rFonts w:cs="ＭＳ Ｐゴシック" w:asciiTheme="minorEastAsia" w:hAnsiTheme="minorEastAsia"/>
+          <w:rFonts w:asciiTheme="minorEastAsia" w:hAnsiTheme="minorEastAsia" w:cs="ＭＳ Ｐゴシック"/>
           <w:kern w:val="0"/>
           <w:sz w:val="18"/>
           <w:szCs w:val="18"/>
@@ -4593,11 +5199,10 @@
       </w:pPr>
       <w:r>
         <w:rPr>
-          <w:rFonts w:hint="eastAsia" w:cs="ＭＳ Ｐゴシック" w:asciiTheme="minorEastAsia" w:hAnsiTheme="minorEastAsia"/>
+          <w:rFonts w:asciiTheme="minorEastAsia" w:hAnsiTheme="minorEastAsia" w:cs="ＭＳ Ｐゴシック" w:hint="eastAsia"/>
           <w:kern w:val="0"/>
           <w:sz w:val="18"/>
           <w:szCs w:val="18"/>
-          <w:highlight w:val="yellow"/>
         </w:rPr>
         <w:t>・最終審査では、一般審査において得票数が同数となった場合に、オーガナイザー評価順位が高い作品を上位とします。</w:t>
       </w:r>
@@ -4605,303 +5210,424 @@
     <w:sectPr>
       <w:pgSz w:w="11906" w:h="16838"/>
       <w:pgMar w:top="851" w:right="1133" w:bottom="993" w:left="1276" w:header="851" w:footer="992" w:gutter="0"/>
-      <w:cols w:space="425" w:num="1"/>
-      <w:docGrid w:type="lines" w:linePitch="360" w:charSpace="0"/>
+      <w:cols w:space="425"/>
+      <w:docGrid w:type="lines" w:linePitch="360"/>
     </w:sectPr>
   </w:body>
 </w:document>
 </file>
 
 <file path=word/styles.xml><?xml version="1.0" encoding="utf-8"?>
-<w:styles xmlns:mc="http://schemas.openxmlformats.org/markup-compatibility/2006" xmlns:o="urn:schemas-microsoft-com:office:office" xmlns:r="http://schemas.openxmlformats.org/officeDocument/2006/relationships" xmlns:m="http://schemas.openxmlformats.org/officeDocument/2006/math" xmlns:v="urn:schemas-microsoft-com:vml" xmlns:w="http://schemas.openxmlformats.org/wordprocessingml/2006/main" xmlns:w14="http://schemas.microsoft.com/office/word/2010/wordml" xmlns:w10="urn:schemas-microsoft-com:office:word" xmlns:sl="http://schemas.openxmlformats.org/schemaLibrary/2006/main" xmlns:wpsCustomData="http://www.wps.cn/officeDocument/2013/wpsCustomData" mc:Ignorable="w14">
+<w:styles xmlns:mc="http://schemas.openxmlformats.org/markup-compatibility/2006" xmlns:r="http://schemas.openxmlformats.org/officeDocument/2006/relationships" xmlns:w="http://schemas.openxmlformats.org/wordprocessingml/2006/main" xmlns:w14="http://schemas.microsoft.com/office/word/2010/wordml" xmlns:w15="http://schemas.microsoft.com/office/word/2012/wordml" xmlns:w16cex="http://schemas.microsoft.com/office/word/2018/wordml/cex" xmlns:w16cid="http://schemas.microsoft.com/office/word/2016/wordml/cid" xmlns:w16="http://schemas.microsoft.com/office/word/2018/wordml" xmlns:w16sdtdh="http://schemas.microsoft.com/office/word/2020/wordml/sdtdatahash" xmlns:w16se="http://schemas.microsoft.com/office/word/2015/wordml/symex" mc:Ignorable="w14 w15 w16se w16cid w16 w16cex w16sdtdh">
   <w:docDefaults>
     <w:rPrDefault>
       <w:rPr>
-        <w:rFonts w:asciiTheme="minorHAnsi" w:hAnsiTheme="minorHAnsi" w:eastAsiaTheme="minorEastAsia" w:cstheme="minorBidi"/>
+        <w:rFonts w:asciiTheme="minorHAnsi" w:eastAsiaTheme="minorEastAsia" w:hAnsiTheme="minorHAnsi" w:cstheme="minorBidi"/>
+        <w:lang w:val="en-US" w:eastAsia="ja-JP" w:bidi="ar-SA"/>
       </w:rPr>
     </w:rPrDefault>
     <w:pPrDefault/>
   </w:docDefaults>
-  <w:latentStyles w:count="260" w:defQFormat="0" w:defUnhideWhenUsed="1" w:defSemiHidden="1" w:defUIPriority="99" w:defLockedState="0">
-    <w:lsdException w:qFormat="1" w:unhideWhenUsed="0" w:uiPriority="0" w:semiHidden="0" w:name="Normal"/>
-    <w:lsdException w:qFormat="1" w:unhideWhenUsed="0" w:uiPriority="9" w:semiHidden="0" w:name="heading 1"/>
-    <w:lsdException w:qFormat="1" w:uiPriority="9" w:name="heading 2"/>
-    <w:lsdException w:qFormat="1" w:uiPriority="9" w:name="heading 3"/>
-    <w:lsdException w:qFormat="1" w:uiPriority="9" w:name="heading 4"/>
-    <w:lsdException w:qFormat="1" w:uiPriority="9" w:name="heading 5"/>
-    <w:lsdException w:qFormat="1" w:uiPriority="9" w:name="heading 6"/>
-    <w:lsdException w:qFormat="1" w:uiPriority="9" w:name="heading 7"/>
-    <w:lsdException w:qFormat="1" w:uiPriority="9" w:name="heading 8"/>
-    <w:lsdException w:qFormat="1" w:uiPriority="9" w:name="heading 9"/>
-    <w:lsdException w:uiPriority="99" w:name="index 1"/>
-    <w:lsdException w:uiPriority="99" w:name="index 2"/>
-    <w:lsdException w:uiPriority="99" w:name="index 3"/>
-    <w:lsdException w:uiPriority="99" w:name="index 4"/>
-    <w:lsdException w:uiPriority="99" w:name="index 5"/>
-    <w:lsdException w:uiPriority="99" w:name="index 6"/>
-    <w:lsdException w:uiPriority="99" w:name="index 7"/>
-    <w:lsdException w:uiPriority="99" w:name="index 8"/>
-    <w:lsdException w:uiPriority="99" w:name="index 9"/>
-    <w:lsdException w:uiPriority="39" w:name="toc 1"/>
-    <w:lsdException w:uiPriority="39" w:name="toc 2"/>
-    <w:lsdException w:uiPriority="39" w:name="toc 3"/>
-    <w:lsdException w:uiPriority="39" w:name="toc 4"/>
-    <w:lsdException w:uiPriority="39" w:name="toc 5"/>
-    <w:lsdException w:uiPriority="39" w:name="toc 6"/>
-    <w:lsdException w:uiPriority="39" w:name="toc 7"/>
-    <w:lsdException w:uiPriority="39" w:name="toc 8"/>
-    <w:lsdException w:uiPriority="39" w:name="toc 9"/>
-    <w:lsdException w:uiPriority="99" w:name="Normal Indent"/>
-    <w:lsdException w:uiPriority="99" w:name="footnote text"/>
-    <w:lsdException w:qFormat="1" w:uiPriority="99" w:name="annotation text"/>
-    <w:lsdException w:qFormat="1" w:uiPriority="99" w:semiHidden="0" w:name="header"/>
-    <w:lsdException w:qFormat="1" w:uiPriority="99" w:semiHidden="0" w:name="footer"/>
-    <w:lsdException w:uiPriority="99" w:name="index heading"/>
-    <w:lsdException w:qFormat="1" w:uiPriority="35" w:name="caption"/>
-    <w:lsdException w:uiPriority="99" w:name="table of figures"/>
-    <w:lsdException w:uiPriority="99" w:name="envelope address"/>
-    <w:lsdException w:uiPriority="99" w:name="envelope return"/>
-    <w:lsdException w:uiPriority="99" w:name="footnote reference"/>
-    <w:lsdException w:qFormat="1" w:uiPriority="99" w:name="annotation reference"/>
-    <w:lsdException w:uiPriority="99" w:name="line number"/>
-    <w:lsdException w:uiPriority="99" w:name="page number"/>
-    <w:lsdException w:uiPriority="99" w:name="endnote reference"/>
-    <w:lsdException w:uiPriority="99" w:name="endnote text"/>
-    <w:lsdException w:uiPriority="99" w:name="table of authorities"/>
-    <w:lsdException w:uiPriority="99" w:name="macro"/>
-    <w:lsdException w:uiPriority="99" w:name="toa heading"/>
-    <w:lsdException w:uiPriority="99" w:name="List"/>
-    <w:lsdException w:uiPriority="99" w:name="List Bullet"/>
-    <w:lsdException w:uiPriority="99" w:name="List Number"/>
-    <w:lsdException w:uiPriority="99" w:name="List 2"/>
-    <w:lsdException w:uiPriority="99" w:name="List 3"/>
-    <w:lsdException w:uiPriority="99" w:name="List 4"/>
-    <w:lsdException w:uiPriority="99" w:name="List 5"/>
-    <w:lsdException w:uiPriority="99" w:name="List Bullet 2"/>
-    <w:lsdException w:uiPriority="99" w:name="List Bullet 3"/>
-    <w:lsdException w:uiPriority="99" w:name="List Bullet 4"/>
-    <w:lsdException w:uiPriority="99" w:name="List Bullet 5"/>
-    <w:lsdException w:uiPriority="99" w:name="List Number 2"/>
-    <w:lsdException w:uiPriority="99" w:name="List Number 3"/>
-    <w:lsdException w:uiPriority="99" w:name="List Number 4"/>
-    <w:lsdException w:uiPriority="99" w:name="List Number 5"/>
-    <w:lsdException w:qFormat="1" w:unhideWhenUsed="0" w:uiPriority="10" w:semiHidden="0" w:name="Title"/>
-    <w:lsdException w:uiPriority="99" w:name="Closing"/>
-    <w:lsdException w:uiPriority="99" w:name="Signature"/>
-    <w:lsdException w:qFormat="1" w:uiPriority="1" w:name="Default Paragraph Font"/>
-    <w:lsdException w:uiPriority="99" w:name="Body Text"/>
-    <w:lsdException w:uiPriority="99" w:name="Body Text Indent"/>
-    <w:lsdException w:uiPriority="99" w:name="List Continue"/>
-    <w:lsdException w:uiPriority="99" w:name="List Continue 2"/>
-    <w:lsdException w:uiPriority="99" w:name="List Continue 3"/>
-    <w:lsdException w:uiPriority="99" w:name="List Continue 4"/>
-    <w:lsdException w:uiPriority="99" w:name="List Continue 5"/>
-    <w:lsdException w:uiPriority="99" w:name="Message Header"/>
-    <w:lsdException w:qFormat="1" w:unhideWhenUsed="0" w:uiPriority="11" w:semiHidden="0" w:name="Subtitle"/>
-    <w:lsdException w:uiPriority="99" w:name="Salutation"/>
-    <w:lsdException w:uiPriority="99" w:name="Date"/>
-    <w:lsdException w:uiPriority="99" w:name="Body Text First Indent"/>
-    <w:lsdException w:uiPriority="99" w:name="Body Text First Indent 2"/>
-    <w:lsdException w:uiPriority="99" w:name="Note Heading"/>
-    <w:lsdException w:uiPriority="99" w:name="Body Text 2"/>
-    <w:lsdException w:uiPriority="99" w:name="Body Text 3"/>
-    <w:lsdException w:uiPriority="99" w:name="Body Text Indent 2"/>
-    <w:lsdException w:uiPriority="99" w:name="Body Text Indent 3"/>
-    <w:lsdException w:uiPriority="99" w:name="Block Text"/>
-    <w:lsdException w:qFormat="1" w:uiPriority="99" w:semiHidden="0" w:name="Hyperlink"/>
-    <w:lsdException w:uiPriority="99" w:name="FollowedHyperlink"/>
-    <w:lsdException w:qFormat="1" w:unhideWhenUsed="0" w:uiPriority="22" w:semiHidden="0" w:name="Strong"/>
-    <w:lsdException w:qFormat="1" w:unhideWhenUsed="0" w:uiPriority="20" w:semiHidden="0" w:name="Emphasis"/>
-    <w:lsdException w:uiPriority="99" w:name="Document Map"/>
-    <w:lsdException w:uiPriority="99" w:name="Plain Text"/>
-    <w:lsdException w:uiPriority="99" w:name="E-mail Signature"/>
-    <w:lsdException w:uiPriority="99" w:name="Normal (Web)"/>
-    <w:lsdException w:uiPriority="99" w:name="HTML Acronym"/>
-    <w:lsdException w:uiPriority="99" w:name="HTML Address"/>
-    <w:lsdException w:uiPriority="99" w:name="HTML Cite"/>
-    <w:lsdException w:uiPriority="99" w:name="HTML Code"/>
-    <w:lsdException w:uiPriority="99" w:name="HTML Definition"/>
-    <w:lsdException w:uiPriority="99" w:name="HTML Keyboard"/>
-    <w:lsdException w:uiPriority="99" w:name="HTML Preformatted"/>
-    <w:lsdException w:uiPriority="99" w:name="HTML Sample"/>
-    <w:lsdException w:uiPriority="99" w:name="HTML Typewriter"/>
-    <w:lsdException w:uiPriority="99" w:name="HTML Variable"/>
-    <w:lsdException w:qFormat="1" w:uiPriority="99" w:name="Normal Table"/>
-    <w:lsdException w:qFormat="1" w:uiPriority="99" w:name="annotation subject"/>
-    <w:lsdException w:uiPriority="99" w:name="Table Simple 1"/>
-    <w:lsdException w:uiPriority="99" w:name="Table Simple 2"/>
-    <w:lsdException w:uiPriority="99" w:name="Table Simple 3"/>
-    <w:lsdException w:uiPriority="99" w:name="Table Classic 1"/>
-    <w:lsdException w:uiPriority="99" w:name="Table Classic 2"/>
-    <w:lsdException w:uiPriority="99" w:name="Table Classic 3"/>
-    <w:lsdException w:uiPriority="99" w:name="Table Classic 4"/>
-    <w:lsdException w:uiPriority="99" w:name="Table Colorful 1"/>
-    <w:lsdException w:uiPriority="99" w:name="Table Colorful 2"/>
-    <w:lsdException w:uiPriority="99" w:name="Table Colorful 3"/>
-    <w:lsdException w:uiPriority="99" w:name="Table Columns 1"/>
-    <w:lsdException w:uiPriority="99" w:name="Table Columns 2"/>
-    <w:lsdException w:uiPriority="99" w:name="Table Columns 3"/>
-    <w:lsdException w:uiPriority="99" w:name="Table Columns 4"/>
-    <w:lsdException w:uiPriority="99" w:name="Table Columns 5"/>
-    <w:lsdException w:uiPriority="99" w:name="Table Grid 1"/>
-    <w:lsdException w:uiPriority="99" w:name="Table Grid 2"/>
-    <w:lsdException w:uiPriority="99" w:name="Table Grid 3"/>
-    <w:lsdException w:uiPriority="99" w:name="Table Grid 4"/>
-    <w:lsdException w:uiPriority="99" w:name="Table Grid 5"/>
-    <w:lsdException w:uiPriority="99" w:name="Table Grid 6"/>
-    <w:lsdException w:uiPriority="99" w:name="Table Grid 7"/>
-    <w:lsdException w:uiPriority="99" w:name="Table Grid 8"/>
-    <w:lsdException w:uiPriority="99" w:name="Table List 1"/>
-    <w:lsdException w:uiPriority="99" w:name="Table List 2"/>
-    <w:lsdException w:uiPriority="99" w:name="Table List 3"/>
-    <w:lsdException w:uiPriority="99" w:name="Table List 4"/>
-    <w:lsdException w:uiPriority="99" w:name="Table List 5"/>
-    <w:lsdException w:uiPriority="99" w:name="Table List 6"/>
-    <w:lsdException w:uiPriority="99" w:name="Table List 7"/>
-    <w:lsdException w:uiPriority="99" w:name="Table List 8"/>
-    <w:lsdException w:uiPriority="99" w:name="Table 3D effects 1"/>
-    <w:lsdException w:uiPriority="99" w:name="Table 3D effects 2"/>
-    <w:lsdException w:uiPriority="99" w:name="Table 3D effects 3"/>
-    <w:lsdException w:uiPriority="99" w:name="Table Contemporary"/>
-    <w:lsdException w:uiPriority="99" w:name="Table Elegant"/>
-    <w:lsdException w:uiPriority="99" w:name="Table Professional"/>
-    <w:lsdException w:uiPriority="99" w:name="Table Subtle 1"/>
-    <w:lsdException w:uiPriority="99" w:name="Table Subtle 2"/>
-    <w:lsdException w:uiPriority="99" w:name="Table Web 1"/>
-    <w:lsdException w:uiPriority="99" w:name="Table Web 2"/>
-    <w:lsdException w:uiPriority="99" w:name="Table Web 3"/>
-    <w:lsdException w:qFormat="1" w:uiPriority="99" w:name="Balloon Text"/>
-    <w:lsdException w:qFormat="1" w:unhideWhenUsed="0" w:uiPriority="59" w:semiHidden="0" w:name="Table Grid"/>
-    <w:lsdException w:uiPriority="99" w:name="Table Theme"/>
-    <w:lsdException w:unhideWhenUsed="0" w:uiPriority="60" w:semiHidden="0" w:name="Light Shading"/>
-    <w:lsdException w:unhideWhenUsed="0" w:uiPriority="61" w:semiHidden="0" w:name="Light List"/>
-    <w:lsdException w:unhideWhenUsed="0" w:uiPriority="62" w:semiHidden="0" w:name="Light Grid"/>
-    <w:lsdException w:unhideWhenUsed="0" w:uiPriority="63" w:semiHidden="0" w:name="Medium Shading 1"/>
-    <w:lsdException w:unhideWhenUsed="0" w:uiPriority="64" w:semiHidden="0" w:name="Medium Shading 2"/>
-    <w:lsdException w:unhideWhenUsed="0" w:uiPriority="65" w:semiHidden="0" w:name="Medium List 1"/>
-    <w:lsdException w:unhideWhenUsed="0" w:uiPriority="66" w:semiHidden="0" w:name="Medium List 2"/>
-    <w:lsdException w:unhideWhenUsed="0" w:uiPriority="67" w:semiHidden="0" w:name="Medium Grid 1"/>
-    <w:lsdException w:unhideWhenUsed="0" w:uiPriority="68" w:semiHidden="0" w:name="Medium Grid 2"/>
-    <w:lsdException w:unhideWhenUsed="0" w:uiPriority="69" w:semiHidden="0" w:name="Medium Grid 3"/>
-    <w:lsdException w:unhideWhenUsed="0" w:uiPriority="70" w:semiHidden="0" w:name="Dark List"/>
-    <w:lsdException w:unhideWhenUsed="0" w:uiPriority="71" w:semiHidden="0" w:name="Colorful Shading"/>
-    <w:lsdException w:unhideWhenUsed="0" w:uiPriority="72" w:semiHidden="0" w:name="Colorful List"/>
-    <w:lsdException w:unhideWhenUsed="0" w:uiPriority="73" w:semiHidden="0" w:name="Colorful Grid"/>
-    <w:lsdException w:unhideWhenUsed="0" w:uiPriority="60" w:semiHidden="0" w:name="Light Shading Accent 1"/>
-    <w:lsdException w:unhideWhenUsed="0" w:uiPriority="61" w:semiHidden="0" w:name="Light List Accent 1"/>
-    <w:lsdException w:unhideWhenUsed="0" w:uiPriority="62" w:semiHidden="0" w:name="Light Grid Accent 1"/>
-    <w:lsdException w:unhideWhenUsed="0" w:uiPriority="63" w:semiHidden="0" w:name="Medium Shading 1 Accent 1"/>
-    <w:lsdException w:unhideWhenUsed="0" w:uiPriority="64" w:semiHidden="0" w:name="Medium Shading 2 Accent 1"/>
-    <w:lsdException w:unhideWhenUsed="0" w:uiPriority="65" w:semiHidden="0" w:name="Medium List 1 Accent 1"/>
-    <w:lsdException w:unhideWhenUsed="0" w:uiPriority="66" w:semiHidden="0" w:name="Medium List 2 Accent 1"/>
-    <w:lsdException w:unhideWhenUsed="0" w:uiPriority="67" w:semiHidden="0" w:name="Medium Grid 1 Accent 1"/>
-    <w:lsdException w:unhideWhenUsed="0" w:uiPriority="68" w:semiHidden="0" w:name="Medium Grid 2 Accent 1"/>
-    <w:lsdException w:unhideWhenUsed="0" w:uiPriority="69" w:semiHidden="0" w:name="Medium Grid 3 Accent 1"/>
-    <w:lsdException w:unhideWhenUsed="0" w:uiPriority="70" w:semiHidden="0" w:name="Dark List Accent 1"/>
-    <w:lsdException w:unhideWhenUsed="0" w:uiPriority="71" w:semiHidden="0" w:name="Colorful Shading Accent 1"/>
-    <w:lsdException w:unhideWhenUsed="0" w:uiPriority="72" w:semiHidden="0" w:name="Colorful List Accent 1"/>
-    <w:lsdException w:unhideWhenUsed="0" w:uiPriority="73" w:semiHidden="0" w:name="Colorful Grid Accent 1"/>
-    <w:lsdException w:unhideWhenUsed="0" w:uiPriority="60" w:semiHidden="0" w:name="Light Shading Accent 2"/>
-    <w:lsdException w:unhideWhenUsed="0" w:uiPriority="61" w:semiHidden="0" w:name="Light List Accent 2"/>
-    <w:lsdException w:unhideWhenUsed="0" w:uiPriority="62" w:semiHidden="0" w:name="Light Grid Accent 2"/>
-    <w:lsdException w:unhideWhenUsed="0" w:uiPriority="63" w:semiHidden="0" w:name="Medium Shading 1 Accent 2"/>
-    <w:lsdException w:unhideWhenUsed="0" w:uiPriority="64" w:semiHidden="0" w:name="Medium Shading 2 Accent 2"/>
-    <w:lsdException w:unhideWhenUsed="0" w:uiPriority="65" w:semiHidden="0" w:name="Medium List 1 Accent 2"/>
-    <w:lsdException w:unhideWhenUsed="0" w:uiPriority="66" w:semiHidden="0" w:name="Medium List 2 Accent 2"/>
-    <w:lsdException w:unhideWhenUsed="0" w:uiPriority="67" w:semiHidden="0" w:name="Medium Grid 1 Accent 2"/>
-    <w:lsdException w:unhideWhenUsed="0" w:uiPriority="68" w:semiHidden="0" w:name="Medium Grid 2 Accent 2"/>
-    <w:lsdException w:unhideWhenUsed="0" w:uiPriority="69" w:semiHidden="0" w:name="Medium Grid 3 Accent 2"/>
-    <w:lsdException w:unhideWhenUsed="0" w:uiPriority="70" w:semiHidden="0" w:name="Dark List Accent 2"/>
-    <w:lsdException w:unhideWhenUsed="0" w:uiPriority="71" w:semiHidden="0" w:name="Colorful Shading Accent 2"/>
-    <w:lsdException w:unhideWhenUsed="0" w:uiPriority="72" w:semiHidden="0" w:name="Colorful List Accent 2"/>
-    <w:lsdException w:unhideWhenUsed="0" w:uiPriority="73" w:semiHidden="0" w:name="Colorful Grid Accent 2"/>
-    <w:lsdException w:unhideWhenUsed="0" w:uiPriority="60" w:semiHidden="0" w:name="Light Shading Accent 3"/>
-    <w:lsdException w:unhideWhenUsed="0" w:uiPriority="61" w:semiHidden="0" w:name="Light List Accent 3"/>
-    <w:lsdException w:unhideWhenUsed="0" w:uiPriority="62" w:semiHidden="0" w:name="Light Grid Accent 3"/>
-    <w:lsdException w:unhideWhenUsed="0" w:uiPriority="63" w:semiHidden="0" w:name="Medium Shading 1 Accent 3"/>
-    <w:lsdException w:unhideWhenUsed="0" w:uiPriority="64" w:semiHidden="0" w:name="Medium Shading 2 Accent 3"/>
-    <w:lsdException w:unhideWhenUsed="0" w:uiPriority="65" w:semiHidden="0" w:name="Medium List 1 Accent 3"/>
-    <w:lsdException w:unhideWhenUsed="0" w:uiPriority="66" w:semiHidden="0" w:name="Medium List 2 Accent 3"/>
-    <w:lsdException w:unhideWhenUsed="0" w:uiPriority="67" w:semiHidden="0" w:name="Medium Grid 1 Accent 3"/>
-    <w:lsdException w:unhideWhenUsed="0" w:uiPriority="68" w:semiHidden="0" w:name="Medium Grid 2 Accent 3"/>
-    <w:lsdException w:unhideWhenUsed="0" w:uiPriority="69" w:semiHidden="0" w:name="Medium Grid 3 Accent 3"/>
-    <w:lsdException w:unhideWhenUsed="0" w:uiPriority="70" w:semiHidden="0" w:name="Dark List Accent 3"/>
-    <w:lsdException w:unhideWhenUsed="0" w:uiPriority="71" w:semiHidden="0" w:name="Colorful Shading Accent 3"/>
-    <w:lsdException w:unhideWhenUsed="0" w:uiPriority="72" w:semiHidden="0" w:name="Colorful List Accent 3"/>
-    <w:lsdException w:unhideWhenUsed="0" w:uiPriority="73" w:semiHidden="0" w:name="Colorful Grid Accent 3"/>
-    <w:lsdException w:unhideWhenUsed="0" w:uiPriority="60" w:semiHidden="0" w:name="Light Shading Accent 4"/>
-    <w:lsdException w:unhideWhenUsed="0" w:uiPriority="61" w:semiHidden="0" w:name="Light List Accent 4"/>
-    <w:lsdException w:unhideWhenUsed="0" w:uiPriority="62" w:semiHidden="0" w:name="Light Grid Accent 4"/>
-    <w:lsdException w:unhideWhenUsed="0" w:uiPriority="63" w:semiHidden="0" w:name="Medium Shading 1 Accent 4"/>
-    <w:lsdException w:unhideWhenUsed="0" w:uiPriority="64" w:semiHidden="0" w:name="Medium Shading 2 Accent 4"/>
-    <w:lsdException w:unhideWhenUsed="0" w:uiPriority="65" w:semiHidden="0" w:name="Medium List 1 Accent 4"/>
-    <w:lsdException w:unhideWhenUsed="0" w:uiPriority="66" w:semiHidden="0" w:name="Medium List 2 Accent 4"/>
-    <w:lsdException w:unhideWhenUsed="0" w:uiPriority="67" w:semiHidden="0" w:name="Medium Grid 1 Accent 4"/>
-    <w:lsdException w:unhideWhenUsed="0" w:uiPriority="68" w:semiHidden="0" w:name="Medium Grid 2 Accent 4"/>
-    <w:lsdException w:unhideWhenUsed="0" w:uiPriority="69" w:semiHidden="0" w:name="Medium Grid 3 Accent 4"/>
-    <w:lsdException w:unhideWhenUsed="0" w:uiPriority="70" w:semiHidden="0" w:name="Dark List Accent 4"/>
-    <w:lsdException w:unhideWhenUsed="0" w:uiPriority="71" w:semiHidden="0" w:name="Colorful Shading Accent 4"/>
-    <w:lsdException w:unhideWhenUsed="0" w:uiPriority="72" w:semiHidden="0" w:name="Colorful List Accent 4"/>
-    <w:lsdException w:unhideWhenUsed="0" w:uiPriority="73" w:semiHidden="0" w:name="Colorful Grid Accent 4"/>
-    <w:lsdException w:unhideWhenUsed="0" w:uiPriority="60" w:semiHidden="0" w:name="Light Shading Accent 5"/>
-    <w:lsdException w:unhideWhenUsed="0" w:uiPriority="61" w:semiHidden="0" w:name="Light List Accent 5"/>
-    <w:lsdException w:unhideWhenUsed="0" w:uiPriority="62" w:semiHidden="0" w:name="Light Grid Accent 5"/>
-    <w:lsdException w:unhideWhenUsed="0" w:uiPriority="63" w:semiHidden="0" w:name="Medium Shading 1 Accent 5"/>
-    <w:lsdException w:unhideWhenUsed="0" w:uiPriority="64" w:semiHidden="0" w:name="Medium Shading 2 Accent 5"/>
-    <w:lsdException w:unhideWhenUsed="0" w:uiPriority="65" w:semiHidden="0" w:name="Medium List 1 Accent 5"/>
-    <w:lsdException w:unhideWhenUsed="0" w:uiPriority="66" w:semiHidden="0" w:name="Medium List 2 Accent 5"/>
-    <w:lsdException w:unhideWhenUsed="0" w:uiPriority="67" w:semiHidden="0" w:name="Medium Grid 1 Accent 5"/>
-    <w:lsdException w:unhideWhenUsed="0" w:uiPriority="68" w:semiHidden="0" w:name="Medium Grid 2 Accent 5"/>
-    <w:lsdException w:unhideWhenUsed="0" w:uiPriority="69" w:semiHidden="0" w:name="Medium Grid 3 Accent 5"/>
-    <w:lsdException w:unhideWhenUsed="0" w:uiPriority="70" w:semiHidden="0" w:name="Dark List Accent 5"/>
-    <w:lsdException w:unhideWhenUsed="0" w:uiPriority="71" w:semiHidden="0" w:name="Colorful Shading Accent 5"/>
-    <w:lsdException w:unhideWhenUsed="0" w:uiPriority="72" w:semiHidden="0" w:name="Colorful List Accent 5"/>
-    <w:lsdException w:unhideWhenUsed="0" w:uiPriority="73" w:semiHidden="0" w:name="Colorful Grid Accent 5"/>
-    <w:lsdException w:unhideWhenUsed="0" w:uiPriority="60" w:semiHidden="0" w:name="Light Shading Accent 6"/>
-    <w:lsdException w:unhideWhenUsed="0" w:uiPriority="61" w:semiHidden="0" w:name="Light List Accent 6"/>
-    <w:lsdException w:unhideWhenUsed="0" w:uiPriority="62" w:semiHidden="0" w:name="Light Grid Accent 6"/>
-    <w:lsdException w:unhideWhenUsed="0" w:uiPriority="63" w:semiHidden="0" w:name="Medium Shading 1 Accent 6"/>
-    <w:lsdException w:unhideWhenUsed="0" w:uiPriority="64" w:semiHidden="0" w:name="Medium Shading 2 Accent 6"/>
-    <w:lsdException w:unhideWhenUsed="0" w:uiPriority="65" w:semiHidden="0" w:name="Medium List 1 Accent 6"/>
-    <w:lsdException w:unhideWhenUsed="0" w:uiPriority="66" w:semiHidden="0" w:name="Medium List 2 Accent 6"/>
-    <w:lsdException w:unhideWhenUsed="0" w:uiPriority="67" w:semiHidden="0" w:name="Medium Grid 1 Accent 6"/>
-    <w:lsdException w:unhideWhenUsed="0" w:uiPriority="68" w:semiHidden="0" w:name="Medium Grid 2 Accent 6"/>
-    <w:lsdException w:unhideWhenUsed="0" w:uiPriority="69" w:semiHidden="0" w:name="Medium Grid 3 Accent 6"/>
-    <w:lsdException w:unhideWhenUsed="0" w:uiPriority="70" w:semiHidden="0" w:name="Dark List Accent 6"/>
-    <w:lsdException w:unhideWhenUsed="0" w:uiPriority="71" w:semiHidden="0" w:name="Colorful Shading Accent 6"/>
-    <w:lsdException w:unhideWhenUsed="0" w:uiPriority="72" w:semiHidden="0" w:name="Colorful List Accent 6"/>
-    <w:lsdException w:unhideWhenUsed="0" w:uiPriority="73" w:semiHidden="0" w:name="Colorful Grid Accent 6"/>
+  <w:latentStyles w:defLockedState="0" w:defUIPriority="99" w:defSemiHidden="0" w:defUnhideWhenUsed="0" w:defQFormat="0" w:count="376">
+    <w:lsdException w:name="Normal" w:uiPriority="0" w:qFormat="1"/>
+    <w:lsdException w:name="heading 1" w:uiPriority="9" w:qFormat="1"/>
+    <w:lsdException w:name="heading 2" w:semiHidden="1" w:uiPriority="9" w:unhideWhenUsed="1" w:qFormat="1"/>
+    <w:lsdException w:name="heading 3" w:semiHidden="1" w:uiPriority="9" w:unhideWhenUsed="1" w:qFormat="1"/>
+    <w:lsdException w:name="heading 4" w:semiHidden="1" w:uiPriority="9" w:unhideWhenUsed="1" w:qFormat="1"/>
+    <w:lsdException w:name="heading 5" w:semiHidden="1" w:uiPriority="9" w:unhideWhenUsed="1" w:qFormat="1"/>
+    <w:lsdException w:name="heading 6" w:semiHidden="1" w:uiPriority="9" w:unhideWhenUsed="1" w:qFormat="1"/>
+    <w:lsdException w:name="heading 7" w:semiHidden="1" w:uiPriority="9" w:unhideWhenUsed="1" w:qFormat="1"/>
+    <w:lsdException w:name="heading 8" w:semiHidden="1" w:uiPriority="9" w:unhideWhenUsed="1" w:qFormat="1"/>
+    <w:lsdException w:name="heading 9" w:semiHidden="1" w:uiPriority="9" w:unhideWhenUsed="1" w:qFormat="1"/>
+    <w:lsdException w:name="index 1" w:semiHidden="1" w:unhideWhenUsed="1"/>
+    <w:lsdException w:name="index 2" w:semiHidden="1" w:unhideWhenUsed="1"/>
+    <w:lsdException w:name="index 3" w:semiHidden="1" w:unhideWhenUsed="1"/>
+    <w:lsdException w:name="index 4" w:semiHidden="1" w:unhideWhenUsed="1"/>
+    <w:lsdException w:name="index 5" w:semiHidden="1" w:unhideWhenUsed="1"/>
+    <w:lsdException w:name="index 6" w:semiHidden="1" w:unhideWhenUsed="1"/>
+    <w:lsdException w:name="index 7" w:semiHidden="1" w:unhideWhenUsed="1"/>
+    <w:lsdException w:name="index 8" w:semiHidden="1" w:unhideWhenUsed="1"/>
+    <w:lsdException w:name="index 9" w:semiHidden="1" w:unhideWhenUsed="1"/>
+    <w:lsdException w:name="toc 1" w:semiHidden="1" w:uiPriority="39" w:unhideWhenUsed="1"/>
+    <w:lsdException w:name="toc 2" w:semiHidden="1" w:uiPriority="39" w:unhideWhenUsed="1"/>
+    <w:lsdException w:name="toc 3" w:semiHidden="1" w:uiPriority="39" w:unhideWhenUsed="1"/>
+    <w:lsdException w:name="toc 4" w:semiHidden="1" w:uiPriority="39" w:unhideWhenUsed="1"/>
+    <w:lsdException w:name="toc 5" w:semiHidden="1" w:uiPriority="39" w:unhideWhenUsed="1"/>
+    <w:lsdException w:name="toc 6" w:semiHidden="1" w:uiPriority="39" w:unhideWhenUsed="1"/>
+    <w:lsdException w:name="toc 7" w:semiHidden="1" w:uiPriority="39" w:unhideWhenUsed="1"/>
+    <w:lsdException w:name="toc 8" w:semiHidden="1" w:uiPriority="39" w:unhideWhenUsed="1"/>
+    <w:lsdException w:name="toc 9" w:semiHidden="1" w:uiPriority="39" w:unhideWhenUsed="1"/>
+    <w:lsdException w:name="Normal Indent" w:semiHidden="1" w:unhideWhenUsed="1"/>
+    <w:lsdException w:name="footnote text" w:semiHidden="1" w:unhideWhenUsed="1"/>
+    <w:lsdException w:name="annotation text" w:semiHidden="1" w:unhideWhenUsed="1" w:qFormat="1"/>
+    <w:lsdException w:name="header" w:unhideWhenUsed="1" w:qFormat="1"/>
+    <w:lsdException w:name="footer" w:unhideWhenUsed="1" w:qFormat="1"/>
+    <w:lsdException w:name="index heading" w:semiHidden="1" w:unhideWhenUsed="1"/>
+    <w:lsdException w:name="caption" w:semiHidden="1" w:uiPriority="35" w:unhideWhenUsed="1" w:qFormat="1"/>
+    <w:lsdException w:name="table of figures" w:semiHidden="1" w:unhideWhenUsed="1"/>
+    <w:lsdException w:name="envelope address" w:semiHidden="1" w:unhideWhenUsed="1"/>
+    <w:lsdException w:name="envelope return" w:semiHidden="1" w:unhideWhenUsed="1"/>
+    <w:lsdException w:name="footnote reference" w:semiHidden="1" w:unhideWhenUsed="1"/>
+    <w:lsdException w:name="annotation reference" w:semiHidden="1" w:unhideWhenUsed="1" w:qFormat="1"/>
+    <w:lsdException w:name="line number" w:semiHidden="1" w:unhideWhenUsed="1"/>
+    <w:lsdException w:name="page number" w:semiHidden="1" w:unhideWhenUsed="1"/>
+    <w:lsdException w:name="endnote reference" w:semiHidden="1" w:unhideWhenUsed="1"/>
+    <w:lsdException w:name="endnote text" w:semiHidden="1" w:unhideWhenUsed="1"/>
+    <w:lsdException w:name="table of authorities" w:semiHidden="1" w:unhideWhenUsed="1"/>
+    <w:lsdException w:name="macro" w:semiHidden="1" w:unhideWhenUsed="1"/>
+    <w:lsdException w:name="toa heading" w:semiHidden="1" w:unhideWhenUsed="1"/>
+    <w:lsdException w:name="List" w:semiHidden="1" w:unhideWhenUsed="1"/>
+    <w:lsdException w:name="List Bullet" w:semiHidden="1" w:unhideWhenUsed="1"/>
+    <w:lsdException w:name="List Number" w:semiHidden="1" w:unhideWhenUsed="1"/>
+    <w:lsdException w:name="List 2" w:semiHidden="1" w:unhideWhenUsed="1"/>
+    <w:lsdException w:name="List 3" w:semiHidden="1" w:unhideWhenUsed="1"/>
+    <w:lsdException w:name="List 4" w:semiHidden="1" w:unhideWhenUsed="1"/>
+    <w:lsdException w:name="List 5" w:semiHidden="1" w:unhideWhenUsed="1"/>
+    <w:lsdException w:name="List Bullet 2" w:semiHidden="1" w:unhideWhenUsed="1"/>
+    <w:lsdException w:name="List Bullet 3" w:semiHidden="1" w:unhideWhenUsed="1"/>
+    <w:lsdException w:name="List Bullet 4" w:semiHidden="1" w:unhideWhenUsed="1"/>
+    <w:lsdException w:name="List Bullet 5" w:semiHidden="1" w:unhideWhenUsed="1"/>
+    <w:lsdException w:name="List Number 2" w:semiHidden="1" w:unhideWhenUsed="1"/>
+    <w:lsdException w:name="List Number 3" w:semiHidden="1" w:unhideWhenUsed="1"/>
+    <w:lsdException w:name="List Number 4" w:semiHidden="1" w:unhideWhenUsed="1"/>
+    <w:lsdException w:name="List Number 5" w:semiHidden="1" w:unhideWhenUsed="1"/>
+    <w:lsdException w:name="Title" w:uiPriority="10" w:qFormat="1"/>
+    <w:lsdException w:name="Closing" w:semiHidden="1" w:unhideWhenUsed="1"/>
+    <w:lsdException w:name="Signature" w:semiHidden="1" w:unhideWhenUsed="1"/>
+    <w:lsdException w:name="Default Paragraph Font" w:semiHidden="1" w:uiPriority="1" w:unhideWhenUsed="1" w:qFormat="1"/>
+    <w:lsdException w:name="Body Text" w:semiHidden="1" w:unhideWhenUsed="1"/>
+    <w:lsdException w:name="Body Text Indent" w:semiHidden="1" w:unhideWhenUsed="1"/>
+    <w:lsdException w:name="List Continue" w:semiHidden="1" w:unhideWhenUsed="1"/>
+    <w:lsdException w:name="List Continue 2" w:semiHidden="1" w:unhideWhenUsed="1"/>
+    <w:lsdException w:name="List Continue 3" w:semiHidden="1" w:unhideWhenUsed="1"/>
+    <w:lsdException w:name="List Continue 4" w:semiHidden="1" w:unhideWhenUsed="1"/>
+    <w:lsdException w:name="List Continue 5" w:semiHidden="1" w:unhideWhenUsed="1"/>
+    <w:lsdException w:name="Message Header" w:semiHidden="1" w:unhideWhenUsed="1"/>
+    <w:lsdException w:name="Subtitle" w:uiPriority="11" w:qFormat="1"/>
+    <w:lsdException w:name="Salutation" w:semiHidden="1" w:unhideWhenUsed="1"/>
+    <w:lsdException w:name="Date" w:semiHidden="1" w:unhideWhenUsed="1"/>
+    <w:lsdException w:name="Body Text First Indent" w:semiHidden="1" w:unhideWhenUsed="1"/>
+    <w:lsdException w:name="Body Text First Indent 2" w:semiHidden="1" w:unhideWhenUsed="1"/>
+    <w:lsdException w:name="Note Heading" w:semiHidden="1" w:unhideWhenUsed="1"/>
+    <w:lsdException w:name="Body Text 2" w:semiHidden="1" w:unhideWhenUsed="1"/>
+    <w:lsdException w:name="Body Text 3" w:semiHidden="1" w:unhideWhenUsed="1"/>
+    <w:lsdException w:name="Body Text Indent 2" w:semiHidden="1" w:unhideWhenUsed="1"/>
+    <w:lsdException w:name="Body Text Indent 3" w:semiHidden="1" w:unhideWhenUsed="1"/>
+    <w:lsdException w:name="Block Text" w:semiHidden="1" w:unhideWhenUsed="1"/>
+    <w:lsdException w:name="Hyperlink" w:unhideWhenUsed="1" w:qFormat="1"/>
+    <w:lsdException w:name="FollowedHyperlink" w:semiHidden="1" w:unhideWhenUsed="1"/>
+    <w:lsdException w:name="Strong" w:uiPriority="22" w:qFormat="1"/>
+    <w:lsdException w:name="Emphasis" w:uiPriority="20" w:qFormat="1"/>
+    <w:lsdException w:name="Document Map" w:semiHidden="1" w:unhideWhenUsed="1"/>
+    <w:lsdException w:name="Plain Text" w:semiHidden="1" w:unhideWhenUsed="1"/>
+    <w:lsdException w:name="E-mail Signature" w:semiHidden="1" w:unhideWhenUsed="1"/>
+    <w:lsdException w:name="HTML Top of Form" w:semiHidden="1" w:unhideWhenUsed="1"/>
+    <w:lsdException w:name="HTML Bottom of Form" w:semiHidden="1" w:unhideWhenUsed="1"/>
+    <w:lsdException w:name="Normal (Web)" w:semiHidden="1" w:unhideWhenUsed="1"/>
+    <w:lsdException w:name="HTML Acronym" w:semiHidden="1" w:unhideWhenUsed="1"/>
+    <w:lsdException w:name="HTML Address" w:semiHidden="1" w:unhideWhenUsed="1"/>
+    <w:lsdException w:name="HTML Cite" w:semiHidden="1" w:unhideWhenUsed="1"/>
+    <w:lsdException w:name="HTML Code" w:semiHidden="1" w:unhideWhenUsed="1"/>
+    <w:lsdException w:name="HTML Definition" w:semiHidden="1" w:unhideWhenUsed="1"/>
+    <w:lsdException w:name="HTML Keyboard" w:semiHidden="1" w:unhideWhenUsed="1"/>
+    <w:lsdException w:name="HTML Preformatted" w:semiHidden="1" w:unhideWhenUsed="1"/>
+    <w:lsdException w:name="HTML Sample" w:semiHidden="1" w:unhideWhenUsed="1"/>
+    <w:lsdException w:name="HTML Typewriter" w:semiHidden="1" w:unhideWhenUsed="1"/>
+    <w:lsdException w:name="HTML Variable" w:semiHidden="1" w:unhideWhenUsed="1"/>
+    <w:lsdException w:name="Normal Table" w:semiHidden="1" w:unhideWhenUsed="1" w:qFormat="1"/>
+    <w:lsdException w:name="annotation subject" w:semiHidden="1" w:unhideWhenUsed="1" w:qFormat="1"/>
+    <w:lsdException w:name="No List" w:semiHidden="1" w:unhideWhenUsed="1"/>
+    <w:lsdException w:name="Outline List 1" w:semiHidden="1" w:unhideWhenUsed="1"/>
+    <w:lsdException w:name="Outline List 2" w:semiHidden="1" w:unhideWhenUsed="1"/>
+    <w:lsdException w:name="Outline List 3" w:semiHidden="1" w:unhideWhenUsed="1"/>
+    <w:lsdException w:name="Table Simple 1" w:semiHidden="1" w:unhideWhenUsed="1"/>
+    <w:lsdException w:name="Table Simple 2" w:semiHidden="1" w:unhideWhenUsed="1"/>
+    <w:lsdException w:name="Table Simple 3" w:semiHidden="1" w:unhideWhenUsed="1"/>
+    <w:lsdException w:name="Table Classic 1" w:semiHidden="1" w:unhideWhenUsed="1"/>
+    <w:lsdException w:name="Table Classic 2" w:semiHidden="1" w:unhideWhenUsed="1"/>
+    <w:lsdException w:name="Table Classic 3" w:semiHidden="1" w:unhideWhenUsed="1"/>
+    <w:lsdException w:name="Table Classic 4" w:semiHidden="1" w:unhideWhenUsed="1"/>
+    <w:lsdException w:name="Table Colorful 1" w:semiHidden="1" w:unhideWhenUsed="1"/>
+    <w:lsdException w:name="Table Colorful 2" w:semiHidden="1" w:unhideWhenUsed="1"/>
+    <w:lsdException w:name="Table Colorful 3" w:semiHidden="1" w:unhideWhenUsed="1"/>
+    <w:lsdException w:name="Table Columns 1" w:semiHidden="1" w:unhideWhenUsed="1"/>
+    <w:lsdException w:name="Table Columns 2" w:semiHidden="1" w:unhideWhenUsed="1"/>
+    <w:lsdException w:name="Table Columns 3" w:semiHidden="1" w:unhideWhenUsed="1"/>
+    <w:lsdException w:name="Table Columns 4" w:semiHidden="1" w:unhideWhenUsed="1"/>
+    <w:lsdException w:name="Table Columns 5" w:semiHidden="1" w:unhideWhenUsed="1"/>
+    <w:lsdException w:name="Table Grid 1" w:semiHidden="1" w:unhideWhenUsed="1"/>
+    <w:lsdException w:name="Table Grid 2" w:semiHidden="1" w:unhideWhenUsed="1"/>
+    <w:lsdException w:name="Table Grid 3" w:semiHidden="1" w:unhideWhenUsed="1"/>
+    <w:lsdException w:name="Table Grid 4" w:semiHidden="1" w:unhideWhenUsed="1"/>
+    <w:lsdException w:name="Table Grid 5" w:semiHidden="1" w:unhideWhenUsed="1"/>
+    <w:lsdException w:name="Table Grid 6" w:semiHidden="1" w:unhideWhenUsed="1"/>
+    <w:lsdException w:name="Table Grid 7" w:semiHidden="1" w:unhideWhenUsed="1"/>
+    <w:lsdException w:name="Table Grid 8" w:semiHidden="1" w:unhideWhenUsed="1"/>
+    <w:lsdException w:name="Table List 1" w:semiHidden="1" w:unhideWhenUsed="1"/>
+    <w:lsdException w:name="Table List 2" w:semiHidden="1" w:unhideWhenUsed="1"/>
+    <w:lsdException w:name="Table List 3" w:semiHidden="1" w:unhideWhenUsed="1"/>
+    <w:lsdException w:name="Table List 4" w:semiHidden="1" w:unhideWhenUsed="1"/>
+    <w:lsdException w:name="Table List 5" w:semiHidden="1" w:unhideWhenUsed="1"/>
+    <w:lsdException w:name="Table List 6" w:semiHidden="1" w:unhideWhenUsed="1"/>
+    <w:lsdException w:name="Table List 7" w:semiHidden="1" w:unhideWhenUsed="1"/>
+    <w:lsdException w:name="Table List 8" w:semiHidden="1" w:unhideWhenUsed="1"/>
+    <w:lsdException w:name="Table 3D effects 1" w:semiHidden="1" w:unhideWhenUsed="1"/>
+    <w:lsdException w:name="Table 3D effects 2" w:semiHidden="1" w:unhideWhenUsed="1"/>
+    <w:lsdException w:name="Table 3D effects 3" w:semiHidden="1" w:unhideWhenUsed="1"/>
+    <w:lsdException w:name="Table Contemporary" w:semiHidden="1" w:unhideWhenUsed="1"/>
+    <w:lsdException w:name="Table Elegant" w:semiHidden="1" w:unhideWhenUsed="1"/>
+    <w:lsdException w:name="Table Professional" w:semiHidden="1" w:unhideWhenUsed="1"/>
+    <w:lsdException w:name="Table Subtle 1" w:semiHidden="1" w:unhideWhenUsed="1"/>
+    <w:lsdException w:name="Table Subtle 2" w:semiHidden="1" w:unhideWhenUsed="1"/>
+    <w:lsdException w:name="Table Web 1" w:semiHidden="1" w:unhideWhenUsed="1"/>
+    <w:lsdException w:name="Table Web 2" w:semiHidden="1" w:unhideWhenUsed="1"/>
+    <w:lsdException w:name="Table Web 3" w:semiHidden="1" w:unhideWhenUsed="1"/>
+    <w:lsdException w:name="Balloon Text" w:semiHidden="1" w:unhideWhenUsed="1" w:qFormat="1"/>
+    <w:lsdException w:name="Table Grid" w:uiPriority="59" w:qFormat="1"/>
+    <w:lsdException w:name="Table Theme" w:semiHidden="1" w:unhideWhenUsed="1"/>
+    <w:lsdException w:name="Placeholder Text" w:semiHidden="1"/>
+    <w:lsdException w:name="Light Shading" w:uiPriority="60"/>
+    <w:lsdException w:name="Light List" w:uiPriority="61"/>
+    <w:lsdException w:name="Light Grid" w:uiPriority="62"/>
+    <w:lsdException w:name="Medium Shading 1" w:uiPriority="63"/>
+    <w:lsdException w:name="Medium Shading 2" w:uiPriority="64"/>
+    <w:lsdException w:name="Medium List 1" w:uiPriority="65"/>
+    <w:lsdException w:name="Medium List 2" w:uiPriority="66"/>
+    <w:lsdException w:name="Medium Grid 1" w:uiPriority="67"/>
+    <w:lsdException w:name="Medium Grid 2" w:uiPriority="68"/>
+    <w:lsdException w:name="Medium Grid 3" w:uiPriority="69"/>
+    <w:lsdException w:name="Dark List" w:uiPriority="70"/>
+    <w:lsdException w:name="Colorful Shading" w:uiPriority="71"/>
+    <w:lsdException w:name="Colorful List" w:uiPriority="72"/>
+    <w:lsdException w:name="Colorful Grid" w:uiPriority="73"/>
+    <w:lsdException w:name="Light Shading Accent 1" w:uiPriority="60"/>
+    <w:lsdException w:name="Light List Accent 1" w:uiPriority="61"/>
+    <w:lsdException w:name="Light Grid Accent 1" w:uiPriority="62"/>
+    <w:lsdException w:name="Medium Shading 1 Accent 1" w:uiPriority="63"/>
+    <w:lsdException w:name="Medium Shading 2 Accent 1" w:uiPriority="64"/>
+    <w:lsdException w:name="Medium List 1 Accent 1" w:uiPriority="65"/>
+    <w:lsdException w:name="Revision" w:semiHidden="1"/>
+    <w:lsdException w:name="Medium List 2 Accent 1" w:uiPriority="66"/>
+    <w:lsdException w:name="Medium Grid 1 Accent 1" w:uiPriority="67"/>
+    <w:lsdException w:name="Medium Grid 2 Accent 1" w:uiPriority="68"/>
+    <w:lsdException w:name="Medium Grid 3 Accent 1" w:uiPriority="69"/>
+    <w:lsdException w:name="Dark List Accent 1" w:uiPriority="70"/>
+    <w:lsdException w:name="Colorful Shading Accent 1" w:uiPriority="71"/>
+    <w:lsdException w:name="Colorful List Accent 1" w:uiPriority="72"/>
+    <w:lsdException w:name="Colorful Grid Accent 1" w:uiPriority="73"/>
+    <w:lsdException w:name="Light Shading Accent 2" w:uiPriority="60"/>
+    <w:lsdException w:name="Light List Accent 2" w:uiPriority="61"/>
+    <w:lsdException w:name="Light Grid Accent 2" w:uiPriority="62"/>
+    <w:lsdException w:name="Medium Shading 1 Accent 2" w:uiPriority="63"/>
+    <w:lsdException w:name="Medium Shading 2 Accent 2" w:uiPriority="64"/>
+    <w:lsdException w:name="Medium List 1 Accent 2" w:uiPriority="65"/>
+    <w:lsdException w:name="Medium List 2 Accent 2" w:uiPriority="66"/>
+    <w:lsdException w:name="Medium Grid 1 Accent 2" w:uiPriority="67"/>
+    <w:lsdException w:name="Medium Grid 2 Accent 2" w:uiPriority="68"/>
+    <w:lsdException w:name="Medium Grid 3 Accent 2" w:uiPriority="69"/>
+    <w:lsdException w:name="Dark List Accent 2" w:uiPriority="70"/>
+    <w:lsdException w:name="Colorful Shading Accent 2" w:uiPriority="71"/>
+    <w:lsdException w:name="Colorful List Accent 2" w:uiPriority="72"/>
+    <w:lsdException w:name="Colorful Grid Accent 2" w:uiPriority="73"/>
+    <w:lsdException w:name="Light Shading Accent 3" w:uiPriority="60"/>
+    <w:lsdException w:name="Light List Accent 3" w:uiPriority="61"/>
+    <w:lsdException w:name="Light Grid Accent 3" w:uiPriority="62"/>
+    <w:lsdException w:name="Medium Shading 1 Accent 3" w:uiPriority="63"/>
+    <w:lsdException w:name="Medium Shading 2 Accent 3" w:uiPriority="64"/>
+    <w:lsdException w:name="Medium List 1 Accent 3" w:uiPriority="65"/>
+    <w:lsdException w:name="Medium List 2 Accent 3" w:uiPriority="66"/>
+    <w:lsdException w:name="Medium Grid 1 Accent 3" w:uiPriority="67"/>
+    <w:lsdException w:name="Medium Grid 2 Accent 3" w:uiPriority="68"/>
+    <w:lsdException w:name="Medium Grid 3 Accent 3" w:uiPriority="69"/>
+    <w:lsdException w:name="Dark List Accent 3" w:uiPriority="70"/>
+    <w:lsdException w:name="Colorful Shading Accent 3" w:uiPriority="71"/>
+    <w:lsdException w:name="Colorful List Accent 3" w:uiPriority="72"/>
+    <w:lsdException w:name="Colorful Grid Accent 3" w:uiPriority="73"/>
+    <w:lsdException w:name="Light Shading Accent 4" w:uiPriority="60"/>
+    <w:lsdException w:name="Light List Accent 4" w:uiPriority="61"/>
+    <w:lsdException w:name="Light Grid Accent 4" w:uiPriority="62"/>
+    <w:lsdException w:name="Medium Shading 1 Accent 4" w:uiPriority="63"/>
+    <w:lsdException w:name="Medium Shading 2 Accent 4" w:uiPriority="64"/>
+    <w:lsdException w:name="Medium List 1 Accent 4" w:uiPriority="65"/>
+    <w:lsdException w:name="Medium List 2 Accent 4" w:uiPriority="66"/>
+    <w:lsdException w:name="Medium Grid 1 Accent 4" w:uiPriority="67"/>
+    <w:lsdException w:name="Medium Grid 2 Accent 4" w:uiPriority="68"/>
+    <w:lsdException w:name="Medium Grid 3 Accent 4" w:uiPriority="69"/>
+    <w:lsdException w:name="Dark List Accent 4" w:uiPriority="70"/>
+    <w:lsdException w:name="Colorful Shading Accent 4" w:uiPriority="71"/>
+    <w:lsdException w:name="Colorful List Accent 4" w:uiPriority="72"/>
+    <w:lsdException w:name="Colorful Grid Accent 4" w:uiPriority="73"/>
+    <w:lsdException w:name="Light Shading Accent 5" w:uiPriority="60"/>
+    <w:lsdException w:name="Light List Accent 5" w:uiPriority="61"/>
+    <w:lsdException w:name="Light Grid Accent 5" w:uiPriority="62"/>
+    <w:lsdException w:name="Medium Shading 1 Accent 5" w:uiPriority="63"/>
+    <w:lsdException w:name="Medium Shading 2 Accent 5" w:uiPriority="64"/>
+    <w:lsdException w:name="Medium List 1 Accent 5" w:uiPriority="65"/>
+    <w:lsdException w:name="Medium List 2 Accent 5" w:uiPriority="66"/>
+    <w:lsdException w:name="Medium Grid 1 Accent 5" w:uiPriority="67"/>
+    <w:lsdException w:name="Medium Grid 2 Accent 5" w:uiPriority="68"/>
+    <w:lsdException w:name="Medium Grid 3 Accent 5" w:uiPriority="69"/>
+    <w:lsdException w:name="Dark List Accent 5" w:uiPriority="70"/>
+    <w:lsdException w:name="Colorful Shading Accent 5" w:uiPriority="71"/>
+    <w:lsdException w:name="Colorful List Accent 5" w:uiPriority="72"/>
+    <w:lsdException w:name="Colorful Grid Accent 5" w:uiPriority="73"/>
+    <w:lsdException w:name="Light Shading Accent 6" w:uiPriority="60"/>
+    <w:lsdException w:name="Light List Accent 6" w:uiPriority="61"/>
+    <w:lsdException w:name="Light Grid Accent 6" w:uiPriority="62"/>
+    <w:lsdException w:name="Medium Shading 1 Accent 6" w:uiPriority="63"/>
+    <w:lsdException w:name="Medium Shading 2 Accent 6" w:uiPriority="64"/>
+    <w:lsdException w:name="Medium List 1 Accent 6" w:uiPriority="65"/>
+    <w:lsdException w:name="Medium List 2 Accent 6" w:uiPriority="66"/>
+    <w:lsdException w:name="Medium Grid 1 Accent 6" w:uiPriority="67"/>
+    <w:lsdException w:name="Medium Grid 2 Accent 6" w:uiPriority="68"/>
+    <w:lsdException w:name="Medium Grid 3 Accent 6" w:uiPriority="69"/>
+    <w:lsdException w:name="Dark List Accent 6" w:uiPriority="70"/>
+    <w:lsdException w:name="Colorful Shading Accent 6" w:uiPriority="71"/>
+    <w:lsdException w:name="Colorful List Accent 6" w:uiPriority="72"/>
+    <w:lsdException w:name="Colorful Grid Accent 6" w:uiPriority="73"/>
+    <w:lsdException w:name="Subtle Emphasis" w:uiPriority="19" w:qFormat="1"/>
+    <w:lsdException w:name="Intense Emphasis" w:uiPriority="21" w:qFormat="1"/>
+    <w:lsdException w:name="Subtle Reference" w:uiPriority="31" w:qFormat="1"/>
+    <w:lsdException w:name="Intense Reference" w:uiPriority="32" w:qFormat="1"/>
+    <w:lsdException w:name="Book Title" w:uiPriority="33" w:qFormat="1"/>
+    <w:lsdException w:name="Bibliography" w:semiHidden="1" w:uiPriority="37" w:unhideWhenUsed="1"/>
+    <w:lsdException w:name="TOC Heading" w:semiHidden="1" w:uiPriority="39" w:unhideWhenUsed="1" w:qFormat="1"/>
+    <w:lsdException w:name="Plain Table 1" w:uiPriority="41"/>
+    <w:lsdException w:name="Plain Table 2" w:uiPriority="42"/>
+    <w:lsdException w:name="Plain Table 3" w:uiPriority="43"/>
+    <w:lsdException w:name="Plain Table 4" w:uiPriority="44"/>
+    <w:lsdException w:name="Plain Table 5" w:uiPriority="45"/>
+    <w:lsdException w:name="Grid Table Light" w:uiPriority="40"/>
+    <w:lsdException w:name="Grid Table 1 Light" w:uiPriority="46"/>
+    <w:lsdException w:name="Grid Table 2" w:uiPriority="47"/>
+    <w:lsdException w:name="Grid Table 3" w:uiPriority="48"/>
+    <w:lsdException w:name="Grid Table 4" w:uiPriority="49"/>
+    <w:lsdException w:name="Grid Table 5 Dark" w:uiPriority="50"/>
+    <w:lsdException w:name="Grid Table 6 Colorful" w:uiPriority="51"/>
+    <w:lsdException w:name="Grid Table 7 Colorful" w:uiPriority="52"/>
+    <w:lsdException w:name="Grid Table 1 Light Accent 1" w:uiPriority="46"/>
+    <w:lsdException w:name="Grid Table 2 Accent 1" w:uiPriority="47"/>
+    <w:lsdException w:name="Grid Table 3 Accent 1" w:uiPriority="48"/>
+    <w:lsdException w:name="Grid Table 4 Accent 1" w:uiPriority="49"/>
+    <w:lsdException w:name="Grid Table 5 Dark Accent 1" w:uiPriority="50"/>
+    <w:lsdException w:name="Grid Table 6 Colorful Accent 1" w:uiPriority="51"/>
+    <w:lsdException w:name="Grid Table 7 Colorful Accent 1" w:uiPriority="52"/>
+    <w:lsdException w:name="Grid Table 1 Light Accent 2" w:uiPriority="46"/>
+    <w:lsdException w:name="Grid Table 2 Accent 2" w:uiPriority="47"/>
+    <w:lsdException w:name="Grid Table 3 Accent 2" w:uiPriority="48"/>
+    <w:lsdException w:name="Grid Table 4 Accent 2" w:uiPriority="49"/>
+    <w:lsdException w:name="Grid Table 5 Dark Accent 2" w:uiPriority="50"/>
+    <w:lsdException w:name="Grid Table 6 Colorful Accent 2" w:uiPriority="51"/>
+    <w:lsdException w:name="Grid Table 7 Colorful Accent 2" w:uiPriority="52"/>
+    <w:lsdException w:name="Grid Table 1 Light Accent 3" w:uiPriority="46"/>
+    <w:lsdException w:name="Grid Table 2 Accent 3" w:uiPriority="47"/>
+    <w:lsdException w:name="Grid Table 3 Accent 3" w:uiPriority="48"/>
+    <w:lsdException w:name="Grid Table 4 Accent 3" w:uiPriority="49"/>
+    <w:lsdException w:name="Grid Table 5 Dark Accent 3" w:uiPriority="50"/>
+    <w:lsdException w:name="Grid Table 6 Colorful Accent 3" w:uiPriority="51"/>
+    <w:lsdException w:name="Grid Table 7 Colorful Accent 3" w:uiPriority="52"/>
+    <w:lsdException w:name="Grid Table 1 Light Accent 4" w:uiPriority="46"/>
+    <w:lsdException w:name="Grid Table 2 Accent 4" w:uiPriority="47"/>
+    <w:lsdException w:name="Grid Table 3 Accent 4" w:uiPriority="48"/>
+    <w:lsdException w:name="Grid Table 4 Accent 4" w:uiPriority="49"/>
+    <w:lsdException w:name="Grid Table 5 Dark Accent 4" w:uiPriority="50"/>
+    <w:lsdException w:name="Grid Table 6 Colorful Accent 4" w:uiPriority="51"/>
+    <w:lsdException w:name="Grid Table 7 Colorful Accent 4" w:uiPriority="52"/>
+    <w:lsdException w:name="Grid Table 1 Light Accent 5" w:uiPriority="46"/>
+    <w:lsdException w:name="Grid Table 2 Accent 5" w:uiPriority="47"/>
+    <w:lsdException w:name="Grid Table 3 Accent 5" w:uiPriority="48"/>
+    <w:lsdException w:name="Grid Table 4 Accent 5" w:uiPriority="49"/>
+    <w:lsdException w:name="Grid Table 5 Dark Accent 5" w:uiPriority="50"/>
+    <w:lsdException w:name="Grid Table 6 Colorful Accent 5" w:uiPriority="51"/>
+    <w:lsdException w:name="Grid Table 7 Colorful Accent 5" w:uiPriority="52"/>
+    <w:lsdException w:name="Grid Table 1 Light Accent 6" w:uiPriority="46"/>
+    <w:lsdException w:name="Grid Table 2 Accent 6" w:uiPriority="47"/>
+    <w:lsdException w:name="Grid Table 3 Accent 6" w:uiPriority="48"/>
+    <w:lsdException w:name="Grid Table 4 Accent 6" w:uiPriority="49"/>
+    <w:lsdException w:name="Grid Table 5 Dark Accent 6" w:uiPriority="50"/>
+    <w:lsdException w:name="Grid Table 6 Colorful Accent 6" w:uiPriority="51"/>
+    <w:lsdException w:name="Grid Table 7 Colorful Accent 6" w:uiPriority="52"/>
+    <w:lsdException w:name="List Table 1 Light" w:uiPriority="46"/>
+    <w:lsdException w:name="List Table 2" w:uiPriority="47"/>
+    <w:lsdException w:name="List Table 3" w:uiPriority="48"/>
+    <w:lsdException w:name="List Table 4" w:uiPriority="49"/>
+    <w:lsdException w:name="List Table 5 Dark" w:uiPriority="50"/>
+    <w:lsdException w:name="List Table 6 Colorful" w:uiPriority="51"/>
+    <w:lsdException w:name="List Table 7 Colorful" w:uiPriority="52"/>
+    <w:lsdException w:name="List Table 1 Light Accent 1" w:uiPriority="46"/>
+    <w:lsdException w:name="List Table 2 Accent 1" w:uiPriority="47"/>
+    <w:lsdException w:name="List Table 3 Accent 1" w:uiPriority="48"/>
+    <w:lsdException w:name="List Table 4 Accent 1" w:uiPriority="49"/>
+    <w:lsdException w:name="List Table 5 Dark Accent 1" w:uiPriority="50"/>
+    <w:lsdException w:name="List Table 6 Colorful Accent 1" w:uiPriority="51"/>
+    <w:lsdException w:name="List Table 7 Colorful Accent 1" w:uiPriority="52"/>
+    <w:lsdException w:name="List Table 1 Light Accent 2" w:uiPriority="46"/>
+    <w:lsdException w:name="List Table 2 Accent 2" w:uiPriority="47"/>
+    <w:lsdException w:name="List Table 3 Accent 2" w:uiPriority="48"/>
+    <w:lsdException w:name="List Table 4 Accent 2" w:uiPriority="49"/>
+    <w:lsdException w:name="List Table 5 Dark Accent 2" w:uiPriority="50"/>
+    <w:lsdException w:name="List Table 6 Colorful Accent 2" w:uiPriority="51"/>
+    <w:lsdException w:name="List Table 7 Colorful Accent 2" w:uiPriority="52"/>
+    <w:lsdException w:name="List Table 1 Light Accent 3" w:uiPriority="46"/>
+    <w:lsdException w:name="List Table 2 Accent 3" w:uiPriority="47"/>
+    <w:lsdException w:name="List Table 3 Accent 3" w:uiPriority="48"/>
+    <w:lsdException w:name="List Table 4 Accent 3" w:uiPriority="49"/>
+    <w:lsdException w:name="List Table 5 Dark Accent 3" w:uiPriority="50"/>
+    <w:lsdException w:name="List Table 6 Colorful Accent 3" w:uiPriority="51"/>
+    <w:lsdException w:name="List Table 7 Colorful Accent 3" w:uiPriority="52"/>
+    <w:lsdException w:name="List Table 1 Light Accent 4" w:uiPriority="46"/>
+    <w:lsdException w:name="List Table 2 Accent 4" w:uiPriority="47"/>
+    <w:lsdException w:name="List Table 3 Accent 4" w:uiPriority="48"/>
+    <w:lsdException w:name="List Table 4 Accent 4" w:uiPriority="49"/>
+    <w:lsdException w:name="List Table 5 Dark Accent 4" w:uiPriority="50"/>
+    <w:lsdException w:name="List Table 6 Colorful Accent 4" w:uiPriority="51"/>
+    <w:lsdException w:name="List Table 7 Colorful Accent 4" w:uiPriority="52"/>
+    <w:lsdException w:name="List Table 1 Light Accent 5" w:uiPriority="46"/>
+    <w:lsdException w:name="List Table 2 Accent 5" w:uiPriority="47"/>
+    <w:lsdException w:name="List Table 3 Accent 5" w:uiPriority="48"/>
+    <w:lsdException w:name="List Table 4 Accent 5" w:uiPriority="49"/>
+    <w:lsdException w:name="List Table 5 Dark Accent 5" w:uiPriority="50"/>
+    <w:lsdException w:name="List Table 6 Colorful Accent 5" w:uiPriority="51"/>
+    <w:lsdException w:name="List Table 7 Colorful Accent 5" w:uiPriority="52"/>
+    <w:lsdException w:name="List Table 1 Light Accent 6" w:uiPriority="46"/>
+    <w:lsdException w:name="List Table 2 Accent 6" w:uiPriority="47"/>
+    <w:lsdException w:name="List Table 3 Accent 6" w:uiPriority="48"/>
+    <w:lsdException w:name="List Table 4 Accent 6" w:uiPriority="49"/>
+    <w:lsdException w:name="List Table 5 Dark Accent 6" w:uiPriority="50"/>
+    <w:lsdException w:name="List Table 6 Colorful Accent 6" w:uiPriority="51"/>
+    <w:lsdException w:name="List Table 7 Colorful Accent 6" w:uiPriority="52"/>
+    <w:lsdException w:name="Mention" w:semiHidden="1" w:unhideWhenUsed="1"/>
+    <w:lsdException w:name="Smart Hyperlink" w:semiHidden="1" w:unhideWhenUsed="1"/>
+    <w:lsdException w:name="Hashtag" w:semiHidden="1" w:unhideWhenUsed="1"/>
+    <w:lsdException w:name="Unresolved Mention" w:semiHidden="1" w:unhideWhenUsed="1"/>
+    <w:lsdException w:name="Smart Link" w:semiHidden="1" w:unhideWhenUsed="1"/>
   </w:latentStyles>
-  <w:style w:type="paragraph" w:default="1" w:styleId="1">
+  <w:style w:type="paragraph" w:default="1" w:styleId="a">
     <w:name w:val="Normal"/>
     <w:qFormat/>
-    <w:uiPriority w:val="0"/>
     <w:pPr>
       <w:widowControl w:val="0"/>
       <w:jc w:val="both"/>
     </w:pPr>
     <w:rPr>
-      <w:rFonts w:asciiTheme="minorHAnsi" w:hAnsiTheme="minorHAnsi" w:eastAsiaTheme="minorEastAsia" w:cstheme="minorBidi"/>
       <w:kern w:val="2"/>
       <w:sz w:val="21"/>
       <w:szCs w:val="22"/>
-      <w:lang w:val="en-US" w:eastAsia="ja-JP" w:bidi="ar-SA"/>
     </w:rPr>
   </w:style>
-  <w:style w:type="character" w:default="1" w:styleId="2">
+  <w:style w:type="character" w:default="1" w:styleId="a0">
     <w:name w:val="Default Paragraph Font"/>
+    <w:uiPriority w:val="1"/>
     <w:semiHidden/>
     <w:unhideWhenUsed/>
-    <w:qFormat/>
-    <w:uiPriority w:val="1"/>
   </w:style>
-  <w:style w:type="table" w:default="1" w:styleId="3">
+  <w:style w:type="table" w:default="1" w:styleId="a1">
     <w:name w:val="Normal Table"/>
+    <w:uiPriority w:val="99"/>
     <w:semiHidden/>
     <w:unhideWhenUsed/>
-    <w:qFormat/>
-    <w:uiPriority w:val="99"/>
     <w:tblPr>
+      <w:tblInd w:w="0" w:type="dxa"/>
       <w:tblCellMar>
         <w:top w:w="0" w:type="dxa"/>
         <w:left w:w="108" w:type="dxa"/>
@@ -4910,51 +5636,52 @@
       </w:tblCellMar>
     </w:tblPr>
   </w:style>
-  <w:style w:type="character" w:styleId="4">
+  <w:style w:type="numbering" w:default="1" w:styleId="a2">
+    <w:name w:val="No List"/>
+    <w:uiPriority w:val="99"/>
+    <w:semiHidden/>
+    <w:unhideWhenUsed/>
+  </w:style>
+  <w:style w:type="character" w:styleId="a3">
     <w:name w:val="Hyperlink"/>
-    <w:basedOn w:val="2"/>
+    <w:basedOn w:val="a0"/>
+    <w:uiPriority w:val="99"/>
     <w:unhideWhenUsed/>
     <w:qFormat/>
-    <w:uiPriority w:val="99"/>
     <w:rPr>
       <w:color w:val="0000FF" w:themeColor="hyperlink"/>
       <w:u w:val="single"/>
-      <w14:textFill>
-        <w14:solidFill>
-          <w14:schemeClr w14:val="hlink"/>
-        </w14:solidFill>
-      </w14:textFill>
     </w:rPr>
   </w:style>
-  <w:style w:type="character" w:styleId="5">
+  <w:style w:type="character" w:styleId="a4">
     <w:name w:val="annotation reference"/>
-    <w:basedOn w:val="2"/>
+    <w:basedOn w:val="a0"/>
+    <w:uiPriority w:val="99"/>
     <w:semiHidden/>
     <w:unhideWhenUsed/>
     <w:qFormat/>
-    <w:uiPriority w:val="99"/>
     <w:rPr>
       <w:sz w:val="18"/>
       <w:szCs w:val="18"/>
     </w:rPr>
   </w:style>
-  <w:style w:type="character" w:styleId="6">
+  <w:style w:type="character" w:styleId="a5">
     <w:name w:val="Emphasis"/>
-    <w:basedOn w:val="2"/>
+    <w:basedOn w:val="a0"/>
+    <w:uiPriority w:val="20"/>
     <w:qFormat/>
-    <w:uiPriority w:val="20"/>
     <w:rPr>
       <w:i/>
       <w:iCs/>
     </w:rPr>
   </w:style>
-  <w:style w:type="paragraph" w:styleId="7">
+  <w:style w:type="paragraph" w:styleId="a6">
     <w:name w:val="footer"/>
-    <w:basedOn w:val="1"/>
-    <w:link w:val="14"/>
+    <w:basedOn w:val="a"/>
+    <w:link w:val="a7"/>
+    <w:uiPriority w:val="99"/>
     <w:unhideWhenUsed/>
     <w:qFormat/>
-    <w:uiPriority w:val="99"/>
     <w:pPr>
       <w:tabs>
         <w:tab w:val="center" w:pos="4252"/>
@@ -4963,53 +5690,53 @@
       <w:snapToGrid w:val="0"/>
     </w:pPr>
   </w:style>
-  <w:style w:type="paragraph" w:styleId="8">
+  <w:style w:type="paragraph" w:styleId="a8">
     <w:name w:val="annotation text"/>
-    <w:basedOn w:val="1"/>
-    <w:link w:val="17"/>
+    <w:basedOn w:val="a"/>
+    <w:link w:val="a9"/>
+    <w:uiPriority w:val="99"/>
     <w:semiHidden/>
     <w:unhideWhenUsed/>
     <w:qFormat/>
-    <w:uiPriority w:val="99"/>
     <w:pPr>
       <w:jc w:val="left"/>
     </w:pPr>
   </w:style>
-  <w:style w:type="paragraph" w:styleId="9">
+  <w:style w:type="paragraph" w:styleId="aa">
     <w:name w:val="annotation subject"/>
-    <w:basedOn w:val="8"/>
-    <w:next w:val="8"/>
-    <w:link w:val="18"/>
+    <w:basedOn w:val="a8"/>
+    <w:next w:val="a8"/>
+    <w:link w:val="ab"/>
+    <w:uiPriority w:val="99"/>
     <w:semiHidden/>
     <w:unhideWhenUsed/>
     <w:qFormat/>
-    <w:uiPriority w:val="99"/>
     <w:rPr>
       <w:b/>
       <w:bCs/>
     </w:rPr>
   </w:style>
-  <w:style w:type="paragraph" w:styleId="10">
+  <w:style w:type="paragraph" w:styleId="ac">
     <w:name w:val="Balloon Text"/>
-    <w:basedOn w:val="1"/>
-    <w:link w:val="15"/>
+    <w:basedOn w:val="a"/>
+    <w:link w:val="ad"/>
+    <w:uiPriority w:val="99"/>
     <w:semiHidden/>
     <w:unhideWhenUsed/>
     <w:qFormat/>
-    <w:uiPriority w:val="99"/>
     <w:rPr>
-      <w:rFonts w:asciiTheme="majorHAnsi" w:hAnsiTheme="majorHAnsi" w:eastAsiaTheme="majorEastAsia" w:cstheme="majorBidi"/>
+      <w:rFonts w:asciiTheme="majorHAnsi" w:eastAsiaTheme="majorEastAsia" w:hAnsiTheme="majorHAnsi" w:cstheme="majorBidi"/>
       <w:sz w:val="18"/>
       <w:szCs w:val="18"/>
     </w:rPr>
   </w:style>
-  <w:style w:type="paragraph" w:styleId="11">
+  <w:style w:type="paragraph" w:styleId="ae">
     <w:name w:val="header"/>
-    <w:basedOn w:val="1"/>
-    <w:link w:val="13"/>
+    <w:basedOn w:val="a"/>
+    <w:link w:val="af"/>
+    <w:uiPriority w:val="99"/>
     <w:unhideWhenUsed/>
     <w:qFormat/>
-    <w:uiPriority w:val="99"/>
     <w:pPr>
       <w:tabs>
         <w:tab w:val="center" w:pos="4252"/>
@@ -5018,82 +5745,81 @@
       <w:snapToGrid w:val="0"/>
     </w:pPr>
   </w:style>
-  <w:style w:type="table" w:styleId="12">
+  <w:style w:type="table" w:styleId="af0">
     <w:name w:val="Table Grid"/>
-    <w:basedOn w:val="3"/>
+    <w:basedOn w:val="a1"/>
+    <w:uiPriority w:val="59"/>
     <w:qFormat/>
-    <w:uiPriority w:val="59"/>
     <w:tblPr>
       <w:tblBorders>
-        <w:top w:val="single" w:color="000000" w:themeColor="text1" w:sz="4" w:space="0"/>
-        <w:left w:val="single" w:color="000000" w:themeColor="text1" w:sz="4" w:space="0"/>
-        <w:bottom w:val="single" w:color="000000" w:themeColor="text1" w:sz="4" w:space="0"/>
-        <w:right w:val="single" w:color="000000" w:themeColor="text1" w:sz="4" w:space="0"/>
-        <w:insideH w:val="single" w:color="000000" w:themeColor="text1" w:sz="4" w:space="0"/>
-        <w:insideV w:val="single" w:color="000000" w:themeColor="text1" w:sz="4" w:space="0"/>
+        <w:top w:val="single" w:sz="4" w:space="0" w:color="000000" w:themeColor="text1"/>
+        <w:left w:val="single" w:sz="4" w:space="0" w:color="000000" w:themeColor="text1"/>
+        <w:bottom w:val="single" w:sz="4" w:space="0" w:color="000000" w:themeColor="text1"/>
+        <w:right w:val="single" w:sz="4" w:space="0" w:color="000000" w:themeColor="text1"/>
+        <w:insideH w:val="single" w:sz="4" w:space="0" w:color="000000" w:themeColor="text1"/>
+        <w:insideV w:val="single" w:sz="4" w:space="0" w:color="000000" w:themeColor="text1"/>
       </w:tblBorders>
     </w:tblPr>
   </w:style>
-  <w:style w:type="character" w:customStyle="1" w:styleId="13">
+  <w:style w:type="character" w:customStyle="1" w:styleId="af">
     <w:name w:val="ヘッダー (文字)"/>
-    <w:basedOn w:val="2"/>
-    <w:link w:val="11"/>
+    <w:basedOn w:val="a0"/>
+    <w:link w:val="ae"/>
+    <w:uiPriority w:val="99"/>
     <w:qFormat/>
+  </w:style>
+  <w:style w:type="character" w:customStyle="1" w:styleId="a7">
+    <w:name w:val="フッター (文字)"/>
+    <w:basedOn w:val="a0"/>
+    <w:link w:val="a6"/>
     <w:uiPriority w:val="99"/>
+    <w:qFormat/>
   </w:style>
-  <w:style w:type="character" w:customStyle="1" w:styleId="14">
-    <w:name w:val="フッター (文字)"/>
-    <w:basedOn w:val="2"/>
-    <w:link w:val="7"/>
-    <w:qFormat/>
+  <w:style w:type="character" w:customStyle="1" w:styleId="ad">
+    <w:name w:val="吹き出し (文字)"/>
+    <w:basedOn w:val="a0"/>
+    <w:link w:val="ac"/>
     <w:uiPriority w:val="99"/>
-  </w:style>
-  <w:style w:type="character" w:customStyle="1" w:styleId="15">
-    <w:name w:val="吹き出し (文字)"/>
-    <w:basedOn w:val="2"/>
-    <w:link w:val="10"/>
     <w:semiHidden/>
     <w:qFormat/>
-    <w:uiPriority w:val="99"/>
     <w:rPr>
-      <w:rFonts w:asciiTheme="majorHAnsi" w:hAnsiTheme="majorHAnsi" w:eastAsiaTheme="majorEastAsia" w:cstheme="majorBidi"/>
+      <w:rFonts w:asciiTheme="majorHAnsi" w:eastAsiaTheme="majorEastAsia" w:hAnsiTheme="majorHAnsi" w:cstheme="majorBidi"/>
       <w:sz w:val="18"/>
       <w:szCs w:val="18"/>
     </w:rPr>
   </w:style>
-  <w:style w:type="character" w:customStyle="1" w:styleId="16">
+  <w:style w:type="character" w:customStyle="1" w:styleId="g2">
     <w:name w:val="g2"/>
-    <w:basedOn w:val="2"/>
+    <w:basedOn w:val="a0"/>
     <w:qFormat/>
-    <w:uiPriority w:val="0"/>
   </w:style>
-  <w:style w:type="character" w:customStyle="1" w:styleId="17">
+  <w:style w:type="character" w:customStyle="1" w:styleId="a9">
     <w:name w:val="コメント文字列 (文字)"/>
-    <w:basedOn w:val="2"/>
-    <w:link w:val="8"/>
+    <w:basedOn w:val="a0"/>
+    <w:link w:val="a8"/>
+    <w:uiPriority w:val="99"/>
     <w:semiHidden/>
     <w:qFormat/>
+  </w:style>
+  <w:style w:type="character" w:customStyle="1" w:styleId="ab">
+    <w:name w:val="コメント内容 (文字)"/>
+    <w:basedOn w:val="a9"/>
+    <w:link w:val="aa"/>
     <w:uiPriority w:val="99"/>
-  </w:style>
-  <w:style w:type="character" w:customStyle="1" w:styleId="18">
-    <w:name w:val="コメント内容 (文字)"/>
-    <w:basedOn w:val="17"/>
-    <w:link w:val="9"/>
     <w:semiHidden/>
     <w:qFormat/>
-    <w:uiPriority w:val="99"/>
     <w:rPr>
       <w:b/>
       <w:bCs/>
     </w:rPr>
   </w:style>
-  <w:style w:type="character" w:customStyle="1" w:styleId="19">
-    <w:name w:val="Unresolved Mention"/>
-    <w:basedOn w:val="2"/>
+  <w:style w:type="character" w:customStyle="1" w:styleId="1">
+    <w:name w:val="未解決のメンション1"/>
+    <w:basedOn w:val="a0"/>
+    <w:uiPriority w:val="99"/>
     <w:semiHidden/>
     <w:unhideWhenUsed/>
     <w:qFormat/>
-    <w:uiPriority w:val="99"/>
     <w:rPr>
       <w:color w:val="605E5C"/>
       <w:shd w:val="clear" w:color="auto" w:fill="E1DFDD"/>
@@ -5381,6 +6107,7 @@
     </a:fmtScheme>
   </a:themeElements>
   <a:objectDefaults/>
+  <a:extraClrSchemeLst/>
 </a:theme>
 </file>
 
@@ -5390,6 +6117,8 @@
 
 <file path=customXml/itemProps1.xml><?xml version="1.0" encoding="utf-8"?>
 <ds:datastoreItem xmlns:ds="http://schemas.openxmlformats.org/officeDocument/2006/customXml" ds:itemID="{BC2171D0-741B-4C1A-94D8-B2142EE11FC1}">
-  <ds:schemaRefs/>
+  <ds:schemaRefs>
+    <ds:schemaRef ds:uri="http://schemas.openxmlformats.org/officeDocument/2006/bibliography"/>
+  </ds:schemaRefs>
 </ds:datastoreItem>
 </file>
--- a/docs/VSJ_Symp2026_ArtContest_ApplicationGuidelines.docx
+++ b/docs/VSJ_Symp2026_ArtContest_ApplicationGuidelines.docx
@@ -112,16 +112,7 @@
           <w:sz w:val="44"/>
           <w:szCs w:val="44"/>
         </w:rPr>
-        <w:t>第</w:t>
-      </w:r>
-      <w:r>
-        <w:rPr>
-          <w:rFonts w:ascii="ＭＳ Ｐゴシック" w:eastAsia="ＭＳ Ｐゴシック" w:hAnsi="ＭＳ Ｐゴシック" w:hint="eastAsia"/>
-          <w:b/>
-          <w:sz w:val="44"/>
-          <w:szCs w:val="44"/>
-        </w:rPr>
-        <w:t>5</w:t>
+        <w:t>第5</w:t>
       </w:r>
       <w:r>
         <w:rPr>
@@ -180,43 +171,7 @@
           <w:sz w:val="32"/>
           <w:szCs w:val="32"/>
         </w:rPr>
-        <w:t>―</w:t>
-      </w:r>
-      <w:r>
-        <w:rPr>
-          <w:rFonts w:ascii="ＭＳ Ｐゴシック" w:eastAsia="ＭＳ Ｐゴシック" w:hAnsi="ＭＳ Ｐゴシック" w:hint="eastAsia"/>
-          <w:b/>
-          <w:sz w:val="32"/>
-          <w:szCs w:val="32"/>
-        </w:rPr>
-        <w:t xml:space="preserve"> </w:t>
-      </w:r>
-      <w:r>
-        <w:rPr>
-          <w:rFonts w:ascii="ＭＳ Ｐゴシック" w:eastAsia="ＭＳ Ｐゴシック" w:hAnsi="ＭＳ Ｐゴシック" w:hint="eastAsia"/>
-          <w:b/>
-          <w:sz w:val="32"/>
-          <w:szCs w:val="32"/>
-        </w:rPr>
-        <w:t>募集要項</w:t>
-      </w:r>
-      <w:r>
-        <w:rPr>
-          <w:rFonts w:ascii="ＭＳ Ｐゴシック" w:eastAsia="ＭＳ Ｐゴシック" w:hAnsi="ＭＳ Ｐゴシック" w:hint="eastAsia"/>
-          <w:b/>
-          <w:sz w:val="32"/>
-          <w:szCs w:val="32"/>
-        </w:rPr>
-        <w:t xml:space="preserve"> </w:t>
-      </w:r>
-      <w:r>
-        <w:rPr>
-          <w:rFonts w:ascii="ＭＳ Ｐゴシック" w:eastAsia="ＭＳ Ｐゴシック" w:hAnsi="ＭＳ Ｐゴシック" w:hint="eastAsia"/>
-          <w:b/>
-          <w:sz w:val="32"/>
-          <w:szCs w:val="32"/>
-        </w:rPr>
-        <w:t>―</w:t>
+        <w:t>― 募集要項 ―</w:t>
       </w:r>
     </w:p>
     <w:tbl>
@@ -314,14 +269,7 @@
                 <w:rFonts w:ascii="ＭＳ Ｐゴシック" w:eastAsia="ＭＳ Ｐゴシック" w:hAnsi="ＭＳ Ｐゴシック" w:hint="eastAsia"/>
                 <w:sz w:val="22"/>
               </w:rPr>
-              <w:t>応募用紙</w:t>
-            </w:r>
-            <w:r>
-              <w:rPr>
-                <w:rFonts w:ascii="ＭＳ Ｐゴシック" w:eastAsia="ＭＳ Ｐゴシック" w:hAnsi="ＭＳ Ｐゴシック" w:hint="eastAsia"/>
-                <w:sz w:val="22"/>
-              </w:rPr>
-              <w:t xml:space="preserve"> </w:t>
+              <w:t xml:space="preserve">応募用紙 </w:t>
             </w:r>
             <w:r>
               <w:rPr>
@@ -377,14 +325,7 @@
                 <w:rFonts w:ascii="ＭＳ Ｐゴシック" w:eastAsia="ＭＳ Ｐゴシック" w:hAnsi="ＭＳ Ｐゴシック" w:hint="eastAsia"/>
                 <w:sz w:val="22"/>
               </w:rPr>
-              <w:t>応募作品の取扱</w:t>
-            </w:r>
-            <w:r>
-              <w:rPr>
-                <w:rFonts w:ascii="ＭＳ Ｐゴシック" w:eastAsia="ＭＳ Ｐゴシック" w:hAnsi="ＭＳ Ｐゴシック" w:hint="eastAsia"/>
-                <w:sz w:val="22"/>
-              </w:rPr>
-              <w:t xml:space="preserve"> </w:t>
+              <w:t xml:space="preserve">応募作品の取扱 </w:t>
             </w:r>
             <w:r>
               <w:rPr>
@@ -491,7 +432,27 @@
           <w:szCs w:val="20"/>
           <w:shd w:val="clear" w:color="auto" w:fill="FFFFFF"/>
         </w:rPr>
-        <w:t>可視化に関連するアート作品を顕彰するため「アートコンテスト」です。アートの視点から多彩な作品をお待ちしています。</w:t>
+        <w:t>可視化に関連するアート作品を顕彰するため</w:t>
+      </w:r>
+      <w:r>
+        <w:rPr>
+          <w:rFonts w:ascii="Verdana" w:hAnsi="Verdana" w:hint="eastAsia"/>
+          <w:color w:val="000000"/>
+          <w:sz w:val="20"/>
+          <w:szCs w:val="20"/>
+          <w:shd w:val="clear" w:color="auto" w:fill="FFFFFF"/>
+        </w:rPr>
+        <w:t>の</w:t>
+      </w:r>
+      <w:r>
+        <w:rPr>
+          <w:rFonts w:ascii="Verdana" w:hAnsi="Verdana" w:hint="eastAsia"/>
+          <w:color w:val="000000"/>
+          <w:sz w:val="20"/>
+          <w:szCs w:val="20"/>
+          <w:shd w:val="clear" w:color="auto" w:fill="FFFFFF"/>
+        </w:rPr>
+        <w:t>「アートコンテスト」です。アートの視点から多彩な作品をお待ちしています。</w:t>
       </w:r>
     </w:p>
     <w:p>
@@ -659,27 +620,7 @@
                 <w:szCs w:val="20"/>
                 <w:shd w:val="clear" w:color="auto" w:fill="FFFFFF"/>
               </w:rPr>
-              <w:t>表現形態は自由（画像、動画、立体、</w:t>
-            </w:r>
-            <w:r>
-              <w:rPr>
-                <w:rFonts w:asciiTheme="minorEastAsia" w:hAnsiTheme="minorEastAsia" w:hint="eastAsia"/>
-                <w:color w:val="000000"/>
-                <w:sz w:val="20"/>
-                <w:szCs w:val="20"/>
-                <w:shd w:val="clear" w:color="auto" w:fill="FFFFFF"/>
-              </w:rPr>
-              <w:t>WEB</w:t>
-            </w:r>
-            <w:r>
-              <w:rPr>
-                <w:rFonts w:asciiTheme="minorEastAsia" w:hAnsiTheme="minorEastAsia" w:hint="eastAsia"/>
-                <w:color w:val="000000"/>
-                <w:sz w:val="20"/>
-                <w:szCs w:val="20"/>
-                <w:shd w:val="clear" w:color="auto" w:fill="FFFFFF"/>
-              </w:rPr>
-              <w:t>コンテンツ等）</w:t>
+              <w:t>表現形態は自由（画像、動画、立体、WEBコンテンツ等）</w:t>
             </w:r>
           </w:p>
         </w:tc>
@@ -840,13 +781,33 @@
             </w:r>
             <w:r>
               <w:rPr>
+                <w:rFonts w:asciiTheme="minorEastAsia" w:hAnsiTheme="minorEastAsia"/>
+                <w:color w:val="000000"/>
+                <w:sz w:val="20"/>
+                <w:szCs w:val="20"/>
+                <w:shd w:val="clear" w:color="auto" w:fill="FFFFFF"/>
+              </w:rPr>
+              <w:t>B</w:t>
+            </w:r>
+            <w:r>
+              <w:rPr>
                 <w:rFonts w:asciiTheme="minorEastAsia" w:hAnsiTheme="minorEastAsia" w:hint="eastAsia"/>
                 <w:color w:val="000000"/>
                 <w:sz w:val="20"/>
                 <w:szCs w:val="20"/>
                 <w:shd w:val="clear" w:color="auto" w:fill="FFFFFF"/>
               </w:rPr>
-              <w:t>以内）して提出、または作品が掲載された</w:t>
+              <w:t>以下</w:t>
+            </w:r>
+            <w:r>
+              <w:rPr>
+                <w:rFonts w:asciiTheme="minorEastAsia" w:hAnsiTheme="minorEastAsia" w:hint="eastAsia"/>
+                <w:color w:val="000000"/>
+                <w:sz w:val="20"/>
+                <w:szCs w:val="20"/>
+                <w:shd w:val="clear" w:color="auto" w:fill="FFFFFF"/>
+              </w:rPr>
+              <w:t>）して提出、または作品が掲載された</w:t>
             </w:r>
             <w:r>
               <w:rPr>
@@ -967,7 +928,16 @@
                 <w:szCs w:val="20"/>
                 <w:shd w:val="clear" w:color="auto" w:fill="FFFFFF"/>
               </w:rPr>
-              <w:t>応募締切：</w:t>
+              <w:t>応募締切：20</w:t>
+            </w:r>
+            <w:r>
+              <w:rPr>
+                <w:rFonts w:asciiTheme="minorEastAsia" w:hAnsiTheme="minorEastAsia"/>
+                <w:sz w:val="20"/>
+                <w:szCs w:val="20"/>
+                <w:shd w:val="clear" w:color="auto" w:fill="FFFFFF"/>
+              </w:rPr>
+              <w:t>26</w:t>
             </w:r>
             <w:r>
               <w:rPr>
@@ -976,88 +946,7 @@
                 <w:szCs w:val="20"/>
                 <w:shd w:val="clear" w:color="auto" w:fill="FFFFFF"/>
               </w:rPr>
-              <w:t>20</w:t>
-            </w:r>
-            <w:r>
-              <w:rPr>
-                <w:rFonts w:asciiTheme="minorEastAsia" w:hAnsiTheme="minorEastAsia"/>
-                <w:sz w:val="20"/>
-                <w:szCs w:val="20"/>
-                <w:shd w:val="clear" w:color="auto" w:fill="FFFFFF"/>
-              </w:rPr>
-              <w:t>26</w:t>
-            </w:r>
-            <w:r>
-              <w:rPr>
-                <w:rFonts w:asciiTheme="minorEastAsia" w:hAnsiTheme="minorEastAsia" w:hint="eastAsia"/>
-                <w:sz w:val="20"/>
-                <w:szCs w:val="20"/>
-                <w:shd w:val="clear" w:color="auto" w:fill="FFFFFF"/>
-              </w:rPr>
-              <w:t>年</w:t>
-            </w:r>
-            <w:r>
-              <w:rPr>
-                <w:rFonts w:asciiTheme="minorEastAsia" w:hAnsiTheme="minorEastAsia" w:hint="eastAsia"/>
-                <w:sz w:val="20"/>
-                <w:szCs w:val="20"/>
-                <w:shd w:val="clear" w:color="auto" w:fill="FFFFFF"/>
-              </w:rPr>
-              <w:t>6</w:t>
-            </w:r>
-            <w:r>
-              <w:rPr>
-                <w:rFonts w:asciiTheme="minorEastAsia" w:hAnsiTheme="minorEastAsia" w:hint="eastAsia"/>
-                <w:sz w:val="20"/>
-                <w:szCs w:val="20"/>
-                <w:shd w:val="clear" w:color="auto" w:fill="FFFFFF"/>
-              </w:rPr>
-              <w:t>月</w:t>
-            </w:r>
-            <w:r>
-              <w:rPr>
-                <w:rFonts w:asciiTheme="minorEastAsia" w:hAnsiTheme="minorEastAsia" w:hint="eastAsia"/>
-                <w:sz w:val="20"/>
-                <w:szCs w:val="20"/>
-                <w:shd w:val="clear" w:color="auto" w:fill="FFFFFF"/>
-              </w:rPr>
-              <w:t>5</w:t>
-            </w:r>
-            <w:r>
-              <w:rPr>
-                <w:rFonts w:asciiTheme="minorEastAsia" w:hAnsiTheme="minorEastAsia" w:hint="eastAsia"/>
-                <w:sz w:val="20"/>
-                <w:szCs w:val="20"/>
-                <w:shd w:val="clear" w:color="auto" w:fill="FFFFFF"/>
-              </w:rPr>
-              <w:t>日</w:t>
-            </w:r>
-            <w:r>
-              <w:rPr>
-                <w:rFonts w:asciiTheme="minorEastAsia" w:hAnsiTheme="minorEastAsia" w:hint="eastAsia"/>
-                <w:sz w:val="20"/>
-                <w:szCs w:val="20"/>
-                <w:shd w:val="clear" w:color="auto" w:fill="FFFFFF"/>
-              </w:rPr>
-              <w:t>(</w:t>
-            </w:r>
-            <w:r>
-              <w:rPr>
-                <w:rFonts w:asciiTheme="minorEastAsia" w:hAnsiTheme="minorEastAsia" w:hint="eastAsia"/>
-                <w:sz w:val="20"/>
-                <w:szCs w:val="20"/>
-                <w:shd w:val="clear" w:color="auto" w:fill="FFFFFF"/>
-              </w:rPr>
-              <w:t>金</w:t>
-            </w:r>
-            <w:r>
-              <w:rPr>
-                <w:rFonts w:asciiTheme="minorEastAsia" w:hAnsiTheme="minorEastAsia" w:hint="eastAsia"/>
-                <w:sz w:val="20"/>
-                <w:szCs w:val="20"/>
-                <w:shd w:val="clear" w:color="auto" w:fill="FFFFFF"/>
-              </w:rPr>
-              <w:t>)</w:t>
+              <w:t>年6月5日(金)</w:t>
             </w:r>
           </w:p>
           <w:p>
@@ -1079,7 +968,16 @@
                 <w:szCs w:val="20"/>
                 <w:shd w:val="clear" w:color="auto" w:fill="FFFFFF"/>
               </w:rPr>
-              <w:t>作品提出締切：</w:t>
+              <w:t>作品提出締切：20</w:t>
+            </w:r>
+            <w:r>
+              <w:rPr>
+                <w:rFonts w:asciiTheme="minorEastAsia" w:hAnsiTheme="minorEastAsia"/>
+                <w:sz w:val="20"/>
+                <w:szCs w:val="20"/>
+                <w:shd w:val="clear" w:color="auto" w:fill="FFFFFF"/>
+              </w:rPr>
+              <w:t>26</w:t>
             </w:r>
             <w:r>
               <w:rPr>
@@ -1088,7 +986,7 @@
                 <w:szCs w:val="20"/>
                 <w:shd w:val="clear" w:color="auto" w:fill="FFFFFF"/>
               </w:rPr>
-              <w:t>20</w:t>
+              <w:t>年</w:t>
             </w:r>
             <w:r>
               <w:rPr>
@@ -1097,7 +995,7 @@
                 <w:szCs w:val="20"/>
                 <w:shd w:val="clear" w:color="auto" w:fill="FFFFFF"/>
               </w:rPr>
-              <w:t>26</w:t>
+              <w:t>6</w:t>
             </w:r>
             <w:r>
               <w:rPr>
@@ -1106,7 +1004,7 @@
                 <w:szCs w:val="20"/>
                 <w:shd w:val="clear" w:color="auto" w:fill="FFFFFF"/>
               </w:rPr>
-              <w:t>年</w:t>
+              <w:t>月</w:t>
             </w:r>
             <w:r>
               <w:rPr>
@@ -1115,7 +1013,7 @@
                 <w:szCs w:val="20"/>
                 <w:shd w:val="clear" w:color="auto" w:fill="FFFFFF"/>
               </w:rPr>
-              <w:t>6</w:t>
+              <w:t>23</w:t>
             </w:r>
             <w:r>
               <w:rPr>
@@ -1124,52 +1022,7 @@
                 <w:szCs w:val="20"/>
                 <w:shd w:val="clear" w:color="auto" w:fill="FFFFFF"/>
               </w:rPr>
-              <w:t>月</w:t>
-            </w:r>
-            <w:r>
-              <w:rPr>
-                <w:rFonts w:asciiTheme="minorEastAsia" w:hAnsiTheme="minorEastAsia"/>
-                <w:sz w:val="20"/>
-                <w:szCs w:val="20"/>
-                <w:shd w:val="clear" w:color="auto" w:fill="FFFFFF"/>
-              </w:rPr>
-              <w:t>23</w:t>
-            </w:r>
-            <w:r>
-              <w:rPr>
-                <w:rFonts w:asciiTheme="minorEastAsia" w:hAnsiTheme="minorEastAsia" w:hint="eastAsia"/>
-                <w:sz w:val="20"/>
-                <w:szCs w:val="20"/>
-                <w:shd w:val="clear" w:color="auto" w:fill="FFFFFF"/>
-              </w:rPr>
-              <w:t>日</w:t>
-            </w:r>
-            <w:r>
-              <w:rPr>
-                <w:rFonts w:asciiTheme="minorEastAsia" w:hAnsiTheme="minorEastAsia" w:hint="eastAsia"/>
-                <w:sz w:val="20"/>
-                <w:szCs w:val="20"/>
-                <w:shd w:val="clear" w:color="auto" w:fill="FFFFFF"/>
-              </w:rPr>
-              <w:t>(</w:t>
-            </w:r>
-            <w:r>
-              <w:rPr>
-                <w:rFonts w:asciiTheme="minorEastAsia" w:hAnsiTheme="minorEastAsia" w:hint="eastAsia"/>
-                <w:sz w:val="20"/>
-                <w:szCs w:val="20"/>
-                <w:shd w:val="clear" w:color="auto" w:fill="FFFFFF"/>
-              </w:rPr>
-              <w:t>火</w:t>
-            </w:r>
-            <w:r>
-              <w:rPr>
-                <w:rFonts w:asciiTheme="minorEastAsia" w:hAnsiTheme="minorEastAsia" w:hint="eastAsia"/>
-                <w:sz w:val="20"/>
-                <w:szCs w:val="20"/>
-                <w:shd w:val="clear" w:color="auto" w:fill="FFFFFF"/>
-              </w:rPr>
-              <w:t>)</w:t>
+              <w:t>日(火)</w:t>
             </w:r>
           </w:p>
           <w:p>
@@ -1217,7 +1070,17 @@
                 <w:szCs w:val="20"/>
                 <w:shd w:val="clear" w:color="auto" w:fill="FFFFFF"/>
               </w:rPr>
-              <w:t>一次審査結果通知：</w:t>
+              <w:t>一次審査結果通知：2</w:t>
+            </w:r>
+            <w:r>
+              <w:rPr>
+                <w:rFonts w:asciiTheme="minorEastAsia" w:hAnsiTheme="minorEastAsia"/>
+                <w:color w:val="000000"/>
+                <w:sz w:val="20"/>
+                <w:szCs w:val="20"/>
+                <w:shd w:val="clear" w:color="auto" w:fill="FFFFFF"/>
+              </w:rPr>
+              <w:t>026</w:t>
             </w:r>
             <w:r>
               <w:rPr>
@@ -1227,7 +1090,7 @@
                 <w:szCs w:val="20"/>
                 <w:shd w:val="clear" w:color="auto" w:fill="FFFFFF"/>
               </w:rPr>
-              <w:t>2</w:t>
+              <w:t>年6月3</w:t>
             </w:r>
             <w:r>
               <w:rPr>
@@ -1237,7 +1100,7 @@
                 <w:szCs w:val="20"/>
                 <w:shd w:val="clear" w:color="auto" w:fill="FFFFFF"/>
               </w:rPr>
-              <w:t>026</w:t>
+              <w:t>0</w:t>
             </w:r>
             <w:r>
               <w:rPr>
@@ -1247,77 +1110,7 @@
                 <w:szCs w:val="20"/>
                 <w:shd w:val="clear" w:color="auto" w:fill="FFFFFF"/>
               </w:rPr>
-              <w:t>年</w:t>
-            </w:r>
-            <w:r>
-              <w:rPr>
-                <w:rFonts w:asciiTheme="minorEastAsia" w:hAnsiTheme="minorEastAsia" w:hint="eastAsia"/>
-                <w:color w:val="000000"/>
-                <w:sz w:val="20"/>
-                <w:szCs w:val="20"/>
-                <w:shd w:val="clear" w:color="auto" w:fill="FFFFFF"/>
-              </w:rPr>
-              <w:t>6</w:t>
-            </w:r>
-            <w:r>
-              <w:rPr>
-                <w:rFonts w:asciiTheme="minorEastAsia" w:hAnsiTheme="minorEastAsia" w:hint="eastAsia"/>
-                <w:color w:val="000000"/>
-                <w:sz w:val="20"/>
-                <w:szCs w:val="20"/>
-                <w:shd w:val="clear" w:color="auto" w:fill="FFFFFF"/>
-              </w:rPr>
-              <w:t>月</w:t>
-            </w:r>
-            <w:r>
-              <w:rPr>
-                <w:rFonts w:asciiTheme="minorEastAsia" w:hAnsiTheme="minorEastAsia" w:hint="eastAsia"/>
-                <w:color w:val="000000"/>
-                <w:sz w:val="20"/>
-                <w:szCs w:val="20"/>
-                <w:shd w:val="clear" w:color="auto" w:fill="FFFFFF"/>
-              </w:rPr>
-              <w:t>3</w:t>
-            </w:r>
-            <w:r>
-              <w:rPr>
-                <w:rFonts w:asciiTheme="minorEastAsia" w:hAnsiTheme="minorEastAsia"/>
-                <w:color w:val="000000"/>
-                <w:sz w:val="20"/>
-                <w:szCs w:val="20"/>
-                <w:shd w:val="clear" w:color="auto" w:fill="FFFFFF"/>
-              </w:rPr>
-              <w:t>0</w:t>
-            </w:r>
-            <w:r>
-              <w:rPr>
-                <w:rFonts w:asciiTheme="minorEastAsia" w:hAnsiTheme="minorEastAsia" w:hint="eastAsia"/>
-                <w:color w:val="000000"/>
-                <w:sz w:val="20"/>
-                <w:szCs w:val="20"/>
-                <w:shd w:val="clear" w:color="auto" w:fill="FFFFFF"/>
-              </w:rPr>
-              <w:t>日</w:t>
-            </w:r>
-            <w:r>
-              <w:rPr>
-                <w:rFonts w:asciiTheme="minorEastAsia" w:hAnsiTheme="minorEastAsia" w:hint="eastAsia"/>
-                <w:color w:val="000000"/>
-                <w:sz w:val="20"/>
-                <w:szCs w:val="20"/>
-                <w:shd w:val="clear" w:color="auto" w:fill="FFFFFF"/>
-              </w:rPr>
-              <w:t>(</w:t>
-            </w:r>
-            <w:r>
-              <w:rPr>
-                <w:rFonts w:asciiTheme="minorEastAsia" w:hAnsiTheme="minorEastAsia" w:hint="eastAsia"/>
-                <w:color w:val="000000"/>
-                <w:sz w:val="20"/>
-                <w:szCs w:val="20"/>
-                <w:shd w:val="clear" w:color="auto" w:fill="FFFFFF"/>
-              </w:rPr>
-              <w:t>火</w:t>
+              <w:t>日(火</w:t>
             </w:r>
             <w:r>
               <w:rPr>
@@ -1367,7 +1160,31 @@
                 <w:sz w:val="20"/>
                 <w:szCs w:val="20"/>
               </w:rPr>
-              <w:t xml:space="preserve">　・入選者はシンポジウムへの参加登録をお願いいたします。懇親会</w:t>
+              <w:t xml:space="preserve">　・入選者はシンポジウム</w:t>
+            </w:r>
+            <w:r>
+              <w:rPr>
+                <w:rFonts w:asciiTheme="minorEastAsia" w:hAnsiTheme="minorEastAsia" w:hint="eastAsia"/>
+                <w:sz w:val="20"/>
+                <w:szCs w:val="20"/>
+              </w:rPr>
+              <w:t>・</w:t>
+            </w:r>
+            <w:r>
+              <w:rPr>
+                <w:rFonts w:asciiTheme="minorEastAsia" w:hAnsiTheme="minorEastAsia" w:hint="eastAsia"/>
+                <w:sz w:val="20"/>
+                <w:szCs w:val="20"/>
+              </w:rPr>
+              <w:t>懇親会</w:t>
+            </w:r>
+            <w:r>
+              <w:rPr>
+                <w:rFonts w:asciiTheme="minorEastAsia" w:hAnsiTheme="minorEastAsia" w:hint="eastAsia"/>
+                <w:sz w:val="20"/>
+                <w:szCs w:val="20"/>
+              </w:rPr>
+              <w:t>への参加登録をお願いいたします。</w:t>
             </w:r>
           </w:p>
           <w:p>
@@ -1387,7 +1204,15 @@
                 <w:sz w:val="20"/>
                 <w:szCs w:val="20"/>
               </w:rPr>
-              <w:t>コンテスト開催日程：</w:t>
+              <w:t>コンテスト開催日程：2</w:t>
+            </w:r>
+            <w:r>
+              <w:rPr>
+                <w:rFonts w:asciiTheme="minorEastAsia" w:hAnsiTheme="minorEastAsia"/>
+                <w:sz w:val="20"/>
+                <w:szCs w:val="20"/>
+              </w:rPr>
+              <w:t>026</w:t>
             </w:r>
             <w:r>
               <w:rPr>
@@ -1395,7 +1220,7 @@
                 <w:sz w:val="20"/>
                 <w:szCs w:val="20"/>
               </w:rPr>
-              <w:t>2</w:t>
+              <w:t>年8月7日(金</w:t>
             </w:r>
             <w:r>
               <w:rPr>
@@ -1403,7 +1228,7 @@
                 <w:sz w:val="20"/>
                 <w:szCs w:val="20"/>
               </w:rPr>
-              <w:t>026</w:t>
+              <w:t>)</w:t>
             </w:r>
             <w:r>
               <w:rPr>
@@ -1411,7 +1236,7 @@
                 <w:sz w:val="20"/>
                 <w:szCs w:val="20"/>
               </w:rPr>
-              <w:t>年</w:t>
+              <w:t>～8月</w:t>
             </w:r>
             <w:r>
               <w:rPr>
@@ -1427,7 +1252,7 @@
                 <w:sz w:val="20"/>
                 <w:szCs w:val="20"/>
               </w:rPr>
-              <w:t>月</w:t>
+              <w:t>日(</w:t>
             </w:r>
             <w:r>
               <w:rPr>
@@ -1435,95 +1260,7 @@
                 <w:sz w:val="20"/>
                 <w:szCs w:val="20"/>
               </w:rPr>
-              <w:t>7</w:t>
-            </w:r>
-            <w:r>
-              <w:rPr>
-                <w:rFonts w:asciiTheme="minorEastAsia" w:hAnsiTheme="minorEastAsia" w:hint="eastAsia"/>
-                <w:sz w:val="20"/>
-                <w:szCs w:val="20"/>
-              </w:rPr>
-              <w:t>日</w:t>
-            </w:r>
-            <w:r>
-              <w:rPr>
-                <w:rFonts w:asciiTheme="minorEastAsia" w:hAnsiTheme="minorEastAsia" w:hint="eastAsia"/>
-                <w:sz w:val="20"/>
-                <w:szCs w:val="20"/>
-              </w:rPr>
-              <w:t>(</w:t>
-            </w:r>
-            <w:r>
-              <w:rPr>
-                <w:rFonts w:asciiTheme="minorEastAsia" w:hAnsiTheme="minorEastAsia" w:hint="eastAsia"/>
-                <w:sz w:val="20"/>
-                <w:szCs w:val="20"/>
-              </w:rPr>
-              <w:t>金</w:t>
-            </w:r>
-            <w:r>
-              <w:rPr>
-                <w:rFonts w:asciiTheme="minorEastAsia" w:hAnsiTheme="minorEastAsia"/>
-                <w:sz w:val="20"/>
-                <w:szCs w:val="20"/>
-              </w:rPr>
-              <w:t>)</w:t>
-            </w:r>
-            <w:r>
-              <w:rPr>
-                <w:rFonts w:asciiTheme="minorEastAsia" w:hAnsiTheme="minorEastAsia" w:hint="eastAsia"/>
-                <w:sz w:val="20"/>
-                <w:szCs w:val="20"/>
-              </w:rPr>
-              <w:t>～</w:t>
-            </w:r>
-            <w:r>
-              <w:rPr>
-                <w:rFonts w:asciiTheme="minorEastAsia" w:hAnsiTheme="minorEastAsia" w:hint="eastAsia"/>
-                <w:sz w:val="20"/>
-                <w:szCs w:val="20"/>
-              </w:rPr>
-              <w:t>8</w:t>
-            </w:r>
-            <w:r>
-              <w:rPr>
-                <w:rFonts w:asciiTheme="minorEastAsia" w:hAnsiTheme="minorEastAsia" w:hint="eastAsia"/>
-                <w:sz w:val="20"/>
-                <w:szCs w:val="20"/>
-              </w:rPr>
-              <w:t>月</w:t>
-            </w:r>
-            <w:r>
-              <w:rPr>
-                <w:rFonts w:asciiTheme="minorEastAsia" w:hAnsiTheme="minorEastAsia" w:hint="eastAsia"/>
-                <w:sz w:val="20"/>
-                <w:szCs w:val="20"/>
-              </w:rPr>
-              <w:t>9</w:t>
-            </w:r>
-            <w:r>
-              <w:rPr>
-                <w:rFonts w:asciiTheme="minorEastAsia" w:hAnsiTheme="minorEastAsia" w:hint="eastAsia"/>
-                <w:sz w:val="20"/>
-                <w:szCs w:val="20"/>
-              </w:rPr>
-              <w:t>日</w:t>
-            </w:r>
-            <w:r>
-              <w:rPr>
-                <w:rFonts w:asciiTheme="minorEastAsia" w:hAnsiTheme="minorEastAsia" w:hint="eastAsia"/>
-                <w:sz w:val="20"/>
-                <w:szCs w:val="20"/>
-              </w:rPr>
-              <w:t>(</w:t>
-            </w:r>
-            <w:r>
-              <w:rPr>
-                <w:rFonts w:asciiTheme="minorEastAsia" w:hAnsiTheme="minorEastAsia" w:hint="eastAsia"/>
-                <w:sz w:val="20"/>
-                <w:szCs w:val="20"/>
-              </w:rPr>
-              <w:t>日</w:t>
+              <w:t>土</w:t>
             </w:r>
             <w:r>
               <w:rPr>
@@ -1742,107 +1479,7 @@
                 <w:szCs w:val="20"/>
                 <w:shd w:val="clear" w:color="auto" w:fill="FFFFFF"/>
               </w:rPr>
-              <w:t>大賞</w:t>
-            </w:r>
-            <w:r>
-              <w:rPr>
-                <w:rFonts w:asciiTheme="minorEastAsia" w:hAnsiTheme="minorEastAsia" w:hint="eastAsia"/>
-                <w:color w:val="000000"/>
-                <w:sz w:val="20"/>
-                <w:szCs w:val="20"/>
-                <w:shd w:val="clear" w:color="auto" w:fill="FFFFFF"/>
-              </w:rPr>
-              <w:t>1</w:t>
-            </w:r>
-            <w:r>
-              <w:rPr>
-                <w:rFonts w:asciiTheme="minorEastAsia" w:hAnsiTheme="minorEastAsia" w:hint="eastAsia"/>
-                <w:color w:val="000000"/>
-                <w:sz w:val="20"/>
-                <w:szCs w:val="20"/>
-                <w:shd w:val="clear" w:color="auto" w:fill="FFFFFF"/>
-              </w:rPr>
-              <w:t>点、金賞</w:t>
-            </w:r>
-            <w:r>
-              <w:rPr>
-                <w:rFonts w:asciiTheme="minorEastAsia" w:hAnsiTheme="minorEastAsia" w:hint="eastAsia"/>
-                <w:color w:val="000000"/>
-                <w:sz w:val="20"/>
-                <w:szCs w:val="20"/>
-                <w:shd w:val="clear" w:color="auto" w:fill="FFFFFF"/>
-              </w:rPr>
-              <w:t>1</w:t>
-            </w:r>
-            <w:r>
-              <w:rPr>
-                <w:rFonts w:asciiTheme="minorEastAsia" w:hAnsiTheme="minorEastAsia" w:hint="eastAsia"/>
-                <w:color w:val="000000"/>
-                <w:sz w:val="20"/>
-                <w:szCs w:val="20"/>
-                <w:shd w:val="clear" w:color="auto" w:fill="FFFFFF"/>
-              </w:rPr>
-              <w:t>点、銀賞</w:t>
-            </w:r>
-            <w:r>
-              <w:rPr>
-                <w:rFonts w:asciiTheme="minorEastAsia" w:hAnsiTheme="minorEastAsia" w:hint="eastAsia"/>
-                <w:color w:val="000000"/>
-                <w:sz w:val="20"/>
-                <w:szCs w:val="20"/>
-                <w:shd w:val="clear" w:color="auto" w:fill="FFFFFF"/>
-              </w:rPr>
-              <w:t>1</w:t>
-            </w:r>
-            <w:r>
-              <w:rPr>
-                <w:rFonts w:asciiTheme="minorEastAsia" w:hAnsiTheme="minorEastAsia" w:hint="eastAsia"/>
-                <w:color w:val="000000"/>
-                <w:sz w:val="20"/>
-                <w:szCs w:val="20"/>
-                <w:shd w:val="clear" w:color="auto" w:fill="FFFFFF"/>
-              </w:rPr>
-              <w:t>点、</w:t>
-            </w:r>
-            <w:r>
-              <w:rPr>
-                <w:rFonts w:asciiTheme="minorEastAsia" w:hAnsiTheme="minorEastAsia" w:hint="eastAsia"/>
-                <w:color w:val="000000"/>
-                <w:sz w:val="20"/>
-                <w:szCs w:val="20"/>
-                <w:shd w:val="clear" w:color="auto" w:fill="FFFFFF"/>
-              </w:rPr>
-              <w:t>銅賞</w:t>
-            </w:r>
-            <w:r>
-              <w:rPr>
-                <w:rFonts w:asciiTheme="minorEastAsia" w:hAnsiTheme="minorEastAsia" w:hint="eastAsia"/>
-                <w:color w:val="000000"/>
-                <w:sz w:val="20"/>
-                <w:szCs w:val="20"/>
-                <w:shd w:val="clear" w:color="auto" w:fill="FFFFFF"/>
-              </w:rPr>
-              <w:t>3</w:t>
-            </w:r>
-            <w:r>
-              <w:rPr>
-                <w:rFonts w:asciiTheme="minorEastAsia" w:hAnsiTheme="minorEastAsia" w:hint="eastAsia"/>
-                <w:color w:val="000000"/>
-                <w:sz w:val="20"/>
-                <w:szCs w:val="20"/>
-                <w:shd w:val="clear" w:color="auto" w:fill="FFFFFF"/>
-              </w:rPr>
-              <w:t>点</w:t>
-            </w:r>
-            <w:r>
-              <w:rPr>
-                <w:rFonts w:asciiTheme="minorEastAsia" w:hAnsiTheme="minorEastAsia" w:hint="eastAsia"/>
-                <w:color w:val="000000"/>
-                <w:sz w:val="20"/>
-                <w:szCs w:val="20"/>
-                <w:shd w:val="clear" w:color="auto" w:fill="FFFFFF"/>
-              </w:rPr>
-              <w:t>を選考します。</w:t>
+              <w:t>大賞1点、金賞1点、銀賞1点、銅賞3点を選考します。</w:t>
             </w:r>
           </w:p>
         </w:tc>
@@ -1998,7 +1635,23 @@
                 <w:sz w:val="20"/>
                 <w:szCs w:val="20"/>
               </w:rPr>
-              <w:t>東洋大学総合情報学部　加藤</w:t>
+              <w:t>東洋大学総合情報学部</w:t>
+            </w:r>
+            <w:r>
+              <w:rPr>
+                <w:rFonts w:hint="eastAsia"/>
+                <w:sz w:val="20"/>
+                <w:szCs w:val="20"/>
+              </w:rPr>
+              <w:t xml:space="preserve">　</w:t>
+            </w:r>
+            <w:r>
+              <w:rPr>
+                <w:rFonts w:hint="eastAsia"/>
+                <w:sz w:val="20"/>
+                <w:szCs w:val="20"/>
+              </w:rPr>
+              <w:t>加藤</w:t>
             </w:r>
             <w:r>
               <w:rPr>
@@ -2041,7 +1694,7 @@
                 <w:sz w:val="20"/>
                 <w:szCs w:val="20"/>
               </w:rPr>
-              <w:t xml:space="preserve">  </w:t>
+              <w:t xml:space="preserve">　</w:t>
             </w:r>
             <w:r>
               <w:rPr>
@@ -2091,7 +1744,7 @@
                 <w:sz w:val="20"/>
                 <w:szCs w:val="20"/>
               </w:rPr>
-              <w:t xml:space="preserve">  </w:t>
+              <w:t xml:space="preserve">　</w:t>
             </w:r>
             <w:r>
               <w:rPr>
@@ -2134,7 +1787,39 @@
                 <w:sz w:val="20"/>
                 <w:szCs w:val="20"/>
               </w:rPr>
-              <w:t>東京理科大工学部　元祐</w:t>
+              <w:t>東京理科大</w:t>
+            </w:r>
+            <w:r>
+              <w:rPr>
+                <w:rFonts w:hint="eastAsia"/>
+                <w:sz w:val="20"/>
+                <w:szCs w:val="20"/>
+              </w:rPr>
+              <w:t>学</w:t>
+            </w:r>
+            <w:r>
+              <w:rPr>
+                <w:rFonts w:hint="eastAsia"/>
+                <w:sz w:val="20"/>
+                <w:szCs w:val="20"/>
+              </w:rPr>
+              <w:t>工学部</w:t>
+            </w:r>
+            <w:r>
+              <w:rPr>
+                <w:rFonts w:hint="eastAsia"/>
+                <w:sz w:val="20"/>
+                <w:szCs w:val="20"/>
+              </w:rPr>
+              <w:t xml:space="preserve">　</w:t>
+            </w:r>
+            <w:r>
+              <w:rPr>
+                <w:rFonts w:hint="eastAsia"/>
+                <w:sz w:val="20"/>
+                <w:szCs w:val="20"/>
+              </w:rPr>
+              <w:t>元祐</w:t>
             </w:r>
             <w:r>
               <w:rPr>
@@ -2169,7 +1854,23 @@
                 <w:sz w:val="20"/>
                 <w:szCs w:val="20"/>
               </w:rPr>
-              <w:t>東北大学工学研究科　菊地</w:t>
+              <w:t>東北大学工学研究科</w:t>
+            </w:r>
+            <w:r>
+              <w:rPr>
+                <w:rFonts w:hint="eastAsia"/>
+                <w:sz w:val="20"/>
+                <w:szCs w:val="20"/>
+              </w:rPr>
+              <w:t xml:space="preserve">　</w:t>
+            </w:r>
+            <w:r>
+              <w:rPr>
+                <w:rFonts w:hint="eastAsia"/>
+                <w:sz w:val="20"/>
+                <w:szCs w:val="20"/>
+              </w:rPr>
+              <w:t>菊地</w:t>
             </w:r>
             <w:r>
               <w:rPr>
@@ -2260,7 +1961,23 @@
                 <w:sz w:val="20"/>
                 <w:szCs w:val="20"/>
               </w:rPr>
-              <w:t>早稲田大学人間総合研究センター　菅原</w:t>
+              <w:t>早稲田大学人間総合研究センター</w:t>
+            </w:r>
+            <w:r>
+              <w:rPr>
+                <w:rFonts w:hint="eastAsia"/>
+                <w:sz w:val="20"/>
+                <w:szCs w:val="20"/>
+              </w:rPr>
+              <w:t xml:space="preserve">　</w:t>
+            </w:r>
+            <w:r>
+              <w:rPr>
+                <w:rFonts w:hint="eastAsia"/>
+                <w:sz w:val="20"/>
+                <w:szCs w:val="20"/>
+              </w:rPr>
+              <w:t>菅原</w:t>
             </w:r>
             <w:r>
               <w:rPr>
@@ -2295,7 +2012,23 @@
                 <w:sz w:val="20"/>
                 <w:szCs w:val="20"/>
               </w:rPr>
-              <w:t>東洋大学理工学部　前田</w:t>
+              <w:t>東洋大学理工学部</w:t>
+            </w:r>
+            <w:r>
+              <w:rPr>
+                <w:rFonts w:hint="eastAsia"/>
+                <w:sz w:val="20"/>
+                <w:szCs w:val="20"/>
+              </w:rPr>
+              <w:t xml:space="preserve">　</w:t>
+            </w:r>
+            <w:r>
+              <w:rPr>
+                <w:rFonts w:hint="eastAsia"/>
+                <w:sz w:val="20"/>
+                <w:szCs w:val="20"/>
+              </w:rPr>
+              <w:t>前田</w:t>
             </w:r>
             <w:r>
               <w:rPr>
@@ -2330,7 +2063,23 @@
                 <w:sz w:val="20"/>
                 <w:szCs w:val="20"/>
               </w:rPr>
-              <w:t>東洋大学総合情報学研究科　沖田</w:t>
+              <w:t>東洋大学総合情報学研究科</w:t>
+            </w:r>
+            <w:r>
+              <w:rPr>
+                <w:rFonts w:hint="eastAsia"/>
+                <w:sz w:val="20"/>
+                <w:szCs w:val="20"/>
+              </w:rPr>
+              <w:t xml:space="preserve">　</w:t>
+            </w:r>
+            <w:r>
+              <w:rPr>
+                <w:rFonts w:hint="eastAsia"/>
+                <w:sz w:val="20"/>
+                <w:szCs w:val="20"/>
+              </w:rPr>
+              <w:t>沖田</w:t>
             </w:r>
             <w:r>
               <w:rPr>
@@ -2433,8 +2182,21 @@
                 <w:shd w:val="clear" w:color="auto" w:fill="FFFFFF"/>
                 <w:lang w:eastAsia="zh-CN"/>
               </w:rPr>
-              <w:t>〒</w:t>
-            </w:r>
+              <w:t>〒350-8585　埼玉県川越市鯨井2100</w:t>
+            </w:r>
+          </w:p>
+          <w:p>
+            <w:pPr>
+              <w:spacing w:line="300" w:lineRule="exact"/>
+              <w:jc w:val="left"/>
+              <w:rPr>
+                <w:rFonts w:asciiTheme="minorEastAsia" w:hAnsiTheme="minorEastAsia"/>
+                <w:color w:val="000000"/>
+                <w:sz w:val="20"/>
+                <w:szCs w:val="20"/>
+                <w:shd w:val="clear" w:color="auto" w:fill="FFFFFF"/>
+              </w:rPr>
+            </w:pPr>
             <w:r>
               <w:rPr>
                 <w:rFonts w:asciiTheme="minorEastAsia" w:hAnsiTheme="minorEastAsia" w:hint="eastAsia"/>
@@ -2442,74 +2204,8 @@
                 <w:sz w:val="20"/>
                 <w:szCs w:val="20"/>
                 <w:shd w:val="clear" w:color="auto" w:fill="FFFFFF"/>
-                <w:lang w:eastAsia="zh-CN"/>
-              </w:rPr>
-              <w:t>350-8585</w:t>
-            </w:r>
-            <w:r>
-              <w:rPr>
-                <w:rFonts w:asciiTheme="minorEastAsia" w:hAnsiTheme="minorEastAsia" w:hint="eastAsia"/>
-                <w:color w:val="000000"/>
-                <w:sz w:val="20"/>
-                <w:szCs w:val="20"/>
-                <w:shd w:val="clear" w:color="auto" w:fill="FFFFFF"/>
-                <w:lang w:eastAsia="zh-CN"/>
-              </w:rPr>
-              <w:t xml:space="preserve">　埼玉県川越市鯨井</w:t>
-            </w:r>
-            <w:r>
-              <w:rPr>
-                <w:rFonts w:asciiTheme="minorEastAsia" w:hAnsiTheme="minorEastAsia" w:hint="eastAsia"/>
-                <w:color w:val="000000"/>
-                <w:sz w:val="20"/>
-                <w:szCs w:val="20"/>
-                <w:shd w:val="clear" w:color="auto" w:fill="FFFFFF"/>
-                <w:lang w:eastAsia="zh-CN"/>
-              </w:rPr>
-              <w:t>2100</w:t>
-            </w:r>
-          </w:p>
-          <w:p>
-            <w:pPr>
-              <w:spacing w:line="300" w:lineRule="exact"/>
-              <w:jc w:val="left"/>
-              <w:rPr>
-                <w:rFonts w:asciiTheme="minorEastAsia" w:hAnsiTheme="minorEastAsia"/>
-                <w:color w:val="000000"/>
-                <w:sz w:val="20"/>
-                <w:szCs w:val="20"/>
-                <w:shd w:val="clear" w:color="auto" w:fill="FFFFFF"/>
-              </w:rPr>
-            </w:pPr>
-            <w:r>
-              <w:rPr>
-                <w:rFonts w:asciiTheme="minorEastAsia" w:hAnsiTheme="minorEastAsia" w:hint="eastAsia"/>
-                <w:color w:val="000000"/>
-                <w:sz w:val="20"/>
-                <w:szCs w:val="20"/>
-                <w:shd w:val="clear" w:color="auto" w:fill="FFFFFF"/>
-              </w:rPr>
-              <w:t>東洋大学総合情報学研究科</w:t>
-            </w:r>
-            <w:r>
-              <w:rPr>
-                <w:rFonts w:asciiTheme="minorEastAsia" w:hAnsiTheme="minorEastAsia" w:hint="eastAsia"/>
-                <w:color w:val="000000"/>
-                <w:sz w:val="20"/>
-                <w:szCs w:val="20"/>
-                <w:shd w:val="clear" w:color="auto" w:fill="FFFFFF"/>
-              </w:rPr>
-              <w:t xml:space="preserve"> </w:t>
-            </w:r>
-            <w:r>
-              <w:rPr>
-                <w:rFonts w:asciiTheme="minorEastAsia" w:hAnsiTheme="minorEastAsia" w:hint="eastAsia"/>
-                <w:color w:val="000000"/>
-                <w:sz w:val="20"/>
-                <w:szCs w:val="20"/>
-                <w:shd w:val="clear" w:color="auto" w:fill="FFFFFF"/>
-              </w:rPr>
-              <w:t>アートコンテスト受付係</w:t>
+              </w:rPr>
+              <w:t>東洋大学総合情報学研究科 アートコンテスト受付係</w:t>
             </w:r>
           </w:p>
           <w:p>
@@ -2675,7 +2371,16 @@
                 <w:sz w:val="28"/>
                 <w:szCs w:val="28"/>
               </w:rPr>
-              <w:t>紙　第</w:t>
+              <w:t>紙　第5</w:t>
+            </w:r>
+            <w:r>
+              <w:rPr>
+                <w:rFonts w:ascii="ＭＳ Ｐゴシック" w:eastAsia="ＭＳ Ｐゴシック" w:hAnsi="ＭＳ Ｐゴシック"/>
+                <w:b/>
+                <w:sz w:val="28"/>
+                <w:szCs w:val="28"/>
+              </w:rPr>
+              <w:t>3</w:t>
             </w:r>
             <w:r>
               <w:rPr>
@@ -2684,34 +2389,7 @@
                 <w:sz w:val="28"/>
                 <w:szCs w:val="28"/>
               </w:rPr>
-              <w:t>5</w:t>
-            </w:r>
-            <w:r>
-              <w:rPr>
-                <w:rFonts w:ascii="ＭＳ Ｐゴシック" w:eastAsia="ＭＳ Ｐゴシック" w:hAnsi="ＭＳ Ｐゴシック"/>
-                <w:b/>
-                <w:sz w:val="28"/>
-                <w:szCs w:val="28"/>
-              </w:rPr>
-              <w:t>3</w:t>
-            </w:r>
-            <w:r>
-              <w:rPr>
-                <w:rFonts w:ascii="ＭＳ Ｐゴシック" w:eastAsia="ＭＳ Ｐゴシック" w:hAnsi="ＭＳ Ｐゴシック" w:hint="eastAsia"/>
-                <w:b/>
-                <w:sz w:val="28"/>
-                <w:szCs w:val="28"/>
-              </w:rPr>
-              <w:t>回</w:t>
-            </w:r>
-            <w:r>
-              <w:rPr>
-                <w:rFonts w:ascii="ＭＳ Ｐゴシック" w:eastAsia="ＭＳ Ｐゴシック" w:hAnsi="ＭＳ Ｐゴシック" w:hint="eastAsia"/>
-                <w:b/>
-                <w:sz w:val="28"/>
-                <w:szCs w:val="28"/>
-              </w:rPr>
-              <w:t xml:space="preserve"> </w:t>
+              <w:t xml:space="preserve">回 </w:t>
             </w:r>
             <w:r>
               <w:rPr>
@@ -2721,17 +2399,7 @@
                 <w:sz w:val="28"/>
                 <w:szCs w:val="28"/>
               </w:rPr>
-              <w:t>可視化情報シンポジウム</w:t>
-            </w:r>
-            <w:r>
-              <w:rPr>
-                <w:rFonts w:ascii="ＭＳ Ｐゴシック" w:eastAsia="ＭＳ Ｐゴシック" w:hAnsi="ＭＳ Ｐゴシック" w:hint="eastAsia"/>
-                <w:b/>
-                <w:color w:val="FFFFFF" w:themeColor="background1"/>
-                <w:sz w:val="28"/>
-                <w:szCs w:val="28"/>
-              </w:rPr>
-              <w:t xml:space="preserve"> </w:t>
+              <w:t xml:space="preserve">可視化情報シンポジウム </w:t>
             </w:r>
             <w:r>
               <w:rPr>
@@ -3631,7 +3299,17 @@
                 <w:sz w:val="24"/>
                 <w:szCs w:val="24"/>
               </w:rPr>
-              <w:t>作品提出方法：メールに添付（</w:t>
+              <w:t>作品提出方法：メールに添付（10M</w:t>
+            </w:r>
+            <w:r>
+              <w:rPr>
+                <w:rFonts w:ascii="ＭＳ Ｐゴシック" w:eastAsia="ＭＳ Ｐゴシック" w:hAnsi="ＭＳ Ｐゴシック"/>
+                <w:b/>
+                <w:color w:val="FFFFFF" w:themeColor="background1"/>
+                <w:sz w:val="24"/>
+                <w:szCs w:val="24"/>
+              </w:rPr>
+              <w:t>B</w:t>
             </w:r>
             <w:r>
               <w:rPr>
@@ -3641,7 +3319,7 @@
                 <w:sz w:val="24"/>
                 <w:szCs w:val="24"/>
               </w:rPr>
-              <w:t>10M</w:t>
+              <w:t>以下</w:t>
             </w:r>
             <w:r>
               <w:rPr>
@@ -3651,27 +3329,7 @@
                 <w:sz w:val="24"/>
                 <w:szCs w:val="24"/>
               </w:rPr>
-              <w:t>以下）、</w:t>
-            </w:r>
-            <w:r>
-              <w:rPr>
-                <w:rFonts w:ascii="ＭＳ Ｐゴシック" w:eastAsia="ＭＳ Ｐゴシック" w:hAnsi="ＭＳ Ｐゴシック" w:hint="eastAsia"/>
-                <w:b/>
-                <w:color w:val="FFFFFF" w:themeColor="background1"/>
-                <w:sz w:val="24"/>
-                <w:szCs w:val="24"/>
-              </w:rPr>
-              <w:t xml:space="preserve"> URL</w:t>
-            </w:r>
-            <w:r>
-              <w:rPr>
-                <w:rFonts w:ascii="ＭＳ Ｐゴシック" w:eastAsia="ＭＳ Ｐゴシック" w:hAnsi="ＭＳ Ｐゴシック" w:hint="eastAsia"/>
-                <w:b/>
-                <w:color w:val="FFFFFF" w:themeColor="background1"/>
-                <w:sz w:val="24"/>
-                <w:szCs w:val="24"/>
-              </w:rPr>
-              <w:t>（写真・動画共有サイト含）など</w:t>
+              <w:t>）、 URL（写真・動画共有サイト含）など</w:t>
             </w:r>
           </w:p>
         </w:tc>
@@ -4037,17 +3695,7 @@
                 <w:szCs w:val="18"/>
                 <w:shd w:val="clear" w:color="auto" w:fill="FFFFFF"/>
               </w:rPr>
-              <w:t>各オーガナイザー、又は下記連絡先にご提</w:t>
-            </w:r>
-            <w:r>
-              <w:rPr>
-                <w:rFonts w:ascii="Verdana" w:hAnsi="Verdana" w:hint="eastAsia"/>
-                <w:color w:val="000000"/>
-                <w:sz w:val="18"/>
-                <w:szCs w:val="18"/>
-                <w:shd w:val="clear" w:color="auto" w:fill="FFFFFF"/>
-              </w:rPr>
-              <w:t>出ください。</w:t>
+              <w:t>各オーガナイザー、又は下記連絡先にご提出ください。</w:t>
             </w:r>
           </w:p>
           <w:p>
@@ -4070,7 +3718,7 @@
                 <w:shd w:val="clear" w:color="auto" w:fill="FFFFFF"/>
                 <w:lang w:eastAsia="zh-CN"/>
               </w:rPr>
-              <w:t>〒</w:t>
+              <w:t>〒350-8585　埼玉県川越市鯨井2100</w:t>
             </w:r>
             <w:r>
               <w:rPr>
@@ -4079,79 +3727,28 @@
                 <w:sz w:val="18"/>
                 <w:szCs w:val="18"/>
                 <w:shd w:val="clear" w:color="auto" w:fill="FFFFFF"/>
+              </w:rPr>
+              <w:t xml:space="preserve"> </w:t>
+            </w:r>
+            <w:r>
+              <w:rPr>
+                <w:rFonts w:asciiTheme="minorEastAsia" w:hAnsiTheme="minorEastAsia" w:hint="eastAsia"/>
+                <w:color w:val="000000"/>
+                <w:sz w:val="18"/>
+                <w:szCs w:val="18"/>
+                <w:shd w:val="clear" w:color="auto" w:fill="FFFFFF"/>
                 <w:lang w:eastAsia="zh-CN"/>
               </w:rPr>
-              <w:t>350-8585</w:t>
+              <w:t>東洋大学総合情報学</w:t>
             </w:r>
             <w:r>
               <w:rPr>
                 <w:rFonts w:asciiTheme="minorEastAsia" w:hAnsiTheme="minorEastAsia" w:hint="eastAsia"/>
-                <w:color w:val="000000"/>
-                <w:sz w:val="18"/>
-                <w:szCs w:val="18"/>
-                <w:shd w:val="clear" w:color="auto" w:fill="FFFFFF"/>
-                <w:lang w:eastAsia="zh-CN"/>
-              </w:rPr>
-              <w:t xml:space="preserve">　埼玉県川越市鯨井</w:t>
-            </w:r>
-            <w:r>
-              <w:rPr>
-                <w:rFonts w:asciiTheme="minorEastAsia" w:hAnsiTheme="minorEastAsia" w:hint="eastAsia"/>
-                <w:color w:val="000000"/>
-                <w:sz w:val="18"/>
-                <w:szCs w:val="18"/>
-                <w:shd w:val="clear" w:color="auto" w:fill="FFFFFF"/>
-                <w:lang w:eastAsia="zh-CN"/>
-              </w:rPr>
-              <w:t>2100</w:t>
-            </w:r>
-            <w:r>
-              <w:rPr>
-                <w:rFonts w:asciiTheme="minorEastAsia" w:hAnsiTheme="minorEastAsia" w:hint="eastAsia"/>
-                <w:color w:val="000000"/>
-                <w:sz w:val="18"/>
-                <w:szCs w:val="18"/>
-                <w:shd w:val="clear" w:color="auto" w:fill="FFFFFF"/>
-              </w:rPr>
-              <w:t xml:space="preserve"> </w:t>
-            </w:r>
-            <w:r>
-              <w:rPr>
-                <w:rFonts w:asciiTheme="minorEastAsia" w:hAnsiTheme="minorEastAsia" w:hint="eastAsia"/>
-                <w:color w:val="000000"/>
-                <w:sz w:val="18"/>
-                <w:szCs w:val="18"/>
-                <w:shd w:val="clear" w:color="auto" w:fill="FFFFFF"/>
-                <w:lang w:eastAsia="zh-CN"/>
-              </w:rPr>
-              <w:t>東洋大学総合情報学</w:t>
-            </w:r>
-            <w:r>
-              <w:rPr>
-                <w:rFonts w:asciiTheme="minorEastAsia" w:hAnsiTheme="minorEastAsia" w:hint="eastAsia"/>
-                <w:sz w:val="18"/>
-                <w:szCs w:val="18"/>
-                <w:shd w:val="clear" w:color="auto" w:fill="FFFFFF"/>
-              </w:rPr>
-              <w:t>研究科</w:t>
-            </w:r>
-            <w:r>
-              <w:rPr>
-                <w:rFonts w:asciiTheme="minorEastAsia" w:hAnsiTheme="minorEastAsia" w:hint="eastAsia"/>
-                <w:sz w:val="18"/>
-                <w:szCs w:val="18"/>
-                <w:shd w:val="clear" w:color="auto" w:fill="FFFFFF"/>
-              </w:rPr>
-              <w:t xml:space="preserve"> </w:t>
-            </w:r>
-            <w:r>
-              <w:rPr>
-                <w:rFonts w:asciiTheme="minorEastAsia" w:hAnsiTheme="minorEastAsia" w:hint="eastAsia"/>
-                <w:sz w:val="18"/>
-                <w:szCs w:val="18"/>
-                <w:shd w:val="clear" w:color="auto" w:fill="FFFFFF"/>
-              </w:rPr>
-              <w:t>アートコンテスト受付係</w:t>
+                <w:sz w:val="18"/>
+                <w:szCs w:val="18"/>
+                <w:shd w:val="clear" w:color="auto" w:fill="FFFFFF"/>
+              </w:rPr>
+              <w:t>研究科 アートコンテスト受付係</w:t>
             </w:r>
           </w:p>
           <w:p>
@@ -4436,31 +4033,7 @@
           <w:szCs w:val="24"/>
           <w:shd w:val="clear" w:color="auto" w:fill="FFFFFF"/>
         </w:rPr>
-        <w:t>&lt;</w:t>
-      </w:r>
-      <w:r>
-        <w:rPr>
-          <w:rFonts w:ascii="ＭＳ Ｐゴシック" w:eastAsia="ＭＳ Ｐゴシック" w:hAnsi="ＭＳ Ｐゴシック" w:hint="eastAsia"/>
-          <w:b/>
-          <w:bCs/>
-          <w:color w:val="000000"/>
-          <w:sz w:val="24"/>
-          <w:szCs w:val="24"/>
-          <w:shd w:val="clear" w:color="auto" w:fill="FFFFFF"/>
-        </w:rPr>
-        <w:t>作品取り扱いに関して</w:t>
-      </w:r>
-      <w:r>
-        <w:rPr>
-          <w:rFonts w:ascii="ＭＳ Ｐゴシック" w:eastAsia="ＭＳ Ｐゴシック" w:hAnsi="ＭＳ Ｐゴシック" w:hint="eastAsia"/>
-          <w:b/>
-          <w:bCs/>
-          <w:color w:val="000000"/>
-          <w:sz w:val="24"/>
-          <w:szCs w:val="24"/>
-          <w:shd w:val="clear" w:color="auto" w:fill="FFFFFF"/>
-        </w:rPr>
-        <w:t>&gt;</w:t>
+        <w:t>&lt;作品取り扱いに関して&gt;</w:t>
       </w:r>
     </w:p>
     <w:p>
@@ -4483,7 +4056,17 @@
           <w:szCs w:val="20"/>
           <w:shd w:val="clear" w:color="auto" w:fill="FFFFFF"/>
         </w:rPr>
-        <w:t>第</w:t>
+        <w:t>第5</w:t>
+      </w:r>
+      <w:r>
+        <w:rPr>
+          <w:rFonts w:asciiTheme="minorEastAsia" w:hAnsiTheme="minorEastAsia"/>
+          <w:color w:val="000000"/>
+          <w:sz w:val="20"/>
+          <w:szCs w:val="20"/>
+          <w:shd w:val="clear" w:color="auto" w:fill="FFFFFF"/>
+        </w:rPr>
+        <w:t>3</w:t>
       </w:r>
       <w:r>
         <w:rPr>
@@ -4493,67 +4076,7 @@
           <w:szCs w:val="20"/>
           <w:shd w:val="clear" w:color="auto" w:fill="FFFFFF"/>
         </w:rPr>
-        <w:t>5</w:t>
-      </w:r>
-      <w:r>
-        <w:rPr>
-          <w:rFonts w:asciiTheme="minorEastAsia" w:hAnsiTheme="minorEastAsia"/>
-          <w:color w:val="000000"/>
-          <w:sz w:val="20"/>
-          <w:szCs w:val="20"/>
-          <w:shd w:val="clear" w:color="auto" w:fill="FFFFFF"/>
-        </w:rPr>
-        <w:t>3</w:t>
-      </w:r>
-      <w:r>
-        <w:rPr>
-          <w:rFonts w:asciiTheme="minorEastAsia" w:hAnsiTheme="minorEastAsia" w:hint="eastAsia"/>
-          <w:color w:val="000000"/>
-          <w:sz w:val="20"/>
-          <w:szCs w:val="20"/>
-          <w:shd w:val="clear" w:color="auto" w:fill="FFFFFF"/>
-        </w:rPr>
-        <w:t>回</w:t>
-      </w:r>
-      <w:r>
-        <w:rPr>
-          <w:rFonts w:asciiTheme="minorEastAsia" w:hAnsiTheme="minorEastAsia" w:hint="eastAsia"/>
-          <w:color w:val="000000"/>
-          <w:sz w:val="20"/>
-          <w:szCs w:val="20"/>
-          <w:shd w:val="clear" w:color="auto" w:fill="FFFFFF"/>
-        </w:rPr>
-        <w:t xml:space="preserve"> </w:t>
-      </w:r>
-      <w:r>
-        <w:rPr>
-          <w:rFonts w:asciiTheme="minorEastAsia" w:hAnsiTheme="minorEastAsia" w:hint="eastAsia"/>
-          <w:color w:val="000000"/>
-          <w:sz w:val="20"/>
-          <w:szCs w:val="20"/>
-          <w:shd w:val="clear" w:color="auto" w:fill="FFFFFF"/>
-        </w:rPr>
-        <w:t>可視化情報シンポジウム</w:t>
-      </w:r>
-      <w:r>
-        <w:rPr>
-          <w:rFonts w:asciiTheme="minorEastAsia" w:hAnsiTheme="minorEastAsia" w:hint="eastAsia"/>
-          <w:color w:val="000000"/>
-          <w:sz w:val="20"/>
-          <w:szCs w:val="20"/>
-          <w:shd w:val="clear" w:color="auto" w:fill="FFFFFF"/>
-        </w:rPr>
-        <w:t xml:space="preserve"> </w:t>
-      </w:r>
-      <w:r>
-        <w:rPr>
-          <w:rFonts w:asciiTheme="minorEastAsia" w:hAnsiTheme="minorEastAsia" w:hint="eastAsia"/>
-          <w:color w:val="000000"/>
-          <w:sz w:val="20"/>
-          <w:szCs w:val="20"/>
-          <w:shd w:val="clear" w:color="auto" w:fill="FFFFFF"/>
-        </w:rPr>
-        <w:t>アートコンテストでは、可視化情報シンポジウム「アートコンテスト」規定第７条が適用されます。この内容を承諾致します。</w:t>
+        <w:t>回 可視化情報シンポジウム アートコンテストでは、可視化情報シンポジウム「アートコンテスト」規定第７条が適用されます。この内容を承諾致します。</w:t>
       </w:r>
     </w:p>
     <w:p>
@@ -4576,7 +4099,17 @@
           <w:szCs w:val="20"/>
           <w:shd w:val="clear" w:color="auto" w:fill="FFFFFF"/>
         </w:rPr>
-        <w:t xml:space="preserve">年　</w:t>
+        <w:t xml:space="preserve">年　  </w:t>
+      </w:r>
+      <w:r>
+        <w:rPr>
+          <w:rFonts w:asciiTheme="minorEastAsia" w:hAnsiTheme="minorEastAsia"/>
+          <w:color w:val="000000"/>
+          <w:sz w:val="20"/>
+          <w:szCs w:val="20"/>
+          <w:shd w:val="clear" w:color="auto" w:fill="FFFFFF"/>
+        </w:rPr>
+        <w:t xml:space="preserve"> </w:t>
       </w:r>
       <w:r>
         <w:rPr>
@@ -4586,37 +4119,7 @@
           <w:szCs w:val="20"/>
           <w:shd w:val="clear" w:color="auto" w:fill="FFFFFF"/>
         </w:rPr>
-        <w:t xml:space="preserve">  </w:t>
-      </w:r>
-      <w:r>
-        <w:rPr>
-          <w:rFonts w:asciiTheme="minorEastAsia" w:hAnsiTheme="minorEastAsia"/>
-          <w:color w:val="000000"/>
-          <w:sz w:val="20"/>
-          <w:szCs w:val="20"/>
-          <w:shd w:val="clear" w:color="auto" w:fill="FFFFFF"/>
-        </w:rPr>
-        <w:t xml:space="preserve"> </w:t>
-      </w:r>
-      <w:r>
-        <w:rPr>
-          <w:rFonts w:asciiTheme="minorEastAsia" w:hAnsiTheme="minorEastAsia" w:hint="eastAsia"/>
-          <w:color w:val="000000"/>
-          <w:sz w:val="20"/>
-          <w:szCs w:val="20"/>
-          <w:shd w:val="clear" w:color="auto" w:fill="FFFFFF"/>
-        </w:rPr>
-        <w:t xml:space="preserve">月　</w:t>
-      </w:r>
-      <w:r>
-        <w:rPr>
-          <w:rFonts w:asciiTheme="minorEastAsia" w:hAnsiTheme="minorEastAsia" w:hint="eastAsia"/>
-          <w:color w:val="000000"/>
-          <w:sz w:val="20"/>
-          <w:szCs w:val="20"/>
-          <w:shd w:val="clear" w:color="auto" w:fill="FFFFFF"/>
-        </w:rPr>
-        <w:t xml:space="preserve">  </w:t>
+        <w:t xml:space="preserve">月　  </w:t>
       </w:r>
       <w:r>
         <w:rPr>
@@ -4647,18 +4150,7 @@
           <w:u w:val="single"/>
           <w:shd w:val="clear" w:color="auto" w:fill="FFFFFF"/>
         </w:rPr>
-        <w:t xml:space="preserve">応募代表者　　　</w:t>
-      </w:r>
-      <w:r>
-        <w:rPr>
-          <w:rFonts w:asciiTheme="minorEastAsia" w:hAnsiTheme="minorEastAsia" w:hint="eastAsia"/>
-          <w:color w:val="000000"/>
-          <w:sz w:val="20"/>
-          <w:szCs w:val="20"/>
-          <w:u w:val="single"/>
-          <w:shd w:val="clear" w:color="auto" w:fill="FFFFFF"/>
-        </w:rPr>
-        <w:t xml:space="preserve">                 </w:t>
+        <w:t xml:space="preserve">応募代表者　　　                 </w:t>
       </w:r>
       <w:r>
         <w:rPr>
@@ -4790,7 +4282,7 @@
           <w:sz w:val="18"/>
           <w:szCs w:val="18"/>
         </w:rPr>
-        <w:t>２．応募された作品の知的財産権（産業財産権、特許権、実用新案権、意匠権、商標権を受ける権利、および著作権）は応募者に帰属する。ただし、本コンテストの応募により、応募作品を主催者が</w:t>
+        <w:t>２．応募された作品の知的財産権（産業財産権、特許権、実用新案権、意匠権、商標権を受ける権利、および著作権）は応募者に帰属する。ただし、本コンテストの応募により、応募作品を主催者がWebサイト・展示イベント・紙媒体等での宣伝活動等に使用</w:t>
       </w:r>
       <w:r>
         <w:rPr>
@@ -4799,34 +4291,7 @@
           <w:sz w:val="18"/>
           <w:szCs w:val="18"/>
         </w:rPr>
-        <w:t>Web</w:t>
-      </w:r>
-      <w:r>
-        <w:rPr>
-          <w:rFonts w:asciiTheme="minorEastAsia" w:hAnsiTheme="minorEastAsia" w:cs="ＭＳ Ｐゴシック" w:hint="eastAsia"/>
-          <w:kern w:val="0"/>
-          <w:sz w:val="18"/>
-          <w:szCs w:val="18"/>
-        </w:rPr>
-        <w:t>サイト・展示イベント・紙媒体等での宣伝活動等に使用</w:t>
-      </w:r>
-      <w:r>
-        <w:rPr>
-          <w:rFonts w:asciiTheme="minorEastAsia" w:hAnsiTheme="minorEastAsia" w:cs="ＭＳ Ｐゴシック" w:hint="eastAsia"/>
-          <w:kern w:val="0"/>
-          <w:sz w:val="18"/>
-          <w:szCs w:val="18"/>
-        </w:rPr>
-        <w:t>することに、応募者が同意したものとする</w:t>
-      </w:r>
-      <w:r>
-        <w:rPr>
-          <w:rFonts w:asciiTheme="minorEastAsia" w:hAnsiTheme="minorEastAsia" w:cs="ＭＳ Ｐゴシック" w:hint="eastAsia"/>
-          <w:kern w:val="0"/>
-          <w:sz w:val="18"/>
-          <w:szCs w:val="18"/>
-        </w:rPr>
-        <w:t>。</w:t>
+        <w:t>することに、応募者が同意したものとする。</w:t>
       </w:r>
     </w:p>
     <w:p>
@@ -4874,27 +4339,7 @@
           <w:kern w:val="0"/>
           <w:szCs w:val="21"/>
         </w:rPr>
-        <w:t>[</w:t>
-      </w:r>
-      <w:r>
-        <w:rPr>
-          <w:rFonts w:asciiTheme="minorEastAsia" w:hAnsiTheme="minorEastAsia" w:cs="ＭＳ Ｐゴシック" w:hint="eastAsia"/>
-          <w:b/>
-          <w:bCs/>
-          <w:kern w:val="0"/>
-          <w:szCs w:val="21"/>
-        </w:rPr>
-        <w:t>審査方法</w:t>
-      </w:r>
-      <w:r>
-        <w:rPr>
-          <w:rFonts w:asciiTheme="minorEastAsia" w:hAnsiTheme="minorEastAsia" w:cs="ＭＳ Ｐゴシック" w:hint="eastAsia"/>
-          <w:b/>
-          <w:bCs/>
-          <w:kern w:val="0"/>
-          <w:szCs w:val="21"/>
-        </w:rPr>
-        <w:t>]</w:t>
+        <w:t>[審査方法]</w:t>
       </w:r>
     </w:p>
     <w:p>
@@ -4917,25 +4362,7 @@
           <w:sz w:val="18"/>
           <w:szCs w:val="18"/>
         </w:rPr>
-        <w:t>１．応募作品に対して、オーガナイザーによる一次審査を行い、入選作品</w:t>
-      </w:r>
-      <w:r>
-        <w:rPr>
-          <w:rFonts w:asciiTheme="minorEastAsia" w:hAnsiTheme="minorEastAsia" w:cs="ＭＳ Ｐゴシック" w:hint="eastAsia"/>
-          <w:kern w:val="0"/>
-          <w:sz w:val="18"/>
-          <w:szCs w:val="18"/>
-        </w:rPr>
-        <w:t>6</w:t>
-      </w:r>
-      <w:r>
-        <w:rPr>
-          <w:rFonts w:asciiTheme="minorEastAsia" w:hAnsiTheme="minorEastAsia" w:cs="ＭＳ Ｐゴシック" w:hint="eastAsia"/>
-          <w:kern w:val="0"/>
-          <w:sz w:val="18"/>
-          <w:szCs w:val="18"/>
-        </w:rPr>
-        <w:t>点を選出します。</w:t>
+        <w:t>１．応募作品に対して、オーガナイザーによる一次審査を行い、入選作品6点を選出します。</w:t>
       </w:r>
     </w:p>
     <w:p>
@@ -4958,25 +4385,7 @@
           <w:sz w:val="18"/>
           <w:szCs w:val="18"/>
         </w:rPr>
-        <w:t>２．シンポジウム当日、入選作品</w:t>
-      </w:r>
-      <w:r>
-        <w:rPr>
-          <w:rFonts w:asciiTheme="minorEastAsia" w:hAnsiTheme="minorEastAsia" w:cs="ＭＳ Ｐゴシック" w:hint="eastAsia"/>
-          <w:kern w:val="0"/>
-          <w:sz w:val="18"/>
-          <w:szCs w:val="18"/>
-        </w:rPr>
-        <w:t>6</w:t>
-      </w:r>
-      <w:r>
-        <w:rPr>
-          <w:rFonts w:asciiTheme="minorEastAsia" w:hAnsiTheme="minorEastAsia" w:cs="ＭＳ Ｐゴシック" w:hint="eastAsia"/>
-          <w:kern w:val="0"/>
-          <w:sz w:val="18"/>
-          <w:szCs w:val="18"/>
-        </w:rPr>
-        <w:t>点に対して、来場者による投票（一般審査）を実施します。</w:t>
+        <w:t>２．シンポジウム当日、入選作品6点に対して、来場者による投票（一般審査）を実施します。</w:t>
       </w:r>
     </w:p>
     <w:p>
@@ -4999,16 +4408,7 @@
           <w:sz w:val="18"/>
           <w:szCs w:val="18"/>
         </w:rPr>
-        <w:t>３．一般審査の結果に基づき、最終審査を行います。</w:t>
-      </w:r>
-      <w:r>
-        <w:rPr>
-          <w:rFonts w:asciiTheme="minorEastAsia" w:hAnsiTheme="minorEastAsia" w:cs="ＭＳ Ｐゴシック" w:hint="eastAsia"/>
-          <w:kern w:val="0"/>
-          <w:sz w:val="18"/>
-          <w:szCs w:val="18"/>
-        </w:rPr>
-        <w:t xml:space="preserve"> </w:t>
+        <w:t xml:space="preserve">３．一般審査の結果に基づき、最終審査を行います。 </w:t>
       </w:r>
     </w:p>
     <w:p>
@@ -5031,79 +4431,7 @@
           <w:sz w:val="18"/>
           <w:szCs w:val="18"/>
         </w:rPr>
-        <w:t>４．最終審査により、大賞</w:t>
-      </w:r>
-      <w:r>
-        <w:rPr>
-          <w:rFonts w:asciiTheme="minorEastAsia" w:hAnsiTheme="minorEastAsia" w:cs="ＭＳ Ｐゴシック" w:hint="eastAsia"/>
-          <w:kern w:val="0"/>
-          <w:sz w:val="18"/>
-          <w:szCs w:val="18"/>
-        </w:rPr>
-        <w:t>1</w:t>
-      </w:r>
-      <w:r>
-        <w:rPr>
-          <w:rFonts w:asciiTheme="minorEastAsia" w:hAnsiTheme="minorEastAsia" w:cs="ＭＳ Ｐゴシック" w:hint="eastAsia"/>
-          <w:kern w:val="0"/>
-          <w:sz w:val="18"/>
-          <w:szCs w:val="18"/>
-        </w:rPr>
-        <w:t>点、金賞</w:t>
-      </w:r>
-      <w:r>
-        <w:rPr>
-          <w:rFonts w:asciiTheme="minorEastAsia" w:hAnsiTheme="minorEastAsia" w:cs="ＭＳ Ｐゴシック" w:hint="eastAsia"/>
-          <w:kern w:val="0"/>
-          <w:sz w:val="18"/>
-          <w:szCs w:val="18"/>
-        </w:rPr>
-        <w:t>1</w:t>
-      </w:r>
-      <w:r>
-        <w:rPr>
-          <w:rFonts w:asciiTheme="minorEastAsia" w:hAnsiTheme="minorEastAsia" w:cs="ＭＳ Ｐゴシック" w:hint="eastAsia"/>
-          <w:kern w:val="0"/>
-          <w:sz w:val="18"/>
-          <w:szCs w:val="18"/>
-        </w:rPr>
-        <w:t>点、銀賞</w:t>
-      </w:r>
-      <w:r>
-        <w:rPr>
-          <w:rFonts w:asciiTheme="minorEastAsia" w:hAnsiTheme="minorEastAsia" w:cs="ＭＳ Ｐゴシック" w:hint="eastAsia"/>
-          <w:kern w:val="0"/>
-          <w:sz w:val="18"/>
-          <w:szCs w:val="18"/>
-        </w:rPr>
-        <w:t>1</w:t>
-      </w:r>
-      <w:r>
-        <w:rPr>
-          <w:rFonts w:asciiTheme="minorEastAsia" w:hAnsiTheme="minorEastAsia" w:cs="ＭＳ Ｐゴシック" w:hint="eastAsia"/>
-          <w:kern w:val="0"/>
-          <w:sz w:val="18"/>
-          <w:szCs w:val="18"/>
-        </w:rPr>
-        <w:t>点、銅賞</w:t>
-      </w:r>
-      <w:r>
-        <w:rPr>
-          <w:rFonts w:asciiTheme="minorEastAsia" w:hAnsiTheme="minorEastAsia" w:cs="ＭＳ Ｐゴシック" w:hint="eastAsia"/>
-          <w:kern w:val="0"/>
-          <w:sz w:val="18"/>
-          <w:szCs w:val="18"/>
-        </w:rPr>
-        <w:t>3</w:t>
-      </w:r>
-      <w:r>
-        <w:rPr>
-          <w:rFonts w:asciiTheme="minorEastAsia" w:hAnsiTheme="minorEastAsia" w:cs="ＭＳ Ｐゴシック" w:hint="eastAsia"/>
-          <w:kern w:val="0"/>
-          <w:sz w:val="18"/>
-          <w:szCs w:val="18"/>
-        </w:rPr>
-        <w:t>点を決定します。</w:t>
+        <w:t>４．最終審査により、大賞1点、金賞1点、銀賞1点、銅賞3点を決定します。</w:t>
       </w:r>
     </w:p>
     <w:p>
@@ -5149,16 +4477,7 @@
           <w:sz w:val="18"/>
           <w:szCs w:val="18"/>
         </w:rPr>
-        <w:t>・オーガナイザーによる一次審査は、応募作品の画像・映像等のデジタル資料に基づいて</w:t>
-      </w:r>
-      <w:r>
-        <w:rPr>
-          <w:rFonts w:asciiTheme="minorEastAsia" w:hAnsiTheme="minorEastAsia" w:cs="ＭＳ Ｐゴシック" w:hint="eastAsia"/>
-          <w:kern w:val="0"/>
-          <w:sz w:val="18"/>
-          <w:szCs w:val="18"/>
-        </w:rPr>
-        <w:t>行います。</w:t>
+        <w:t>・オーガナイザーによる一次審査は、応募作品の画像・映像等のデジタル資料に基づいて行います。</w:t>
       </w:r>
     </w:p>
     <w:p>
@@ -5215,6 +4534,44 @@
     </w:sectPr>
   </w:body>
 </w:document>
+</file>
+
+<file path=word/endnotes.xml><?xml version="1.0" encoding="utf-8"?>
+<w:endnotes xmlns:wpc="http://schemas.microsoft.com/office/word/2010/wordprocessingCanvas" xmlns:cx="http://schemas.microsoft.com/office/drawing/2014/chartex" xmlns:cx1="http://schemas.microsoft.com/office/drawing/2015/9/8/chartex" xmlns:cx2="http://schemas.microsoft.com/office/drawing/2015/10/21/chartex" xmlns:cx3="http://schemas.microsoft.com/office/drawing/2016/5/9/chartex" xmlns:cx4="http://schemas.microsoft.com/office/drawing/2016/5/10/chartex" xmlns:cx5="http://schemas.microsoft.com/office/drawing/2016/5/11/chartex" xmlns:cx6="http://schemas.microsoft.com/office/drawing/2016/5/12/chartex" xmlns:cx7="http://schemas.microsoft.com/office/drawing/2016/5/13/chartex" xmlns:cx8="http://schemas.microsoft.com/office/drawing/2016/5/14/chartex" xmlns:mc="http://schemas.openxmlformats.org/markup-compatibility/2006" xmlns:aink="http://schemas.microsoft.com/office/drawing/2016/ink" xmlns:am3d="http://schemas.microsoft.com/office/drawing/2017/model3d" xmlns:o="urn:schemas-microsoft-com:office:office" xmlns:r="http://schemas.openxmlformats.org/officeDocument/2006/relationships" xmlns:m="http://schemas.openxmlformats.org/officeDocument/2006/math" xmlns:v="urn:schemas-microsoft-com:vml" xmlns:wp14="http://schemas.microsoft.com/office/word/2010/wordprocessingDrawing" xmlns:wp="http://schemas.openxmlformats.org/drawingml/2006/wordprocessingDrawing" xmlns:w10="urn:schemas-microsoft-com:office:word" xmlns:w="http://schemas.openxmlformats.org/wordprocessingml/2006/main" xmlns:w14="http://schemas.microsoft.com/office/word/2010/wordml" xmlns:w15="http://schemas.microsoft.com/office/word/2012/wordml" xmlns:w16cex="http://schemas.microsoft.com/office/word/2018/wordml/cex" xmlns:w16cid="http://schemas.microsoft.com/office/word/2016/wordml/cid" xmlns:w16="http://schemas.microsoft.com/office/word/2018/wordml" xmlns:w16sdtdh="http://schemas.microsoft.com/office/word/2020/wordml/sdtdatahash" xmlns:w16se="http://schemas.microsoft.com/office/word/2015/wordml/symex" xmlns:wpg="http://schemas.microsoft.com/office/word/2010/wordprocessingGroup" xmlns:wpi="http://schemas.microsoft.com/office/word/2010/wordprocessingInk" xmlns:wne="http://schemas.microsoft.com/office/word/2006/wordml" xmlns:wps="http://schemas.microsoft.com/office/word/2010/wordprocessingShape" mc:Ignorable="w14 w15 w16se w16cid w16 w16cex w16sdtdh wp14">
+  <w:endnote w:type="separator" w:id="-1">
+    <w:p>
+      <w:r>
+        <w:separator/>
+      </w:r>
+    </w:p>
+  </w:endnote>
+  <w:endnote w:type="continuationSeparator" w:id="0">
+    <w:p>
+      <w:r>
+        <w:continuationSeparator/>
+      </w:r>
+    </w:p>
+  </w:endnote>
+</w:endnotes>
+</file>
+
+<file path=word/footnotes.xml><?xml version="1.0" encoding="utf-8"?>
+<w:footnotes xmlns:wpc="http://schemas.microsoft.com/office/word/2010/wordprocessingCanvas" xmlns:cx="http://schemas.microsoft.com/office/drawing/2014/chartex" xmlns:cx1="http://schemas.microsoft.com/office/drawing/2015/9/8/chartex" xmlns:cx2="http://schemas.microsoft.com/office/drawing/2015/10/21/chartex" xmlns:cx3="http://schemas.microsoft.com/office/drawing/2016/5/9/chartex" xmlns:cx4="http://schemas.microsoft.com/office/drawing/2016/5/10/chartex" xmlns:cx5="http://schemas.microsoft.com/office/drawing/2016/5/11/chartex" xmlns:cx6="http://schemas.microsoft.com/office/drawing/2016/5/12/chartex" xmlns:cx7="http://schemas.microsoft.com/office/drawing/2016/5/13/chartex" xmlns:cx8="http://schemas.microsoft.com/office/drawing/2016/5/14/chartex" xmlns:mc="http://schemas.openxmlformats.org/markup-compatibility/2006" xmlns:aink="http://schemas.microsoft.com/office/drawing/2016/ink" xmlns:am3d="http://schemas.microsoft.com/office/drawing/2017/model3d" xmlns:o="urn:schemas-microsoft-com:office:office" xmlns:r="http://schemas.openxmlformats.org/officeDocument/2006/relationships" xmlns:m="http://schemas.openxmlformats.org/officeDocument/2006/math" xmlns:v="urn:schemas-microsoft-com:vml" xmlns:wp14="http://schemas.microsoft.com/office/word/2010/wordprocessingDrawing" xmlns:wp="http://schemas.openxmlformats.org/drawingml/2006/wordprocessingDrawing" xmlns:w10="urn:schemas-microsoft-com:office:word" xmlns:w="http://schemas.openxmlformats.org/wordprocessingml/2006/main" xmlns:w14="http://schemas.microsoft.com/office/word/2010/wordml" xmlns:w15="http://schemas.microsoft.com/office/word/2012/wordml" xmlns:w16cex="http://schemas.microsoft.com/office/word/2018/wordml/cex" xmlns:w16cid="http://schemas.microsoft.com/office/word/2016/wordml/cid" xmlns:w16="http://schemas.microsoft.com/office/word/2018/wordml" xmlns:w16sdtdh="http://schemas.microsoft.com/office/word/2020/wordml/sdtdatahash" xmlns:w16se="http://schemas.microsoft.com/office/word/2015/wordml/symex" xmlns:wpg="http://schemas.microsoft.com/office/word/2010/wordprocessingGroup" xmlns:wpi="http://schemas.microsoft.com/office/word/2010/wordprocessingInk" xmlns:wne="http://schemas.microsoft.com/office/word/2006/wordml" xmlns:wps="http://schemas.microsoft.com/office/word/2010/wordprocessingShape" mc:Ignorable="w14 w15 w16se w16cid w16 w16cex w16sdtdh wp14">
+  <w:footnote w:type="separator" w:id="-1">
+    <w:p>
+      <w:r>
+        <w:separator/>
+      </w:r>
+    </w:p>
+  </w:footnote>
+  <w:footnote w:type="continuationSeparator" w:id="0">
+    <w:p>
+      <w:r>
+        <w:continuationSeparator/>
+      </w:r>
+    </w:p>
+  </w:footnote>
+</w:footnotes>
 </file>
 
 <file path=word/styles.xml><?xml version="1.0" encoding="utf-8"?>
